--- a/reports/V2_Corridor_LRT_Times_and_GC_Inputs_Report.docx
+++ b/reports/V2_Corridor_LRT_Times_and_GC_Inputs_Report.docx
@@ -43,7 +43,7 @@
           <w:szCs w:val="26"/>
           <w:rFonts w:ascii="Calibri" w:cs="Calibri" w:eastAsia="Calibri" w:hAnsi="Calibri"/>
         </w:rPr>
-        <w:t xml:space="preserve">Findings, and what the matrices can and cannot be used for — revision 1</w:t>
+        <w:t xml:space="preserve">Findings, and what the matrices can and cannot be used for — revision 1.1</w:t>
       </w:r>
     </w:p>
     <w:p>
@@ -66,7 +66,7 @@
           <w:szCs w:val="22"/>
           <w:rFonts w:ascii="Calibri" w:cs="Calibri" w:eastAsia="Calibri" w:hAnsi="Calibri"/>
         </w:rPr>
-        <w:t xml:space="preserve">22 September 2026. Companion to the Survey Matrices report (revision 2.1, 21 September 2026), which remains the account of how the 2022 base was built and tested; this report covers the work done on the new inputs delivered on 22 September and states the usability of every matrix product now in the repository.</w:t>
+        <w:t xml:space="preserve">22 September 2026. Companion to the Survey Matrices report (revision 2.1, 21 September 2026), which remains the account of how the 2022 base was built and tested; this report covers the work done on the new inputs delivered on 22 September and states the usability of every matrix product now in the repository. Revision 1.1 (same day) corrects the LRT travel times — the calibration report’s 500 m section assumption was checked against the Red Line’s own timetable and found to halve the underground speed — and adds the bus level of service per TAZ from the national GTFS, the Metronit tagging, and the check of the bus timetable against what surveyed bus users report.</w:t>
       </w:r>
     </w:p>
     <w:p>
@@ -89,7 +89,7 @@
           <w:szCs w:val="22"/>
           <w:rFonts w:ascii="Calibri" w:cs="Calibri" w:eastAsia="Calibri" w:hAnsi="Calibri"/>
         </w:rPr>
-        <w:t xml:space="preserve">Corridor_peak_hour_V2_routes, Corridor_flow_profile_V2_routes, Corridor_profile_V2_survey_vs_ticketing, LRT_line_stations_travel_time, GC_data_inventory_and_skims (all under notebooks/current/); THS_2017_PCA_car_vs_transit (diagnostics). Methodology sections 6s, 6v–6z of METHODOLOGY.md.</w:t>
+        <w:t xml:space="preserve">Corridor_peak_hour_V2_routes, Corridor_flow_profile_V2_routes, Corridor_profile_V2_survey_vs_ticketing, LRT_line_stations_travel_time, GTFS_bus_LOS_TAZ, GC_data_inventory_and_skims (all under notebooks/current/); THS_2017_PCA_car_vs_transit (diagnostics). Methodology sections 6s, 6v–6aa of METHODOLOGY.md.</w:t>
       </w:r>
     </w:p>
     <w:p>
@@ -112,7 +112,7 @@
           <w:szCs w:val="22"/>
           <w:rFonts w:ascii="Calibri" w:cs="Calibri" w:eastAsia="Calibri" w:hAnsi="Calibri"/>
         </w:rPr>
-        <w:t xml:space="preserve">Output/corridor_v2/, Output/lrt_v2/, Output/gc/, Output/figures/.</w:t>
+        <w:t xml:space="preserve">Output/corridor_v2/, Output/lrt_v2/, Output/gtfs/, Output/gc/, Output/figures/.</w:t>
       </w:r>
     </w:p>
     <w:p>
@@ -137,7 +137,7 @@
           <w:szCs w:val="22"/>
           <w:rFonts w:ascii="Calibri" w:cs="Calibri" w:eastAsia="Calibri" w:hAnsi="Calibri"/>
         </w:rPr>
-        <w:t xml:space="preserve">Three new inputs arrived on 22 September 2026: a new corridor aggregation (V2 — 25 areas built from 174 traffic analysis zones, arranged as three routes on a common trunk), the planned LRT alignment with its stations, and a street network carrying measured bus speeds for May 2026. Alongside them came a calibrated stop-to-stop travel-time function for a light-rail operator, with separate coefficients for underground and ground-level running. This report explains what was done with them and what the results say, in plain language, and then answers the question a user of the repository needs answered before quoting any number from it: which matrix is fit for which purpose.</w:t>
+        <w:t xml:space="preserve">Four new inputs arrived on 22 September 2026: a new corridor aggregation (V2 — 25 areas built from 174 traffic analysis zones, arranged as three routes on a common trunk), the planned LRT alignment with its stations, a street network carrying measured bus speeds for May 2026, and the national GTFS timetable of 22 May 2026. Alongside them came a calibrated stop-to-stop travel-time function for the Tel Aviv Red Line, with separate coefficients for underground and ground-level running. This report explains what was done with them and what the results say, in plain language, and then answers the question a user of the repository needs answered before quoting any number from it: which matrix is fit for which purpose.</w:t>
       </w:r>
     </w:p>
     <w:p>
@@ -150,7 +150,7 @@
           <w:szCs w:val="22"/>
           <w:rFonts w:ascii="Calibri" w:cs="Calibri" w:eastAsia="Calibri" w:hAnsi="Calibri"/>
         </w:rPr>
-        <w:t xml:space="preserve">Five pieces of work are covered:</w:t>
+        <w:t xml:space="preserve">Six pieces of work are covered:</w:t>
       </w:r>
     </w:p>
     <w:p>
@@ -254,6 +254,34 @@
           <w:szCs w:val="22"/>
           <w:rFonts w:ascii="Calibri" w:cs="Calibri" w:eastAsia="Calibri" w:hAnsi="Calibri"/>
         </w:rPr>
+        <w:t xml:space="preserve">The bus network today. </w:t>
+      </w:r>
+      <w:r>
+        <w:rPr>
+          <w:sz w:val="22"/>
+          <w:szCs w:val="22"/>
+          <w:rFonts w:ascii="Calibri" w:cs="Calibri" w:eastAsia="Calibri" w:hAnsi="Calibri"/>
+        </w:rPr>
+        <w:t xml:space="preserve">A level of service for every TAZ from the national timetable — stops, lines, peak-hour departures, headway grade, direct reach — for all buses and for the Metronit lines separately, and a timetable-based in-vehicle time and headway between the 25 areas.</w:t>
+      </w:r>
+    </w:p>
+    <w:p>
+      <w:pPr>
+        <w:pStyle w:val="ListParagraph"/>
+        <w:numPr>
+          <w:ilvl w:val="0"/>
+          <w:numId w:val="2"/>
+        </w:numPr>
+        <w:spacing w:after="80"/>
+      </w:pPr>
+      <w:r>
+        <w:rPr>
+          <w:b/>
+          <w:bCs/>
+          <w:sz w:val="22"/>
+          <w:szCs w:val="22"/>
+          <w:rFonts w:ascii="Calibri" w:cs="Calibri" w:eastAsia="Calibri" w:hAnsi="Calibri"/>
+        </w:rPr>
         <w:t xml:space="preserve">The generalized-cost inputs. </w:t>
       </w:r>
       <w:r>
@@ -262,7 +290,7 @@
           <w:szCs w:val="22"/>
           <w:rFonts w:ascii="Calibri" w:cs="Calibri" w:eastAsia="Calibri" w:hAnsi="Calibri"/>
         </w:rPr>
-        <w:t xml:space="preserve">Component by component and mode by mode, what exists, what could be derived, what had to be assumed, and what is missing; and a first fill of the car, bus and LRT matrices on the 25 areas.</w:t>
+        <w:t xml:space="preserve">Component by component and mode by mode, what exists, what could be derived, what had to be assumed, and what is missing; a first fill of the car, bus, Metronit and LRT matrices on the 25 areas; and the bus timetable checked against what surveyed bus users report.</w:t>
       </w:r>
     </w:p>
     <w:p>
@@ -861,7 +889,7 @@
                 <w:szCs w:val="19"/>
                 <w:rFonts w:ascii="Calibri" w:cs="Calibri" w:eastAsia="Calibri" w:hAnsi="Calibri"/>
               </w:rPr>
-              <w:t xml:space="preserve">73.5 / 89.7 min in the distance form (15.3 / 12.5 km/h); 45.1 / 55.0 min in the section form (24.9 / 20.4 km/h); underground saves 18.1 % in either form</w:t>
+              <w:t xml:space="preserve">40.7 min (27.6 km/h) / 65.8 min (17.1 km/h) with the calibrated function transferred through the Red Line’s actual station spacing; underground saves 38 %. (Revision 1’s 73.5 / 89.7 min read the function over a nominal 500 m spacing and is superseded)</w:t>
             </w:r>
           </w:p>
         </w:tc>
@@ -889,6 +917,114 @@
                 <w:szCs w:val="19"/>
                 <w:rFonts w:ascii="Calibri" w:cs="Calibri" w:eastAsia="Calibri" w:hAnsi="Calibri"/>
               </w:rPr>
+              <w:t xml:space="preserve">Bus level of service from the GTFS (Tuesday 2 June 2026)</w:t>
+            </w:r>
+          </w:p>
+        </w:tc>
+        <w:tc>
+          <w:tcPr>
+            <w:tcW w:type="dxa" w:w="6120"/>
+            <w:tcMar>
+              <w:top w:type="dxa" w:w="40"/>
+              <w:left w:type="dxa" w:w="80"/>
+              <w:bottom w:type="dxa" w:w="40"/>
+              <w:right w:type="dxa" w:w="80"/>
+            </w:tcMar>
+          </w:tcPr>
+          <w:p>
+            <w:pPr>
+              <w:spacing w:after="0"/>
+            </w:pPr>
+            <w:r>
+              <w:rPr>
+                <w:b w:val="false"/>
+                <w:bCs w:val="false"/>
+                <w:sz w:val="19"/>
+                <w:szCs w:val="19"/>
+                <w:rFonts w:ascii="Calibri" w:cs="Calibri" w:eastAsia="Calibri" w:hAnsi="Calibri"/>
+              </w:rPr>
+              <w:t xml:space="preserve">719 of 781 TAZs served in the peak hour; on the best single line 215 TAZs grade A, 239 B, 106 C, 97 D, 61 E; 60 TAZs with a Metronit stop, 41 of them in 20 of the 25 V2 areas</w:t>
+            </w:r>
+          </w:p>
+        </w:tc>
+      </w:tr>
+      <w:tr>
+        <w:tc>
+          <w:tcPr>
+            <w:tcW w:type="dxa" w:w="2880"/>
+            <w:tcMar>
+              <w:top w:type="dxa" w:w="40"/>
+              <w:left w:type="dxa" w:w="80"/>
+              <w:bottom w:type="dxa" w:w="40"/>
+              <w:right w:type="dxa" w:w="80"/>
+            </w:tcMar>
+          </w:tcPr>
+          <w:p>
+            <w:pPr>
+              <w:spacing w:after="0"/>
+            </w:pPr>
+            <w:r>
+              <w:rPr>
+                <w:b w:val="false"/>
+                <w:bCs w:val="false"/>
+                <w:sz w:val="19"/>
+                <w:szCs w:val="19"/>
+                <w:rFonts w:ascii="Calibri" w:cs="Calibri" w:eastAsia="Calibri" w:hAnsi="Calibri"/>
+              </w:rPr>
+              <w:t xml:space="preserve">Direct bus services between the trunk areas (timetable)</w:t>
+            </w:r>
+          </w:p>
+        </w:tc>
+        <w:tc>
+          <w:tcPr>
+            <w:tcW w:type="dxa" w:w="6120"/>
+            <w:tcMar>
+              <w:top w:type="dxa" w:w="40"/>
+              <w:left w:type="dxa" w:w="80"/>
+              <w:bottom w:type="dxa" w:w="40"/>
+              <w:right w:type="dxa" w:w="80"/>
+            </w:tcMar>
+          </w:tcPr>
+          <w:p>
+            <w:pPr>
+              <w:spacing w:after="0"/>
+            </w:pPr>
+            <w:r>
+              <w:rPr>
+                <w:b w:val="false"/>
+                <w:bCs w:val="false"/>
+                <w:sz w:val="19"/>
+                <w:szCs w:val="19"/>
+                <w:rFonts w:ascii="Calibri" w:cs="Calibri" w:eastAsia="Calibri" w:hAnsi="Calibri"/>
+              </w:rPr>
+              <w:t xml:space="preserve">82 of 90 pairs (72 by Metronit); scheduled in-vehicle time 13 min median at a 1.7-minute combined headway; Metronit 10 min at 6 min</w:t>
+            </w:r>
+          </w:p>
+        </w:tc>
+      </w:tr>
+      <w:tr>
+        <w:tc>
+          <w:tcPr>
+            <w:tcW w:type="dxa" w:w="2880"/>
+            <w:tcMar>
+              <w:top w:type="dxa" w:w="40"/>
+              <w:left w:type="dxa" w:w="80"/>
+              <w:bottom w:type="dxa" w:w="40"/>
+              <w:right w:type="dxa" w:w="80"/>
+            </w:tcMar>
+          </w:tcPr>
+          <w:p>
+            <w:pPr>
+              <w:spacing w:after="0"/>
+            </w:pPr>
+            <w:r>
+              <w:rPr>
+                <w:b w:val="false"/>
+                <w:bCs w:val="false"/>
+                <w:sz w:val="19"/>
+                <w:szCs w:val="19"/>
+                <w:rFonts w:ascii="Calibri" w:cs="Calibri" w:eastAsia="Calibri" w:hAnsi="Calibri"/>
+              </w:rPr>
               <w:t xml:space="preserve">Generalized-cost first fill, trunk pairs, trip-weighted</w:t>
             </w:r>
           </w:p>
@@ -915,7 +1051,61 @@
                 <w:szCs w:val="19"/>
                 <w:rFonts w:ascii="Calibri" w:cs="Calibri" w:eastAsia="Calibri" w:hAnsi="Calibri"/>
               </w:rPr>
-              <w:t xml:space="preserve">Car door-to-door 14.5 min; bus fastest-path in-vehicle 12.5 min against 27.1 min door-to-door in the survey; LRT in-vehicle 20.6 (underground) / 25.1 (ground) min, walk access + egress 13.6 min</w:t>
+              <w:t xml:space="preserve">Car door-to-door 14.5 min. Bus from the timetable: in-vehicle 12.3, walk 4.7, wait 1.6 min (partial cost 24.9). LRT: in-vehicle 11.7 (underground) / 18.9 (ground) min, walk 13.6, wait 2.5 at a 5-minute headway (partial cost 43.9 / 51.1)</w:t>
+            </w:r>
+          </w:p>
+        </w:tc>
+      </w:tr>
+      <w:tr>
+        <w:tc>
+          <w:tcPr>
+            <w:tcW w:type="dxa" w:w="2880"/>
+            <w:tcMar>
+              <w:top w:type="dxa" w:w="40"/>
+              <w:left w:type="dxa" w:w="80"/>
+              <w:bottom w:type="dxa" w:w="40"/>
+              <w:right w:type="dxa" w:w="80"/>
+            </w:tcMar>
+          </w:tcPr>
+          <w:p>
+            <w:pPr>
+              <w:spacing w:after="0"/>
+            </w:pPr>
+            <w:r>
+              <w:rPr>
+                <w:b w:val="false"/>
+                <w:bCs w:val="false"/>
+                <w:sz w:val="19"/>
+                <w:szCs w:val="19"/>
+                <w:rFonts w:ascii="Calibri" w:cs="Calibri" w:eastAsia="Calibri" w:hAnsi="Calibri"/>
+              </w:rPr>
+              <w:t xml:space="preserve">Bus timetable against the survey, same pairs</w:t>
+            </w:r>
+          </w:p>
+        </w:tc>
+        <w:tc>
+          <w:tcPr>
+            <w:tcW w:type="dxa" w:w="6120"/>
+            <w:tcMar>
+              <w:top w:type="dxa" w:w="40"/>
+              <w:left w:type="dxa" w:w="80"/>
+              <w:bottom w:type="dxa" w:w="40"/>
+              <w:right w:type="dxa" w:w="80"/>
+            </w:tcMar>
+          </w:tcPr>
+          <w:p>
+            <w:pPr>
+              <w:spacing w:after="0"/>
+            </w:pPr>
+            <w:r>
+              <w:rPr>
+                <w:b w:val="false"/>
+                <w:bCs w:val="false"/>
+                <w:sz w:val="19"/>
+                <w:szCs w:val="19"/>
+                <w:rFonts w:ascii="Calibri" w:cs="Calibri" w:eastAsia="Calibri" w:hAnsi="Calibri"/>
+              </w:rPr>
+              <w:t xml:space="preserve">Timetable door-to-door 23.0 min against 31.8 reported (× 1.4): a fixed overhead of about 9 minutes, 1.9 × on pairs under 3 km, 1.3 × at 3–20 km, 0.9 × beyond</w:t>
             </w:r>
           </w:p>
         </w:tc>
@@ -1067,7 +1257,7 @@
           <w:szCs w:val="22"/>
           <w:rFonts w:ascii="Calibri" w:cs="Calibri" w:eastAsia="Calibri" w:hAnsi="Calibri"/>
         </w:rPr>
-        <w:t xml:space="preserve">The calibrated LRT function is slow on this station spacing. </w:t>
+        <w:t xml:space="preserve">The LRT function was being read too slowly, and the fix came from the Red Line’s own timetable. </w:t>
       </w:r>
       <w:r>
         <w:rPr>
@@ -1075,7 +1265,7 @@
           <w:szCs w:val="22"/>
           <w:rFonts w:ascii="Calibri" w:cs="Calibri" w:eastAsia="Calibri" w:hAnsi="Calibri"/>
         </w:rPr>
-        <w:t xml:space="preserve">The coefficients were calibrated at 500 m between stops; this line averages 815 m. Read as minutes per kilometre they give 15.3 km/h underground and 12.5 km/h at ground level; read as minutes per stop they give 25 and 20 km/h. The two readings bracket the answer and differ by 39 % of in-vehicle time. Going underground saves 18 % in either reading.</w:t>
+        <w:t xml:space="preserve">The calibration report converts its per-section times to speeds by assuming 500 m between stops. The Red Line’s timetable in the GTFS shows its underground sections average 970 m and its surface sections 577 m, so 1.96 minutes per underground section is a 30 km/h section, not a 15 km/h one. Fitting running time and a stop penalty on the Red Line’s scheduled sections and levelling to the calibration gives 46 km/h plus 49 seconds per stop underground and 31 km/h plus 74 seconds at the surface. On this line’s 815 m spacing that is 40.7 minutes end to end underground (27.6 km/h) and 65.8 at ground level (17.1 km/h); going underground saves 38 %.</w:t>
       </w:r>
     </w:p>
     <w:p>
@@ -1095,7 +1285,7 @@
           <w:szCs w:val="22"/>
           <w:rFonts w:ascii="Calibri" w:cs="Calibri" w:eastAsia="Calibri" w:hAnsi="Calibri"/>
         </w:rPr>
-        <w:t xml:space="preserve">That speed, not the missing fare data, decides the generalized-cost comparison. </w:t>
+        <w:t xml:space="preserve">With the corrected function the LRT is as fast as the bus in the vehicle; what it loses on is station access. </w:t>
       </w:r>
       <w:r>
         <w:rPr>
@@ -1103,7 +1293,63 @@
           <w:szCs w:val="22"/>
           <w:rFonts w:ascii="Calibri" w:cs="Calibri" w:eastAsia="Calibri" w:hAnsi="Calibri"/>
         </w:rPr>
-        <w:t xml:space="preserve">On the trunk pairs the LRT in-vehicle time is 20.6 min underground in the slower reading, with 13.6 min of walking and 3 min of waiting on top — about 37 min door to door against 27 min that bus users report today. In the faster reading it is about 30 min, level with the bus. Fares, parking and the value of time are missing for every mode but move the comparison by a few minutes; the speed moves it by seven to nine.</w:t>
+        <w:t xml:space="preserve">On the trunk pairs the LRT in-vehicle time is 11.7 minutes underground against 12.3 for the timetable’s best direct bus. But 24 stations against 12,845 stops means 13.6 minutes of walking against 4.7, and with walking weighted twice the LRT’s partial generalized cost (43.9 underground, 51.1 at ground level, with a 5-minute headway) is above the bus’s 24.9 on every trunk pair. Door to door the underground LRT (28 min) equals what bus users report today (27 min). The open question on the LRT side is no longer its speed but its access: feeder buses, the walking network and park-and-ride.</w:t>
+      </w:r>
+    </w:p>
+    <w:p>
+      <w:pPr>
+        <w:pStyle w:val="ListParagraph"/>
+        <w:numPr>
+          <w:ilvl w:val="0"/>
+          <w:numId w:val="2"/>
+        </w:numPr>
+        <w:spacing w:after="80"/>
+      </w:pPr>
+      <w:r>
+        <w:rPr>
+          <w:b/>
+          <w:bCs/>
+          <w:sz w:val="22"/>
+          <w:szCs w:val="22"/>
+          <w:rFonts w:ascii="Calibri" w:cs="Calibri" w:eastAsia="Calibri" w:hAnsi="Calibri"/>
+        </w:rPr>
+        <w:t xml:space="preserve">The bus timetable promises less time than bus users report, by a fixed nine minutes. </w:t>
+      </w:r>
+      <w:r>
+        <w:rPr>
+          <w:sz w:val="22"/>
+          <w:szCs w:val="22"/>
+          <w:rFonts w:ascii="Calibri" w:cs="Calibri" w:eastAsia="Calibri" w:hAnsi="Calibri"/>
+        </w:rPr>
+        <w:t xml:space="preserve">On the same area pairs the timetable’s best direct service — in-vehicle plus walk to the nearest stop plus half the pooled headway — gives 23 minutes door to door; surveyed bus users report 32. The ratio is 1.9 on pairs under 3 km and shrinks to 1.3 at 3–20 km and to parity beyond, so it is an overhead (the transfer, the wait for the line actually needed, delay), not a speed error. It is the calibration margin for the bus generalized cost.</w:t>
+      </w:r>
+    </w:p>
+    <w:p>
+      <w:pPr>
+        <w:pStyle w:val="ListParagraph"/>
+        <w:numPr>
+          <w:ilvl w:val="0"/>
+          <w:numId w:val="2"/>
+        </w:numPr>
+        <w:spacing w:after="80"/>
+      </w:pPr>
+      <w:r>
+        <w:rPr>
+          <w:b/>
+          <w:bCs/>
+          <w:sz w:val="22"/>
+          <w:szCs w:val="22"/>
+          <w:rFonts w:ascii="Calibri" w:cs="Calibri" w:eastAsia="Calibri" w:hAnsi="Calibri"/>
+        </w:rPr>
+        <w:t xml:space="preserve">The Metronit codes needed correcting. </w:t>
+      </w:r>
+      <w:r>
+        <w:rPr>
+          <w:sz w:val="22"/>
+          <w:szCs w:val="22"/>
+          <w:rFonts w:ascii="Calibri" w:cs="Calibri" w:eastAsia="Calibri" w:hAnsi="Calibri"/>
+        </w:rPr>
+        <w:t xml:space="preserve">Of the five codes supplied, only 83001 (line 1) is a Metronit route in the feed; 83003 and 83005 belong to local lines elsewhere and 83002 / 83004 do not exist. The lines in the feed are 83001, 67002 (line 2), 67003 (line 3), 62004 (line 4) and 52005 (line 5). 60 TAZs have a Metronit stop; Tirat Carmel, Shefaram, Hamovil, Nazareth and Kiryat Ata North-East have none.</w:t>
       </w:r>
     </w:p>
     <w:p>
@@ -1540,7 +1786,7 @@
                 <w:szCs w:val="19"/>
                 <w:rFonts w:ascii="Calibri" w:cs="Calibri" w:eastAsia="Calibri" w:hAnsi="Calibri"/>
               </w:rPr>
-              <w:t xml:space="preserve">Transit travel-time calibration report (operator 22)</w:t>
+              <w:t xml:space="preserve">Transit travel-time calibration report (operator 22, the Tel Aviv Red Line)</w:t>
             </w:r>
           </w:p>
         </w:tc>
@@ -1566,7 +1812,7 @@
                 <w:szCs w:val="19"/>
                 <w:rFonts w:ascii="Calibri" w:cs="Calibri" w:eastAsia="Calibri" w:hAnsi="Calibri"/>
               </w:rPr>
-              <w:t xml:space="preserve">26,653 clean journeys over 132 Thursdays, 2023–2026: 1.961 min per 500 m section underground, 2.393 min at ground level, dwell included</w:t>
+              <w:t xml:space="preserve">26,653 clean journeys over 132 Thursdays, 2023–2026: 1.961 min per underground section, 2.393 min per surface section, dwell included; speeds quoted under a 500 m spacing assumption</w:t>
             </w:r>
           </w:p>
         </w:tc>
@@ -1592,7 +1838,87 @@
                 <w:szCs w:val="19"/>
                 <w:rFonts w:ascii="Calibri" w:cs="Calibri" w:eastAsia="Calibri" w:hAnsi="Calibri"/>
               </w:rPr>
-              <w:t xml:space="preserve">The station-to-station time function of Part B, in two readings (per kilometre and per section).</w:t>
+              <w:t xml:space="preserve">The station-to-station time function of Part B, transferred to Haifa’s spacing through the Red Line’s actual section lengths.</w:t>
+            </w:r>
+          </w:p>
+        </w:tc>
+      </w:tr>
+      <w:tr>
+        <w:tc>
+          <w:tcPr>
+            <w:tcW w:type="dxa" w:w="2160"/>
+            <w:tcMar>
+              <w:top w:type="dxa" w:w="40"/>
+              <w:left w:type="dxa" w:w="80"/>
+              <w:bottom w:type="dxa" w:w="40"/>
+              <w:right w:type="dxa" w:w="80"/>
+            </w:tcMar>
+          </w:tcPr>
+          <w:p>
+            <w:pPr>
+              <w:spacing w:after="0"/>
+            </w:pPr>
+            <w:r>
+              <w:rPr>
+                <w:b w:val="false"/>
+                <w:bCs w:val="false"/>
+                <w:sz w:val="19"/>
+                <w:szCs w:val="19"/>
+                <w:rFonts w:ascii="Calibri" w:cs="Calibri" w:eastAsia="Calibri" w:hAnsi="Calibri"/>
+              </w:rPr>
+              <w:t xml:space="preserve">israel-public-transportation.zip (national GTFS, 22 May 2026)</w:t>
+            </w:r>
+          </w:p>
+        </w:tc>
+        <w:tc>
+          <w:tcPr>
+            <w:tcW w:type="dxa" w:w="3420"/>
+            <w:tcMar>
+              <w:top w:type="dxa" w:w="40"/>
+              <w:left w:type="dxa" w:w="80"/>
+              <w:bottom w:type="dxa" w:w="40"/>
+              <w:right w:type="dxa" w:w="80"/>
+            </w:tcMar>
+          </w:tcPr>
+          <w:p>
+            <w:pPr>
+              <w:spacing w:after="0"/>
+            </w:pPr>
+            <w:r>
+              <w:rPr>
+                <w:b w:val="false"/>
+                <w:bCs w:val="false"/>
+                <w:sz w:val="19"/>
+                <w:szCs w:val="19"/>
+                <w:rFonts w:ascii="Calibri" w:cs="Calibri" w:eastAsia="Calibri" w:hAnsi="Calibri"/>
+              </w:rPr>
+              <w:t xml:space="preserve">12,845 stops in the study area, 33,499 trips calling at them on the representative Tuesday (2 June 2026), 955 MB of stop times</w:t>
+            </w:r>
+          </w:p>
+        </w:tc>
+        <w:tc>
+          <w:tcPr>
+            <w:tcW w:type="dxa" w:w="3420"/>
+            <w:tcMar>
+              <w:top w:type="dxa" w:w="40"/>
+              <w:left w:type="dxa" w:w="80"/>
+              <w:bottom w:type="dxa" w:w="40"/>
+              <w:right w:type="dxa" w:w="80"/>
+            </w:tcMar>
+          </w:tcPr>
+          <w:p>
+            <w:pPr>
+              <w:spacing w:after="0"/>
+            </w:pPr>
+            <w:r>
+              <w:rPr>
+                <w:b w:val="false"/>
+                <w:bCs w:val="false"/>
+                <w:sz w:val="19"/>
+                <w:szCs w:val="19"/>
+                <w:rFonts w:ascii="Calibri" w:cs="Calibri" w:eastAsia="Calibri" w:hAnsi="Calibri"/>
+              </w:rPr>
+              <w:t xml:space="preserve">The bus level of service per TAZ and the Metronit tagging (Part D); the direct-service in-vehicle time and headway between areas that the generalized cost now uses; the Red Line’s section lengths for the LRT function.</w:t>
             </w:r>
           </w:p>
         </w:tc>
@@ -4707,7 +5033,7 @@
         <w:rPr>
           <w:rFonts w:ascii="Calibri" w:cs="Calibri" w:eastAsia="Calibri" w:hAnsi="Calibri"/>
         </w:rPr>
-        <w:t xml:space="preserve">4.2 The calibrated function and the two scenarios</w:t>
+        <w:t xml:space="preserve">4.2 The calibrated function, the 500 m assumption, and the two scenarios</w:t>
       </w:r>
     </w:p>
     <w:p>
@@ -4720,63 +5046,20 @@
           <w:szCs w:val="22"/>
           <w:rFonts w:ascii="Calibri" w:cs="Calibri" w:eastAsia="Calibri" w:hAnsi="Calibri"/>
         </w:rPr>
-        <w:t xml:space="preserve">The function is T = 1.961 × (underground sections) + 2.393 × (other sections), in minutes per 500 m section, dwell included; a section counts as underground only when both its stations are. The two scenarios asked for are therefore the two pure regimes: every section underground, or every section at ground level. Because the spacing here is not 500 m, the function was applied in two readings and both are published:</w:t>
+        <w:t xml:space="preserve">The function is T = 1.961 × (underground sections) + 2.393 × (other sections), in minutes per section, dwell included; a section counts as underground only when both its stations are. The two scenarios asked for are the two pure regimes: every section underground, or every section at ground level.</w:t>
       </w:r>
     </w:p>
     <w:p>
       <w:pPr>
-        <w:pStyle w:val="ListParagraph"/>
-        <w:numPr>
-          <w:ilvl w:val="0"/>
-          <w:numId w:val="2"/>
-        </w:numPr>
-        <w:spacing w:after="80"/>
+        <w:spacing w:after="120" w:before="0"/>
       </w:pPr>
-      <w:r>
-        <w:rPr>
-          <w:b/>
-          <w:bCs/>
-          <w:sz w:val="22"/>
-          <w:szCs w:val="22"/>
-          <w:rFonts w:ascii="Calibri" w:cs="Calibri" w:eastAsia="Calibri" w:hAnsi="Calibri"/>
-        </w:rPr>
-        <w:t xml:space="preserve">Distance form </w:t>
-      </w:r>
       <w:r>
         <w:rPr>
           <w:sz w:val="22"/>
           <w:szCs w:val="22"/>
           <w:rFonts w:ascii="Calibri" w:cs="Calibri" w:eastAsia="Calibri" w:hAnsi="Calibri"/>
         </w:rPr>
-        <w:t xml:space="preserve">(the report’s own “equivalent distance form”): 3.92 min per kilometre underground, 4.79 at ground level — 15.3 and 12.5 km/h. Time grows with distance, so dwell is charged 1.6 times per kilometre. The slow end.</w:t>
-      </w:r>
-    </w:p>
-    <w:p>
-      <w:pPr>
-        <w:pStyle w:val="ListParagraph"/>
-        <w:numPr>
-          <w:ilvl w:val="0"/>
-          <w:numId w:val="2"/>
-        </w:numPr>
-        <w:spacing w:after="80"/>
-      </w:pPr>
-      <w:r>
-        <w:rPr>
-          <w:b/>
-          <w:bCs/>
-          <w:sz w:val="22"/>
-          <w:szCs w:val="22"/>
-          <w:rFonts w:ascii="Calibri" w:cs="Calibri" w:eastAsia="Calibri" w:hAnsi="Calibri"/>
-        </w:rPr>
-        <w:t xml:space="preserve">Section form: </w:t>
-      </w:r>
-      <w:r>
-        <w:rPr>
-          <w:sz w:val="22"/>
-          <w:szCs w:val="22"/>
-          <w:rFonts w:ascii="Calibri" w:cs="Calibri" w:eastAsia="Calibri" w:hAnsi="Calibri"/>
-        </w:rPr>
-        <w:t xml:space="preserve">one calibrated section per inter-station link whatever its length — 24.9 and 20.4 km/h on this line. One dwell per stop but no extra running time for the longer sections. The fast end.</w:t>
+        <w:t xml:space="preserve">Revision 1 of this report read the coefficients as the calibration report does, over a nominal 500 m section, and got 73.5 and 89.7 minutes end to end. That was too slow, and the Red Line’s own timetable — in the same national GTFS, routes 34447 and 34448, 32 stops over 21.4 km in 70.6 scheduled minutes — shows why: its underground sections average 970 m and its surface sections 577 m. The calibrated 1.961 minutes per underground section is therefore a 30 km/h section. Fitting the scheduled section time against distance on the Red Line’s 14,477 scheduled sections separates running time from the stop penalty per regime, and levelling each regime to the calibration’s observed mean (0.94 underground, 1.02 surface) keeps the observed level:</w:t>
       </w:r>
     </w:p>
     <w:tbl>
@@ -4792,10 +5075,11 @@
         </w:tblBorders>
       </w:tblPr>
       <w:tblGrid>
-        <w:gridCol w:w="2340"/>
-        <w:gridCol w:w="2700"/>
-        <w:gridCol w:w="1800"/>
-        <w:gridCol w:w="2160"/>
+        <w:gridCol w:w="1440"/>
+        <w:gridCol w:w="1620"/>
+        <w:gridCol w:w="1440"/>
+        <w:gridCol w:w="1260"/>
+        <w:gridCol w:w="3240"/>
       </w:tblGrid>
       <w:tr>
         <w:trPr>
@@ -4803,7 +5087,7 @@
         </w:trPr>
         <w:tc>
           <w:tcPr>
-            <w:tcW w:type="dxa" w:w="2340"/>
+            <w:tcW w:type="dxa" w:w="1440"/>
             <w:shd w:fill="E7EEF7" w:color="auto" w:val="clear"/>
             <w:tcMar>
               <w:top w:type="dxa" w:w="40"/>
@@ -4824,6 +5108,434 @@
                 <w:szCs w:val="19"/>
                 <w:rFonts w:ascii="Calibri" w:cs="Calibri" w:eastAsia="Calibri" w:hAnsi="Calibri"/>
               </w:rPr>
+              <w:t xml:space="preserve">Regime</w:t>
+            </w:r>
+          </w:p>
+        </w:tc>
+        <w:tc>
+          <w:tcPr>
+            <w:tcW w:type="dxa" w:w="1620"/>
+            <w:shd w:fill="E7EEF7" w:color="auto" w:val="clear"/>
+            <w:tcMar>
+              <w:top w:type="dxa" w:w="40"/>
+              <w:left w:type="dxa" w:w="80"/>
+              <w:bottom w:type="dxa" w:w="40"/>
+              <w:right w:type="dxa" w:w="80"/>
+            </w:tcMar>
+          </w:tcPr>
+          <w:p>
+            <w:pPr>
+              <w:spacing w:after="0"/>
+            </w:pPr>
+            <w:r>
+              <w:rPr>
+                <w:b/>
+                <w:bCs/>
+                <w:sz w:val="19"/>
+                <w:szCs w:val="19"/>
+                <w:rFonts w:ascii="Calibri" w:cs="Calibri" w:eastAsia="Calibri" w:hAnsi="Calibri"/>
+              </w:rPr>
+              <w:t xml:space="preserve">Red Line mean section</w:t>
+            </w:r>
+          </w:p>
+        </w:tc>
+        <w:tc>
+          <w:tcPr>
+            <w:tcW w:type="dxa" w:w="1440"/>
+            <w:shd w:fill="E7EEF7" w:color="auto" w:val="clear"/>
+            <w:tcMar>
+              <w:top w:type="dxa" w:w="40"/>
+              <w:left w:type="dxa" w:w="80"/>
+              <w:bottom w:type="dxa" w:w="40"/>
+              <w:right w:type="dxa" w:w="80"/>
+            </w:tcMar>
+          </w:tcPr>
+          <w:p>
+            <w:pPr>
+              <w:spacing w:after="0"/>
+            </w:pPr>
+            <w:r>
+              <w:rPr>
+                <w:b/>
+                <w:bCs/>
+                <w:sz w:val="19"/>
+                <w:szCs w:val="19"/>
+                <w:rFonts w:ascii="Calibri" w:cs="Calibri" w:eastAsia="Calibri" w:hAnsi="Calibri"/>
+              </w:rPr>
+              <w:t xml:space="preserve">Running speed</w:t>
+            </w:r>
+          </w:p>
+        </w:tc>
+        <w:tc>
+          <w:tcPr>
+            <w:tcW w:type="dxa" w:w="1260"/>
+            <w:shd w:fill="E7EEF7" w:color="auto" w:val="clear"/>
+            <w:tcMar>
+              <w:top w:type="dxa" w:w="40"/>
+              <w:left w:type="dxa" w:w="80"/>
+              <w:bottom w:type="dxa" w:w="40"/>
+              <w:right w:type="dxa" w:w="80"/>
+            </w:tcMar>
+          </w:tcPr>
+          <w:p>
+            <w:pPr>
+              <w:spacing w:after="0"/>
+            </w:pPr>
+            <w:r>
+              <w:rPr>
+                <w:b/>
+                <w:bCs/>
+                <w:sz w:val="19"/>
+                <w:szCs w:val="19"/>
+                <w:rFonts w:ascii="Calibri" w:cs="Calibri" w:eastAsia="Calibri" w:hAnsi="Calibri"/>
+              </w:rPr>
+              <w:t xml:space="preserve">Stop penalty</w:t>
+            </w:r>
+          </w:p>
+        </w:tc>
+        <w:tc>
+          <w:tcPr>
+            <w:tcW w:type="dxa" w:w="3240"/>
+            <w:shd w:fill="E7EEF7" w:color="auto" w:val="clear"/>
+            <w:tcMar>
+              <w:top w:type="dxa" w:w="40"/>
+              <w:left w:type="dxa" w:w="80"/>
+              <w:bottom w:type="dxa" w:w="40"/>
+              <w:right w:type="dxa" w:w="80"/>
+            </w:tcMar>
+          </w:tcPr>
+          <w:p>
+            <w:pPr>
+              <w:spacing w:after="0"/>
+            </w:pPr>
+            <w:r>
+              <w:rPr>
+                <w:b/>
+                <w:bCs/>
+                <w:sz w:val="19"/>
+                <w:szCs w:val="19"/>
+                <w:rFonts w:ascii="Calibri" w:cs="Calibri" w:eastAsia="Calibri" w:hAnsi="Calibri"/>
+              </w:rPr>
+              <w:t xml:space="preserve">Section time at Haifa’s 815 m spacing</w:t>
+            </w:r>
+          </w:p>
+        </w:tc>
+      </w:tr>
+      <w:tr>
+        <w:tc>
+          <w:tcPr>
+            <w:tcW w:type="dxa" w:w="1440"/>
+            <w:tcMar>
+              <w:top w:type="dxa" w:w="40"/>
+              <w:left w:type="dxa" w:w="80"/>
+              <w:bottom w:type="dxa" w:w="40"/>
+              <w:right w:type="dxa" w:w="80"/>
+            </w:tcMar>
+          </w:tcPr>
+          <w:p>
+            <w:pPr>
+              <w:spacing w:after="0"/>
+            </w:pPr>
+            <w:r>
+              <w:rPr>
+                <w:b w:val="false"/>
+                <w:bCs w:val="false"/>
+                <w:sz w:val="19"/>
+                <w:szCs w:val="19"/>
+                <w:rFonts w:ascii="Calibri" w:cs="Calibri" w:eastAsia="Calibri" w:hAnsi="Calibri"/>
+              </w:rPr>
+              <w:t xml:space="preserve">Underground</w:t>
+            </w:r>
+          </w:p>
+        </w:tc>
+        <w:tc>
+          <w:tcPr>
+            <w:tcW w:type="dxa" w:w="1620"/>
+            <w:tcMar>
+              <w:top w:type="dxa" w:w="40"/>
+              <w:left w:type="dxa" w:w="80"/>
+              <w:bottom w:type="dxa" w:w="40"/>
+              <w:right w:type="dxa" w:w="80"/>
+            </w:tcMar>
+          </w:tcPr>
+          <w:p>
+            <w:pPr>
+              <w:spacing w:after="0"/>
+            </w:pPr>
+            <w:r>
+              <w:rPr>
+                <w:b w:val="false"/>
+                <w:bCs w:val="false"/>
+                <w:sz w:val="19"/>
+                <w:szCs w:val="19"/>
+                <w:rFonts w:ascii="Calibri" w:cs="Calibri" w:eastAsia="Calibri" w:hAnsi="Calibri"/>
+              </w:rPr>
+              <w:t xml:space="preserve">970 m</w:t>
+            </w:r>
+          </w:p>
+        </w:tc>
+        <w:tc>
+          <w:tcPr>
+            <w:tcW w:type="dxa" w:w="1440"/>
+            <w:tcMar>
+              <w:top w:type="dxa" w:w="40"/>
+              <w:left w:type="dxa" w:w="80"/>
+              <w:bottom w:type="dxa" w:w="40"/>
+              <w:right w:type="dxa" w:w="80"/>
+            </w:tcMar>
+          </w:tcPr>
+          <w:p>
+            <w:pPr>
+              <w:spacing w:after="0"/>
+            </w:pPr>
+            <w:r>
+              <w:rPr>
+                <w:b w:val="false"/>
+                <w:bCs w:val="false"/>
+                <w:sz w:val="19"/>
+                <w:szCs w:val="19"/>
+                <w:rFonts w:ascii="Calibri" w:cs="Calibri" w:eastAsia="Calibri" w:hAnsi="Calibri"/>
+              </w:rPr>
+              <w:t xml:space="preserve">46 km/h</w:t>
+            </w:r>
+          </w:p>
+        </w:tc>
+        <w:tc>
+          <w:tcPr>
+            <w:tcW w:type="dxa" w:w="1260"/>
+            <w:tcMar>
+              <w:top w:type="dxa" w:w="40"/>
+              <w:left w:type="dxa" w:w="80"/>
+              <w:bottom w:type="dxa" w:w="40"/>
+              <w:right w:type="dxa" w:w="80"/>
+            </w:tcMar>
+          </w:tcPr>
+          <w:p>
+            <w:pPr>
+              <w:spacing w:after="0"/>
+            </w:pPr>
+            <w:r>
+              <w:rPr>
+                <w:b w:val="false"/>
+                <w:bCs w:val="false"/>
+                <w:sz w:val="19"/>
+                <w:szCs w:val="19"/>
+                <w:rFonts w:ascii="Calibri" w:cs="Calibri" w:eastAsia="Calibri" w:hAnsi="Calibri"/>
+              </w:rPr>
+              <w:t xml:space="preserve">49 s</w:t>
+            </w:r>
+          </w:p>
+        </w:tc>
+        <w:tc>
+          <w:tcPr>
+            <w:tcW w:type="dxa" w:w="3240"/>
+            <w:tcMar>
+              <w:top w:type="dxa" w:w="40"/>
+              <w:left w:type="dxa" w:w="80"/>
+              <w:bottom w:type="dxa" w:w="40"/>
+              <w:right w:type="dxa" w:w="80"/>
+            </w:tcMar>
+          </w:tcPr>
+          <w:p>
+            <w:pPr>
+              <w:spacing w:after="0"/>
+            </w:pPr>
+            <w:r>
+              <w:rPr>
+                <w:b w:val="false"/>
+                <w:bCs w:val="false"/>
+                <w:sz w:val="19"/>
+                <w:szCs w:val="19"/>
+                <w:rFonts w:ascii="Calibri" w:cs="Calibri" w:eastAsia="Calibri" w:hAnsi="Calibri"/>
+              </w:rPr>
+              <w:t xml:space="preserve">1.77 min (27.6 km/h)</w:t>
+            </w:r>
+          </w:p>
+        </w:tc>
+      </w:tr>
+      <w:tr>
+        <w:tc>
+          <w:tcPr>
+            <w:tcW w:type="dxa" w:w="1440"/>
+            <w:tcMar>
+              <w:top w:type="dxa" w:w="40"/>
+              <w:left w:type="dxa" w:w="80"/>
+              <w:bottom w:type="dxa" w:w="40"/>
+              <w:right w:type="dxa" w:w="80"/>
+            </w:tcMar>
+          </w:tcPr>
+          <w:p>
+            <w:pPr>
+              <w:spacing w:after="0"/>
+            </w:pPr>
+            <w:r>
+              <w:rPr>
+                <w:b w:val="false"/>
+                <w:bCs w:val="false"/>
+                <w:sz w:val="19"/>
+                <w:szCs w:val="19"/>
+                <w:rFonts w:ascii="Calibri" w:cs="Calibri" w:eastAsia="Calibri" w:hAnsi="Calibri"/>
+              </w:rPr>
+              <w:t xml:space="preserve">Ground level</w:t>
+            </w:r>
+          </w:p>
+        </w:tc>
+        <w:tc>
+          <w:tcPr>
+            <w:tcW w:type="dxa" w:w="1620"/>
+            <w:tcMar>
+              <w:top w:type="dxa" w:w="40"/>
+              <w:left w:type="dxa" w:w="80"/>
+              <w:bottom w:type="dxa" w:w="40"/>
+              <w:right w:type="dxa" w:w="80"/>
+            </w:tcMar>
+          </w:tcPr>
+          <w:p>
+            <w:pPr>
+              <w:spacing w:after="0"/>
+            </w:pPr>
+            <w:r>
+              <w:rPr>
+                <w:b w:val="false"/>
+                <w:bCs w:val="false"/>
+                <w:sz w:val="19"/>
+                <w:szCs w:val="19"/>
+                <w:rFonts w:ascii="Calibri" w:cs="Calibri" w:eastAsia="Calibri" w:hAnsi="Calibri"/>
+              </w:rPr>
+              <w:t xml:space="preserve">577 m</w:t>
+            </w:r>
+          </w:p>
+        </w:tc>
+        <w:tc>
+          <w:tcPr>
+            <w:tcW w:type="dxa" w:w="1440"/>
+            <w:tcMar>
+              <w:top w:type="dxa" w:w="40"/>
+              <w:left w:type="dxa" w:w="80"/>
+              <w:bottom w:type="dxa" w:w="40"/>
+              <w:right w:type="dxa" w:w="80"/>
+            </w:tcMar>
+          </w:tcPr>
+          <w:p>
+            <w:pPr>
+              <w:spacing w:after="0"/>
+            </w:pPr>
+            <w:r>
+              <w:rPr>
+                <w:b w:val="false"/>
+                <w:bCs w:val="false"/>
+                <w:sz w:val="19"/>
+                <w:szCs w:val="19"/>
+                <w:rFonts w:ascii="Calibri" w:cs="Calibri" w:eastAsia="Calibri" w:hAnsi="Calibri"/>
+              </w:rPr>
+              <w:t xml:space="preserve">31 km/h</w:t>
+            </w:r>
+          </w:p>
+        </w:tc>
+        <w:tc>
+          <w:tcPr>
+            <w:tcW w:type="dxa" w:w="1260"/>
+            <w:tcMar>
+              <w:top w:type="dxa" w:w="40"/>
+              <w:left w:type="dxa" w:w="80"/>
+              <w:bottom w:type="dxa" w:w="40"/>
+              <w:right w:type="dxa" w:w="80"/>
+            </w:tcMar>
+          </w:tcPr>
+          <w:p>
+            <w:pPr>
+              <w:spacing w:after="0"/>
+            </w:pPr>
+            <w:r>
+              <w:rPr>
+                <w:b w:val="false"/>
+                <w:bCs w:val="false"/>
+                <w:sz w:val="19"/>
+                <w:szCs w:val="19"/>
+                <w:rFonts w:ascii="Calibri" w:cs="Calibri" w:eastAsia="Calibri" w:hAnsi="Calibri"/>
+              </w:rPr>
+              <w:t xml:space="preserve">74 s</w:t>
+            </w:r>
+          </w:p>
+        </w:tc>
+        <w:tc>
+          <w:tcPr>
+            <w:tcW w:type="dxa" w:w="3240"/>
+            <w:tcMar>
+              <w:top w:type="dxa" w:w="40"/>
+              <w:left w:type="dxa" w:w="80"/>
+              <w:bottom w:type="dxa" w:w="40"/>
+              <w:right w:type="dxa" w:w="80"/>
+            </w:tcMar>
+          </w:tcPr>
+          <w:p>
+            <w:pPr>
+              <w:spacing w:after="0"/>
+            </w:pPr>
+            <w:r>
+              <w:rPr>
+                <w:b w:val="false"/>
+                <w:bCs w:val="false"/>
+                <w:sz w:val="19"/>
+                <w:szCs w:val="19"/>
+                <w:rFonts w:ascii="Calibri" w:cs="Calibri" w:eastAsia="Calibri" w:hAnsi="Calibri"/>
+              </w:rPr>
+              <w:t xml:space="preserve">2.86 min (17.1 km/h)</w:t>
+            </w:r>
+          </w:p>
+        </w:tc>
+      </w:tr>
+    </w:tbl>
+    <w:p>
+      <w:pPr>
+        <w:spacing w:after="120"/>
+      </w:pPr>
+    </w:p>
+    <w:tbl>
+      <w:tblPr>
+        <w:tblW w:type="dxa" w:w="9000"/>
+        <w:tblBorders>
+          <w:top w:val="single" w:color="auto" w:sz="4"/>
+          <w:left w:val="single" w:color="auto" w:sz="4"/>
+          <w:bottom w:val="single" w:color="auto" w:sz="4"/>
+          <w:right w:val="single" w:color="auto" w:sz="4"/>
+          <w:insideH w:val="single" w:color="auto" w:sz="4"/>
+          <w:insideV w:val="single" w:color="auto" w:sz="4"/>
+        </w:tblBorders>
+      </w:tblPr>
+      <w:tblGrid>
+        <w:gridCol w:w="2160"/>
+        <w:gridCol w:w="2700"/>
+        <w:gridCol w:w="2160"/>
+        <w:gridCol w:w="1980"/>
+      </w:tblGrid>
+      <w:tr>
+        <w:trPr>
+          <w:tblHeader/>
+        </w:trPr>
+        <w:tc>
+          <w:tcPr>
+            <w:tcW w:type="dxa" w:w="2160"/>
+            <w:shd w:fill="E7EEF7" w:color="auto" w:val="clear"/>
+            <w:tcMar>
+              <w:top w:type="dxa" w:w="40"/>
+              <w:left w:type="dxa" w:w="80"/>
+              <w:bottom w:type="dxa" w:w="40"/>
+              <w:right w:type="dxa" w:w="80"/>
+            </w:tcMar>
+          </w:tcPr>
+          <w:p>
+            <w:pPr>
+              <w:spacing w:after="0"/>
+            </w:pPr>
+            <w:r>
+              <w:rPr>
+                <w:b/>
+                <w:bCs/>
+                <w:sz w:val="19"/>
+                <w:szCs w:val="19"/>
+                <w:rFonts w:ascii="Calibri" w:cs="Calibri" w:eastAsia="Calibri" w:hAnsi="Calibri"/>
+              </w:rPr>
               <w:t xml:space="preserve">Scenario</w:t>
             </w:r>
           </w:p>
@@ -4851,13 +5563,13 @@
                 <w:szCs w:val="19"/>
                 <w:rFonts w:ascii="Calibri" w:cs="Calibri" w:eastAsia="Calibri" w:hAnsi="Calibri"/>
               </w:rPr>
-              <w:t xml:space="preserve">End to end S01 → S24 (18.74 km, 23 sections), distance form</w:t>
-            </w:r>
-          </w:p>
-        </w:tc>
-        <w:tc>
-          <w:tcPr>
-            <w:tcW w:type="dxa" w:w="1800"/>
+              <w:t xml:space="preserve">End to end S01 → S24 (18.74 km, 23 sections), decomposed form (the estimate)</w:t>
+            </w:r>
+          </w:p>
+        </w:tc>
+        <w:tc>
+          <w:tcPr>
+            <w:tcW w:type="dxa" w:w="2160"/>
             <w:shd w:fill="E7EEF7" w:color="auto" w:val="clear"/>
             <w:tcMar>
               <w:top w:type="dxa" w:w="40"/>
@@ -4878,13 +5590,13 @@
                 <w:szCs w:val="19"/>
                 <w:rFonts w:ascii="Calibri" w:cs="Calibri" w:eastAsia="Calibri" w:hAnsi="Calibri"/>
               </w:rPr>
-              <w:t xml:space="preserve">Section form</w:t>
-            </w:r>
-          </w:p>
-        </w:tc>
-        <w:tc>
-          <w:tcPr>
-            <w:tcW w:type="dxa" w:w="2160"/>
+              <w:t xml:space="preserve">Section form (one calibrated section per link, fast bound)</w:t>
+            </w:r>
+          </w:p>
+        </w:tc>
+        <w:tc>
+          <w:tcPr>
+            <w:tcW w:type="dxa" w:w="1980"/>
             <w:shd w:fill="E7EEF7" w:color="auto" w:val="clear"/>
             <w:tcMar>
               <w:top w:type="dxa" w:w="40"/>
@@ -4905,7 +5617,7 @@
                 <w:szCs w:val="19"/>
                 <w:rFonts w:ascii="Calibri" w:cs="Calibri" w:eastAsia="Calibri" w:hAnsi="Calibri"/>
               </w:rPr>
-              <w:t xml:space="preserve">Saving from going underground</w:t>
+              <w:t xml:space="preserve">Nominal 500 m form (revision 1, superseded)</w:t>
             </w:r>
           </w:p>
         </w:tc>
@@ -4913,7 +5625,7 @@
       <w:tr>
         <w:tc>
           <w:tcPr>
-            <w:tcW w:type="dxa" w:w="2340"/>
+            <w:tcW w:type="dxa" w:w="2160"/>
             <w:tcMar>
               <w:top w:type="dxa" w:w="40"/>
               <w:left w:type="dxa" w:w="80"/>
@@ -4959,59 +5671,59 @@
                 <w:szCs w:val="19"/>
                 <w:rFonts w:ascii="Calibri" w:cs="Calibri" w:eastAsia="Calibri" w:hAnsi="Calibri"/>
               </w:rPr>
+              <w:t xml:space="preserve">40.7 min (27.6 km/h)</w:t>
+            </w:r>
+          </w:p>
+        </w:tc>
+        <w:tc>
+          <w:tcPr>
+            <w:tcW w:type="dxa" w:w="2160"/>
+            <w:tcMar>
+              <w:top w:type="dxa" w:w="40"/>
+              <w:left w:type="dxa" w:w="80"/>
+              <w:bottom w:type="dxa" w:w="40"/>
+              <w:right w:type="dxa" w:w="80"/>
+            </w:tcMar>
+          </w:tcPr>
+          <w:p>
+            <w:pPr>
+              <w:spacing w:after="0"/>
+            </w:pPr>
+            <w:r>
+              <w:rPr>
+                <w:b w:val="false"/>
+                <w:bCs w:val="false"/>
+                <w:sz w:val="19"/>
+                <w:szCs w:val="19"/>
+                <w:rFonts w:ascii="Calibri" w:cs="Calibri" w:eastAsia="Calibri" w:hAnsi="Calibri"/>
+              </w:rPr>
+              <w:t xml:space="preserve">45.1 min (24.9 km/h)</w:t>
+            </w:r>
+          </w:p>
+        </w:tc>
+        <w:tc>
+          <w:tcPr>
+            <w:tcW w:type="dxa" w:w="1980"/>
+            <w:tcMar>
+              <w:top w:type="dxa" w:w="40"/>
+              <w:left w:type="dxa" w:w="80"/>
+              <w:bottom w:type="dxa" w:w="40"/>
+              <w:right w:type="dxa" w:w="80"/>
+            </w:tcMar>
+          </w:tcPr>
+          <w:p>
+            <w:pPr>
+              <w:spacing w:after="0"/>
+            </w:pPr>
+            <w:r>
+              <w:rPr>
+                <w:b w:val="false"/>
+                <w:bCs w:val="false"/>
+                <w:sz w:val="19"/>
+                <w:szCs w:val="19"/>
+                <w:rFonts w:ascii="Calibri" w:cs="Calibri" w:eastAsia="Calibri" w:hAnsi="Calibri"/>
+              </w:rPr>
               <w:t xml:space="preserve">73.5 min (15.3 km/h)</w:t>
-            </w:r>
-          </w:p>
-        </w:tc>
-        <w:tc>
-          <w:tcPr>
-            <w:tcW w:type="dxa" w:w="1800"/>
-            <w:tcMar>
-              <w:top w:type="dxa" w:w="40"/>
-              <w:left w:type="dxa" w:w="80"/>
-              <w:bottom w:type="dxa" w:w="40"/>
-              <w:right w:type="dxa" w:w="80"/>
-            </w:tcMar>
-          </w:tcPr>
-          <w:p>
-            <w:pPr>
-              <w:spacing w:after="0"/>
-            </w:pPr>
-            <w:r>
-              <w:rPr>
-                <w:b w:val="false"/>
-                <w:bCs w:val="false"/>
-                <w:sz w:val="19"/>
-                <w:szCs w:val="19"/>
-                <w:rFonts w:ascii="Calibri" w:cs="Calibri" w:eastAsia="Calibri" w:hAnsi="Calibri"/>
-              </w:rPr>
-              <w:t xml:space="preserve">45.1 min (24.9 km/h)</w:t>
-            </w:r>
-          </w:p>
-        </w:tc>
-        <w:tc>
-          <w:tcPr>
-            <w:tcW w:type="dxa" w:w="2160"/>
-            <w:tcMar>
-              <w:top w:type="dxa" w:w="40"/>
-              <w:left w:type="dxa" w:w="80"/>
-              <w:bottom w:type="dxa" w:w="40"/>
-              <w:right w:type="dxa" w:w="80"/>
-            </w:tcMar>
-          </w:tcPr>
-          <w:p>
-            <w:pPr>
-              <w:spacing w:after="0"/>
-            </w:pPr>
-            <w:r>
-              <w:rPr>
-                <w:b w:val="false"/>
-                <w:bCs w:val="false"/>
-                <w:sz w:val="19"/>
-                <w:szCs w:val="19"/>
-                <w:rFonts w:ascii="Calibri" w:cs="Calibri" w:eastAsia="Calibri" w:hAnsi="Calibri"/>
-              </w:rPr>
-              <w:t xml:space="preserve">—</w:t>
             </w:r>
           </w:p>
         </w:tc>
@@ -5019,7 +5731,7 @@
       <w:tr>
         <w:tc>
           <w:tcPr>
-            <w:tcW w:type="dxa" w:w="2340"/>
+            <w:tcW w:type="dxa" w:w="2160"/>
             <w:tcMar>
               <w:top w:type="dxa" w:w="40"/>
               <w:left w:type="dxa" w:w="80"/>
@@ -5065,59 +5777,59 @@
                 <w:szCs w:val="19"/>
                 <w:rFonts w:ascii="Calibri" w:cs="Calibri" w:eastAsia="Calibri" w:hAnsi="Calibri"/>
               </w:rPr>
+              <w:t xml:space="preserve">65.8 min (17.1 km/h)</w:t>
+            </w:r>
+          </w:p>
+        </w:tc>
+        <w:tc>
+          <w:tcPr>
+            <w:tcW w:type="dxa" w:w="2160"/>
+            <w:tcMar>
+              <w:top w:type="dxa" w:w="40"/>
+              <w:left w:type="dxa" w:w="80"/>
+              <w:bottom w:type="dxa" w:w="40"/>
+              <w:right w:type="dxa" w:w="80"/>
+            </w:tcMar>
+          </w:tcPr>
+          <w:p>
+            <w:pPr>
+              <w:spacing w:after="0"/>
+            </w:pPr>
+            <w:r>
+              <w:rPr>
+                <w:b w:val="false"/>
+                <w:bCs w:val="false"/>
+                <w:sz w:val="19"/>
+                <w:szCs w:val="19"/>
+                <w:rFonts w:ascii="Calibri" w:cs="Calibri" w:eastAsia="Calibri" w:hAnsi="Calibri"/>
+              </w:rPr>
+              <w:t xml:space="preserve">55.0 min (20.4 km/h)</w:t>
+            </w:r>
+          </w:p>
+        </w:tc>
+        <w:tc>
+          <w:tcPr>
+            <w:tcW w:type="dxa" w:w="1980"/>
+            <w:tcMar>
+              <w:top w:type="dxa" w:w="40"/>
+              <w:left w:type="dxa" w:w="80"/>
+              <w:bottom w:type="dxa" w:w="40"/>
+              <w:right w:type="dxa" w:w="80"/>
+            </w:tcMar>
+          </w:tcPr>
+          <w:p>
+            <w:pPr>
+              <w:spacing w:after="0"/>
+            </w:pPr>
+            <w:r>
+              <w:rPr>
+                <w:b w:val="false"/>
+                <w:bCs w:val="false"/>
+                <w:sz w:val="19"/>
+                <w:szCs w:val="19"/>
+                <w:rFonts w:ascii="Calibri" w:cs="Calibri" w:eastAsia="Calibri" w:hAnsi="Calibri"/>
+              </w:rPr>
               <w:t xml:space="preserve">89.7 min (12.5 km/h)</w:t>
-            </w:r>
-          </w:p>
-        </w:tc>
-        <w:tc>
-          <w:tcPr>
-            <w:tcW w:type="dxa" w:w="1800"/>
-            <w:tcMar>
-              <w:top w:type="dxa" w:w="40"/>
-              <w:left w:type="dxa" w:w="80"/>
-              <w:bottom w:type="dxa" w:w="40"/>
-              <w:right w:type="dxa" w:w="80"/>
-            </w:tcMar>
-          </w:tcPr>
-          <w:p>
-            <w:pPr>
-              <w:spacing w:after="0"/>
-            </w:pPr>
-            <w:r>
-              <w:rPr>
-                <w:b w:val="false"/>
-                <w:bCs w:val="false"/>
-                <w:sz w:val="19"/>
-                <w:szCs w:val="19"/>
-                <w:rFonts w:ascii="Calibri" w:cs="Calibri" w:eastAsia="Calibri" w:hAnsi="Calibri"/>
-              </w:rPr>
-              <w:t xml:space="preserve">55.0 min (20.4 km/h)</w:t>
-            </w:r>
-          </w:p>
-        </w:tc>
-        <w:tc>
-          <w:tcPr>
-            <w:tcW w:type="dxa" w:w="2160"/>
-            <w:tcMar>
-              <w:top w:type="dxa" w:w="40"/>
-              <w:left w:type="dxa" w:w="80"/>
-              <w:bottom w:type="dxa" w:w="40"/>
-              <w:right w:type="dxa" w:w="80"/>
-            </w:tcMar>
-          </w:tcPr>
-          <w:p>
-            <w:pPr>
-              <w:spacing w:after="0"/>
-            </w:pPr>
-            <w:r>
-              <w:rPr>
-                <w:b w:val="false"/>
-                <w:bCs w:val="false"/>
-                <w:sz w:val="19"/>
-                <w:szCs w:val="19"/>
-                <w:rFonts w:ascii="Calibri" w:cs="Calibri" w:eastAsia="Calibri" w:hAnsi="Calibri"/>
-              </w:rPr>
-              <w:t xml:space="preserve">—</w:t>
             </w:r>
           </w:p>
         </w:tc>
@@ -5125,27 +5837,27 @@
       <w:tr>
         <w:tc>
           <w:tcPr>
-            <w:tcW w:type="dxa" w:w="2340"/>
-            <w:tcMar>
-              <w:top w:type="dxa" w:w="40"/>
-              <w:left w:type="dxa" w:w="80"/>
-              <w:bottom w:type="dxa" w:w="40"/>
-              <w:right w:type="dxa" w:w="80"/>
-            </w:tcMar>
-          </w:tcPr>
-          <w:p>
-            <w:pPr>
-              <w:spacing w:after="0"/>
-            </w:pPr>
-            <w:r>
-              <w:rPr>
-                <w:b w:val="false"/>
-                <w:bCs w:val="false"/>
-                <w:sz w:val="19"/>
-                <w:szCs w:val="19"/>
-                <w:rFonts w:ascii="Calibri" w:cs="Calibri" w:eastAsia="Calibri" w:hAnsi="Calibri"/>
-              </w:rPr>
-              <w:t xml:space="preserve">Underground against ground</w:t>
+            <w:tcW w:type="dxa" w:w="2160"/>
+            <w:tcMar>
+              <w:top w:type="dxa" w:w="40"/>
+              <w:left w:type="dxa" w:w="80"/>
+              <w:bottom w:type="dxa" w:w="40"/>
+              <w:right w:type="dxa" w:w="80"/>
+            </w:tcMar>
+          </w:tcPr>
+          <w:p>
+            <w:pPr>
+              <w:spacing w:after="0"/>
+            </w:pPr>
+            <w:r>
+              <w:rPr>
+                <w:b w:val="false"/>
+                <w:bCs w:val="false"/>
+                <w:sz w:val="19"/>
+                <w:szCs w:val="19"/>
+                <w:rFonts w:ascii="Calibri" w:cs="Calibri" w:eastAsia="Calibri" w:hAnsi="Calibri"/>
+              </w:rPr>
+              <w:t xml:space="preserve">Saving from going underground</w:t>
             </w:r>
           </w:p>
         </w:tc>
@@ -5171,33 +5883,7 @@
                 <w:szCs w:val="19"/>
                 <w:rFonts w:ascii="Calibri" w:cs="Calibri" w:eastAsia="Calibri" w:hAnsi="Calibri"/>
               </w:rPr>
-              <w:t xml:space="preserve">−16.2 min</w:t>
-            </w:r>
-          </w:p>
-        </w:tc>
-        <w:tc>
-          <w:tcPr>
-            <w:tcW w:type="dxa" w:w="1800"/>
-            <w:tcMar>
-              <w:top w:type="dxa" w:w="40"/>
-              <w:left w:type="dxa" w:w="80"/>
-              <w:bottom w:type="dxa" w:w="40"/>
-              <w:right w:type="dxa" w:w="80"/>
-            </w:tcMar>
-          </w:tcPr>
-          <w:p>
-            <w:pPr>
-              <w:spacing w:after="0"/>
-            </w:pPr>
-            <w:r>
-              <w:rPr>
-                <w:b w:val="false"/>
-                <w:bCs w:val="false"/>
-                <w:sz w:val="19"/>
-                <w:szCs w:val="19"/>
-                <w:rFonts w:ascii="Calibri" w:cs="Calibri" w:eastAsia="Calibri" w:hAnsi="Calibri"/>
-              </w:rPr>
-              <w:t xml:space="preserve">−9.9 min</w:t>
+              <w:t xml:space="preserve">25.1 min, 38 %</w:t>
             </w:r>
           </w:p>
         </w:tc>
@@ -5223,7 +5909,33 @@
                 <w:szCs w:val="19"/>
                 <w:rFonts w:ascii="Calibri" w:cs="Calibri" w:eastAsia="Calibri" w:hAnsi="Calibri"/>
               </w:rPr>
-              <w:t xml:space="preserve">18.1 % on every station pair, in either form</w:t>
+              <w:t xml:space="preserve">9.9 min, 18 %</w:t>
+            </w:r>
+          </w:p>
+        </w:tc>
+        <w:tc>
+          <w:tcPr>
+            <w:tcW w:type="dxa" w:w="1980"/>
+            <w:tcMar>
+              <w:top w:type="dxa" w:w="40"/>
+              <w:left w:type="dxa" w:w="80"/>
+              <w:bottom w:type="dxa" w:w="40"/>
+              <w:right w:type="dxa" w:w="80"/>
+            </w:tcMar>
+          </w:tcPr>
+          <w:p>
+            <w:pPr>
+              <w:spacing w:after="0"/>
+            </w:pPr>
+            <w:r>
+              <w:rPr>
+                <w:b w:val="false"/>
+                <w:bCs w:val="false"/>
+                <w:sz w:val="19"/>
+                <w:szCs w:val="19"/>
+                <w:rFonts w:ascii="Calibri" w:cs="Calibri" w:eastAsia="Calibri" w:hAnsi="Calibri"/>
+              </w:rPr>
+              <w:t xml:space="preserve">16.2 min, 18 %</w:t>
             </w:r>
           </w:p>
         </w:tc>
@@ -5244,7 +5956,7 @@
           <w:szCs w:val="22"/>
           <w:rFonts w:ascii="Calibri" w:cs="Calibri" w:eastAsia="Calibri" w:hAnsi="Calibri"/>
         </w:rPr>
-        <w:t xml:space="preserve">The truth for this line sits between the two forms, nearer the section form on the long Carmel-coast sections and nearer the distance form in the dense city-centre stretch. The calibration report’s own recommended refinement — estimating running time and dwell separately with actual inter-stop distances — would replace the pair with one number; until then the pair brackets the answer. For comparison, the earlier capture-model plan assumed 22–26 km/h, which sits at the section-form end.</w:t>
+        <w:t xml:space="preserve">The decomposed form is the estimate carried into the generalized cost. The section form is kept as a bound: it is right for the underground where Haifa’s spacing is close to the Red Line’s, and too fast at the surface, where Haifa’s sections are 40 % longer than the Red Line’s. The saving from going underground is larger than the 18 % per section because the two coefficients embed different section lengths. The earlier capture-model assumption of 22–26 km/h sits inside the underground range.</w:t>
       </w:r>
     </w:p>
     <w:p>
@@ -5307,7 +6019,7 @@
           <w:szCs w:val="18"/>
           <w:rFonts w:ascii="Calibri" w:cs="Calibri" w:eastAsia="Calibri" w:hAnsi="Calibri"/>
         </w:rPr>
-        <w:t xml:space="preserve">Figure 4. Cumulative in-vehicle time from S01 under the two scenarios and the two forms (left); the stations on the alignment (right; the orange station is the one whose TAZ is missing from the V2 file).</w:t>
+        <w:t xml:space="preserve">Figure 4. Cumulative in-vehicle time from S01 under the two scenarios: the decomposed form (solid, the estimate), the section form (dashed) and the superseded nominal 500 m form (dotted); the stations on the alignment (right; the orange station is the one whose TAZ is missing from the V2 file).</w:t>
       </w:r>
     </w:p>
     <w:tbl>
@@ -5437,7 +6149,7 @@
                 <w:szCs w:val="19"/>
                 <w:rFonts w:ascii="Calibri" w:cs="Calibri" w:eastAsia="Calibri" w:hAnsi="Calibri"/>
               </w:rPr>
-              <w:t xml:space="preserve">Cumulative min, underground (distance / section form)</w:t>
+              <w:t xml:space="preserve">Cumulative min, underground (decomposed / section form)</w:t>
             </w:r>
           </w:p>
         </w:tc>
@@ -5464,7 +6176,7 @@
                 <w:szCs w:val="19"/>
                 <w:rFonts w:ascii="Calibri" w:cs="Calibri" w:eastAsia="Calibri" w:hAnsi="Calibri"/>
               </w:rPr>
-              <w:t xml:space="preserve">Cumulative min, ground (distance / section form)</w:t>
+              <w:t xml:space="preserve">Cumulative min, ground (decomposed / section form)</w:t>
             </w:r>
           </w:p>
         </w:tc>
@@ -5702,7 +6414,7 @@
                 <w:szCs w:val="19"/>
                 <w:rFonts w:ascii="Calibri" w:cs="Calibri" w:eastAsia="Calibri" w:hAnsi="Calibri"/>
               </w:rPr>
-              <w:t xml:space="preserve">12.0 / 5.9</w:t>
+              <w:t xml:space="preserve">6.1 / 5.9</w:t>
             </w:r>
           </w:p>
         </w:tc>
@@ -5728,7 +6440,7 @@
                 <w:szCs w:val="19"/>
                 <w:rFonts w:ascii="Calibri" w:cs="Calibri" w:eastAsia="Calibri" w:hAnsi="Calibri"/>
               </w:rPr>
-              <w:t xml:space="preserve">14.6 / 7.2</w:t>
+              <w:t xml:space="preserve">9.8 / 7.2</w:t>
             </w:r>
           </w:p>
         </w:tc>
@@ -5834,7 +6546,7 @@
                 <w:szCs w:val="19"/>
                 <w:rFonts w:ascii="Calibri" w:cs="Calibri" w:eastAsia="Calibri" w:hAnsi="Calibri"/>
               </w:rPr>
-              <w:t xml:space="preserve">19.4 / 9.8</w:t>
+              <w:t xml:space="preserve">9.9 / 9.8</w:t>
             </w:r>
           </w:p>
         </w:tc>
@@ -5860,7 +6572,7 @@
                 <w:szCs w:val="19"/>
                 <w:rFonts w:ascii="Calibri" w:cs="Calibri" w:eastAsia="Calibri" w:hAnsi="Calibri"/>
               </w:rPr>
-              <w:t xml:space="preserve">23.6 / 12.0</w:t>
+              <w:t xml:space="preserve">16.0 / 12.0</w:t>
             </w:r>
           </w:p>
         </w:tc>
@@ -5966,7 +6678,7 @@
                 <w:szCs w:val="19"/>
                 <w:rFonts w:ascii="Calibri" w:cs="Calibri" w:eastAsia="Calibri" w:hAnsi="Calibri"/>
               </w:rPr>
-              <w:t xml:space="preserve">28.4 / 15.7</w:t>
+              <w:t xml:space="preserve">15.0 / 15.7</w:t>
             </w:r>
           </w:p>
         </w:tc>
@@ -5992,7 +6704,7 @@
                 <w:szCs w:val="19"/>
                 <w:rFonts w:ascii="Calibri" w:cs="Calibri" w:eastAsia="Calibri" w:hAnsi="Calibri"/>
               </w:rPr>
-              <w:t xml:space="preserve">34.6 / 19.1</w:t>
+              <w:t xml:space="preserve">24.3 / 19.1</w:t>
             </w:r>
           </w:p>
         </w:tc>
@@ -6098,7 +6810,7 @@
                 <w:szCs w:val="19"/>
                 <w:rFonts w:ascii="Calibri" w:cs="Calibri" w:eastAsia="Calibri" w:hAnsi="Calibri"/>
               </w:rPr>
-              <w:t xml:space="preserve">37.7 / 21.6</w:t>
+              <w:t xml:space="preserve">20.3 / 21.6</w:t>
             </w:r>
           </w:p>
         </w:tc>
@@ -6124,7 +6836,7 @@
                 <w:szCs w:val="19"/>
                 <w:rFonts w:ascii="Calibri" w:cs="Calibri" w:eastAsia="Calibri" w:hAnsi="Calibri"/>
               </w:rPr>
-              <w:t xml:space="preserve">46.0 / 26.3</w:t>
+              <w:t xml:space="preserve">32.8 / 26.3</w:t>
             </w:r>
           </w:p>
         </w:tc>
@@ -6230,7 +6942,7 @@
                 <w:szCs w:val="19"/>
                 <w:rFonts w:ascii="Calibri" w:cs="Calibri" w:eastAsia="Calibri" w:hAnsi="Calibri"/>
               </w:rPr>
-              <w:t xml:space="preserve">47.7 / 27.4</w:t>
+              <w:t xml:space="preserve">25.7 / 27.4</w:t>
             </w:r>
           </w:p>
         </w:tc>
@@ -6256,7 +6968,7 @@
                 <w:szCs w:val="19"/>
                 <w:rFonts w:ascii="Calibri" w:cs="Calibri" w:eastAsia="Calibri" w:hAnsi="Calibri"/>
               </w:rPr>
-              <w:t xml:space="preserve">58.2 / 33.5</w:t>
+              <w:t xml:space="preserve">41.5 / 33.5</w:t>
             </w:r>
           </w:p>
         </w:tc>
@@ -6362,7 +7074,7 @@
                 <w:szCs w:val="19"/>
                 <w:rFonts w:ascii="Calibri" w:cs="Calibri" w:eastAsia="Calibri" w:hAnsi="Calibri"/>
               </w:rPr>
-              <w:t xml:space="preserve">52.0 / 31.4</w:t>
+              <w:t xml:space="preserve">28.6 / 31.4</w:t>
             </w:r>
           </w:p>
         </w:tc>
@@ -6388,7 +7100,7 @@
                 <w:szCs w:val="19"/>
                 <w:rFonts w:ascii="Calibri" w:cs="Calibri" w:eastAsia="Calibri" w:hAnsi="Calibri"/>
               </w:rPr>
-              <w:t xml:space="preserve">63.5 / 38.3</w:t>
+              <w:t xml:space="preserve">46.2 / 38.3</w:t>
             </w:r>
           </w:p>
         </w:tc>
@@ -6494,7 +7206,7 @@
                 <w:szCs w:val="19"/>
                 <w:rFonts w:ascii="Calibri" w:cs="Calibri" w:eastAsia="Calibri" w:hAnsi="Calibri"/>
               </w:rPr>
-              <w:t xml:space="preserve">55.8 / 35.3</w:t>
+              <w:t xml:space="preserve">31.3 / 35.3</w:t>
             </w:r>
           </w:p>
         </w:tc>
@@ -6520,7 +7232,7 @@
                 <w:szCs w:val="19"/>
                 <w:rFonts w:ascii="Calibri" w:cs="Calibri" w:eastAsia="Calibri" w:hAnsi="Calibri"/>
               </w:rPr>
-              <w:t xml:space="preserve">68.0 / 43.1</w:t>
+              <w:t xml:space="preserve">50.6 / 43.1</w:t>
             </w:r>
           </w:p>
         </w:tc>
@@ -6626,7 +7338,7 @@
                 <w:szCs w:val="19"/>
                 <w:rFonts w:ascii="Calibri" w:cs="Calibri" w:eastAsia="Calibri" w:hAnsi="Calibri"/>
               </w:rPr>
-              <w:t xml:space="preserve">63.3 / 39.2</w:t>
+              <w:t xml:space="preserve">35.2 / 39.2</w:t>
             </w:r>
           </w:p>
         </w:tc>
@@ -6652,7 +7364,7 @@
                 <w:szCs w:val="19"/>
                 <w:rFonts w:ascii="Calibri" w:cs="Calibri" w:eastAsia="Calibri" w:hAnsi="Calibri"/>
               </w:rPr>
-              <w:t xml:space="preserve">77.3 / 47.8</w:t>
+              <w:t xml:space="preserve">57.0 / 47.9</w:t>
             </w:r>
           </w:p>
         </w:tc>
@@ -6758,7 +7470,7 @@
                 <w:szCs w:val="19"/>
                 <w:rFonts w:ascii="Calibri" w:cs="Calibri" w:eastAsia="Calibri" w:hAnsi="Calibri"/>
               </w:rPr>
-              <w:t xml:space="preserve">73.5 / 45.1</w:t>
+              <w:t xml:space="preserve">40.7 / 45.1</w:t>
             </w:r>
           </w:p>
         </w:tc>
@@ -6784,7 +7496,7 @@
                 <w:szCs w:val="19"/>
                 <w:rFonts w:ascii="Calibri" w:cs="Calibri" w:eastAsia="Calibri" w:hAnsi="Calibri"/>
               </w:rPr>
-              <w:t xml:space="preserve">89.7 / 55.0</w:t>
+              <w:t xml:space="preserve">65.8 / 55.0</w:t>
             </w:r>
           </w:p>
         </w:tc>
@@ -7049,7 +7761,7 @@
                 <w:szCs w:val="17"/>
                 <w:rFonts w:ascii="Calibri" w:cs="Calibri" w:eastAsia="Calibri" w:hAnsi="Calibri"/>
               </w:rPr>
-              <w:t xml:space="preserve">Derived, lower bound: fastest path on the May 2026 bus-speed network between area centroids — no waiting, no transfer, assumes a service on that path</w:t>
+              <w:t xml:space="preserve">Derived: scheduled time of the direct services in the GTFS on the 422 of 600 pairs that have one (82 of 90 trunk pairs); elsewhere the fastest path on the May 2026 speed network scaled by 1.12, the median timetable-to-floor ratio</w:t>
             </w:r>
           </w:p>
         </w:tc>
@@ -7075,7 +7787,7 @@
                 <w:szCs w:val="17"/>
                 <w:rFonts w:ascii="Calibri" w:cs="Calibri" w:eastAsia="Calibri" w:hAnsi="Calibri"/>
               </w:rPr>
-              <w:t xml:space="preserve">Derived on the ten trunk areas from Part B; missing for the other 15</w:t>
+              <w:t xml:space="preserve">Derived on the ten trunk areas from Part B (decomposed form); missing for the other 15</w:t>
             </w:r>
           </w:p>
         </w:tc>
@@ -7155,7 +7867,7 @@
                 <w:szCs w:val="17"/>
                 <w:rFonts w:ascii="Calibri" w:cs="Calibri" w:eastAsia="Calibri" w:hAnsi="Calibri"/>
               </w:rPr>
-              <w:t xml:space="preserve">Assumed 8 min — to be replaced by GTFS stop locations</w:t>
+              <w:t xml:space="preserve">Derived: TAZ centroid to the nearest served GTFS stop, weighted by residents and jobs</w:t>
             </w:r>
           </w:p>
         </w:tc>
@@ -7261,7 +7973,7 @@
                 <w:szCs w:val="17"/>
                 <w:rFonts w:ascii="Calibri" w:cs="Calibri" w:eastAsia="Calibri" w:hAnsi="Calibri"/>
               </w:rPr>
-              <w:t xml:space="preserve">Assumed: half a 10-minute headway — GTFS headways needed</w:t>
+              <w:t xml:space="preserve">Derived: half the combined 07:00–08:00 headway of the direct services, capped at 10 min; a placeholder where no direct service</w:t>
             </w:r>
           </w:p>
         </w:tc>
@@ -7287,7 +7999,7 @@
                 <w:szCs w:val="17"/>
                 <w:rFonts w:ascii="Calibri" w:cs="Calibri" w:eastAsia="Calibri" w:hAnsi="Calibri"/>
               </w:rPr>
-              <w:t xml:space="preserve">Assumed: half the planned 6-minute headway</w:t>
+              <w:t xml:space="preserve">Assumed: half a 5-minute headway (12 departures an hour)</w:t>
             </w:r>
           </w:p>
         </w:tc>
@@ -7367,7 +8079,7 @@
                 <w:szCs w:val="17"/>
                 <w:rFonts w:ascii="Calibri" w:cs="Calibri" w:eastAsia="Calibri" w:hAnsi="Calibri"/>
               </w:rPr>
-              <w:t xml:space="preserve">Missing — GTFS path building needed</w:t>
+              <w:t xml:space="preserve">0 where a direct service exists; missing on the 178 pairs without one (path building needed)</w:t>
             </w:r>
           </w:p>
         </w:tc>
@@ -7758,12 +8470,12 @@
         </w:tblBorders>
       </w:tblPr>
       <w:tblGrid>
-        <w:gridCol w:w="1260"/>
-        <w:gridCol w:w="1980"/>
-        <w:gridCol w:w="900"/>
+        <w:gridCol w:w="1350"/>
+        <w:gridCol w:w="2160"/>
+        <w:gridCol w:w="810"/>
         <w:gridCol w:w="810"/>
         <w:gridCol w:w="1440"/>
-        <w:gridCol w:w="2610"/>
+        <w:gridCol w:w="2430"/>
       </w:tblGrid>
       <w:tr>
         <w:trPr>
@@ -7771,7 +8483,7 @@
         </w:trPr>
         <w:tc>
           <w:tcPr>
-            <w:tcW w:type="dxa" w:w="1260"/>
+            <w:tcW w:type="dxa" w:w="1350"/>
             <w:shd w:fill="E7EEF7" w:color="auto" w:val="clear"/>
             <w:tcMar>
               <w:top w:type="dxa" w:w="40"/>
@@ -7798,7 +8510,7 @@
         </w:tc>
         <w:tc>
           <w:tcPr>
-            <w:tcW w:type="dxa" w:w="1980"/>
+            <w:tcW w:type="dxa" w:w="2160"/>
             <w:shd w:fill="E7EEF7" w:color="auto" w:val="clear"/>
             <w:tcMar>
               <w:top w:type="dxa" w:w="40"/>
@@ -7825,7 +8537,7 @@
         </w:tc>
         <w:tc>
           <w:tcPr>
-            <w:tcW w:type="dxa" w:w="900"/>
+            <w:tcW w:type="dxa" w:w="810"/>
             <w:shd w:fill="E7EEF7" w:color="auto" w:val="clear"/>
             <w:tcMar>
               <w:top w:type="dxa" w:w="40"/>
@@ -7906,7 +8618,7 @@
         </w:tc>
         <w:tc>
           <w:tcPr>
-            <w:tcW w:type="dxa" w:w="2610"/>
+            <w:tcW w:type="dxa" w:w="2430"/>
             <w:shd w:fill="E7EEF7" w:color="auto" w:val="clear"/>
             <w:tcMar>
               <w:top w:type="dxa" w:w="40"/>
@@ -7935,7 +8647,7 @@
       <w:tr>
         <w:tc>
           <w:tcPr>
-            <w:tcW w:type="dxa" w:w="1260"/>
+            <w:tcW w:type="dxa" w:w="1350"/>
             <w:tcMar>
               <w:top w:type="dxa" w:w="40"/>
               <w:left w:type="dxa" w:w="80"/>
@@ -7961,7 +8673,7 @@
         </w:tc>
         <w:tc>
           <w:tcPr>
-            <w:tcW w:type="dxa" w:w="1980"/>
+            <w:tcW w:type="dxa" w:w="2160"/>
             <w:tcMar>
               <w:top w:type="dxa" w:w="40"/>
               <w:left w:type="dxa" w:w="80"/>
@@ -7987,7 +8699,7 @@
         </w:tc>
         <w:tc>
           <w:tcPr>
-            <w:tcW w:type="dxa" w:w="900"/>
+            <w:tcW w:type="dxa" w:w="810"/>
             <w:tcMar>
               <w:top w:type="dxa" w:w="40"/>
               <w:left w:type="dxa" w:w="80"/>
@@ -8065,7 +8777,7 @@
         </w:tc>
         <w:tc>
           <w:tcPr>
-            <w:tcW w:type="dxa" w:w="2610"/>
+            <w:tcW w:type="dxa" w:w="2430"/>
             <w:tcMar>
               <w:top w:type="dxa" w:w="40"/>
               <w:left w:type="dxa" w:w="80"/>
@@ -8093,79 +8805,53 @@
       <w:tr>
         <w:tc>
           <w:tcPr>
-            <w:tcW w:type="dxa" w:w="1260"/>
-            <w:tcMar>
-              <w:top w:type="dxa" w:w="40"/>
-              <w:left w:type="dxa" w:w="80"/>
-              <w:bottom w:type="dxa" w:w="40"/>
-              <w:right w:type="dxa" w:w="80"/>
-            </w:tcMar>
-          </w:tcPr>
-          <w:p>
-            <w:pPr>
-              <w:spacing w:after="0"/>
-            </w:pPr>
-            <w:r>
-              <w:rPr>
-                <w:b w:val="false"/>
-                <w:bCs w:val="false"/>
-                <w:sz w:val="17"/>
-                <w:szCs w:val="17"/>
-                <w:rFonts w:ascii="Calibri" w:cs="Calibri" w:eastAsia="Calibri" w:hAnsi="Calibri"/>
-              </w:rPr>
-              <w:t xml:space="preserve">Bus</w:t>
-            </w:r>
-          </w:p>
-        </w:tc>
-        <w:tc>
-          <w:tcPr>
-            <w:tcW w:type="dxa" w:w="1980"/>
-            <w:tcMar>
-              <w:top w:type="dxa" w:w="40"/>
-              <w:left w:type="dxa" w:w="80"/>
-              <w:bottom w:type="dxa" w:w="40"/>
-              <w:right w:type="dxa" w:w="80"/>
-            </w:tcMar>
-          </w:tcPr>
-          <w:p>
-            <w:pPr>
-              <w:spacing w:after="0"/>
-            </w:pPr>
-            <w:r>
-              <w:rPr>
-                <w:b w:val="false"/>
-                <w:bCs w:val="false"/>
-                <w:sz w:val="17"/>
-                <w:szCs w:val="17"/>
-                <w:rFonts w:ascii="Calibri" w:cs="Calibri" w:eastAsia="Calibri" w:hAnsi="Calibri"/>
-              </w:rPr>
-              <w:t xml:space="preserve">12.5 min (fastest bus-served path)</w:t>
-            </w:r>
-          </w:p>
-        </w:tc>
-        <w:tc>
-          <w:tcPr>
-            <w:tcW w:type="dxa" w:w="900"/>
-            <w:tcMar>
-              <w:top w:type="dxa" w:w="40"/>
-              <w:left w:type="dxa" w:w="80"/>
-              <w:bottom w:type="dxa" w:w="40"/>
-              <w:right w:type="dxa" w:w="80"/>
-            </w:tcMar>
-          </w:tcPr>
-          <w:p>
-            <w:pPr>
-              <w:spacing w:after="0"/>
-            </w:pPr>
-            <w:r>
-              <w:rPr>
-                <w:b w:val="false"/>
-                <w:bCs w:val="false"/>
-                <w:sz w:val="17"/>
-                <w:szCs w:val="17"/>
-                <w:rFonts w:ascii="Calibri" w:cs="Calibri" w:eastAsia="Calibri" w:hAnsi="Calibri"/>
-              </w:rPr>
-              <w:t xml:space="preserve">8 min *</w:t>
+            <w:tcW w:type="dxa" w:w="1350"/>
+            <w:tcMar>
+              <w:top w:type="dxa" w:w="40"/>
+              <w:left w:type="dxa" w:w="80"/>
+              <w:bottom w:type="dxa" w:w="40"/>
+              <w:right w:type="dxa" w:w="80"/>
+            </w:tcMar>
+          </w:tcPr>
+          <w:p>
+            <w:pPr>
+              <w:spacing w:after="0"/>
+            </w:pPr>
+            <w:r>
+              <w:rPr>
+                <w:b w:val="false"/>
+                <w:bCs w:val="false"/>
+                <w:sz w:val="17"/>
+                <w:szCs w:val="17"/>
+                <w:rFonts w:ascii="Calibri" w:cs="Calibri" w:eastAsia="Calibri" w:hAnsi="Calibri"/>
+              </w:rPr>
+              <w:t xml:space="preserve">Bus (timetable)</w:t>
+            </w:r>
+          </w:p>
+        </w:tc>
+        <w:tc>
+          <w:tcPr>
+            <w:tcW w:type="dxa" w:w="2160"/>
+            <w:tcMar>
+              <w:top w:type="dxa" w:w="40"/>
+              <w:left w:type="dxa" w:w="80"/>
+              <w:bottom w:type="dxa" w:w="40"/>
+              <w:right w:type="dxa" w:w="80"/>
+            </w:tcMar>
+          </w:tcPr>
+          <w:p>
+            <w:pPr>
+              <w:spacing w:after="0"/>
+            </w:pPr>
+            <w:r>
+              <w:rPr>
+                <w:b w:val="false"/>
+                <w:bCs w:val="false"/>
+                <w:sz w:val="17"/>
+                <w:szCs w:val="17"/>
+                <w:rFonts w:ascii="Calibri" w:cs="Calibri" w:eastAsia="Calibri" w:hAnsi="Calibri"/>
+              </w:rPr>
+              <w:t xml:space="preserve">12.3 min (direct services; the speed-network floor was 12.5)</w:t>
             </w:r>
           </w:p>
         </w:tc>
@@ -8191,7 +8877,33 @@
                 <w:szCs w:val="17"/>
                 <w:rFonts w:ascii="Calibri" w:cs="Calibri" w:eastAsia="Calibri" w:hAnsi="Calibri"/>
               </w:rPr>
-              <w:t xml:space="preserve">5 min *</w:t>
+              <w:t xml:space="preserve">4.7 min</w:t>
+            </w:r>
+          </w:p>
+        </w:tc>
+        <w:tc>
+          <w:tcPr>
+            <w:tcW w:type="dxa" w:w="810"/>
+            <w:tcMar>
+              <w:top w:type="dxa" w:w="40"/>
+              <w:left w:type="dxa" w:w="80"/>
+              <w:bottom w:type="dxa" w:w="40"/>
+              <w:right w:type="dxa" w:w="80"/>
+            </w:tcMar>
+          </w:tcPr>
+          <w:p>
+            <w:pPr>
+              <w:spacing w:after="0"/>
+            </w:pPr>
+            <w:r>
+              <w:rPr>
+                <w:b w:val="false"/>
+                <w:bCs w:val="false"/>
+                <w:sz w:val="17"/>
+                <w:szCs w:val="17"/>
+                <w:rFonts w:ascii="Calibri" w:cs="Calibri" w:eastAsia="Calibri" w:hAnsi="Calibri"/>
+              </w:rPr>
+              <w:t xml:space="preserve">1.6 min</w:t>
             </w:r>
           </w:p>
         </w:tc>
@@ -8217,33 +8929,33 @@
                 <w:szCs w:val="17"/>
                 <w:rFonts w:ascii="Calibri" w:cs="Calibri" w:eastAsia="Calibri" w:hAnsi="Calibri"/>
               </w:rPr>
-              <w:t xml:space="preserve">38.5</w:t>
-            </w:r>
-          </w:p>
-        </w:tc>
-        <w:tc>
-          <w:tcPr>
-            <w:tcW w:type="dxa" w:w="2610"/>
-            <w:tcMar>
-              <w:top w:type="dxa" w:w="40"/>
-              <w:left w:type="dxa" w:w="80"/>
-              <w:bottom w:type="dxa" w:w="40"/>
-              <w:right w:type="dxa" w:w="80"/>
-            </w:tcMar>
-          </w:tcPr>
-          <w:p>
-            <w:pPr>
-              <w:spacing w:after="0"/>
-            </w:pPr>
-            <w:r>
-              <w:rPr>
-                <w:b w:val="false"/>
-                <w:bCs w:val="false"/>
-                <w:sz w:val="17"/>
-                <w:szCs w:val="17"/>
-                <w:rFonts w:ascii="Calibri" w:cs="Calibri" w:eastAsia="Calibri" w:hAnsi="Calibri"/>
-              </w:rPr>
-              <w:t xml:space="preserve">Bus users in the survey report 27.1 min door to door on the same pairs — 2.3 times the fastest-path time</w:t>
+              <w:t xml:space="preserve">24.9</w:t>
+            </w:r>
+          </w:p>
+        </w:tc>
+        <w:tc>
+          <w:tcPr>
+            <w:tcW w:type="dxa" w:w="2430"/>
+            <w:tcMar>
+              <w:top w:type="dxa" w:w="40"/>
+              <w:left w:type="dxa" w:w="80"/>
+              <w:bottom w:type="dxa" w:w="40"/>
+              <w:right w:type="dxa" w:w="80"/>
+            </w:tcMar>
+          </w:tcPr>
+          <w:p>
+            <w:pPr>
+              <w:spacing w:after="0"/>
+            </w:pPr>
+            <w:r>
+              <w:rPr>
+                <w:b w:val="false"/>
+                <w:bCs w:val="false"/>
+                <w:sz w:val="17"/>
+                <w:szCs w:val="17"/>
+                <w:rFonts w:ascii="Calibri" w:cs="Calibri" w:eastAsia="Calibri" w:hAnsi="Calibri"/>
+              </w:rPr>
+              <w:t xml:space="preserve">Bus users in the survey report 27.1 min door to door on the same pairs</w:t>
             </w:r>
           </w:p>
         </w:tc>
@@ -8251,79 +8963,53 @@
       <w:tr>
         <w:tc>
           <w:tcPr>
-            <w:tcW w:type="dxa" w:w="1260"/>
-            <w:tcMar>
-              <w:top w:type="dxa" w:w="40"/>
-              <w:left w:type="dxa" w:w="80"/>
-              <w:bottom w:type="dxa" w:w="40"/>
-              <w:right w:type="dxa" w:w="80"/>
-            </w:tcMar>
-          </w:tcPr>
-          <w:p>
-            <w:pPr>
-              <w:spacing w:after="0"/>
-            </w:pPr>
-            <w:r>
-              <w:rPr>
-                <w:b w:val="false"/>
-                <w:bCs w:val="false"/>
-                <w:sz w:val="17"/>
-                <w:szCs w:val="17"/>
-                <w:rFonts w:ascii="Calibri" w:cs="Calibri" w:eastAsia="Calibri" w:hAnsi="Calibri"/>
-              </w:rPr>
-              <w:t xml:space="preserve">LRT, all underground</w:t>
-            </w:r>
-          </w:p>
-        </w:tc>
-        <w:tc>
-          <w:tcPr>
-            <w:tcW w:type="dxa" w:w="1980"/>
-            <w:tcMar>
-              <w:top w:type="dxa" w:w="40"/>
-              <w:left w:type="dxa" w:w="80"/>
-              <w:bottom w:type="dxa" w:w="40"/>
-              <w:right w:type="dxa" w:w="80"/>
-            </w:tcMar>
-          </w:tcPr>
-          <w:p>
-            <w:pPr>
-              <w:spacing w:after="0"/>
-            </w:pPr>
-            <w:r>
-              <w:rPr>
-                <w:b w:val="false"/>
-                <w:bCs w:val="false"/>
-                <w:sz w:val="17"/>
-                <w:szCs w:val="17"/>
-                <w:rFonts w:ascii="Calibri" w:cs="Calibri" w:eastAsia="Calibri" w:hAnsi="Calibri"/>
-              </w:rPr>
-              <w:t xml:space="preserve">20.6 min (distance form); 13.3 (section form)</w:t>
-            </w:r>
-          </w:p>
-        </w:tc>
-        <w:tc>
-          <w:tcPr>
-            <w:tcW w:type="dxa" w:w="900"/>
-            <w:tcMar>
-              <w:top w:type="dxa" w:w="40"/>
-              <w:left w:type="dxa" w:w="80"/>
-              <w:bottom w:type="dxa" w:w="40"/>
-              <w:right w:type="dxa" w:w="80"/>
-            </w:tcMar>
-          </w:tcPr>
-          <w:p>
-            <w:pPr>
-              <w:spacing w:after="0"/>
-            </w:pPr>
-            <w:r>
-              <w:rPr>
-                <w:b w:val="false"/>
-                <w:bCs w:val="false"/>
-                <w:sz w:val="17"/>
-                <w:szCs w:val="17"/>
-                <w:rFonts w:ascii="Calibri" w:cs="Calibri" w:eastAsia="Calibri" w:hAnsi="Calibri"/>
-              </w:rPr>
-              <w:t xml:space="preserve">13.6 min</w:t>
+            <w:tcW w:type="dxa" w:w="1350"/>
+            <w:tcMar>
+              <w:top w:type="dxa" w:w="40"/>
+              <w:left w:type="dxa" w:w="80"/>
+              <w:bottom w:type="dxa" w:w="40"/>
+              <w:right w:type="dxa" w:w="80"/>
+            </w:tcMar>
+          </w:tcPr>
+          <w:p>
+            <w:pPr>
+              <w:spacing w:after="0"/>
+            </w:pPr>
+            <w:r>
+              <w:rPr>
+                <w:b w:val="false"/>
+                <w:bCs w:val="false"/>
+                <w:sz w:val="17"/>
+                <w:szCs w:val="17"/>
+                <w:rFonts w:ascii="Calibri" w:cs="Calibri" w:eastAsia="Calibri" w:hAnsi="Calibri"/>
+              </w:rPr>
+              <w:t xml:space="preserve">Metronit (on its 72 trunk pairs)</w:t>
+            </w:r>
+          </w:p>
+        </w:tc>
+        <w:tc>
+          <w:tcPr>
+            <w:tcW w:type="dxa" w:w="2160"/>
+            <w:tcMar>
+              <w:top w:type="dxa" w:w="40"/>
+              <w:left w:type="dxa" w:w="80"/>
+              <w:bottom w:type="dxa" w:w="40"/>
+              <w:right w:type="dxa" w:w="80"/>
+            </w:tcMar>
+          </w:tcPr>
+          <w:p>
+            <w:pPr>
+              <w:spacing w:after="0"/>
+            </w:pPr>
+            <w:r>
+              <w:rPr>
+                <w:b w:val="false"/>
+                <w:bCs w:val="false"/>
+                <w:sz w:val="17"/>
+                <w:szCs w:val="17"/>
+                <w:rFonts w:ascii="Calibri" w:cs="Calibri" w:eastAsia="Calibri" w:hAnsi="Calibri"/>
+              </w:rPr>
+              <w:t xml:space="preserve">7.8 min</w:t>
             </w:r>
           </w:p>
         </w:tc>
@@ -8349,7 +9035,33 @@
                 <w:szCs w:val="17"/>
                 <w:rFonts w:ascii="Calibri" w:cs="Calibri" w:eastAsia="Calibri" w:hAnsi="Calibri"/>
               </w:rPr>
-              <w:t xml:space="preserve">3 min</w:t>
+              <w:t xml:space="preserve">4.4 min</w:t>
+            </w:r>
+          </w:p>
+        </w:tc>
+        <w:tc>
+          <w:tcPr>
+            <w:tcW w:type="dxa" w:w="810"/>
+            <w:tcMar>
+              <w:top w:type="dxa" w:w="40"/>
+              <w:left w:type="dxa" w:w="80"/>
+              <w:bottom w:type="dxa" w:w="40"/>
+              <w:right w:type="dxa" w:w="80"/>
+            </w:tcMar>
+          </w:tcPr>
+          <w:p>
+            <w:pPr>
+              <w:spacing w:after="0"/>
+            </w:pPr>
+            <w:r>
+              <w:rPr>
+                <w:b w:val="false"/>
+                <w:bCs w:val="false"/>
+                <w:sz w:val="17"/>
+                <w:szCs w:val="17"/>
+                <w:rFonts w:ascii="Calibri" w:cs="Calibri" w:eastAsia="Calibri" w:hAnsi="Calibri"/>
+              </w:rPr>
+              <w:t xml:space="preserve">2.4 min</w:t>
             </w:r>
           </w:p>
         </w:tc>
@@ -8375,33 +9087,33 @@
                 <w:szCs w:val="17"/>
                 <w:rFonts w:ascii="Calibri" w:cs="Calibri" w:eastAsia="Calibri" w:hAnsi="Calibri"/>
               </w:rPr>
-              <w:t xml:space="preserve">53.8</w:t>
-            </w:r>
-          </w:p>
-        </w:tc>
-        <w:tc>
-          <w:tcPr>
-            <w:tcW w:type="dxa" w:w="2610"/>
-            <w:tcMar>
-              <w:top w:type="dxa" w:w="40"/>
-              <w:left w:type="dxa" w:w="80"/>
-              <w:bottom w:type="dxa" w:w="40"/>
-              <w:right w:type="dxa" w:w="80"/>
-            </w:tcMar>
-          </w:tcPr>
-          <w:p>
-            <w:pPr>
-              <w:spacing w:after="0"/>
-            </w:pPr>
-            <w:r>
-              <w:rPr>
-                <w:b w:val="false"/>
-                <w:bCs w:val="false"/>
-                <w:sz w:val="17"/>
-                <w:szCs w:val="17"/>
-                <w:rFonts w:ascii="Calibri" w:cs="Calibri" w:eastAsia="Calibri" w:hAnsi="Calibri"/>
-              </w:rPr>
-              <w:t xml:space="preserve">Beats the partial bus cost on 9 % of the pairs</w:t>
+              <w:t xml:space="preserve">21.2</w:t>
+            </w:r>
+          </w:p>
+        </w:tc>
+        <w:tc>
+          <w:tcPr>
+            <w:tcW w:type="dxa" w:w="2430"/>
+            <w:tcMar>
+              <w:top w:type="dxa" w:w="40"/>
+              <w:left w:type="dxa" w:w="80"/>
+              <w:bottom w:type="dxa" w:w="40"/>
+              <w:right w:type="dxa" w:w="80"/>
+            </w:tcMar>
+          </w:tcPr>
+          <w:p>
+            <w:pPr>
+              <w:spacing w:after="0"/>
+            </w:pPr>
+            <w:r>
+              <w:rPr>
+                <w:b w:val="false"/>
+                <w:bCs w:val="false"/>
+                <w:sz w:val="17"/>
+                <w:szCs w:val="17"/>
+                <w:rFonts w:ascii="Calibri" w:cs="Calibri" w:eastAsia="Calibri" w:hAnsi="Calibri"/>
+              </w:rPr>
+              <w:t xml:space="preserve">Level with all-bus on the same pairs (20.0), which already includes it</w:t>
             </w:r>
           </w:p>
         </w:tc>
@@ -8409,7 +9121,165 @@
       <w:tr>
         <w:tc>
           <w:tcPr>
-            <w:tcW w:type="dxa" w:w="1260"/>
+            <w:tcW w:type="dxa" w:w="1350"/>
+            <w:tcMar>
+              <w:top w:type="dxa" w:w="40"/>
+              <w:left w:type="dxa" w:w="80"/>
+              <w:bottom w:type="dxa" w:w="40"/>
+              <w:right w:type="dxa" w:w="80"/>
+            </w:tcMar>
+          </w:tcPr>
+          <w:p>
+            <w:pPr>
+              <w:spacing w:after="0"/>
+            </w:pPr>
+            <w:r>
+              <w:rPr>
+                <w:b w:val="false"/>
+                <w:bCs w:val="false"/>
+                <w:sz w:val="17"/>
+                <w:szCs w:val="17"/>
+                <w:rFonts w:ascii="Calibri" w:cs="Calibri" w:eastAsia="Calibri" w:hAnsi="Calibri"/>
+              </w:rPr>
+              <w:t xml:space="preserve">LRT, all underground</w:t>
+            </w:r>
+          </w:p>
+        </w:tc>
+        <w:tc>
+          <w:tcPr>
+            <w:tcW w:type="dxa" w:w="2160"/>
+            <w:tcMar>
+              <w:top w:type="dxa" w:w="40"/>
+              <w:left w:type="dxa" w:w="80"/>
+              <w:bottom w:type="dxa" w:w="40"/>
+              <w:right w:type="dxa" w:w="80"/>
+            </w:tcMar>
+          </w:tcPr>
+          <w:p>
+            <w:pPr>
+              <w:spacing w:after="0"/>
+            </w:pPr>
+            <w:r>
+              <w:rPr>
+                <w:b w:val="false"/>
+                <w:bCs w:val="false"/>
+                <w:sz w:val="17"/>
+                <w:szCs w:val="17"/>
+                <w:rFonts w:ascii="Calibri" w:cs="Calibri" w:eastAsia="Calibri" w:hAnsi="Calibri"/>
+              </w:rPr>
+              <w:t xml:space="preserve">11.7 min (decomposed form; section form 13.3)</w:t>
+            </w:r>
+          </w:p>
+        </w:tc>
+        <w:tc>
+          <w:tcPr>
+            <w:tcW w:type="dxa" w:w="810"/>
+            <w:tcMar>
+              <w:top w:type="dxa" w:w="40"/>
+              <w:left w:type="dxa" w:w="80"/>
+              <w:bottom w:type="dxa" w:w="40"/>
+              <w:right w:type="dxa" w:w="80"/>
+            </w:tcMar>
+          </w:tcPr>
+          <w:p>
+            <w:pPr>
+              <w:spacing w:after="0"/>
+            </w:pPr>
+            <w:r>
+              <w:rPr>
+                <w:b w:val="false"/>
+                <w:bCs w:val="false"/>
+                <w:sz w:val="17"/>
+                <w:szCs w:val="17"/>
+                <w:rFonts w:ascii="Calibri" w:cs="Calibri" w:eastAsia="Calibri" w:hAnsi="Calibri"/>
+              </w:rPr>
+              <w:t xml:space="preserve">13.6 min</w:t>
+            </w:r>
+          </w:p>
+        </w:tc>
+        <w:tc>
+          <w:tcPr>
+            <w:tcW w:type="dxa" w:w="810"/>
+            <w:tcMar>
+              <w:top w:type="dxa" w:w="40"/>
+              <w:left w:type="dxa" w:w="80"/>
+              <w:bottom w:type="dxa" w:w="40"/>
+              <w:right w:type="dxa" w:w="80"/>
+            </w:tcMar>
+          </w:tcPr>
+          <w:p>
+            <w:pPr>
+              <w:spacing w:after="0"/>
+            </w:pPr>
+            <w:r>
+              <w:rPr>
+                <w:b w:val="false"/>
+                <w:bCs w:val="false"/>
+                <w:sz w:val="17"/>
+                <w:szCs w:val="17"/>
+                <w:rFonts w:ascii="Calibri" w:cs="Calibri" w:eastAsia="Calibri" w:hAnsi="Calibri"/>
+              </w:rPr>
+              <w:t xml:space="preserve">2.5 min</w:t>
+            </w:r>
+          </w:p>
+        </w:tc>
+        <w:tc>
+          <w:tcPr>
+            <w:tcW w:type="dxa" w:w="1440"/>
+            <w:tcMar>
+              <w:top w:type="dxa" w:w="40"/>
+              <w:left w:type="dxa" w:w="80"/>
+              <w:bottom w:type="dxa" w:w="40"/>
+              <w:right w:type="dxa" w:w="80"/>
+            </w:tcMar>
+          </w:tcPr>
+          <w:p>
+            <w:pPr>
+              <w:spacing w:after="0"/>
+            </w:pPr>
+            <w:r>
+              <w:rPr>
+                <w:b w:val="false"/>
+                <w:bCs w:val="false"/>
+                <w:sz w:val="17"/>
+                <w:szCs w:val="17"/>
+                <w:rFonts w:ascii="Calibri" w:cs="Calibri" w:eastAsia="Calibri" w:hAnsi="Calibri"/>
+              </w:rPr>
+              <w:t xml:space="preserve">43.9</w:t>
+            </w:r>
+          </w:p>
+        </w:tc>
+        <w:tc>
+          <w:tcPr>
+            <w:tcW w:type="dxa" w:w="2430"/>
+            <w:tcMar>
+              <w:top w:type="dxa" w:w="40"/>
+              <w:left w:type="dxa" w:w="80"/>
+              <w:bottom w:type="dxa" w:w="40"/>
+              <w:right w:type="dxa" w:w="80"/>
+            </w:tcMar>
+          </w:tcPr>
+          <w:p>
+            <w:pPr>
+              <w:spacing w:after="0"/>
+            </w:pPr>
+            <w:r>
+              <w:rPr>
+                <w:b w:val="false"/>
+                <w:bCs w:val="false"/>
+                <w:sz w:val="17"/>
+                <w:szCs w:val="17"/>
+                <w:rFonts w:ascii="Calibri" w:cs="Calibri" w:eastAsia="Calibri" w:hAnsi="Calibri"/>
+              </w:rPr>
+              <w:t xml:space="preserve">Dearer than the bus on every trunk pair, by 7–31 (median 17)</w:t>
+            </w:r>
+          </w:p>
+        </w:tc>
+      </w:tr>
+      <w:tr>
+        <w:tc>
+          <w:tcPr>
+            <w:tcW w:type="dxa" w:w="1350"/>
             <w:tcMar>
               <w:top w:type="dxa" w:w="40"/>
               <w:left w:type="dxa" w:w="80"/>
@@ -8435,33 +9305,33 @@
         </w:tc>
         <w:tc>
           <w:tcPr>
-            <w:tcW w:type="dxa" w:w="1980"/>
-            <w:tcMar>
-              <w:top w:type="dxa" w:w="40"/>
-              <w:left w:type="dxa" w:w="80"/>
-              <w:bottom w:type="dxa" w:w="40"/>
-              <w:right w:type="dxa" w:w="80"/>
-            </w:tcMar>
-          </w:tcPr>
-          <w:p>
-            <w:pPr>
-              <w:spacing w:after="0"/>
-            </w:pPr>
-            <w:r>
-              <w:rPr>
-                <w:b w:val="false"/>
-                <w:bCs w:val="false"/>
-                <w:sz w:val="17"/>
-                <w:szCs w:val="17"/>
-                <w:rFonts w:ascii="Calibri" w:cs="Calibri" w:eastAsia="Calibri" w:hAnsi="Calibri"/>
-              </w:rPr>
-              <w:t xml:space="preserve">25.1 min (distance form); 16.2 (section form)</w:t>
-            </w:r>
-          </w:p>
-        </w:tc>
-        <w:tc>
-          <w:tcPr>
-            <w:tcW w:type="dxa" w:w="900"/>
+            <w:tcW w:type="dxa" w:w="2160"/>
+            <w:tcMar>
+              <w:top w:type="dxa" w:w="40"/>
+              <w:left w:type="dxa" w:w="80"/>
+              <w:bottom w:type="dxa" w:w="40"/>
+              <w:right w:type="dxa" w:w="80"/>
+            </w:tcMar>
+          </w:tcPr>
+          <w:p>
+            <w:pPr>
+              <w:spacing w:after="0"/>
+            </w:pPr>
+            <w:r>
+              <w:rPr>
+                <w:b w:val="false"/>
+                <w:bCs w:val="false"/>
+                <w:sz w:val="17"/>
+                <w:szCs w:val="17"/>
+                <w:rFonts w:ascii="Calibri" w:cs="Calibri" w:eastAsia="Calibri" w:hAnsi="Calibri"/>
+              </w:rPr>
+              <w:t xml:space="preserve">18.9 min (section form 16.2)</w:t>
+            </w:r>
+          </w:p>
+        </w:tc>
+        <w:tc>
+          <w:tcPr>
+            <w:tcW w:type="dxa" w:w="810"/>
             <w:tcMar>
               <w:top w:type="dxa" w:w="40"/>
               <w:left w:type="dxa" w:w="80"/>
@@ -8507,7 +9377,7 @@
                 <w:szCs w:val="17"/>
                 <w:rFonts w:ascii="Calibri" w:cs="Calibri" w:eastAsia="Calibri" w:hAnsi="Calibri"/>
               </w:rPr>
-              <w:t xml:space="preserve">3 min</w:t>
+              <w:t xml:space="preserve">2.5 min</w:t>
             </w:r>
           </w:p>
         </w:tc>
@@ -8533,13 +9403,13 @@
                 <w:szCs w:val="17"/>
                 <w:rFonts w:ascii="Calibri" w:cs="Calibri" w:eastAsia="Calibri" w:hAnsi="Calibri"/>
               </w:rPr>
-              <w:t xml:space="preserve">58.4</w:t>
-            </w:r>
-          </w:p>
-        </w:tc>
-        <w:tc>
-          <w:tcPr>
-            <w:tcW w:type="dxa" w:w="2610"/>
+              <w:t xml:space="preserve">51.1</w:t>
+            </w:r>
+          </w:p>
+        </w:tc>
+        <w:tc>
+          <w:tcPr>
+            <w:tcW w:type="dxa" w:w="2430"/>
             <w:tcMar>
               <w:top w:type="dxa" w:w="40"/>
               <w:left w:type="dxa" w:w="80"/>
@@ -8577,7 +9447,7 @@
           <w:szCs w:val="18"/>
           <w:rFonts w:ascii="Calibri" w:cs="Calibri" w:eastAsia="Calibri" w:hAnsi="Calibri"/>
         </w:rPr>
-        <w:t xml:space="preserve">* placeholders. Money components enter at zero everywhere and are flagged missing.</w:t>
+        <w:t xml:space="preserve">Money components enter at zero everywhere and are flagged missing. Bus values on the eight trunk pairs without a direct service are placeholders.</w:t>
       </w:r>
     </w:p>
     <w:p>
@@ -8590,7 +9460,7 @@
           <w:szCs w:val="22"/>
           <w:rFonts w:ascii="Calibri" w:cs="Calibri" w:eastAsia="Calibri" w:hAnsi="Calibri"/>
         </w:rPr>
-        <w:t xml:space="preserve">The bus check is worth pausing on. The fastest-path time on the speed network is what a bus could do if one ran non-stop along the quickest streets; what bus users actually report is 2.1–2.3 times that. The difference is walking, waiting, stops and route detours, and it is the amount a GTFS-based skim with real routes and headways will have to reproduce.</w:t>
+        <w:t xml:space="preserve">Two of the LRT’s minutes are structural rather than uncertain. Twenty-four stations over 18.7 km put the average trunk resident 6.8 minutes from a station against 2.4 minutes from a bus stop; with walking weighted twice, that alone is 18 generalized minutes, the whole of the LRT’s median disadvantage against the bus.</w:t>
       </w:r>
     </w:p>
     <w:p>
@@ -8601,7 +9471,7 @@
       <w:r>
         <w:drawing>
           <wp:inline distT="0" distB="0" distL="0" distR="0">
-            <wp:extent cx="5810250" cy="2314575"/>
+            <wp:extent cx="5810250" cy="2333625"/>
             <wp:effectExtent t="0" r="0" b="0" l="0"/>
             <wp:docPr id="1" name="" descr="" title=""/>
             <wp:cNvGraphicFramePr>
@@ -8626,7 +9496,7 @@
                   <pic:spPr bwMode="auto">
                     <a:xfrm>
                       <a:off x="0" y="0"/>
-                      <a:ext cx="5810250" cy="2314575"/>
+                      <a:ext cx="5810250" cy="2333625"/>
                     </a:xfrm>
                     <a:prstGeom prst="rect">
                       <a:avLst/>
@@ -8653,7 +9523,7 @@
           <w:szCs w:val="18"/>
           <w:rFonts w:ascii="Calibri" w:cs="Calibri" w:eastAsia="Calibri" w:hAnsi="Calibri"/>
         </w:rPr>
-        <w:t xml:space="preserve">Figure 5. The first fill on the ten trunk areas: car door-to-door time, bus fastest-path time and the LRT partial generalized cost (all underground), in minutes.</w:t>
+        <w:t xml:space="preserve">Figure 5. The first fill on the ten trunk areas: car door-to-door time, the bus partial generalized cost from the timetable, and the LRT partial generalized cost (all underground), in generalized minutes.</w:t>
       </w:r>
     </w:p>
     <w:p>
@@ -8665,7 +9535,7 @@
         <w:rPr>
           <w:rFonts w:ascii="Calibri" w:cs="Calibri" w:eastAsia="Calibri" w:hAnsi="Calibri"/>
         </w:rPr>
-        <w:t xml:space="preserve">5.3 What decides the answer</w:t>
+        <w:t xml:space="preserve">5.3 The bus timetable against what bus users report</w:t>
       </w:r>
     </w:p>
     <w:p>
@@ -8678,7 +9548,1249 @@
           <w:szCs w:val="22"/>
           <w:rFonts w:ascii="Calibri" w:cs="Calibri" w:eastAsia="Calibri" w:hAnsi="Calibri"/>
         </w:rPr>
-        <w:t xml:space="preserve">It would be natural to expect the missing money components to be the problem. They are not the decisive one. At any plausible value of time, fares and parking move the comparison between modes by a few generalized minutes. The LRT speed on this station spacing moves it by seven to nine minutes of in-vehicle time — a 39 % swing — which is the difference between an LRT that is slower door to door than today’s bus (distance form: about 37 min against 27) and one that is level with it (section form: about 30 min). The first input to obtain is therefore a running-time / dwell decomposition of the calibrated coefficients, or a regime assignment per section; the second is the alignment and stations of the segment beyond Hamifrats and of the three branches, without which 15 of the 25 areas have no LRT time at all. GTFS-based bus level of service and the money components follow.</w:t>
+        <w:t xml:space="preserve">The surveyed bus trips of 2b were compared, pair by pair, with the timetable’s door-to-door time for their area pair: direct in-vehicle time plus walking to the nearest served stop plus half the pooled headway. On the pairs with a direct service, which carry 97 % of the surveyed bus trips, the timetable gives 23.0 minutes (in-vehicle 15.8, walk 5.3, wait 1.9) against 31.8 reported. The ratio is not constant:</w:t>
+      </w:r>
+    </w:p>
+    <w:tbl>
+      <w:tblPr>
+        <w:tblW w:type="dxa" w:w="9000"/>
+        <w:tblBorders>
+          <w:top w:val="single" w:color="auto" w:sz="4"/>
+          <w:left w:val="single" w:color="auto" w:sz="4"/>
+          <w:bottom w:val="single" w:color="auto" w:sz="4"/>
+          <w:right w:val="single" w:color="auto" w:sz="4"/>
+          <w:insideH w:val="single" w:color="auto" w:sz="4"/>
+          <w:insideV w:val="single" w:color="auto" w:sz="4"/>
+        </w:tblBorders>
+      </w:tblPr>
+      <w:tblGrid>
+        <w:gridCol w:w="2041"/>
+        <w:gridCol w:w="1206"/>
+        <w:gridCol w:w="1485"/>
+        <w:gridCol w:w="1485"/>
+        <w:gridCol w:w="1577"/>
+        <w:gridCol w:w="1206"/>
+      </w:tblGrid>
+      <w:tr>
+        <w:trPr>
+          <w:tblHeader/>
+        </w:trPr>
+        <w:tc>
+          <w:tcPr>
+            <w:tcW w:type="dxa" w:w="2041"/>
+            <w:shd w:fill="E7EEF7" w:color="auto" w:val="clear"/>
+            <w:tcMar>
+              <w:top w:type="dxa" w:w="40"/>
+              <w:left w:type="dxa" w:w="80"/>
+              <w:bottom w:type="dxa" w:w="40"/>
+              <w:right w:type="dxa" w:w="80"/>
+            </w:tcMar>
+          </w:tcPr>
+          <w:p>
+            <w:pPr>
+              <w:spacing w:after="0"/>
+            </w:pPr>
+            <w:r>
+              <w:rPr>
+                <w:b/>
+                <w:bCs/>
+                <w:sz w:val="18"/>
+                <w:szCs w:val="18"/>
+                <w:rFonts w:ascii="Calibri" w:cs="Calibri" w:eastAsia="Calibri" w:hAnsi="Calibri"/>
+              </w:rPr>
+              <w:t xml:space="preserve">Area pairs</w:t>
+            </w:r>
+          </w:p>
+        </w:tc>
+        <w:tc>
+          <w:tcPr>
+            <w:tcW w:type="dxa" w:w="1206"/>
+            <w:shd w:fill="E7EEF7" w:color="auto" w:val="clear"/>
+            <w:tcMar>
+              <w:top w:type="dxa" w:w="40"/>
+              <w:left w:type="dxa" w:w="80"/>
+              <w:bottom w:type="dxa" w:w="40"/>
+              <w:right w:type="dxa" w:w="80"/>
+            </w:tcMar>
+          </w:tcPr>
+          <w:p>
+            <w:pPr>
+              <w:spacing w:after="0"/>
+            </w:pPr>
+            <w:r>
+              <w:rPr>
+                <w:b/>
+                <w:bCs/>
+                <w:sz w:val="18"/>
+                <w:szCs w:val="18"/>
+                <w:rFonts w:ascii="Calibri" w:cs="Calibri" w:eastAsia="Calibri" w:hAnsi="Calibri"/>
+              </w:rPr>
+              <w:t xml:space="preserve">Sampled bus trips</w:t>
+            </w:r>
+          </w:p>
+        </w:tc>
+        <w:tc>
+          <w:tcPr>
+            <w:tcW w:type="dxa" w:w="1485"/>
+            <w:shd w:fill="E7EEF7" w:color="auto" w:val="clear"/>
+            <w:tcMar>
+              <w:top w:type="dxa" w:w="40"/>
+              <w:left w:type="dxa" w:w="80"/>
+              <w:bottom w:type="dxa" w:w="40"/>
+              <w:right w:type="dxa" w:w="80"/>
+            </w:tcMar>
+          </w:tcPr>
+          <w:p>
+            <w:pPr>
+              <w:spacing w:after="0"/>
+            </w:pPr>
+            <w:r>
+              <w:rPr>
+                <w:b/>
+                <w:bCs/>
+                <w:sz w:val="18"/>
+                <w:szCs w:val="18"/>
+                <w:rFonts w:ascii="Calibri" w:cs="Calibri" w:eastAsia="Calibri" w:hAnsi="Calibri"/>
+              </w:rPr>
+              <w:t xml:space="preserve">Survey door-to-door (min)</w:t>
+            </w:r>
+          </w:p>
+        </w:tc>
+        <w:tc>
+          <w:tcPr>
+            <w:tcW w:type="dxa" w:w="1485"/>
+            <w:shd w:fill="E7EEF7" w:color="auto" w:val="clear"/>
+            <w:tcMar>
+              <w:top w:type="dxa" w:w="40"/>
+              <w:left w:type="dxa" w:w="80"/>
+              <w:bottom w:type="dxa" w:w="40"/>
+              <w:right w:type="dxa" w:w="80"/>
+            </w:tcMar>
+          </w:tcPr>
+          <w:p>
+            <w:pPr>
+              <w:spacing w:after="0"/>
+            </w:pPr>
+            <w:r>
+              <w:rPr>
+                <w:b/>
+                <w:bCs/>
+                <w:sz w:val="18"/>
+                <w:szCs w:val="18"/>
+                <w:rFonts w:ascii="Calibri" w:cs="Calibri" w:eastAsia="Calibri" w:hAnsi="Calibri"/>
+              </w:rPr>
+              <w:t xml:space="preserve">Timetable in-vehicle (min)</w:t>
+            </w:r>
+          </w:p>
+        </w:tc>
+        <w:tc>
+          <w:tcPr>
+            <w:tcW w:type="dxa" w:w="1577"/>
+            <w:shd w:fill="E7EEF7" w:color="auto" w:val="clear"/>
+            <w:tcMar>
+              <w:top w:type="dxa" w:w="40"/>
+              <w:left w:type="dxa" w:w="80"/>
+              <w:bottom w:type="dxa" w:w="40"/>
+              <w:right w:type="dxa" w:w="80"/>
+            </w:tcMar>
+          </w:tcPr>
+          <w:p>
+            <w:pPr>
+              <w:spacing w:after="0"/>
+            </w:pPr>
+            <w:r>
+              <w:rPr>
+                <w:b/>
+                <w:bCs/>
+                <w:sz w:val="18"/>
+                <w:szCs w:val="18"/>
+                <w:rFonts w:ascii="Calibri" w:cs="Calibri" w:eastAsia="Calibri" w:hAnsi="Calibri"/>
+              </w:rPr>
+              <w:t xml:space="preserve">Timetable door-to-door (min)</w:t>
+            </w:r>
+          </w:p>
+        </w:tc>
+        <w:tc>
+          <w:tcPr>
+            <w:tcW w:type="dxa" w:w="1206"/>
+            <w:shd w:fill="E7EEF7" w:color="auto" w:val="clear"/>
+            <w:tcMar>
+              <w:top w:type="dxa" w:w="40"/>
+              <w:left w:type="dxa" w:w="80"/>
+              <w:bottom w:type="dxa" w:w="40"/>
+              <w:right w:type="dxa" w:w="80"/>
+            </w:tcMar>
+          </w:tcPr>
+          <w:p>
+            <w:pPr>
+              <w:spacing w:after="0"/>
+            </w:pPr>
+            <w:r>
+              <w:rPr>
+                <w:b/>
+                <w:bCs/>
+                <w:sz w:val="18"/>
+                <w:szCs w:val="18"/>
+                <w:rFonts w:ascii="Calibri" w:cs="Calibri" w:eastAsia="Calibri" w:hAnsi="Calibri"/>
+              </w:rPr>
+              <w:t xml:space="preserve">Survey ÷ timetable</w:t>
+            </w:r>
+          </w:p>
+        </w:tc>
+      </w:tr>
+      <w:tr>
+        <w:tc>
+          <w:tcPr>
+            <w:tcW w:type="dxa" w:w="2041"/>
+            <w:tcMar>
+              <w:top w:type="dxa" w:w="40"/>
+              <w:left w:type="dxa" w:w="80"/>
+              <w:bottom w:type="dxa" w:w="40"/>
+              <w:right w:type="dxa" w:w="80"/>
+            </w:tcMar>
+          </w:tcPr>
+          <w:p>
+            <w:pPr>
+              <w:spacing w:after="0"/>
+            </w:pPr>
+            <w:r>
+              <w:rPr>
+                <w:b w:val="false"/>
+                <w:bCs w:val="false"/>
+                <w:sz w:val="18"/>
+                <w:szCs w:val="18"/>
+                <w:rFonts w:ascii="Calibri" w:cs="Calibri" w:eastAsia="Calibri" w:hAnsi="Calibri"/>
+              </w:rPr>
+              <w:t xml:space="preserve">All with a direct service</w:t>
+            </w:r>
+          </w:p>
+        </w:tc>
+        <w:tc>
+          <w:tcPr>
+            <w:tcW w:type="dxa" w:w="1206"/>
+            <w:tcMar>
+              <w:top w:type="dxa" w:w="40"/>
+              <w:left w:type="dxa" w:w="80"/>
+              <w:bottom w:type="dxa" w:w="40"/>
+              <w:right w:type="dxa" w:w="80"/>
+            </w:tcMar>
+          </w:tcPr>
+          <w:p>
+            <w:pPr>
+              <w:spacing w:after="0"/>
+            </w:pPr>
+            <w:r>
+              <w:rPr>
+                <w:b w:val="false"/>
+                <w:bCs w:val="false"/>
+                <w:sz w:val="18"/>
+                <w:szCs w:val="18"/>
+                <w:rFonts w:ascii="Calibri" w:cs="Calibri" w:eastAsia="Calibri" w:hAnsi="Calibri"/>
+              </w:rPr>
+              <w:t xml:space="preserve">99</w:t>
+            </w:r>
+          </w:p>
+        </w:tc>
+        <w:tc>
+          <w:tcPr>
+            <w:tcW w:type="dxa" w:w="1485"/>
+            <w:tcMar>
+              <w:top w:type="dxa" w:w="40"/>
+              <w:left w:type="dxa" w:w="80"/>
+              <w:bottom w:type="dxa" w:w="40"/>
+              <w:right w:type="dxa" w:w="80"/>
+            </w:tcMar>
+          </w:tcPr>
+          <w:p>
+            <w:pPr>
+              <w:spacing w:after="0"/>
+            </w:pPr>
+            <w:r>
+              <w:rPr>
+                <w:b w:val="false"/>
+                <w:bCs w:val="false"/>
+                <w:sz w:val="18"/>
+                <w:szCs w:val="18"/>
+                <w:rFonts w:ascii="Calibri" w:cs="Calibri" w:eastAsia="Calibri" w:hAnsi="Calibri"/>
+              </w:rPr>
+              <w:t xml:space="preserve">31.8</w:t>
+            </w:r>
+          </w:p>
+        </w:tc>
+        <w:tc>
+          <w:tcPr>
+            <w:tcW w:type="dxa" w:w="1485"/>
+            <w:tcMar>
+              <w:top w:type="dxa" w:w="40"/>
+              <w:left w:type="dxa" w:w="80"/>
+              <w:bottom w:type="dxa" w:w="40"/>
+              <w:right w:type="dxa" w:w="80"/>
+            </w:tcMar>
+          </w:tcPr>
+          <w:p>
+            <w:pPr>
+              <w:spacing w:after="0"/>
+            </w:pPr>
+            <w:r>
+              <w:rPr>
+                <w:b w:val="false"/>
+                <w:bCs w:val="false"/>
+                <w:sz w:val="18"/>
+                <w:szCs w:val="18"/>
+                <w:rFonts w:ascii="Calibri" w:cs="Calibri" w:eastAsia="Calibri" w:hAnsi="Calibri"/>
+              </w:rPr>
+              <w:t xml:space="preserve">15.8</w:t>
+            </w:r>
+          </w:p>
+        </w:tc>
+        <w:tc>
+          <w:tcPr>
+            <w:tcW w:type="dxa" w:w="1577"/>
+            <w:tcMar>
+              <w:top w:type="dxa" w:w="40"/>
+              <w:left w:type="dxa" w:w="80"/>
+              <w:bottom w:type="dxa" w:w="40"/>
+              <w:right w:type="dxa" w:w="80"/>
+            </w:tcMar>
+          </w:tcPr>
+          <w:p>
+            <w:pPr>
+              <w:spacing w:after="0"/>
+            </w:pPr>
+            <w:r>
+              <w:rPr>
+                <w:b w:val="false"/>
+                <w:bCs w:val="false"/>
+                <w:sz w:val="18"/>
+                <w:szCs w:val="18"/>
+                <w:rFonts w:ascii="Calibri" w:cs="Calibri" w:eastAsia="Calibri" w:hAnsi="Calibri"/>
+              </w:rPr>
+              <w:t xml:space="preserve">23.0</w:t>
+            </w:r>
+          </w:p>
+        </w:tc>
+        <w:tc>
+          <w:tcPr>
+            <w:tcW w:type="dxa" w:w="1206"/>
+            <w:tcMar>
+              <w:top w:type="dxa" w:w="40"/>
+              <w:left w:type="dxa" w:w="80"/>
+              <w:bottom w:type="dxa" w:w="40"/>
+              <w:right w:type="dxa" w:w="80"/>
+            </w:tcMar>
+          </w:tcPr>
+          <w:p>
+            <w:pPr>
+              <w:spacing w:after="0"/>
+            </w:pPr>
+            <w:r>
+              <w:rPr>
+                <w:b w:val="false"/>
+                <w:bCs w:val="false"/>
+                <w:sz w:val="18"/>
+                <w:szCs w:val="18"/>
+                <w:rFonts w:ascii="Calibri" w:cs="Calibri" w:eastAsia="Calibri" w:hAnsi="Calibri"/>
+              </w:rPr>
+              <w:t xml:space="preserve">1.4</w:t>
+            </w:r>
+          </w:p>
+        </w:tc>
+      </w:tr>
+      <w:tr>
+        <w:tc>
+          <w:tcPr>
+            <w:tcW w:type="dxa" w:w="2041"/>
+            <w:tcMar>
+              <w:top w:type="dxa" w:w="40"/>
+              <w:left w:type="dxa" w:w="80"/>
+              <w:bottom w:type="dxa" w:w="40"/>
+              <w:right w:type="dxa" w:w="80"/>
+            </w:tcMar>
+          </w:tcPr>
+          <w:p>
+            <w:pPr>
+              <w:spacing w:after="0"/>
+            </w:pPr>
+            <w:r>
+              <w:rPr>
+                <w:b w:val="false"/>
+                <w:bCs w:val="false"/>
+                <w:sz w:val="18"/>
+                <w:szCs w:val="18"/>
+                <w:rFonts w:ascii="Calibri" w:cs="Calibri" w:eastAsia="Calibri" w:hAnsi="Calibri"/>
+              </w:rPr>
+              <w:t xml:space="preserve">Trunk to trunk</w:t>
+            </w:r>
+          </w:p>
+        </w:tc>
+        <w:tc>
+          <w:tcPr>
+            <w:tcW w:type="dxa" w:w="1206"/>
+            <w:tcMar>
+              <w:top w:type="dxa" w:w="40"/>
+              <w:left w:type="dxa" w:w="80"/>
+              <w:bottom w:type="dxa" w:w="40"/>
+              <w:right w:type="dxa" w:w="80"/>
+            </w:tcMar>
+          </w:tcPr>
+          <w:p>
+            <w:pPr>
+              <w:spacing w:after="0"/>
+            </w:pPr>
+            <w:r>
+              <w:rPr>
+                <w:b w:val="false"/>
+                <w:bCs w:val="false"/>
+                <w:sz w:val="18"/>
+                <w:szCs w:val="18"/>
+                <w:rFonts w:ascii="Calibri" w:cs="Calibri" w:eastAsia="Calibri" w:hAnsi="Calibri"/>
+              </w:rPr>
+              <w:t xml:space="preserve">36</w:t>
+            </w:r>
+          </w:p>
+        </w:tc>
+        <w:tc>
+          <w:tcPr>
+            <w:tcW w:type="dxa" w:w="1485"/>
+            <w:tcMar>
+              <w:top w:type="dxa" w:w="40"/>
+              <w:left w:type="dxa" w:w="80"/>
+              <w:bottom w:type="dxa" w:w="40"/>
+              <w:right w:type="dxa" w:w="80"/>
+            </w:tcMar>
+          </w:tcPr>
+          <w:p>
+            <w:pPr>
+              <w:spacing w:after="0"/>
+            </w:pPr>
+            <w:r>
+              <w:rPr>
+                <w:b w:val="false"/>
+                <w:bCs w:val="false"/>
+                <w:sz w:val="18"/>
+                <w:szCs w:val="18"/>
+                <w:rFonts w:ascii="Calibri" w:cs="Calibri" w:eastAsia="Calibri" w:hAnsi="Calibri"/>
+              </w:rPr>
+              <w:t xml:space="preserve">26.8</w:t>
+            </w:r>
+          </w:p>
+        </w:tc>
+        <w:tc>
+          <w:tcPr>
+            <w:tcW w:type="dxa" w:w="1485"/>
+            <w:tcMar>
+              <w:top w:type="dxa" w:w="40"/>
+              <w:left w:type="dxa" w:w="80"/>
+              <w:bottom w:type="dxa" w:w="40"/>
+              <w:right w:type="dxa" w:w="80"/>
+            </w:tcMar>
+          </w:tcPr>
+          <w:p>
+            <w:pPr>
+              <w:spacing w:after="0"/>
+            </w:pPr>
+            <w:r>
+              <w:rPr>
+                <w:b w:val="false"/>
+                <w:bCs w:val="false"/>
+                <w:sz w:val="18"/>
+                <w:szCs w:val="18"/>
+                <w:rFonts w:ascii="Calibri" w:cs="Calibri" w:eastAsia="Calibri" w:hAnsi="Calibri"/>
+              </w:rPr>
+              <w:t xml:space="preserve">11.5</w:t>
+            </w:r>
+          </w:p>
+        </w:tc>
+        <w:tc>
+          <w:tcPr>
+            <w:tcW w:type="dxa" w:w="1577"/>
+            <w:tcMar>
+              <w:top w:type="dxa" w:w="40"/>
+              <w:left w:type="dxa" w:w="80"/>
+              <w:bottom w:type="dxa" w:w="40"/>
+              <w:right w:type="dxa" w:w="80"/>
+            </w:tcMar>
+          </w:tcPr>
+          <w:p>
+            <w:pPr>
+              <w:spacing w:after="0"/>
+            </w:pPr>
+            <w:r>
+              <w:rPr>
+                <w:b w:val="false"/>
+                <w:bCs w:val="false"/>
+                <w:sz w:val="18"/>
+                <w:szCs w:val="18"/>
+                <w:rFonts w:ascii="Calibri" w:cs="Calibri" w:eastAsia="Calibri" w:hAnsi="Calibri"/>
+              </w:rPr>
+              <w:t xml:space="preserve">17.4</w:t>
+            </w:r>
+          </w:p>
+        </w:tc>
+        <w:tc>
+          <w:tcPr>
+            <w:tcW w:type="dxa" w:w="1206"/>
+            <w:tcMar>
+              <w:top w:type="dxa" w:w="40"/>
+              <w:left w:type="dxa" w:w="80"/>
+              <w:bottom w:type="dxa" w:w="40"/>
+              <w:right w:type="dxa" w:w="80"/>
+            </w:tcMar>
+          </w:tcPr>
+          <w:p>
+            <w:pPr>
+              <w:spacing w:after="0"/>
+            </w:pPr>
+            <w:r>
+              <w:rPr>
+                <w:b w:val="false"/>
+                <w:bCs w:val="false"/>
+                <w:sz w:val="18"/>
+                <w:szCs w:val="18"/>
+                <w:rFonts w:ascii="Calibri" w:cs="Calibri" w:eastAsia="Calibri" w:hAnsi="Calibri"/>
+              </w:rPr>
+              <w:t xml:space="preserve">1.5</w:t>
+            </w:r>
+          </w:p>
+        </w:tc>
+      </w:tr>
+      <w:tr>
+        <w:tc>
+          <w:tcPr>
+            <w:tcW w:type="dxa" w:w="2041"/>
+            <w:tcMar>
+              <w:top w:type="dxa" w:w="40"/>
+              <w:left w:type="dxa" w:w="80"/>
+              <w:bottom w:type="dxa" w:w="40"/>
+              <w:right w:type="dxa" w:w="80"/>
+            </w:tcMar>
+          </w:tcPr>
+          <w:p>
+            <w:pPr>
+              <w:spacing w:after="0"/>
+            </w:pPr>
+            <w:r>
+              <w:rPr>
+                <w:b w:val="false"/>
+                <w:bCs w:val="false"/>
+                <w:sz w:val="18"/>
+                <w:szCs w:val="18"/>
+                <w:rFonts w:ascii="Calibri" w:cs="Calibri" w:eastAsia="Calibri" w:hAnsi="Calibri"/>
+              </w:rPr>
+              <w:t xml:space="preserve">Under 3 km apart</w:t>
+            </w:r>
+          </w:p>
+        </w:tc>
+        <w:tc>
+          <w:tcPr>
+            <w:tcW w:type="dxa" w:w="1206"/>
+            <w:tcMar>
+              <w:top w:type="dxa" w:w="40"/>
+              <w:left w:type="dxa" w:w="80"/>
+              <w:bottom w:type="dxa" w:w="40"/>
+              <w:right w:type="dxa" w:w="80"/>
+            </w:tcMar>
+          </w:tcPr>
+          <w:p>
+            <w:pPr>
+              <w:spacing w:after="0"/>
+            </w:pPr>
+            <w:r>
+              <w:rPr>
+                <w:b w:val="false"/>
+                <w:bCs w:val="false"/>
+                <w:sz w:val="18"/>
+                <w:szCs w:val="18"/>
+                <w:rFonts w:ascii="Calibri" w:cs="Calibri" w:eastAsia="Calibri" w:hAnsi="Calibri"/>
+              </w:rPr>
+              <w:t xml:space="preserve">57</w:t>
+            </w:r>
+          </w:p>
+        </w:tc>
+        <w:tc>
+          <w:tcPr>
+            <w:tcW w:type="dxa" w:w="1485"/>
+            <w:tcMar>
+              <w:top w:type="dxa" w:w="40"/>
+              <w:left w:type="dxa" w:w="80"/>
+              <w:bottom w:type="dxa" w:w="40"/>
+              <w:right w:type="dxa" w:w="80"/>
+            </w:tcMar>
+          </w:tcPr>
+          <w:p>
+            <w:pPr>
+              <w:spacing w:after="0"/>
+            </w:pPr>
+            <w:r>
+              <w:rPr>
+                <w:b w:val="false"/>
+                <w:bCs w:val="false"/>
+                <w:sz w:val="18"/>
+                <w:szCs w:val="18"/>
+                <w:rFonts w:ascii="Calibri" w:cs="Calibri" w:eastAsia="Calibri" w:hAnsi="Calibri"/>
+              </w:rPr>
+              <w:t xml:space="preserve">25.6</w:t>
+            </w:r>
+          </w:p>
+        </w:tc>
+        <w:tc>
+          <w:tcPr>
+            <w:tcW w:type="dxa" w:w="1485"/>
+            <w:tcMar>
+              <w:top w:type="dxa" w:w="40"/>
+              <w:left w:type="dxa" w:w="80"/>
+              <w:bottom w:type="dxa" w:w="40"/>
+              <w:right w:type="dxa" w:w="80"/>
+            </w:tcMar>
+          </w:tcPr>
+          <w:p>
+            <w:pPr>
+              <w:spacing w:after="0"/>
+            </w:pPr>
+            <w:r>
+              <w:rPr>
+                <w:b w:val="false"/>
+                <w:bCs w:val="false"/>
+                <w:sz w:val="18"/>
+                <w:szCs w:val="18"/>
+                <w:rFonts w:ascii="Calibri" w:cs="Calibri" w:eastAsia="Calibri" w:hAnsi="Calibri"/>
+              </w:rPr>
+              <w:t xml:space="preserve">7.7</w:t>
+            </w:r>
+          </w:p>
+        </w:tc>
+        <w:tc>
+          <w:tcPr>
+            <w:tcW w:type="dxa" w:w="1577"/>
+            <w:tcMar>
+              <w:top w:type="dxa" w:w="40"/>
+              <w:left w:type="dxa" w:w="80"/>
+              <w:bottom w:type="dxa" w:w="40"/>
+              <w:right w:type="dxa" w:w="80"/>
+            </w:tcMar>
+          </w:tcPr>
+          <w:p>
+            <w:pPr>
+              <w:spacing w:after="0"/>
+            </w:pPr>
+            <w:r>
+              <w:rPr>
+                <w:b w:val="false"/>
+                <w:bCs w:val="false"/>
+                <w:sz w:val="18"/>
+                <w:szCs w:val="18"/>
+                <w:rFonts w:ascii="Calibri" w:cs="Calibri" w:eastAsia="Calibri" w:hAnsi="Calibri"/>
+              </w:rPr>
+              <w:t xml:space="preserve">13.5</w:t>
+            </w:r>
+          </w:p>
+        </w:tc>
+        <w:tc>
+          <w:tcPr>
+            <w:tcW w:type="dxa" w:w="1206"/>
+            <w:tcMar>
+              <w:top w:type="dxa" w:w="40"/>
+              <w:left w:type="dxa" w:w="80"/>
+              <w:bottom w:type="dxa" w:w="40"/>
+              <w:right w:type="dxa" w:w="80"/>
+            </w:tcMar>
+          </w:tcPr>
+          <w:p>
+            <w:pPr>
+              <w:spacing w:after="0"/>
+            </w:pPr>
+            <w:r>
+              <w:rPr>
+                <w:b w:val="false"/>
+                <w:bCs w:val="false"/>
+                <w:sz w:val="18"/>
+                <w:szCs w:val="18"/>
+                <w:rFonts w:ascii="Calibri" w:cs="Calibri" w:eastAsia="Calibri" w:hAnsi="Calibri"/>
+              </w:rPr>
+              <w:t xml:space="preserve">1.9</w:t>
+            </w:r>
+          </w:p>
+        </w:tc>
+      </w:tr>
+      <w:tr>
+        <w:tc>
+          <w:tcPr>
+            <w:tcW w:type="dxa" w:w="2041"/>
+            <w:tcMar>
+              <w:top w:type="dxa" w:w="40"/>
+              <w:left w:type="dxa" w:w="80"/>
+              <w:bottom w:type="dxa" w:w="40"/>
+              <w:right w:type="dxa" w:w="80"/>
+            </w:tcMar>
+          </w:tcPr>
+          <w:p>
+            <w:pPr>
+              <w:spacing w:after="0"/>
+            </w:pPr>
+            <w:r>
+              <w:rPr>
+                <w:b w:val="false"/>
+                <w:bCs w:val="false"/>
+                <w:sz w:val="18"/>
+                <w:szCs w:val="18"/>
+                <w:rFonts w:ascii="Calibri" w:cs="Calibri" w:eastAsia="Calibri" w:hAnsi="Calibri"/>
+              </w:rPr>
+              <w:t xml:space="preserve">3–6 km</w:t>
+            </w:r>
+          </w:p>
+        </w:tc>
+        <w:tc>
+          <w:tcPr>
+            <w:tcW w:type="dxa" w:w="1206"/>
+            <w:tcMar>
+              <w:top w:type="dxa" w:w="40"/>
+              <w:left w:type="dxa" w:w="80"/>
+              <w:bottom w:type="dxa" w:w="40"/>
+              <w:right w:type="dxa" w:w="80"/>
+            </w:tcMar>
+          </w:tcPr>
+          <w:p>
+            <w:pPr>
+              <w:spacing w:after="0"/>
+            </w:pPr>
+            <w:r>
+              <w:rPr>
+                <w:b w:val="false"/>
+                <w:bCs w:val="false"/>
+                <w:sz w:val="18"/>
+                <w:szCs w:val="18"/>
+                <w:rFonts w:ascii="Calibri" w:cs="Calibri" w:eastAsia="Calibri" w:hAnsi="Calibri"/>
+              </w:rPr>
+              <w:t xml:space="preserve">24</w:t>
+            </w:r>
+          </w:p>
+        </w:tc>
+        <w:tc>
+          <w:tcPr>
+            <w:tcW w:type="dxa" w:w="1485"/>
+            <w:tcMar>
+              <w:top w:type="dxa" w:w="40"/>
+              <w:left w:type="dxa" w:w="80"/>
+              <w:bottom w:type="dxa" w:w="40"/>
+              <w:right w:type="dxa" w:w="80"/>
+            </w:tcMar>
+          </w:tcPr>
+          <w:p>
+            <w:pPr>
+              <w:spacing w:after="0"/>
+            </w:pPr>
+            <w:r>
+              <w:rPr>
+                <w:b w:val="false"/>
+                <w:bCs w:val="false"/>
+                <w:sz w:val="18"/>
+                <w:szCs w:val="18"/>
+                <w:rFonts w:ascii="Calibri" w:cs="Calibri" w:eastAsia="Calibri" w:hAnsi="Calibri"/>
+              </w:rPr>
+              <w:t xml:space="preserve">28.9</w:t>
+            </w:r>
+          </w:p>
+        </w:tc>
+        <w:tc>
+          <w:tcPr>
+            <w:tcW w:type="dxa" w:w="1485"/>
+            <w:tcMar>
+              <w:top w:type="dxa" w:w="40"/>
+              <w:left w:type="dxa" w:w="80"/>
+              <w:bottom w:type="dxa" w:w="40"/>
+              <w:right w:type="dxa" w:w="80"/>
+            </w:tcMar>
+          </w:tcPr>
+          <w:p>
+            <w:pPr>
+              <w:spacing w:after="0"/>
+            </w:pPr>
+            <w:r>
+              <w:rPr>
+                <w:b w:val="false"/>
+                <w:bCs w:val="false"/>
+                <w:sz w:val="18"/>
+                <w:szCs w:val="18"/>
+                <w:rFonts w:ascii="Calibri" w:cs="Calibri" w:eastAsia="Calibri" w:hAnsi="Calibri"/>
+              </w:rPr>
+              <w:t xml:space="preserve">15.6</w:t>
+            </w:r>
+          </w:p>
+        </w:tc>
+        <w:tc>
+          <w:tcPr>
+            <w:tcW w:type="dxa" w:w="1577"/>
+            <w:tcMar>
+              <w:top w:type="dxa" w:w="40"/>
+              <w:left w:type="dxa" w:w="80"/>
+              <w:bottom w:type="dxa" w:w="40"/>
+              <w:right w:type="dxa" w:w="80"/>
+            </w:tcMar>
+          </w:tcPr>
+          <w:p>
+            <w:pPr>
+              <w:spacing w:after="0"/>
+            </w:pPr>
+            <w:r>
+              <w:rPr>
+                <w:b w:val="false"/>
+                <w:bCs w:val="false"/>
+                <w:sz w:val="18"/>
+                <w:szCs w:val="18"/>
+                <w:rFonts w:ascii="Calibri" w:cs="Calibri" w:eastAsia="Calibri" w:hAnsi="Calibri"/>
+              </w:rPr>
+              <w:t xml:space="preserve">22.5</w:t>
+            </w:r>
+          </w:p>
+        </w:tc>
+        <w:tc>
+          <w:tcPr>
+            <w:tcW w:type="dxa" w:w="1206"/>
+            <w:tcMar>
+              <w:top w:type="dxa" w:w="40"/>
+              <w:left w:type="dxa" w:w="80"/>
+              <w:bottom w:type="dxa" w:w="40"/>
+              <w:right w:type="dxa" w:w="80"/>
+            </w:tcMar>
+          </w:tcPr>
+          <w:p>
+            <w:pPr>
+              <w:spacing w:after="0"/>
+            </w:pPr>
+            <w:r>
+              <w:rPr>
+                <w:b w:val="false"/>
+                <w:bCs w:val="false"/>
+                <w:sz w:val="18"/>
+                <w:szCs w:val="18"/>
+                <w:rFonts w:ascii="Calibri" w:cs="Calibri" w:eastAsia="Calibri" w:hAnsi="Calibri"/>
+              </w:rPr>
+              <w:t xml:space="preserve">1.3</w:t>
+            </w:r>
+          </w:p>
+        </w:tc>
+      </w:tr>
+      <w:tr>
+        <w:tc>
+          <w:tcPr>
+            <w:tcW w:type="dxa" w:w="2041"/>
+            <w:tcMar>
+              <w:top w:type="dxa" w:w="40"/>
+              <w:left w:type="dxa" w:w="80"/>
+              <w:bottom w:type="dxa" w:w="40"/>
+              <w:right w:type="dxa" w:w="80"/>
+            </w:tcMar>
+          </w:tcPr>
+          <w:p>
+            <w:pPr>
+              <w:spacing w:after="0"/>
+            </w:pPr>
+            <w:r>
+              <w:rPr>
+                <w:b w:val="false"/>
+                <w:bCs w:val="false"/>
+                <w:sz w:val="18"/>
+                <w:szCs w:val="18"/>
+                <w:rFonts w:ascii="Calibri" w:cs="Calibri" w:eastAsia="Calibri" w:hAnsi="Calibri"/>
+              </w:rPr>
+              <w:t xml:space="preserve">6–20 km</w:t>
+            </w:r>
+          </w:p>
+        </w:tc>
+        <w:tc>
+          <w:tcPr>
+            <w:tcW w:type="dxa" w:w="1206"/>
+            <w:tcMar>
+              <w:top w:type="dxa" w:w="40"/>
+              <w:left w:type="dxa" w:w="80"/>
+              <w:bottom w:type="dxa" w:w="40"/>
+              <w:right w:type="dxa" w:w="80"/>
+            </w:tcMar>
+          </w:tcPr>
+          <w:p>
+            <w:pPr>
+              <w:spacing w:after="0"/>
+            </w:pPr>
+            <w:r>
+              <w:rPr>
+                <w:b w:val="false"/>
+                <w:bCs w:val="false"/>
+                <w:sz w:val="18"/>
+                <w:szCs w:val="18"/>
+                <w:rFonts w:ascii="Calibri" w:cs="Calibri" w:eastAsia="Calibri" w:hAnsi="Calibri"/>
+              </w:rPr>
+              <w:t xml:space="preserve">14</w:t>
+            </w:r>
+          </w:p>
+        </w:tc>
+        <w:tc>
+          <w:tcPr>
+            <w:tcW w:type="dxa" w:w="1485"/>
+            <w:tcMar>
+              <w:top w:type="dxa" w:w="40"/>
+              <w:left w:type="dxa" w:w="80"/>
+              <w:bottom w:type="dxa" w:w="40"/>
+              <w:right w:type="dxa" w:w="80"/>
+            </w:tcMar>
+          </w:tcPr>
+          <w:p>
+            <w:pPr>
+              <w:spacing w:after="0"/>
+            </w:pPr>
+            <w:r>
+              <w:rPr>
+                <w:b w:val="false"/>
+                <w:bCs w:val="false"/>
+                <w:sz w:val="18"/>
+                <w:szCs w:val="18"/>
+                <w:rFonts w:ascii="Calibri" w:cs="Calibri" w:eastAsia="Calibri" w:hAnsi="Calibri"/>
+              </w:rPr>
+              <w:t xml:space="preserve">50.2</w:t>
+            </w:r>
+          </w:p>
+        </w:tc>
+        <w:tc>
+          <w:tcPr>
+            <w:tcW w:type="dxa" w:w="1485"/>
+            <w:tcMar>
+              <w:top w:type="dxa" w:w="40"/>
+              <w:left w:type="dxa" w:w="80"/>
+              <w:bottom w:type="dxa" w:w="40"/>
+              <w:right w:type="dxa" w:w="80"/>
+            </w:tcMar>
+          </w:tcPr>
+          <w:p>
+            <w:pPr>
+              <w:spacing w:after="0"/>
+            </w:pPr>
+            <w:r>
+              <w:rPr>
+                <w:b w:val="false"/>
+                <w:bCs w:val="false"/>
+                <w:sz w:val="18"/>
+                <w:szCs w:val="18"/>
+                <w:rFonts w:ascii="Calibri" w:cs="Calibri" w:eastAsia="Calibri" w:hAnsi="Calibri"/>
+              </w:rPr>
+              <w:t xml:space="preserve">29.0</w:t>
+            </w:r>
+          </w:p>
+        </w:tc>
+        <w:tc>
+          <w:tcPr>
+            <w:tcW w:type="dxa" w:w="1577"/>
+            <w:tcMar>
+              <w:top w:type="dxa" w:w="40"/>
+              <w:left w:type="dxa" w:w="80"/>
+              <w:bottom w:type="dxa" w:w="40"/>
+              <w:right w:type="dxa" w:w="80"/>
+            </w:tcMar>
+          </w:tcPr>
+          <w:p>
+            <w:pPr>
+              <w:spacing w:after="0"/>
+            </w:pPr>
+            <w:r>
+              <w:rPr>
+                <w:b w:val="false"/>
+                <w:bCs w:val="false"/>
+                <w:sz w:val="18"/>
+                <w:szCs w:val="18"/>
+                <w:rFonts w:ascii="Calibri" w:cs="Calibri" w:eastAsia="Calibri" w:hAnsi="Calibri"/>
+              </w:rPr>
+              <w:t xml:space="preserve">38.5</w:t>
+            </w:r>
+          </w:p>
+        </w:tc>
+        <w:tc>
+          <w:tcPr>
+            <w:tcW w:type="dxa" w:w="1206"/>
+            <w:tcMar>
+              <w:top w:type="dxa" w:w="40"/>
+              <w:left w:type="dxa" w:w="80"/>
+              <w:bottom w:type="dxa" w:w="40"/>
+              <w:right w:type="dxa" w:w="80"/>
+            </w:tcMar>
+          </w:tcPr>
+          <w:p>
+            <w:pPr>
+              <w:spacing w:after="0"/>
+            </w:pPr>
+            <w:r>
+              <w:rPr>
+                <w:b w:val="false"/>
+                <w:bCs w:val="false"/>
+                <w:sz w:val="18"/>
+                <w:szCs w:val="18"/>
+                <w:rFonts w:ascii="Calibri" w:cs="Calibri" w:eastAsia="Calibri" w:hAnsi="Calibri"/>
+              </w:rPr>
+              <w:t xml:space="preserve">1.3</w:t>
+            </w:r>
+          </w:p>
+        </w:tc>
+      </w:tr>
+      <w:tr>
+        <w:tc>
+          <w:tcPr>
+            <w:tcW w:type="dxa" w:w="2041"/>
+            <w:tcMar>
+              <w:top w:type="dxa" w:w="40"/>
+              <w:left w:type="dxa" w:w="80"/>
+              <w:bottom w:type="dxa" w:w="40"/>
+              <w:right w:type="dxa" w:w="80"/>
+            </w:tcMar>
+          </w:tcPr>
+          <w:p>
+            <w:pPr>
+              <w:spacing w:after="0"/>
+            </w:pPr>
+            <w:r>
+              <w:rPr>
+                <w:b w:val="false"/>
+                <w:bCs w:val="false"/>
+                <w:sz w:val="18"/>
+                <w:szCs w:val="18"/>
+                <w:rFonts w:ascii="Calibri" w:cs="Calibri" w:eastAsia="Calibri" w:hAnsi="Calibri"/>
+              </w:rPr>
+              <w:t xml:space="preserve">20–60 km</w:t>
+            </w:r>
+          </w:p>
+        </w:tc>
+        <w:tc>
+          <w:tcPr>
+            <w:tcW w:type="dxa" w:w="1206"/>
+            <w:tcMar>
+              <w:top w:type="dxa" w:w="40"/>
+              <w:left w:type="dxa" w:w="80"/>
+              <w:bottom w:type="dxa" w:w="40"/>
+              <w:right w:type="dxa" w:w="80"/>
+            </w:tcMar>
+          </w:tcPr>
+          <w:p>
+            <w:pPr>
+              <w:spacing w:after="0"/>
+            </w:pPr>
+            <w:r>
+              <w:rPr>
+                <w:b w:val="false"/>
+                <w:bCs w:val="false"/>
+                <w:sz w:val="18"/>
+                <w:szCs w:val="18"/>
+                <w:rFonts w:ascii="Calibri" w:cs="Calibri" w:eastAsia="Calibri" w:hAnsi="Calibri"/>
+              </w:rPr>
+              <w:t xml:space="preserve">3</w:t>
+            </w:r>
+          </w:p>
+        </w:tc>
+        <w:tc>
+          <w:tcPr>
+            <w:tcW w:type="dxa" w:w="1485"/>
+            <w:tcMar>
+              <w:top w:type="dxa" w:w="40"/>
+              <w:left w:type="dxa" w:w="80"/>
+              <w:bottom w:type="dxa" w:w="40"/>
+              <w:right w:type="dxa" w:w="80"/>
+            </w:tcMar>
+          </w:tcPr>
+          <w:p>
+            <w:pPr>
+              <w:spacing w:after="0"/>
+            </w:pPr>
+            <w:r>
+              <w:rPr>
+                <w:b w:val="false"/>
+                <w:bCs w:val="false"/>
+                <w:sz w:val="18"/>
+                <w:szCs w:val="18"/>
+                <w:rFonts w:ascii="Calibri" w:cs="Calibri" w:eastAsia="Calibri" w:hAnsi="Calibri"/>
+              </w:rPr>
+              <w:t xml:space="preserve">54.3</w:t>
+            </w:r>
+          </w:p>
+        </w:tc>
+        <w:tc>
+          <w:tcPr>
+            <w:tcW w:type="dxa" w:w="1485"/>
+            <w:tcMar>
+              <w:top w:type="dxa" w:w="40"/>
+              <w:left w:type="dxa" w:w="80"/>
+              <w:bottom w:type="dxa" w:w="40"/>
+              <w:right w:type="dxa" w:w="80"/>
+            </w:tcMar>
+          </w:tcPr>
+          <w:p>
+            <w:pPr>
+              <w:spacing w:after="0"/>
+            </w:pPr>
+            <w:r>
+              <w:rPr>
+                <w:b w:val="false"/>
+                <w:bCs w:val="false"/>
+                <w:sz w:val="18"/>
+                <w:szCs w:val="18"/>
+                <w:rFonts w:ascii="Calibri" w:cs="Calibri" w:eastAsia="Calibri" w:hAnsi="Calibri"/>
+              </w:rPr>
+              <w:t xml:space="preserve">48.4</w:t>
+            </w:r>
+          </w:p>
+        </w:tc>
+        <w:tc>
+          <w:tcPr>
+            <w:tcW w:type="dxa" w:w="1577"/>
+            <w:tcMar>
+              <w:top w:type="dxa" w:w="40"/>
+              <w:left w:type="dxa" w:w="80"/>
+              <w:bottom w:type="dxa" w:w="40"/>
+              <w:right w:type="dxa" w:w="80"/>
+            </w:tcMar>
+          </w:tcPr>
+          <w:p>
+            <w:pPr>
+              <w:spacing w:after="0"/>
+            </w:pPr>
+            <w:r>
+              <w:rPr>
+                <w:b w:val="false"/>
+                <w:bCs w:val="false"/>
+                <w:sz w:val="18"/>
+                <w:szCs w:val="18"/>
+                <w:rFonts w:ascii="Calibri" w:cs="Calibri" w:eastAsia="Calibri" w:hAnsi="Calibri"/>
+              </w:rPr>
+              <w:t xml:space="preserve">62.9</w:t>
+            </w:r>
+          </w:p>
+        </w:tc>
+        <w:tc>
+          <w:tcPr>
+            <w:tcW w:type="dxa" w:w="1206"/>
+            <w:tcMar>
+              <w:top w:type="dxa" w:w="40"/>
+              <w:left w:type="dxa" w:w="80"/>
+              <w:bottom w:type="dxa" w:w="40"/>
+              <w:right w:type="dxa" w:w="80"/>
+            </w:tcMar>
+          </w:tcPr>
+          <w:p>
+            <w:pPr>
+              <w:spacing w:after="0"/>
+            </w:pPr>
+            <w:r>
+              <w:rPr>
+                <w:b w:val="false"/>
+                <w:bCs w:val="false"/>
+                <w:sz w:val="18"/>
+                <w:szCs w:val="18"/>
+                <w:rFonts w:ascii="Calibri" w:cs="Calibri" w:eastAsia="Calibri" w:hAnsi="Calibri"/>
+              </w:rPr>
+              <w:t xml:space="preserve">0.9</w:t>
+            </w:r>
+          </w:p>
+        </w:tc>
+      </w:tr>
+    </w:tbl>
+    <w:p>
+      <w:pPr>
+        <w:spacing w:after="120"/>
+      </w:pPr>
+    </w:p>
+    <w:p>
+      <w:pPr>
+        <w:spacing w:after="120" w:before="0"/>
+      </w:pPr>
+      <w:r>
+        <w:rPr>
+          <w:sz w:val="22"/>
+          <w:szCs w:val="22"/>
+          <w:rFonts w:ascii="Calibri" w:cs="Calibri" w:eastAsia="Calibri" w:hAnsi="Calibri"/>
+        </w:rPr>
+        <w:t xml:space="preserve">The gap is an overhead of about nine minutes rather than a proportional error: large on short pairs, gone on the longest. It is what the timetable’s best direct service does not carry — the transfer that a share of bus journeys involve, the wait for the line actually needed rather than the pooled headway of everything that passes, and delay. Only three pairs hold three or more sampled trips, so this is a trip-level comparison by distance band, not a pair-level fit. For the capture model it is the calibration margin for the bus generalized cost: either add the overhead, or replace the pooled wait by the headway of the route actually used.</w:t>
+      </w:r>
+    </w:p>
+    <w:p>
+      <w:pPr>
+        <w:spacing w:before="120" w:after="60"/>
+        <w:jc w:val="center"/>
+      </w:pPr>
+      <w:r>
+        <w:drawing>
+          <wp:inline distT="0" distB="0" distL="0" distR="0">
+            <wp:extent cx="5810250" cy="2362200"/>
+            <wp:effectExtent t="0" r="0" b="0" l="0"/>
+            <wp:docPr id="1" name="" descr="" title=""/>
+            <wp:cNvGraphicFramePr>
+              <a:graphicFrameLocks xmlns:a="http://schemas.openxmlformats.org/drawingml/2006/main" noChangeAspect="1"/>
+            </wp:cNvGraphicFramePr>
+            <a:graphic xmlns:a="http://schemas.openxmlformats.org/drawingml/2006/main">
+              <a:graphicData uri="http://schemas.openxmlformats.org/drawingml/2006/picture">
+                <pic:pic xmlns:pic="http://schemas.openxmlformats.org/drawingml/2006/picture">
+                  <pic:nvPicPr>
+                    <pic:cNvPr id="0" name="" descr=""/>
+                    <pic:cNvPicPr>
+                      <a:picLocks noChangeAspect="1" noChangeArrowheads="1"/>
+                    </pic:cNvPicPr>
+                  </pic:nvPicPr>
+                  <pic:blipFill>
+                    <a:blip r:embed="rId12" cstate="none"/>
+                    <a:srcRect/>
+                    <a:stretch>
+                      <a:fillRect/>
+                    </a:stretch>
+                  </pic:blipFill>
+                  <pic:spPr bwMode="auto">
+                    <a:xfrm>
+                      <a:off x="0" y="0"/>
+                      <a:ext cx="5810250" cy="2362200"/>
+                    </a:xfrm>
+                    <a:prstGeom prst="rect">
+                      <a:avLst/>
+                    </a:prstGeom>
+                  </pic:spPr>
+                </pic:pic>
+              </a:graphicData>
+            </a:graphic>
+          </wp:inline>
+        </w:drawing>
+      </w:r>
+    </w:p>
+    <w:p>
+      <w:pPr>
+        <w:spacing w:after="240"/>
+        <w:jc w:val="center"/>
+      </w:pPr>
+      <w:r>
+        <w:rPr>
+          <w:i/>
+          <w:iCs/>
+          <w:color w:val="52514E"/>
+          <w:sz w:val="18"/>
+          <w:szCs w:val="18"/>
+          <w:rFonts w:ascii="Calibri" w:cs="Calibri" w:eastAsia="Calibri" w:hAnsi="Calibri"/>
+        </w:rPr>
+        <w:t xml:space="preserve">Figure 6. Bus: the timetable (direct in-vehicle time, walk and wait) against what surveyed bus users report door to door — by area pair (left, indicative) and by distance band (right).</w:t>
+      </w:r>
+    </w:p>
+    <w:p>
+      <w:pPr>
+        <w:pStyle w:val="Heading2"/>
+        <w:spacing w:before="280" w:after="120"/>
+      </w:pPr>
+      <w:r>
+        <w:rPr>
+          <w:rFonts w:ascii="Calibri" w:cs="Calibri" w:eastAsia="Calibri" w:hAnsi="Calibri"/>
+        </w:rPr>
+        <w:t xml:space="preserve">5.4 What decides the answer now</w:t>
+      </w:r>
+    </w:p>
+    <w:p>
+      <w:pPr>
+        <w:spacing w:after="120" w:before="0"/>
+      </w:pPr>
+      <w:r>
+        <w:rPr>
+          <w:sz w:val="22"/>
+          <w:szCs w:val="22"/>
+          <w:rFonts w:ascii="Calibri" w:cs="Calibri" w:eastAsia="Calibri" w:hAnsi="Calibri"/>
+        </w:rPr>
+        <w:t xml:space="preserve">Revision 1 said the LRT speed was the decisive input. With the function transferred through the Red Line’s actual spacing it no longer is: the LRT’s in-vehicle time on the trunk pairs is level with the bus timetable underground and seven minutes slower at ground level. What separates the LRT from the bus in this first fill is station access, and that is a matter of the access model — feeder buses to the stations, the walking network instead of a straight-line detour factor, park-and-ride where the station plan allows — and of the station plan itself, not of the travel-time function. The two inputs to obtain first are therefore the alignment and stations beyond Hamifrats and on the three branches, without which 15 of the 25 areas have no LRT time at all, and an access treatment for the LRT. The money components (fares, parking, the value of time), missing for every mode, follow: at any plausible value of time they move the comparison by a few generalized minutes.</w:t>
       </w:r>
     </w:p>
     <w:p>
@@ -8690,7 +10802,2392 @@
         <w:rPr>
           <w:rFonts w:ascii="Calibri" w:cs="Calibri" w:eastAsia="Calibri" w:hAnsi="Calibri"/>
         </w:rPr>
-        <w:t xml:space="preserve">6. Part D — what each matrix can be used for</w:t>
+        <w:t xml:space="preserve">6. Part D — the bus network today: level of service per TAZ from the GTFS</w:t>
+      </w:r>
+    </w:p>
+    <w:p>
+      <w:pPr>
+        <w:spacing w:after="120" w:before="0"/>
+      </w:pPr>
+      <w:r>
+        <w:rPr>
+          <w:sz w:val="22"/>
+          <w:szCs w:val="22"/>
+          <w:rFonts w:ascii="Calibri" w:cs="Calibri" w:eastAsia="Calibri" w:hAnsi="Calibri"/>
+        </w:rPr>
+        <w:t xml:space="preserve">The national timetable of 22 May 2026 was reduced to the study area on its representative Tuesday, 2 June 2026: 12,845 stops in 730 of the 781 TAZs, 33,499 trips calling at them on the day, 7,324 of them departing a study-area stop between 06:00 and 09:00. For every TAZ, for all buses and for the Metronit separately, the table Output/gtfs/bus_los_taz.csv gives the served stops, the lines, the departures in the three hours and in the peak hour, the combined headway of everything that passes, the headway of the best single line, the number of TAZs reachable without a transfer (and within 30 scheduled minutes), the distance from the TAZ centroid to the nearest stop, and a frequency grade in the TCQSM classes (A ≤ 10 min, B ≤ 15, C ≤ 20, D ≤ 30, E ≤ 60). The grade on the best single line is the informative one; the combined headway grades almost every TAZ A because some bus passes every few minutes.</w:t>
+      </w:r>
+    </w:p>
+    <w:p>
+      <w:pPr>
+        <w:spacing w:after="120" w:before="0"/>
+      </w:pPr>
+      <w:r>
+        <w:rPr>
+          <w:sz w:val="22"/>
+          <w:szCs w:val="22"/>
+          <w:rFonts w:ascii="Calibri" w:cs="Calibri" w:eastAsia="Calibri" w:hAnsi="Calibri"/>
+        </w:rPr>
+        <w:t xml:space="preserve">The Metronit was tagged by its route codes in the feed. The five codes supplied with the request were checked: only 83001 (line 1) is a Metronit route; 83003 and 83005 belong to local lines in Kiryat Malachi and Arara BaNegev, and 83002 and 83004 do not exist. The lines in the feed, all under Superbus, are 83001 (line 1, Hof HaCarmel – Krayot), 67002 (line 2, Bat Galim – Kiryat Ata), 67003 (line 3, Krayot loop), 62004 (line 4, via the Carmel tunnels) and 52005 (line 5, Yagur). The notebook prints every matched route so the tagging can be audited.</w:t>
+      </w:r>
+    </w:p>
+    <w:tbl>
+      <w:tblPr>
+        <w:tblW w:type="dxa" w:w="9000"/>
+        <w:tblBorders>
+          <w:top w:val="single" w:color="auto" w:sz="4"/>
+          <w:left w:val="single" w:color="auto" w:sz="4"/>
+          <w:bottom w:val="single" w:color="auto" w:sz="4"/>
+          <w:right w:val="single" w:color="auto" w:sz="4"/>
+          <w:insideH w:val="single" w:color="auto" w:sz="4"/>
+          <w:insideV w:val="single" w:color="auto" w:sz="4"/>
+        </w:tblBorders>
+      </w:tblPr>
+      <w:tblGrid>
+        <w:gridCol w:w="2000"/>
+        <w:gridCol w:w="1455"/>
+        <w:gridCol w:w="818"/>
+        <w:gridCol w:w="1545"/>
+        <w:gridCol w:w="1727"/>
+        <w:gridCol w:w="1455"/>
+      </w:tblGrid>
+      <w:tr>
+        <w:trPr>
+          <w:tblHeader/>
+        </w:trPr>
+        <w:tc>
+          <w:tcPr>
+            <w:tcW w:type="dxa" w:w="2000"/>
+            <w:shd w:fill="E7EEF7" w:color="auto" w:val="clear"/>
+            <w:tcMar>
+              <w:top w:type="dxa" w:w="40"/>
+              <w:left w:type="dxa" w:w="80"/>
+              <w:bottom w:type="dxa" w:w="40"/>
+              <w:right w:type="dxa" w:w="80"/>
+            </w:tcMar>
+          </w:tcPr>
+          <w:p>
+            <w:pPr>
+              <w:spacing w:after="0"/>
+            </w:pPr>
+            <w:r>
+              <w:rPr>
+                <w:b/>
+                <w:bCs/>
+                <w:sz w:val="17"/>
+                <w:szCs w:val="17"/>
+                <w:rFonts w:ascii="Calibri" w:cs="Calibri" w:eastAsia="Calibri" w:hAnsi="Calibri"/>
+              </w:rPr>
+              <w:t xml:space="preserve">V2 area</w:t>
+            </w:r>
+          </w:p>
+        </w:tc>
+        <w:tc>
+          <w:tcPr>
+            <w:tcW w:type="dxa" w:w="1455"/>
+            <w:shd w:fill="E7EEF7" w:color="auto" w:val="clear"/>
+            <w:tcMar>
+              <w:top w:type="dxa" w:w="40"/>
+              <w:left w:type="dxa" w:w="80"/>
+              <w:bottom w:type="dxa" w:w="40"/>
+              <w:right w:type="dxa" w:w="80"/>
+            </w:tcMar>
+          </w:tcPr>
+          <w:p>
+            <w:pPr>
+              <w:spacing w:after="0"/>
+            </w:pPr>
+            <w:r>
+              <w:rPr>
+                <w:b/>
+                <w:bCs/>
+                <w:sz w:val="17"/>
+                <w:szCs w:val="17"/>
+                <w:rFonts w:ascii="Calibri" w:cs="Calibri" w:eastAsia="Calibri" w:hAnsi="Calibri"/>
+              </w:rPr>
+              <w:t xml:space="preserve">TAZs (unserved in the peak hour)</w:t>
+            </w:r>
+          </w:p>
+        </w:tc>
+        <w:tc>
+          <w:tcPr>
+            <w:tcW w:type="dxa" w:w="818"/>
+            <w:shd w:fill="E7EEF7" w:color="auto" w:val="clear"/>
+            <w:tcMar>
+              <w:top w:type="dxa" w:w="40"/>
+              <w:left w:type="dxa" w:w="80"/>
+              <w:bottom w:type="dxa" w:w="40"/>
+              <w:right w:type="dxa" w:w="80"/>
+            </w:tcMar>
+          </w:tcPr>
+          <w:p>
+            <w:pPr>
+              <w:spacing w:after="0"/>
+            </w:pPr>
+            <w:r>
+              <w:rPr>
+                <w:b/>
+                <w:bCs/>
+                <w:sz w:val="17"/>
+                <w:szCs w:val="17"/>
+                <w:rFonts w:ascii="Calibri" w:cs="Calibri" w:eastAsia="Calibri" w:hAnsi="Calibri"/>
+              </w:rPr>
+              <w:t xml:space="preserve">Lines</w:t>
+            </w:r>
+          </w:p>
+        </w:tc>
+        <w:tc>
+          <w:tcPr>
+            <w:tcW w:type="dxa" w:w="1545"/>
+            <w:shd w:fill="E7EEF7" w:color="auto" w:val="clear"/>
+            <w:tcMar>
+              <w:top w:type="dxa" w:w="40"/>
+              <w:left w:type="dxa" w:w="80"/>
+              <w:bottom w:type="dxa" w:w="40"/>
+              <w:right w:type="dxa" w:w="80"/>
+            </w:tcMar>
+          </w:tcPr>
+          <w:p>
+            <w:pPr>
+              <w:spacing w:after="0"/>
+            </w:pPr>
+            <w:r>
+              <w:rPr>
+                <w:b/>
+                <w:bCs/>
+                <w:sz w:val="17"/>
+                <w:szCs w:val="17"/>
+                <w:rFonts w:ascii="Calibri" w:cs="Calibri" w:eastAsia="Calibri" w:hAnsi="Calibri"/>
+              </w:rPr>
+              <w:t xml:space="preserve">Best-line headway (min, median TAZ)</w:t>
+            </w:r>
+          </w:p>
+        </w:tc>
+        <w:tc>
+          <w:tcPr>
+            <w:tcW w:type="dxa" w:w="1727"/>
+            <w:shd w:fill="E7EEF7" w:color="auto" w:val="clear"/>
+            <w:tcMar>
+              <w:top w:type="dxa" w:w="40"/>
+              <w:left w:type="dxa" w:w="80"/>
+              <w:bottom w:type="dxa" w:w="40"/>
+              <w:right w:type="dxa" w:w="80"/>
+            </w:tcMar>
+          </w:tcPr>
+          <w:p>
+            <w:pPr>
+              <w:spacing w:after="0"/>
+            </w:pPr>
+            <w:r>
+              <w:rPr>
+                <w:b/>
+                <w:bCs/>
+                <w:sz w:val="17"/>
+                <w:szCs w:val="17"/>
+                <w:rFonts w:ascii="Calibri" w:cs="Calibri" w:eastAsia="Calibri" w:hAnsi="Calibri"/>
+              </w:rPr>
+              <w:t xml:space="preserve">TAZs reachable without transfer in 30 min</w:t>
+            </w:r>
+          </w:p>
+        </w:tc>
+        <w:tc>
+          <w:tcPr>
+            <w:tcW w:type="dxa" w:w="1455"/>
+            <w:shd w:fill="E7EEF7" w:color="auto" w:val="clear"/>
+            <w:tcMar>
+              <w:top w:type="dxa" w:w="40"/>
+              <w:left w:type="dxa" w:w="80"/>
+              <w:bottom w:type="dxa" w:w="40"/>
+              <w:right w:type="dxa" w:w="80"/>
+            </w:tcMar>
+          </w:tcPr>
+          <w:p>
+            <w:pPr>
+              <w:spacing w:after="0"/>
+            </w:pPr>
+            <w:r>
+              <w:rPr>
+                <w:b/>
+                <w:bCs/>
+                <w:sz w:val="17"/>
+                <w:szCs w:val="17"/>
+                <w:rFonts w:ascii="Calibri" w:cs="Calibri" w:eastAsia="Calibri" w:hAnsi="Calibri"/>
+              </w:rPr>
+              <w:t xml:space="preserve">TAZs with a Metronit stop</w:t>
+            </w:r>
+          </w:p>
+        </w:tc>
+      </w:tr>
+      <w:tr>
+        <w:tc>
+          <w:tcPr>
+            <w:tcW w:type="dxa" w:w="2000"/>
+            <w:tcMar>
+              <w:top w:type="dxa" w:w="40"/>
+              <w:left w:type="dxa" w:w="80"/>
+              <w:bottom w:type="dxa" w:w="40"/>
+              <w:right w:type="dxa" w:w="80"/>
+            </w:tcMar>
+          </w:tcPr>
+          <w:p>
+            <w:pPr>
+              <w:spacing w:after="0"/>
+            </w:pPr>
+            <w:r>
+              <w:rPr>
+                <w:b w:val="false"/>
+                <w:bCs w:val="false"/>
+                <w:sz w:val="17"/>
+                <w:szCs w:val="17"/>
+                <w:rFonts w:ascii="Calibri" w:cs="Calibri" w:eastAsia="Calibri" w:hAnsi="Calibri"/>
+              </w:rPr>
+              <w:t xml:space="preserve">Hamifrats</w:t>
+            </w:r>
+          </w:p>
+        </w:tc>
+        <w:tc>
+          <w:tcPr>
+            <w:tcW w:type="dxa" w:w="1455"/>
+            <w:tcMar>
+              <w:top w:type="dxa" w:w="40"/>
+              <w:left w:type="dxa" w:w="80"/>
+              <w:bottom w:type="dxa" w:w="40"/>
+              <w:right w:type="dxa" w:w="80"/>
+            </w:tcMar>
+          </w:tcPr>
+          <w:p>
+            <w:pPr>
+              <w:spacing w:after="0"/>
+            </w:pPr>
+            <w:r>
+              <w:rPr>
+                <w:b w:val="false"/>
+                <w:bCs w:val="false"/>
+                <w:sz w:val="17"/>
+                <w:szCs w:val="17"/>
+                <w:rFonts w:ascii="Calibri" w:cs="Calibri" w:eastAsia="Calibri" w:hAnsi="Calibri"/>
+              </w:rPr>
+              <w:t xml:space="preserve">6 (1)</w:t>
+            </w:r>
+          </w:p>
+        </w:tc>
+        <w:tc>
+          <w:tcPr>
+            <w:tcW w:type="dxa" w:w="818"/>
+            <w:tcMar>
+              <w:top w:type="dxa" w:w="40"/>
+              <w:left w:type="dxa" w:w="80"/>
+              <w:bottom w:type="dxa" w:w="40"/>
+              <w:right w:type="dxa" w:w="80"/>
+            </w:tcMar>
+          </w:tcPr>
+          <w:p>
+            <w:pPr>
+              <w:spacing w:after="0"/>
+            </w:pPr>
+            <w:r>
+              <w:rPr>
+                <w:b w:val="false"/>
+                <w:bCs w:val="false"/>
+                <w:sz w:val="17"/>
+                <w:szCs w:val="17"/>
+                <w:rFonts w:ascii="Calibri" w:cs="Calibri" w:eastAsia="Calibri" w:hAnsi="Calibri"/>
+              </w:rPr>
+              <w:t xml:space="preserve">97</w:t>
+            </w:r>
+          </w:p>
+        </w:tc>
+        <w:tc>
+          <w:tcPr>
+            <w:tcW w:type="dxa" w:w="1545"/>
+            <w:tcMar>
+              <w:top w:type="dxa" w:w="40"/>
+              <w:left w:type="dxa" w:w="80"/>
+              <w:bottom w:type="dxa" w:w="40"/>
+              <w:right w:type="dxa" w:w="80"/>
+            </w:tcMar>
+          </w:tcPr>
+          <w:p>
+            <w:pPr>
+              <w:spacing w:after="0"/>
+            </w:pPr>
+            <w:r>
+              <w:rPr>
+                <w:b w:val="false"/>
+                <w:bCs w:val="false"/>
+                <w:sz w:val="17"/>
+                <w:szCs w:val="17"/>
+                <w:rFonts w:ascii="Calibri" w:cs="Calibri" w:eastAsia="Calibri" w:hAnsi="Calibri"/>
+              </w:rPr>
+              <w:t xml:space="preserve">4</w:t>
+            </w:r>
+          </w:p>
+        </w:tc>
+        <w:tc>
+          <w:tcPr>
+            <w:tcW w:type="dxa" w:w="1727"/>
+            <w:tcMar>
+              <w:top w:type="dxa" w:w="40"/>
+              <w:left w:type="dxa" w:w="80"/>
+              <w:bottom w:type="dxa" w:w="40"/>
+              <w:right w:type="dxa" w:w="80"/>
+            </w:tcMar>
+          </w:tcPr>
+          <w:p>
+            <w:pPr>
+              <w:spacing w:after="0"/>
+            </w:pPr>
+            <w:r>
+              <w:rPr>
+                <w:b w:val="false"/>
+                <w:bCs w:val="false"/>
+                <w:sz w:val="17"/>
+                <w:szCs w:val="17"/>
+                <w:rFonts w:ascii="Calibri" w:cs="Calibri" w:eastAsia="Calibri" w:hAnsi="Calibri"/>
+              </w:rPr>
+              <w:t xml:space="preserve">58</w:t>
+            </w:r>
+          </w:p>
+        </w:tc>
+        <w:tc>
+          <w:tcPr>
+            <w:tcW w:type="dxa" w:w="1455"/>
+            <w:tcMar>
+              <w:top w:type="dxa" w:w="40"/>
+              <w:left w:type="dxa" w:w="80"/>
+              <w:bottom w:type="dxa" w:w="40"/>
+              <w:right w:type="dxa" w:w="80"/>
+            </w:tcMar>
+          </w:tcPr>
+          <w:p>
+            <w:pPr>
+              <w:spacing w:after="0"/>
+            </w:pPr>
+            <w:r>
+              <w:rPr>
+                <w:b w:val="false"/>
+                <w:bCs w:val="false"/>
+                <w:sz w:val="17"/>
+                <w:szCs w:val="17"/>
+                <w:rFonts w:ascii="Calibri" w:cs="Calibri" w:eastAsia="Calibri" w:hAnsi="Calibri"/>
+              </w:rPr>
+              <w:t xml:space="preserve">2</w:t>
+            </w:r>
+          </w:p>
+        </w:tc>
+      </w:tr>
+      <w:tr>
+        <w:tc>
+          <w:tcPr>
+            <w:tcW w:type="dxa" w:w="2000"/>
+            <w:tcMar>
+              <w:top w:type="dxa" w:w="40"/>
+              <w:left w:type="dxa" w:w="80"/>
+              <w:bottom w:type="dxa" w:w="40"/>
+              <w:right w:type="dxa" w:w="80"/>
+            </w:tcMar>
+          </w:tcPr>
+          <w:p>
+            <w:pPr>
+              <w:spacing w:after="0"/>
+            </w:pPr>
+            <w:r>
+              <w:rPr>
+                <w:b w:val="false"/>
+                <w:bCs w:val="false"/>
+                <w:sz w:val="17"/>
+                <w:szCs w:val="17"/>
+                <w:rFonts w:ascii="Calibri" w:cs="Calibri" w:eastAsia="Calibri" w:hAnsi="Calibri"/>
+              </w:rPr>
+              <w:t xml:space="preserve">Bat Galim-Kiryat Eliezer</w:t>
+            </w:r>
+          </w:p>
+        </w:tc>
+        <w:tc>
+          <w:tcPr>
+            <w:tcW w:type="dxa" w:w="1455"/>
+            <w:tcMar>
+              <w:top w:type="dxa" w:w="40"/>
+              <w:left w:type="dxa" w:w="80"/>
+              <w:bottom w:type="dxa" w:w="40"/>
+              <w:right w:type="dxa" w:w="80"/>
+            </w:tcMar>
+          </w:tcPr>
+          <w:p>
+            <w:pPr>
+              <w:spacing w:after="0"/>
+            </w:pPr>
+            <w:r>
+              <w:rPr>
+                <w:b w:val="false"/>
+                <w:bCs w:val="false"/>
+                <w:sz w:val="17"/>
+                <w:szCs w:val="17"/>
+                <w:rFonts w:ascii="Calibri" w:cs="Calibri" w:eastAsia="Calibri" w:hAnsi="Calibri"/>
+              </w:rPr>
+              <w:t xml:space="preserve">10 (2)</w:t>
+            </w:r>
+          </w:p>
+        </w:tc>
+        <w:tc>
+          <w:tcPr>
+            <w:tcW w:type="dxa" w:w="818"/>
+            <w:tcMar>
+              <w:top w:type="dxa" w:w="40"/>
+              <w:left w:type="dxa" w:w="80"/>
+              <w:bottom w:type="dxa" w:w="40"/>
+              <w:right w:type="dxa" w:w="80"/>
+            </w:tcMar>
+          </w:tcPr>
+          <w:p>
+            <w:pPr>
+              <w:spacing w:after="0"/>
+            </w:pPr>
+            <w:r>
+              <w:rPr>
+                <w:b w:val="false"/>
+                <w:bCs w:val="false"/>
+                <w:sz w:val="17"/>
+                <w:szCs w:val="17"/>
+                <w:rFonts w:ascii="Calibri" w:cs="Calibri" w:eastAsia="Calibri" w:hAnsi="Calibri"/>
+              </w:rPr>
+              <w:t xml:space="preserve">52</w:t>
+            </w:r>
+          </w:p>
+        </w:tc>
+        <w:tc>
+          <w:tcPr>
+            <w:tcW w:type="dxa" w:w="1545"/>
+            <w:tcMar>
+              <w:top w:type="dxa" w:w="40"/>
+              <w:left w:type="dxa" w:w="80"/>
+              <w:bottom w:type="dxa" w:w="40"/>
+              <w:right w:type="dxa" w:w="80"/>
+            </w:tcMar>
+          </w:tcPr>
+          <w:p>
+            <w:pPr>
+              <w:spacing w:after="0"/>
+            </w:pPr>
+            <w:r>
+              <w:rPr>
+                <w:b w:val="false"/>
+                <w:bCs w:val="false"/>
+                <w:sz w:val="17"/>
+                <w:szCs w:val="17"/>
+                <w:rFonts w:ascii="Calibri" w:cs="Calibri" w:eastAsia="Calibri" w:hAnsi="Calibri"/>
+              </w:rPr>
+              <w:t xml:space="preserve">6</w:t>
+            </w:r>
+          </w:p>
+        </w:tc>
+        <w:tc>
+          <w:tcPr>
+            <w:tcW w:type="dxa" w:w="1727"/>
+            <w:tcMar>
+              <w:top w:type="dxa" w:w="40"/>
+              <w:left w:type="dxa" w:w="80"/>
+              <w:bottom w:type="dxa" w:w="40"/>
+              <w:right w:type="dxa" w:w="80"/>
+            </w:tcMar>
+          </w:tcPr>
+          <w:p>
+            <w:pPr>
+              <w:spacing w:after="0"/>
+            </w:pPr>
+            <w:r>
+              <w:rPr>
+                <w:b w:val="false"/>
+                <w:bCs w:val="false"/>
+                <w:sz w:val="17"/>
+                <w:szCs w:val="17"/>
+                <w:rFonts w:ascii="Calibri" w:cs="Calibri" w:eastAsia="Calibri" w:hAnsi="Calibri"/>
+              </w:rPr>
+              <w:t xml:space="preserve">38</w:t>
+            </w:r>
+          </w:p>
+        </w:tc>
+        <w:tc>
+          <w:tcPr>
+            <w:tcW w:type="dxa" w:w="1455"/>
+            <w:tcMar>
+              <w:top w:type="dxa" w:w="40"/>
+              <w:left w:type="dxa" w:w="80"/>
+              <w:bottom w:type="dxa" w:w="40"/>
+              <w:right w:type="dxa" w:w="80"/>
+            </w:tcMar>
+          </w:tcPr>
+          <w:p>
+            <w:pPr>
+              <w:spacing w:after="0"/>
+            </w:pPr>
+            <w:r>
+              <w:rPr>
+                <w:b w:val="false"/>
+                <w:bCs w:val="false"/>
+                <w:sz w:val="17"/>
+                <w:szCs w:val="17"/>
+                <w:rFonts w:ascii="Calibri" w:cs="Calibri" w:eastAsia="Calibri" w:hAnsi="Calibri"/>
+              </w:rPr>
+              <w:t xml:space="preserve">4</w:t>
+            </w:r>
+          </w:p>
+        </w:tc>
+      </w:tr>
+      <w:tr>
+        <w:tc>
+          <w:tcPr>
+            <w:tcW w:type="dxa" w:w="2000"/>
+            <w:tcMar>
+              <w:top w:type="dxa" w:w="40"/>
+              <w:left w:type="dxa" w:w="80"/>
+              <w:bottom w:type="dxa" w:w="40"/>
+              <w:right w:type="dxa" w:w="80"/>
+            </w:tcMar>
+          </w:tcPr>
+          <w:p>
+            <w:pPr>
+              <w:spacing w:after="0"/>
+            </w:pPr>
+            <w:r>
+              <w:rPr>
+                <w:b w:val="false"/>
+                <w:bCs w:val="false"/>
+                <w:sz w:val="17"/>
+                <w:szCs w:val="17"/>
+                <w:rFonts w:ascii="Calibri" w:cs="Calibri" w:eastAsia="Calibri" w:hAnsi="Calibri"/>
+              </w:rPr>
+              <w:t xml:space="preserve">Lower City</w:t>
+            </w:r>
+          </w:p>
+        </w:tc>
+        <w:tc>
+          <w:tcPr>
+            <w:tcW w:type="dxa" w:w="1455"/>
+            <w:tcMar>
+              <w:top w:type="dxa" w:w="40"/>
+              <w:left w:type="dxa" w:w="80"/>
+              <w:bottom w:type="dxa" w:w="40"/>
+              <w:right w:type="dxa" w:w="80"/>
+            </w:tcMar>
+          </w:tcPr>
+          <w:p>
+            <w:pPr>
+              <w:spacing w:after="0"/>
+            </w:pPr>
+            <w:r>
+              <w:rPr>
+                <w:b w:val="false"/>
+                <w:bCs w:val="false"/>
+                <w:sz w:val="17"/>
+                <w:szCs w:val="17"/>
+                <w:rFonts w:ascii="Calibri" w:cs="Calibri" w:eastAsia="Calibri" w:hAnsi="Calibri"/>
+              </w:rPr>
+              <w:t xml:space="preserve">7 (1)</w:t>
+            </w:r>
+          </w:p>
+        </w:tc>
+        <w:tc>
+          <w:tcPr>
+            <w:tcW w:type="dxa" w:w="818"/>
+            <w:tcMar>
+              <w:top w:type="dxa" w:w="40"/>
+              <w:left w:type="dxa" w:w="80"/>
+              <w:bottom w:type="dxa" w:w="40"/>
+              <w:right w:type="dxa" w:w="80"/>
+            </w:tcMar>
+          </w:tcPr>
+          <w:p>
+            <w:pPr>
+              <w:spacing w:after="0"/>
+            </w:pPr>
+            <w:r>
+              <w:rPr>
+                <w:b w:val="false"/>
+                <w:bCs w:val="false"/>
+                <w:sz w:val="17"/>
+                <w:szCs w:val="17"/>
+                <w:rFonts w:ascii="Calibri" w:cs="Calibri" w:eastAsia="Calibri" w:hAnsi="Calibri"/>
+              </w:rPr>
+              <w:t xml:space="preserve">36</w:t>
+            </w:r>
+          </w:p>
+        </w:tc>
+        <w:tc>
+          <w:tcPr>
+            <w:tcW w:type="dxa" w:w="1545"/>
+            <w:tcMar>
+              <w:top w:type="dxa" w:w="40"/>
+              <w:left w:type="dxa" w:w="80"/>
+              <w:bottom w:type="dxa" w:w="40"/>
+              <w:right w:type="dxa" w:w="80"/>
+            </w:tcMar>
+          </w:tcPr>
+          <w:p>
+            <w:pPr>
+              <w:spacing w:after="0"/>
+            </w:pPr>
+            <w:r>
+              <w:rPr>
+                <w:b w:val="false"/>
+                <w:bCs w:val="false"/>
+                <w:sz w:val="17"/>
+                <w:szCs w:val="17"/>
+                <w:rFonts w:ascii="Calibri" w:cs="Calibri" w:eastAsia="Calibri" w:hAnsi="Calibri"/>
+              </w:rPr>
+              <w:t xml:space="preserve">6</w:t>
+            </w:r>
+          </w:p>
+        </w:tc>
+        <w:tc>
+          <w:tcPr>
+            <w:tcW w:type="dxa" w:w="1727"/>
+            <w:tcMar>
+              <w:top w:type="dxa" w:w="40"/>
+              <w:left w:type="dxa" w:w="80"/>
+              <w:bottom w:type="dxa" w:w="40"/>
+              <w:right w:type="dxa" w:w="80"/>
+            </w:tcMar>
+          </w:tcPr>
+          <w:p>
+            <w:pPr>
+              <w:spacing w:after="0"/>
+            </w:pPr>
+            <w:r>
+              <w:rPr>
+                <w:b w:val="false"/>
+                <w:bCs w:val="false"/>
+                <w:sz w:val="17"/>
+                <w:szCs w:val="17"/>
+                <w:rFonts w:ascii="Calibri" w:cs="Calibri" w:eastAsia="Calibri" w:hAnsi="Calibri"/>
+              </w:rPr>
+              <w:t xml:space="preserve">71</w:t>
+            </w:r>
+          </w:p>
+        </w:tc>
+        <w:tc>
+          <w:tcPr>
+            <w:tcW w:type="dxa" w:w="1455"/>
+            <w:tcMar>
+              <w:top w:type="dxa" w:w="40"/>
+              <w:left w:type="dxa" w:w="80"/>
+              <w:bottom w:type="dxa" w:w="40"/>
+              <w:right w:type="dxa" w:w="80"/>
+            </w:tcMar>
+          </w:tcPr>
+          <w:p>
+            <w:pPr>
+              <w:spacing w:after="0"/>
+            </w:pPr>
+            <w:r>
+              <w:rPr>
+                <w:b w:val="false"/>
+                <w:bCs w:val="false"/>
+                <w:sz w:val="17"/>
+                <w:szCs w:val="17"/>
+                <w:rFonts w:ascii="Calibri" w:cs="Calibri" w:eastAsia="Calibri" w:hAnsi="Calibri"/>
+              </w:rPr>
+              <w:t xml:space="preserve">4</w:t>
+            </w:r>
+          </w:p>
+        </w:tc>
+      </w:tr>
+      <w:tr>
+        <w:tc>
+          <w:tcPr>
+            <w:tcW w:type="dxa" w:w="2000"/>
+            <w:tcMar>
+              <w:top w:type="dxa" w:w="40"/>
+              <w:left w:type="dxa" w:w="80"/>
+              <w:bottom w:type="dxa" w:w="40"/>
+              <w:right w:type="dxa" w:w="80"/>
+            </w:tcMar>
+          </w:tcPr>
+          <w:p>
+            <w:pPr>
+              <w:spacing w:after="0"/>
+            </w:pPr>
+            <w:r>
+              <w:rPr>
+                <w:b w:val="false"/>
+                <w:bCs w:val="false"/>
+                <w:sz w:val="17"/>
+                <w:szCs w:val="17"/>
+                <w:rFonts w:ascii="Calibri" w:cs="Calibri" w:eastAsia="Calibri" w:hAnsi="Calibri"/>
+              </w:rPr>
+              <w:t xml:space="preserve">Tsomet Kiryat Ata</w:t>
+            </w:r>
+          </w:p>
+        </w:tc>
+        <w:tc>
+          <w:tcPr>
+            <w:tcW w:type="dxa" w:w="1455"/>
+            <w:tcMar>
+              <w:top w:type="dxa" w:w="40"/>
+              <w:left w:type="dxa" w:w="80"/>
+              <w:bottom w:type="dxa" w:w="40"/>
+              <w:right w:type="dxa" w:w="80"/>
+            </w:tcMar>
+          </w:tcPr>
+          <w:p>
+            <w:pPr>
+              <w:spacing w:after="0"/>
+            </w:pPr>
+            <w:r>
+              <w:rPr>
+                <w:b w:val="false"/>
+                <w:bCs w:val="false"/>
+                <w:sz w:val="17"/>
+                <w:szCs w:val="17"/>
+                <w:rFonts w:ascii="Calibri" w:cs="Calibri" w:eastAsia="Calibri" w:hAnsi="Calibri"/>
+              </w:rPr>
+              <w:t xml:space="preserve">3 (0)</w:t>
+            </w:r>
+          </w:p>
+        </w:tc>
+        <w:tc>
+          <w:tcPr>
+            <w:tcW w:type="dxa" w:w="818"/>
+            <w:tcMar>
+              <w:top w:type="dxa" w:w="40"/>
+              <w:left w:type="dxa" w:w="80"/>
+              <w:bottom w:type="dxa" w:w="40"/>
+              <w:right w:type="dxa" w:w="80"/>
+            </w:tcMar>
+          </w:tcPr>
+          <w:p>
+            <w:pPr>
+              <w:spacing w:after="0"/>
+            </w:pPr>
+            <w:r>
+              <w:rPr>
+                <w:b w:val="false"/>
+                <w:bCs w:val="false"/>
+                <w:sz w:val="17"/>
+                <w:szCs w:val="17"/>
+                <w:rFonts w:ascii="Calibri" w:cs="Calibri" w:eastAsia="Calibri" w:hAnsi="Calibri"/>
+              </w:rPr>
+              <w:t xml:space="preserve">44</w:t>
+            </w:r>
+          </w:p>
+        </w:tc>
+        <w:tc>
+          <w:tcPr>
+            <w:tcW w:type="dxa" w:w="1545"/>
+            <w:tcMar>
+              <w:top w:type="dxa" w:w="40"/>
+              <w:left w:type="dxa" w:w="80"/>
+              <w:bottom w:type="dxa" w:w="40"/>
+              <w:right w:type="dxa" w:w="80"/>
+            </w:tcMar>
+          </w:tcPr>
+          <w:p>
+            <w:pPr>
+              <w:spacing w:after="0"/>
+            </w:pPr>
+            <w:r>
+              <w:rPr>
+                <w:b w:val="false"/>
+                <w:bCs w:val="false"/>
+                <w:sz w:val="17"/>
+                <w:szCs w:val="17"/>
+                <w:rFonts w:ascii="Calibri" w:cs="Calibri" w:eastAsia="Calibri" w:hAnsi="Calibri"/>
+              </w:rPr>
+              <w:t xml:space="preserve">9</w:t>
+            </w:r>
+          </w:p>
+        </w:tc>
+        <w:tc>
+          <w:tcPr>
+            <w:tcW w:type="dxa" w:w="1727"/>
+            <w:tcMar>
+              <w:top w:type="dxa" w:w="40"/>
+              <w:left w:type="dxa" w:w="80"/>
+              <w:bottom w:type="dxa" w:w="40"/>
+              <w:right w:type="dxa" w:w="80"/>
+            </w:tcMar>
+          </w:tcPr>
+          <w:p>
+            <w:pPr>
+              <w:spacing w:after="0"/>
+            </w:pPr>
+            <w:r>
+              <w:rPr>
+                <w:b w:val="false"/>
+                <w:bCs w:val="false"/>
+                <w:sz w:val="17"/>
+                <w:szCs w:val="17"/>
+                <w:rFonts w:ascii="Calibri" w:cs="Calibri" w:eastAsia="Calibri" w:hAnsi="Calibri"/>
+              </w:rPr>
+              <w:t xml:space="preserve">91</w:t>
+            </w:r>
+          </w:p>
+        </w:tc>
+        <w:tc>
+          <w:tcPr>
+            <w:tcW w:type="dxa" w:w="1455"/>
+            <w:tcMar>
+              <w:top w:type="dxa" w:w="40"/>
+              <w:left w:type="dxa" w:w="80"/>
+              <w:bottom w:type="dxa" w:w="40"/>
+              <w:right w:type="dxa" w:w="80"/>
+            </w:tcMar>
+          </w:tcPr>
+          <w:p>
+            <w:pPr>
+              <w:spacing w:after="0"/>
+            </w:pPr>
+            <w:r>
+              <w:rPr>
+                <w:b w:val="false"/>
+                <w:bCs w:val="false"/>
+                <w:sz w:val="17"/>
+                <w:szCs w:val="17"/>
+                <w:rFonts w:ascii="Calibri" w:cs="Calibri" w:eastAsia="Calibri" w:hAnsi="Calibri"/>
+              </w:rPr>
+              <w:t xml:space="preserve">1</w:t>
+            </w:r>
+          </w:p>
+        </w:tc>
+      </w:tr>
+      <w:tr>
+        <w:tc>
+          <w:tcPr>
+            <w:tcW w:type="dxa" w:w="2000"/>
+            <w:tcMar>
+              <w:top w:type="dxa" w:w="40"/>
+              <w:left w:type="dxa" w:w="80"/>
+              <w:bottom w:type="dxa" w:w="40"/>
+              <w:right w:type="dxa" w:w="80"/>
+            </w:tcMar>
+          </w:tcPr>
+          <w:p>
+            <w:pPr>
+              <w:spacing w:after="0"/>
+            </w:pPr>
+            <w:r>
+              <w:rPr>
+                <w:b w:val="false"/>
+                <w:bCs w:val="false"/>
+                <w:sz w:val="17"/>
+                <w:szCs w:val="17"/>
+                <w:rFonts w:ascii="Calibri" w:cs="Calibri" w:eastAsia="Calibri" w:hAnsi="Calibri"/>
+              </w:rPr>
+              <w:t xml:space="preserve">Kiryat Haim</w:t>
+            </w:r>
+          </w:p>
+        </w:tc>
+        <w:tc>
+          <w:tcPr>
+            <w:tcW w:type="dxa" w:w="1455"/>
+            <w:tcMar>
+              <w:top w:type="dxa" w:w="40"/>
+              <w:left w:type="dxa" w:w="80"/>
+              <w:bottom w:type="dxa" w:w="40"/>
+              <w:right w:type="dxa" w:w="80"/>
+            </w:tcMar>
+          </w:tcPr>
+          <w:p>
+            <w:pPr>
+              <w:spacing w:after="0"/>
+            </w:pPr>
+            <w:r>
+              <w:rPr>
+                <w:b w:val="false"/>
+                <w:bCs w:val="false"/>
+                <w:sz w:val="17"/>
+                <w:szCs w:val="17"/>
+                <w:rFonts w:ascii="Calibri" w:cs="Calibri" w:eastAsia="Calibri" w:hAnsi="Calibri"/>
+              </w:rPr>
+              <w:t xml:space="preserve">5 (1)</w:t>
+            </w:r>
+          </w:p>
+        </w:tc>
+        <w:tc>
+          <w:tcPr>
+            <w:tcW w:type="dxa" w:w="818"/>
+            <w:tcMar>
+              <w:top w:type="dxa" w:w="40"/>
+              <w:left w:type="dxa" w:w="80"/>
+              <w:bottom w:type="dxa" w:w="40"/>
+              <w:right w:type="dxa" w:w="80"/>
+            </w:tcMar>
+          </w:tcPr>
+          <w:p>
+            <w:pPr>
+              <w:spacing w:after="0"/>
+            </w:pPr>
+            <w:r>
+              <w:rPr>
+                <w:b w:val="false"/>
+                <w:bCs w:val="false"/>
+                <w:sz w:val="17"/>
+                <w:szCs w:val="17"/>
+                <w:rFonts w:ascii="Calibri" w:cs="Calibri" w:eastAsia="Calibri" w:hAnsi="Calibri"/>
+              </w:rPr>
+              <w:t xml:space="preserve">31</w:t>
+            </w:r>
+          </w:p>
+        </w:tc>
+        <w:tc>
+          <w:tcPr>
+            <w:tcW w:type="dxa" w:w="1545"/>
+            <w:tcMar>
+              <w:top w:type="dxa" w:w="40"/>
+              <w:left w:type="dxa" w:w="80"/>
+              <w:bottom w:type="dxa" w:w="40"/>
+              <w:right w:type="dxa" w:w="80"/>
+            </w:tcMar>
+          </w:tcPr>
+          <w:p>
+            <w:pPr>
+              <w:spacing w:after="0"/>
+            </w:pPr>
+            <w:r>
+              <w:rPr>
+                <w:b w:val="false"/>
+                <w:bCs w:val="false"/>
+                <w:sz w:val="17"/>
+                <w:szCs w:val="17"/>
+                <w:rFonts w:ascii="Calibri" w:cs="Calibri" w:eastAsia="Calibri" w:hAnsi="Calibri"/>
+              </w:rPr>
+              <w:t xml:space="preserve">6</w:t>
+            </w:r>
+          </w:p>
+        </w:tc>
+        <w:tc>
+          <w:tcPr>
+            <w:tcW w:type="dxa" w:w="1727"/>
+            <w:tcMar>
+              <w:top w:type="dxa" w:w="40"/>
+              <w:left w:type="dxa" w:w="80"/>
+              <w:bottom w:type="dxa" w:w="40"/>
+              <w:right w:type="dxa" w:w="80"/>
+            </w:tcMar>
+          </w:tcPr>
+          <w:p>
+            <w:pPr>
+              <w:spacing w:after="0"/>
+            </w:pPr>
+            <w:r>
+              <w:rPr>
+                <w:b w:val="false"/>
+                <w:bCs w:val="false"/>
+                <w:sz w:val="17"/>
+                <w:szCs w:val="17"/>
+                <w:rFonts w:ascii="Calibri" w:cs="Calibri" w:eastAsia="Calibri" w:hAnsi="Calibri"/>
+              </w:rPr>
+              <w:t xml:space="preserve">72</w:t>
+            </w:r>
+          </w:p>
+        </w:tc>
+        <w:tc>
+          <w:tcPr>
+            <w:tcW w:type="dxa" w:w="1455"/>
+            <w:tcMar>
+              <w:top w:type="dxa" w:w="40"/>
+              <w:left w:type="dxa" w:w="80"/>
+              <w:bottom w:type="dxa" w:w="40"/>
+              <w:right w:type="dxa" w:w="80"/>
+            </w:tcMar>
+          </w:tcPr>
+          <w:p>
+            <w:pPr>
+              <w:spacing w:after="0"/>
+            </w:pPr>
+            <w:r>
+              <w:rPr>
+                <w:b w:val="false"/>
+                <w:bCs w:val="false"/>
+                <w:sz w:val="17"/>
+                <w:szCs w:val="17"/>
+                <w:rFonts w:ascii="Calibri" w:cs="Calibri" w:eastAsia="Calibri" w:hAnsi="Calibri"/>
+              </w:rPr>
+              <w:t xml:space="preserve">3</w:t>
+            </w:r>
+          </w:p>
+        </w:tc>
+      </w:tr>
+      <w:tr>
+        <w:tc>
+          <w:tcPr>
+            <w:tcW w:type="dxa" w:w="2000"/>
+            <w:tcMar>
+              <w:top w:type="dxa" w:w="40"/>
+              <w:left w:type="dxa" w:w="80"/>
+              <w:bottom w:type="dxa" w:w="40"/>
+              <w:right w:type="dxa" w:w="80"/>
+            </w:tcMar>
+          </w:tcPr>
+          <w:p>
+            <w:pPr>
+              <w:spacing w:after="0"/>
+            </w:pPr>
+            <w:r>
+              <w:rPr>
+                <w:b w:val="false"/>
+                <w:bCs w:val="false"/>
+                <w:sz w:val="17"/>
+                <w:szCs w:val="17"/>
+                <w:rFonts w:ascii="Calibri" w:cs="Calibri" w:eastAsia="Calibri" w:hAnsi="Calibri"/>
+              </w:rPr>
+              <w:t xml:space="preserve">Kiryat Bialik Center</w:t>
+            </w:r>
+          </w:p>
+        </w:tc>
+        <w:tc>
+          <w:tcPr>
+            <w:tcW w:type="dxa" w:w="1455"/>
+            <w:tcMar>
+              <w:top w:type="dxa" w:w="40"/>
+              <w:left w:type="dxa" w:w="80"/>
+              <w:bottom w:type="dxa" w:w="40"/>
+              <w:right w:type="dxa" w:w="80"/>
+            </w:tcMar>
+          </w:tcPr>
+          <w:p>
+            <w:pPr>
+              <w:spacing w:after="0"/>
+            </w:pPr>
+            <w:r>
+              <w:rPr>
+                <w:b w:val="false"/>
+                <w:bCs w:val="false"/>
+                <w:sz w:val="17"/>
+                <w:szCs w:val="17"/>
+                <w:rFonts w:ascii="Calibri" w:cs="Calibri" w:eastAsia="Calibri" w:hAnsi="Calibri"/>
+              </w:rPr>
+              <w:t xml:space="preserve">9 (2)</w:t>
+            </w:r>
+          </w:p>
+        </w:tc>
+        <w:tc>
+          <w:tcPr>
+            <w:tcW w:type="dxa" w:w="818"/>
+            <w:tcMar>
+              <w:top w:type="dxa" w:w="40"/>
+              <w:left w:type="dxa" w:w="80"/>
+              <w:bottom w:type="dxa" w:w="40"/>
+              <w:right w:type="dxa" w:w="80"/>
+            </w:tcMar>
+          </w:tcPr>
+          <w:p>
+            <w:pPr>
+              <w:spacing w:after="0"/>
+            </w:pPr>
+            <w:r>
+              <w:rPr>
+                <w:b w:val="false"/>
+                <w:bCs w:val="false"/>
+                <w:sz w:val="17"/>
+                <w:szCs w:val="17"/>
+                <w:rFonts w:ascii="Calibri" w:cs="Calibri" w:eastAsia="Calibri" w:hAnsi="Calibri"/>
+              </w:rPr>
+              <w:t xml:space="preserve">29</w:t>
+            </w:r>
+          </w:p>
+        </w:tc>
+        <w:tc>
+          <w:tcPr>
+            <w:tcW w:type="dxa" w:w="1545"/>
+            <w:tcMar>
+              <w:top w:type="dxa" w:w="40"/>
+              <w:left w:type="dxa" w:w="80"/>
+              <w:bottom w:type="dxa" w:w="40"/>
+              <w:right w:type="dxa" w:w="80"/>
+            </w:tcMar>
+          </w:tcPr>
+          <w:p>
+            <w:pPr>
+              <w:spacing w:after="0"/>
+            </w:pPr>
+            <w:r>
+              <w:rPr>
+                <w:b w:val="false"/>
+                <w:bCs w:val="false"/>
+                <w:sz w:val="17"/>
+                <w:szCs w:val="17"/>
+                <w:rFonts w:ascii="Calibri" w:cs="Calibri" w:eastAsia="Calibri" w:hAnsi="Calibri"/>
+              </w:rPr>
+              <w:t xml:space="preserve">12</w:t>
+            </w:r>
+          </w:p>
+        </w:tc>
+        <w:tc>
+          <w:tcPr>
+            <w:tcW w:type="dxa" w:w="1727"/>
+            <w:tcMar>
+              <w:top w:type="dxa" w:w="40"/>
+              <w:left w:type="dxa" w:w="80"/>
+              <w:bottom w:type="dxa" w:w="40"/>
+              <w:right w:type="dxa" w:w="80"/>
+            </w:tcMar>
+          </w:tcPr>
+          <w:p>
+            <w:pPr>
+              <w:spacing w:after="0"/>
+            </w:pPr>
+            <w:r>
+              <w:rPr>
+                <w:b w:val="false"/>
+                <w:bCs w:val="false"/>
+                <w:sz w:val="17"/>
+                <w:szCs w:val="17"/>
+                <w:rFonts w:ascii="Calibri" w:cs="Calibri" w:eastAsia="Calibri" w:hAnsi="Calibri"/>
+              </w:rPr>
+              <w:t xml:space="preserve">35</w:t>
+            </w:r>
+          </w:p>
+        </w:tc>
+        <w:tc>
+          <w:tcPr>
+            <w:tcW w:type="dxa" w:w="1455"/>
+            <w:tcMar>
+              <w:top w:type="dxa" w:w="40"/>
+              <w:left w:type="dxa" w:w="80"/>
+              <w:bottom w:type="dxa" w:w="40"/>
+              <w:right w:type="dxa" w:w="80"/>
+            </w:tcMar>
+          </w:tcPr>
+          <w:p>
+            <w:pPr>
+              <w:spacing w:after="0"/>
+            </w:pPr>
+            <w:r>
+              <w:rPr>
+                <w:b w:val="false"/>
+                <w:bCs w:val="false"/>
+                <w:sz w:val="17"/>
+                <w:szCs w:val="17"/>
+                <w:rFonts w:ascii="Calibri" w:cs="Calibri" w:eastAsia="Calibri" w:hAnsi="Calibri"/>
+              </w:rPr>
+              <w:t xml:space="preserve">1</w:t>
+            </w:r>
+          </w:p>
+        </w:tc>
+      </w:tr>
+      <w:tr>
+        <w:tc>
+          <w:tcPr>
+            <w:tcW w:type="dxa" w:w="2000"/>
+            <w:tcMar>
+              <w:top w:type="dxa" w:w="40"/>
+              <w:left w:type="dxa" w:w="80"/>
+              <w:bottom w:type="dxa" w:w="40"/>
+              <w:right w:type="dxa" w:w="80"/>
+            </w:tcMar>
+          </w:tcPr>
+          <w:p>
+            <w:pPr>
+              <w:spacing w:after="0"/>
+            </w:pPr>
+            <w:r>
+              <w:rPr>
+                <w:b w:val="false"/>
+                <w:bCs w:val="false"/>
+                <w:sz w:val="17"/>
+                <w:szCs w:val="17"/>
+                <w:rFonts w:ascii="Calibri" w:cs="Calibri" w:eastAsia="Calibri" w:hAnsi="Calibri"/>
+              </w:rPr>
+              <w:t xml:space="preserve">Kiryat Yam B+C</w:t>
+            </w:r>
+          </w:p>
+        </w:tc>
+        <w:tc>
+          <w:tcPr>
+            <w:tcW w:type="dxa" w:w="1455"/>
+            <w:tcMar>
+              <w:top w:type="dxa" w:w="40"/>
+              <w:left w:type="dxa" w:w="80"/>
+              <w:bottom w:type="dxa" w:w="40"/>
+              <w:right w:type="dxa" w:w="80"/>
+            </w:tcMar>
+          </w:tcPr>
+          <w:p>
+            <w:pPr>
+              <w:spacing w:after="0"/>
+            </w:pPr>
+            <w:r>
+              <w:rPr>
+                <w:b w:val="false"/>
+                <w:bCs w:val="false"/>
+                <w:sz w:val="17"/>
+                <w:szCs w:val="17"/>
+                <w:rFonts w:ascii="Calibri" w:cs="Calibri" w:eastAsia="Calibri" w:hAnsi="Calibri"/>
+              </w:rPr>
+              <w:t xml:space="preserve">6 (1)</w:t>
+            </w:r>
+          </w:p>
+        </w:tc>
+        <w:tc>
+          <w:tcPr>
+            <w:tcW w:type="dxa" w:w="818"/>
+            <w:tcMar>
+              <w:top w:type="dxa" w:w="40"/>
+              <w:left w:type="dxa" w:w="80"/>
+              <w:bottom w:type="dxa" w:w="40"/>
+              <w:right w:type="dxa" w:w="80"/>
+            </w:tcMar>
+          </w:tcPr>
+          <w:p>
+            <w:pPr>
+              <w:spacing w:after="0"/>
+            </w:pPr>
+            <w:r>
+              <w:rPr>
+                <w:b w:val="false"/>
+                <w:bCs w:val="false"/>
+                <w:sz w:val="17"/>
+                <w:szCs w:val="17"/>
+                <w:rFonts w:ascii="Calibri" w:cs="Calibri" w:eastAsia="Calibri" w:hAnsi="Calibri"/>
+              </w:rPr>
+              <w:t xml:space="preserve">30</w:t>
+            </w:r>
+          </w:p>
+        </w:tc>
+        <w:tc>
+          <w:tcPr>
+            <w:tcW w:type="dxa" w:w="1545"/>
+            <w:tcMar>
+              <w:top w:type="dxa" w:w="40"/>
+              <w:left w:type="dxa" w:w="80"/>
+              <w:bottom w:type="dxa" w:w="40"/>
+              <w:right w:type="dxa" w:w="80"/>
+            </w:tcMar>
+          </w:tcPr>
+          <w:p>
+            <w:pPr>
+              <w:spacing w:after="0"/>
+            </w:pPr>
+            <w:r>
+              <w:rPr>
+                <w:b w:val="false"/>
+                <w:bCs w:val="false"/>
+                <w:sz w:val="17"/>
+                <w:szCs w:val="17"/>
+                <w:rFonts w:ascii="Calibri" w:cs="Calibri" w:eastAsia="Calibri" w:hAnsi="Calibri"/>
+              </w:rPr>
+              <w:t xml:space="preserve">3</w:t>
+            </w:r>
+          </w:p>
+        </w:tc>
+        <w:tc>
+          <w:tcPr>
+            <w:tcW w:type="dxa" w:w="1727"/>
+            <w:tcMar>
+              <w:top w:type="dxa" w:w="40"/>
+              <w:left w:type="dxa" w:w="80"/>
+              <w:bottom w:type="dxa" w:w="40"/>
+              <w:right w:type="dxa" w:w="80"/>
+            </w:tcMar>
+          </w:tcPr>
+          <w:p>
+            <w:pPr>
+              <w:spacing w:after="0"/>
+            </w:pPr>
+            <w:r>
+              <w:rPr>
+                <w:b w:val="false"/>
+                <w:bCs w:val="false"/>
+                <w:sz w:val="17"/>
+                <w:szCs w:val="17"/>
+                <w:rFonts w:ascii="Calibri" w:cs="Calibri" w:eastAsia="Calibri" w:hAnsi="Calibri"/>
+              </w:rPr>
+              <w:t xml:space="preserve">44</w:t>
+            </w:r>
+          </w:p>
+        </w:tc>
+        <w:tc>
+          <w:tcPr>
+            <w:tcW w:type="dxa" w:w="1455"/>
+            <w:tcMar>
+              <w:top w:type="dxa" w:w="40"/>
+              <w:left w:type="dxa" w:w="80"/>
+              <w:bottom w:type="dxa" w:w="40"/>
+              <w:right w:type="dxa" w:w="80"/>
+            </w:tcMar>
+          </w:tcPr>
+          <w:p>
+            <w:pPr>
+              <w:spacing w:after="0"/>
+            </w:pPr>
+            <w:r>
+              <w:rPr>
+                <w:b w:val="false"/>
+                <w:bCs w:val="false"/>
+                <w:sz w:val="17"/>
+                <w:szCs w:val="17"/>
+                <w:rFonts w:ascii="Calibri" w:cs="Calibri" w:eastAsia="Calibri" w:hAnsi="Calibri"/>
+              </w:rPr>
+              <w:t xml:space="preserve">3</w:t>
+            </w:r>
+          </w:p>
+        </w:tc>
+      </w:tr>
+      <w:tr>
+        <w:tc>
+          <w:tcPr>
+            <w:tcW w:type="dxa" w:w="2000"/>
+            <w:tcMar>
+              <w:top w:type="dxa" w:w="40"/>
+              <w:left w:type="dxa" w:w="80"/>
+              <w:bottom w:type="dxa" w:w="40"/>
+              <w:right w:type="dxa" w:w="80"/>
+            </w:tcMar>
+          </w:tcPr>
+          <w:p>
+            <w:pPr>
+              <w:spacing w:after="0"/>
+            </w:pPr>
+            <w:r>
+              <w:rPr>
+                <w:b w:val="false"/>
+                <w:bCs w:val="false"/>
+                <w:sz w:val="17"/>
+                <w:szCs w:val="17"/>
+                <w:rFonts w:ascii="Calibri" w:cs="Calibri" w:eastAsia="Calibri" w:hAnsi="Calibri"/>
+              </w:rPr>
+              <w:t xml:space="preserve">Tirat Carmel</w:t>
+            </w:r>
+          </w:p>
+        </w:tc>
+        <w:tc>
+          <w:tcPr>
+            <w:tcW w:type="dxa" w:w="1455"/>
+            <w:tcMar>
+              <w:top w:type="dxa" w:w="40"/>
+              <w:left w:type="dxa" w:w="80"/>
+              <w:bottom w:type="dxa" w:w="40"/>
+              <w:right w:type="dxa" w:w="80"/>
+            </w:tcMar>
+          </w:tcPr>
+          <w:p>
+            <w:pPr>
+              <w:spacing w:after="0"/>
+            </w:pPr>
+            <w:r>
+              <w:rPr>
+                <w:b w:val="false"/>
+                <w:bCs w:val="false"/>
+                <w:sz w:val="17"/>
+                <w:szCs w:val="17"/>
+                <w:rFonts w:ascii="Calibri" w:cs="Calibri" w:eastAsia="Calibri" w:hAnsi="Calibri"/>
+              </w:rPr>
+              <w:t xml:space="preserve">14 (0)</w:t>
+            </w:r>
+          </w:p>
+        </w:tc>
+        <w:tc>
+          <w:tcPr>
+            <w:tcW w:type="dxa" w:w="818"/>
+            <w:tcMar>
+              <w:top w:type="dxa" w:w="40"/>
+              <w:left w:type="dxa" w:w="80"/>
+              <w:bottom w:type="dxa" w:w="40"/>
+              <w:right w:type="dxa" w:w="80"/>
+            </w:tcMar>
+          </w:tcPr>
+          <w:p>
+            <w:pPr>
+              <w:spacing w:after="0"/>
+            </w:pPr>
+            <w:r>
+              <w:rPr>
+                <w:b w:val="false"/>
+                <w:bCs w:val="false"/>
+                <w:sz w:val="17"/>
+                <w:szCs w:val="17"/>
+                <w:rFonts w:ascii="Calibri" w:cs="Calibri" w:eastAsia="Calibri" w:hAnsi="Calibri"/>
+              </w:rPr>
+              <w:t xml:space="preserve">8</w:t>
+            </w:r>
+          </w:p>
+        </w:tc>
+        <w:tc>
+          <w:tcPr>
+            <w:tcW w:type="dxa" w:w="1545"/>
+            <w:tcMar>
+              <w:top w:type="dxa" w:w="40"/>
+              <w:left w:type="dxa" w:w="80"/>
+              <w:bottom w:type="dxa" w:w="40"/>
+              <w:right w:type="dxa" w:w="80"/>
+            </w:tcMar>
+          </w:tcPr>
+          <w:p>
+            <w:pPr>
+              <w:spacing w:after="0"/>
+            </w:pPr>
+            <w:r>
+              <w:rPr>
+                <w:b w:val="false"/>
+                <w:bCs w:val="false"/>
+                <w:sz w:val="17"/>
+                <w:szCs w:val="17"/>
+                <w:rFonts w:ascii="Calibri" w:cs="Calibri" w:eastAsia="Calibri" w:hAnsi="Calibri"/>
+              </w:rPr>
+              <w:t xml:space="preserve">12</w:t>
+            </w:r>
+          </w:p>
+        </w:tc>
+        <w:tc>
+          <w:tcPr>
+            <w:tcW w:type="dxa" w:w="1727"/>
+            <w:tcMar>
+              <w:top w:type="dxa" w:w="40"/>
+              <w:left w:type="dxa" w:w="80"/>
+              <w:bottom w:type="dxa" w:w="40"/>
+              <w:right w:type="dxa" w:w="80"/>
+            </w:tcMar>
+          </w:tcPr>
+          <w:p>
+            <w:pPr>
+              <w:spacing w:after="0"/>
+            </w:pPr>
+            <w:r>
+              <w:rPr>
+                <w:b w:val="false"/>
+                <w:bCs w:val="false"/>
+                <w:sz w:val="17"/>
+                <w:szCs w:val="17"/>
+                <w:rFonts w:ascii="Calibri" w:cs="Calibri" w:eastAsia="Calibri" w:hAnsi="Calibri"/>
+              </w:rPr>
+              <w:t xml:space="preserve">22</w:t>
+            </w:r>
+          </w:p>
+        </w:tc>
+        <w:tc>
+          <w:tcPr>
+            <w:tcW w:type="dxa" w:w="1455"/>
+            <w:tcMar>
+              <w:top w:type="dxa" w:w="40"/>
+              <w:left w:type="dxa" w:w="80"/>
+              <w:bottom w:type="dxa" w:w="40"/>
+              <w:right w:type="dxa" w:w="80"/>
+            </w:tcMar>
+          </w:tcPr>
+          <w:p>
+            <w:pPr>
+              <w:spacing w:after="0"/>
+            </w:pPr>
+            <w:r>
+              <w:rPr>
+                <w:b w:val="false"/>
+                <w:bCs w:val="false"/>
+                <w:sz w:val="17"/>
+                <w:szCs w:val="17"/>
+                <w:rFonts w:ascii="Calibri" w:cs="Calibri" w:eastAsia="Calibri" w:hAnsi="Calibri"/>
+              </w:rPr>
+              <w:t xml:space="preserve">0</w:t>
+            </w:r>
+          </w:p>
+        </w:tc>
+      </w:tr>
+      <w:tr>
+        <w:tc>
+          <w:tcPr>
+            <w:tcW w:type="dxa" w:w="2000"/>
+            <w:tcMar>
+              <w:top w:type="dxa" w:w="40"/>
+              <w:left w:type="dxa" w:w="80"/>
+              <w:bottom w:type="dxa" w:w="40"/>
+              <w:right w:type="dxa" w:w="80"/>
+            </w:tcMar>
+          </w:tcPr>
+          <w:p>
+            <w:pPr>
+              <w:spacing w:after="0"/>
+            </w:pPr>
+            <w:r>
+              <w:rPr>
+                <w:b w:val="false"/>
+                <w:bCs w:val="false"/>
+                <w:sz w:val="17"/>
+                <w:szCs w:val="17"/>
+                <w:rFonts w:ascii="Calibri" w:cs="Calibri" w:eastAsia="Calibri" w:hAnsi="Calibri"/>
+              </w:rPr>
+              <w:t xml:space="preserve">Kiryat Ata North</w:t>
+            </w:r>
+          </w:p>
+        </w:tc>
+        <w:tc>
+          <w:tcPr>
+            <w:tcW w:type="dxa" w:w="1455"/>
+            <w:tcMar>
+              <w:top w:type="dxa" w:w="40"/>
+              <w:left w:type="dxa" w:w="80"/>
+              <w:bottom w:type="dxa" w:w="40"/>
+              <w:right w:type="dxa" w:w="80"/>
+            </w:tcMar>
+          </w:tcPr>
+          <w:p>
+            <w:pPr>
+              <w:spacing w:after="0"/>
+            </w:pPr>
+            <w:r>
+              <w:rPr>
+                <w:b w:val="false"/>
+                <w:bCs w:val="false"/>
+                <w:sz w:val="17"/>
+                <w:szCs w:val="17"/>
+                <w:rFonts w:ascii="Calibri" w:cs="Calibri" w:eastAsia="Calibri" w:hAnsi="Calibri"/>
+              </w:rPr>
+              <w:t xml:space="preserve">7 (3)</w:t>
+            </w:r>
+          </w:p>
+        </w:tc>
+        <w:tc>
+          <w:tcPr>
+            <w:tcW w:type="dxa" w:w="818"/>
+            <w:tcMar>
+              <w:top w:type="dxa" w:w="40"/>
+              <w:left w:type="dxa" w:w="80"/>
+              <w:bottom w:type="dxa" w:w="40"/>
+              <w:right w:type="dxa" w:w="80"/>
+            </w:tcMar>
+          </w:tcPr>
+          <w:p>
+            <w:pPr>
+              <w:spacing w:after="0"/>
+            </w:pPr>
+            <w:r>
+              <w:rPr>
+                <w:b w:val="false"/>
+                <w:bCs w:val="false"/>
+                <w:sz w:val="17"/>
+                <w:szCs w:val="17"/>
+                <w:rFonts w:ascii="Calibri" w:cs="Calibri" w:eastAsia="Calibri" w:hAnsi="Calibri"/>
+              </w:rPr>
+              <w:t xml:space="preserve">17</w:t>
+            </w:r>
+          </w:p>
+        </w:tc>
+        <w:tc>
+          <w:tcPr>
+            <w:tcW w:type="dxa" w:w="1545"/>
+            <w:tcMar>
+              <w:top w:type="dxa" w:w="40"/>
+              <w:left w:type="dxa" w:w="80"/>
+              <w:bottom w:type="dxa" w:w="40"/>
+              <w:right w:type="dxa" w:w="80"/>
+            </w:tcMar>
+          </w:tcPr>
+          <w:p>
+            <w:pPr>
+              <w:spacing w:after="0"/>
+            </w:pPr>
+            <w:r>
+              <w:rPr>
+                <w:b w:val="false"/>
+                <w:bCs w:val="false"/>
+                <w:sz w:val="17"/>
+                <w:szCs w:val="17"/>
+                <w:rFonts w:ascii="Calibri" w:cs="Calibri" w:eastAsia="Calibri" w:hAnsi="Calibri"/>
+              </w:rPr>
+              <w:t xml:space="preserve">18</w:t>
+            </w:r>
+          </w:p>
+        </w:tc>
+        <w:tc>
+          <w:tcPr>
+            <w:tcW w:type="dxa" w:w="1727"/>
+            <w:tcMar>
+              <w:top w:type="dxa" w:w="40"/>
+              <w:left w:type="dxa" w:w="80"/>
+              <w:bottom w:type="dxa" w:w="40"/>
+              <w:right w:type="dxa" w:w="80"/>
+            </w:tcMar>
+          </w:tcPr>
+          <w:p>
+            <w:pPr>
+              <w:spacing w:after="0"/>
+            </w:pPr>
+            <w:r>
+              <w:rPr>
+                <w:b w:val="false"/>
+                <w:bCs w:val="false"/>
+                <w:sz w:val="17"/>
+                <w:szCs w:val="17"/>
+                <w:rFonts w:ascii="Calibri" w:cs="Calibri" w:eastAsia="Calibri" w:hAnsi="Calibri"/>
+              </w:rPr>
+              <w:t xml:space="preserve">10</w:t>
+            </w:r>
+          </w:p>
+        </w:tc>
+        <w:tc>
+          <w:tcPr>
+            <w:tcW w:type="dxa" w:w="1455"/>
+            <w:tcMar>
+              <w:top w:type="dxa" w:w="40"/>
+              <w:left w:type="dxa" w:w="80"/>
+              <w:bottom w:type="dxa" w:w="40"/>
+              <w:right w:type="dxa" w:w="80"/>
+            </w:tcMar>
+          </w:tcPr>
+          <w:p>
+            <w:pPr>
+              <w:spacing w:after="0"/>
+            </w:pPr>
+            <w:r>
+              <w:rPr>
+                <w:b w:val="false"/>
+                <w:bCs w:val="false"/>
+                <w:sz w:val="17"/>
+                <w:szCs w:val="17"/>
+                <w:rFonts w:ascii="Calibri" w:cs="Calibri" w:eastAsia="Calibri" w:hAnsi="Calibri"/>
+              </w:rPr>
+              <w:t xml:space="preserve">2</w:t>
+            </w:r>
+          </w:p>
+        </w:tc>
+      </w:tr>
+      <w:tr>
+        <w:tc>
+          <w:tcPr>
+            <w:tcW w:type="dxa" w:w="2000"/>
+            <w:tcMar>
+              <w:top w:type="dxa" w:w="40"/>
+              <w:left w:type="dxa" w:w="80"/>
+              <w:bottom w:type="dxa" w:w="40"/>
+              <w:right w:type="dxa" w:w="80"/>
+            </w:tcMar>
+          </w:tcPr>
+          <w:p>
+            <w:pPr>
+              <w:spacing w:after="0"/>
+            </w:pPr>
+            <w:r>
+              <w:rPr>
+                <w:b w:val="false"/>
+                <w:bCs w:val="false"/>
+                <w:sz w:val="17"/>
+                <w:szCs w:val="17"/>
+                <w:rFonts w:ascii="Calibri" w:cs="Calibri" w:eastAsia="Calibri" w:hAnsi="Calibri"/>
+              </w:rPr>
+              <w:t xml:space="preserve">Kiryat Ata North-East</w:t>
+            </w:r>
+          </w:p>
+        </w:tc>
+        <w:tc>
+          <w:tcPr>
+            <w:tcW w:type="dxa" w:w="1455"/>
+            <w:tcMar>
+              <w:top w:type="dxa" w:w="40"/>
+              <w:left w:type="dxa" w:w="80"/>
+              <w:bottom w:type="dxa" w:w="40"/>
+              <w:right w:type="dxa" w:w="80"/>
+            </w:tcMar>
+          </w:tcPr>
+          <w:p>
+            <w:pPr>
+              <w:spacing w:after="0"/>
+            </w:pPr>
+            <w:r>
+              <w:rPr>
+                <w:b w:val="false"/>
+                <w:bCs w:val="false"/>
+                <w:sz w:val="17"/>
+                <w:szCs w:val="17"/>
+                <w:rFonts w:ascii="Calibri" w:cs="Calibri" w:eastAsia="Calibri" w:hAnsi="Calibri"/>
+              </w:rPr>
+              <w:t xml:space="preserve">7 (2)</w:t>
+            </w:r>
+          </w:p>
+        </w:tc>
+        <w:tc>
+          <w:tcPr>
+            <w:tcW w:type="dxa" w:w="818"/>
+            <w:tcMar>
+              <w:top w:type="dxa" w:w="40"/>
+              <w:left w:type="dxa" w:w="80"/>
+              <w:bottom w:type="dxa" w:w="40"/>
+              <w:right w:type="dxa" w:w="80"/>
+            </w:tcMar>
+          </w:tcPr>
+          <w:p>
+            <w:pPr>
+              <w:spacing w:after="0"/>
+            </w:pPr>
+            <w:r>
+              <w:rPr>
+                <w:b w:val="false"/>
+                <w:bCs w:val="false"/>
+                <w:sz w:val="17"/>
+                <w:szCs w:val="17"/>
+                <w:rFonts w:ascii="Calibri" w:cs="Calibri" w:eastAsia="Calibri" w:hAnsi="Calibri"/>
+              </w:rPr>
+              <w:t xml:space="preserve">17</w:t>
+            </w:r>
+          </w:p>
+        </w:tc>
+        <w:tc>
+          <w:tcPr>
+            <w:tcW w:type="dxa" w:w="1545"/>
+            <w:tcMar>
+              <w:top w:type="dxa" w:w="40"/>
+              <w:left w:type="dxa" w:w="80"/>
+              <w:bottom w:type="dxa" w:w="40"/>
+              <w:right w:type="dxa" w:w="80"/>
+            </w:tcMar>
+          </w:tcPr>
+          <w:p>
+            <w:pPr>
+              <w:spacing w:after="0"/>
+            </w:pPr>
+            <w:r>
+              <w:rPr>
+                <w:b w:val="false"/>
+                <w:bCs w:val="false"/>
+                <w:sz w:val="17"/>
+                <w:szCs w:val="17"/>
+                <w:rFonts w:ascii="Calibri" w:cs="Calibri" w:eastAsia="Calibri" w:hAnsi="Calibri"/>
+              </w:rPr>
+              <w:t xml:space="preserve">20</w:t>
+            </w:r>
+          </w:p>
+        </w:tc>
+        <w:tc>
+          <w:tcPr>
+            <w:tcW w:type="dxa" w:w="1727"/>
+            <w:tcMar>
+              <w:top w:type="dxa" w:w="40"/>
+              <w:left w:type="dxa" w:w="80"/>
+              <w:bottom w:type="dxa" w:w="40"/>
+              <w:right w:type="dxa" w:w="80"/>
+            </w:tcMar>
+          </w:tcPr>
+          <w:p>
+            <w:pPr>
+              <w:spacing w:after="0"/>
+            </w:pPr>
+            <w:r>
+              <w:rPr>
+                <w:b w:val="false"/>
+                <w:bCs w:val="false"/>
+                <w:sz w:val="17"/>
+                <w:szCs w:val="17"/>
+                <w:rFonts w:ascii="Calibri" w:cs="Calibri" w:eastAsia="Calibri" w:hAnsi="Calibri"/>
+              </w:rPr>
+              <w:t xml:space="preserve">10</w:t>
+            </w:r>
+          </w:p>
+        </w:tc>
+        <w:tc>
+          <w:tcPr>
+            <w:tcW w:type="dxa" w:w="1455"/>
+            <w:tcMar>
+              <w:top w:type="dxa" w:w="40"/>
+              <w:left w:type="dxa" w:w="80"/>
+              <w:bottom w:type="dxa" w:w="40"/>
+              <w:right w:type="dxa" w:w="80"/>
+            </w:tcMar>
+          </w:tcPr>
+          <w:p>
+            <w:pPr>
+              <w:spacing w:after="0"/>
+            </w:pPr>
+            <w:r>
+              <w:rPr>
+                <w:b w:val="false"/>
+                <w:bCs w:val="false"/>
+                <w:sz w:val="17"/>
+                <w:szCs w:val="17"/>
+                <w:rFonts w:ascii="Calibri" w:cs="Calibri" w:eastAsia="Calibri" w:hAnsi="Calibri"/>
+              </w:rPr>
+              <w:t xml:space="preserve">0</w:t>
+            </w:r>
+          </w:p>
+        </w:tc>
+      </w:tr>
+      <w:tr>
+        <w:tc>
+          <w:tcPr>
+            <w:tcW w:type="dxa" w:w="2000"/>
+            <w:tcMar>
+              <w:top w:type="dxa" w:w="40"/>
+              <w:left w:type="dxa" w:w="80"/>
+              <w:bottom w:type="dxa" w:w="40"/>
+              <w:right w:type="dxa" w:w="80"/>
+            </w:tcMar>
+          </w:tcPr>
+          <w:p>
+            <w:pPr>
+              <w:spacing w:after="0"/>
+            </w:pPr>
+            <w:r>
+              <w:rPr>
+                <w:b w:val="false"/>
+                <w:bCs w:val="false"/>
+                <w:sz w:val="17"/>
+                <w:szCs w:val="17"/>
+                <w:rFonts w:ascii="Calibri" w:cs="Calibri" w:eastAsia="Calibri" w:hAnsi="Calibri"/>
+              </w:rPr>
+              <w:t xml:space="preserve">Shefaram</w:t>
+            </w:r>
+          </w:p>
+        </w:tc>
+        <w:tc>
+          <w:tcPr>
+            <w:tcW w:type="dxa" w:w="1455"/>
+            <w:tcMar>
+              <w:top w:type="dxa" w:w="40"/>
+              <w:left w:type="dxa" w:w="80"/>
+              <w:bottom w:type="dxa" w:w="40"/>
+              <w:right w:type="dxa" w:w="80"/>
+            </w:tcMar>
+          </w:tcPr>
+          <w:p>
+            <w:pPr>
+              <w:spacing w:after="0"/>
+            </w:pPr>
+            <w:r>
+              <w:rPr>
+                <w:b w:val="false"/>
+                <w:bCs w:val="false"/>
+                <w:sz w:val="17"/>
+                <w:szCs w:val="17"/>
+                <w:rFonts w:ascii="Calibri" w:cs="Calibri" w:eastAsia="Calibri" w:hAnsi="Calibri"/>
+              </w:rPr>
+              <w:t xml:space="preserve">10 (0)</w:t>
+            </w:r>
+          </w:p>
+        </w:tc>
+        <w:tc>
+          <w:tcPr>
+            <w:tcW w:type="dxa" w:w="818"/>
+            <w:tcMar>
+              <w:top w:type="dxa" w:w="40"/>
+              <w:left w:type="dxa" w:w="80"/>
+              <w:bottom w:type="dxa" w:w="40"/>
+              <w:right w:type="dxa" w:w="80"/>
+            </w:tcMar>
+          </w:tcPr>
+          <w:p>
+            <w:pPr>
+              <w:spacing w:after="0"/>
+            </w:pPr>
+            <w:r>
+              <w:rPr>
+                <w:b w:val="false"/>
+                <w:bCs w:val="false"/>
+                <w:sz w:val="17"/>
+                <w:szCs w:val="17"/>
+                <w:rFonts w:ascii="Calibri" w:cs="Calibri" w:eastAsia="Calibri" w:hAnsi="Calibri"/>
+              </w:rPr>
+              <w:t xml:space="preserve">25</w:t>
+            </w:r>
+          </w:p>
+        </w:tc>
+        <w:tc>
+          <w:tcPr>
+            <w:tcW w:type="dxa" w:w="1545"/>
+            <w:tcMar>
+              <w:top w:type="dxa" w:w="40"/>
+              <w:left w:type="dxa" w:w="80"/>
+              <w:bottom w:type="dxa" w:w="40"/>
+              <w:right w:type="dxa" w:w="80"/>
+            </w:tcMar>
+          </w:tcPr>
+          <w:p>
+            <w:pPr>
+              <w:spacing w:after="0"/>
+            </w:pPr>
+            <w:r>
+              <w:rPr>
+                <w:b w:val="false"/>
+                <w:bCs w:val="false"/>
+                <w:sz w:val="17"/>
+                <w:szCs w:val="17"/>
+                <w:rFonts w:ascii="Calibri" w:cs="Calibri" w:eastAsia="Calibri" w:hAnsi="Calibri"/>
+              </w:rPr>
+              <w:t xml:space="preserve">20</w:t>
+            </w:r>
+          </w:p>
+        </w:tc>
+        <w:tc>
+          <w:tcPr>
+            <w:tcW w:type="dxa" w:w="1727"/>
+            <w:tcMar>
+              <w:top w:type="dxa" w:w="40"/>
+              <w:left w:type="dxa" w:w="80"/>
+              <w:bottom w:type="dxa" w:w="40"/>
+              <w:right w:type="dxa" w:w="80"/>
+            </w:tcMar>
+          </w:tcPr>
+          <w:p>
+            <w:pPr>
+              <w:spacing w:after="0"/>
+            </w:pPr>
+            <w:r>
+              <w:rPr>
+                <w:b w:val="false"/>
+                <w:bCs w:val="false"/>
+                <w:sz w:val="17"/>
+                <w:szCs w:val="17"/>
+                <w:rFonts w:ascii="Calibri" w:cs="Calibri" w:eastAsia="Calibri" w:hAnsi="Calibri"/>
+              </w:rPr>
+              <w:t xml:space="preserve">54</w:t>
+            </w:r>
+          </w:p>
+        </w:tc>
+        <w:tc>
+          <w:tcPr>
+            <w:tcW w:type="dxa" w:w="1455"/>
+            <w:tcMar>
+              <w:top w:type="dxa" w:w="40"/>
+              <w:left w:type="dxa" w:w="80"/>
+              <w:bottom w:type="dxa" w:w="40"/>
+              <w:right w:type="dxa" w:w="80"/>
+            </w:tcMar>
+          </w:tcPr>
+          <w:p>
+            <w:pPr>
+              <w:spacing w:after="0"/>
+            </w:pPr>
+            <w:r>
+              <w:rPr>
+                <w:b w:val="false"/>
+                <w:bCs w:val="false"/>
+                <w:sz w:val="17"/>
+                <w:szCs w:val="17"/>
+                <w:rFonts w:ascii="Calibri" w:cs="Calibri" w:eastAsia="Calibri" w:hAnsi="Calibri"/>
+              </w:rPr>
+              <w:t xml:space="preserve">0</w:t>
+            </w:r>
+          </w:p>
+        </w:tc>
+      </w:tr>
+      <w:tr>
+        <w:tc>
+          <w:tcPr>
+            <w:tcW w:type="dxa" w:w="2000"/>
+            <w:tcMar>
+              <w:top w:type="dxa" w:w="40"/>
+              <w:left w:type="dxa" w:w="80"/>
+              <w:bottom w:type="dxa" w:w="40"/>
+              <w:right w:type="dxa" w:w="80"/>
+            </w:tcMar>
+          </w:tcPr>
+          <w:p>
+            <w:pPr>
+              <w:spacing w:after="0"/>
+            </w:pPr>
+            <w:r>
+              <w:rPr>
+                <w:b w:val="false"/>
+                <w:bCs w:val="false"/>
+                <w:sz w:val="17"/>
+                <w:szCs w:val="17"/>
+                <w:rFonts w:ascii="Calibri" w:cs="Calibri" w:eastAsia="Calibri" w:hAnsi="Calibri"/>
+              </w:rPr>
+              <w:t xml:space="preserve">Hamovil</w:t>
+            </w:r>
+          </w:p>
+        </w:tc>
+        <w:tc>
+          <w:tcPr>
+            <w:tcW w:type="dxa" w:w="1455"/>
+            <w:tcMar>
+              <w:top w:type="dxa" w:w="40"/>
+              <w:left w:type="dxa" w:w="80"/>
+              <w:bottom w:type="dxa" w:w="40"/>
+              <w:right w:type="dxa" w:w="80"/>
+            </w:tcMar>
+          </w:tcPr>
+          <w:p>
+            <w:pPr>
+              <w:spacing w:after="0"/>
+            </w:pPr>
+            <w:r>
+              <w:rPr>
+                <w:b w:val="false"/>
+                <w:bCs w:val="false"/>
+                <w:sz w:val="17"/>
+                <w:szCs w:val="17"/>
+                <w:rFonts w:ascii="Calibri" w:cs="Calibri" w:eastAsia="Calibri" w:hAnsi="Calibri"/>
+              </w:rPr>
+              <w:t xml:space="preserve">3 (0)</w:t>
+            </w:r>
+          </w:p>
+        </w:tc>
+        <w:tc>
+          <w:tcPr>
+            <w:tcW w:type="dxa" w:w="818"/>
+            <w:tcMar>
+              <w:top w:type="dxa" w:w="40"/>
+              <w:left w:type="dxa" w:w="80"/>
+              <w:bottom w:type="dxa" w:w="40"/>
+              <w:right w:type="dxa" w:w="80"/>
+            </w:tcMar>
+          </w:tcPr>
+          <w:p>
+            <w:pPr>
+              <w:spacing w:after="0"/>
+            </w:pPr>
+            <w:r>
+              <w:rPr>
+                <w:b w:val="false"/>
+                <w:bCs w:val="false"/>
+                <w:sz w:val="17"/>
+                <w:szCs w:val="17"/>
+                <w:rFonts w:ascii="Calibri" w:cs="Calibri" w:eastAsia="Calibri" w:hAnsi="Calibri"/>
+              </w:rPr>
+              <w:t xml:space="preserve">30</w:t>
+            </w:r>
+          </w:p>
+        </w:tc>
+        <w:tc>
+          <w:tcPr>
+            <w:tcW w:type="dxa" w:w="1545"/>
+            <w:tcMar>
+              <w:top w:type="dxa" w:w="40"/>
+              <w:left w:type="dxa" w:w="80"/>
+              <w:bottom w:type="dxa" w:w="40"/>
+              <w:right w:type="dxa" w:w="80"/>
+            </w:tcMar>
+          </w:tcPr>
+          <w:p>
+            <w:pPr>
+              <w:spacing w:after="0"/>
+            </w:pPr>
+            <w:r>
+              <w:rPr>
+                <w:b w:val="false"/>
+                <w:bCs w:val="false"/>
+                <w:sz w:val="17"/>
+                <w:szCs w:val="17"/>
+                <w:rFonts w:ascii="Calibri" w:cs="Calibri" w:eastAsia="Calibri" w:hAnsi="Calibri"/>
+              </w:rPr>
+              <w:t xml:space="preserve">30</w:t>
+            </w:r>
+          </w:p>
+        </w:tc>
+        <w:tc>
+          <w:tcPr>
+            <w:tcW w:type="dxa" w:w="1727"/>
+            <w:tcMar>
+              <w:top w:type="dxa" w:w="40"/>
+              <w:left w:type="dxa" w:w="80"/>
+              <w:bottom w:type="dxa" w:w="40"/>
+              <w:right w:type="dxa" w:w="80"/>
+            </w:tcMar>
+          </w:tcPr>
+          <w:p>
+            <w:pPr>
+              <w:spacing w:after="0"/>
+            </w:pPr>
+            <w:r>
+              <w:rPr>
+                <w:b w:val="false"/>
+                <w:bCs w:val="false"/>
+                <w:sz w:val="17"/>
+                <w:szCs w:val="17"/>
+                <w:rFonts w:ascii="Calibri" w:cs="Calibri" w:eastAsia="Calibri" w:hAnsi="Calibri"/>
+              </w:rPr>
+              <w:t xml:space="preserve">84</w:t>
+            </w:r>
+          </w:p>
+        </w:tc>
+        <w:tc>
+          <w:tcPr>
+            <w:tcW w:type="dxa" w:w="1455"/>
+            <w:tcMar>
+              <w:top w:type="dxa" w:w="40"/>
+              <w:left w:type="dxa" w:w="80"/>
+              <w:bottom w:type="dxa" w:w="40"/>
+              <w:right w:type="dxa" w:w="80"/>
+            </w:tcMar>
+          </w:tcPr>
+          <w:p>
+            <w:pPr>
+              <w:spacing w:after="0"/>
+            </w:pPr>
+            <w:r>
+              <w:rPr>
+                <w:b w:val="false"/>
+                <w:bCs w:val="false"/>
+                <w:sz w:val="17"/>
+                <w:szCs w:val="17"/>
+                <w:rFonts w:ascii="Calibri" w:cs="Calibri" w:eastAsia="Calibri" w:hAnsi="Calibri"/>
+              </w:rPr>
+              <w:t xml:space="preserve">0</w:t>
+            </w:r>
+          </w:p>
+        </w:tc>
+      </w:tr>
+      <w:tr>
+        <w:tc>
+          <w:tcPr>
+            <w:tcW w:type="dxa" w:w="2000"/>
+            <w:tcMar>
+              <w:top w:type="dxa" w:w="40"/>
+              <w:left w:type="dxa" w:w="80"/>
+              <w:bottom w:type="dxa" w:w="40"/>
+              <w:right w:type="dxa" w:w="80"/>
+            </w:tcMar>
+          </w:tcPr>
+          <w:p>
+            <w:pPr>
+              <w:spacing w:after="0"/>
+            </w:pPr>
+            <w:r>
+              <w:rPr>
+                <w:b w:val="false"/>
+                <w:bCs w:val="false"/>
+                <w:sz w:val="17"/>
+                <w:szCs w:val="17"/>
+                <w:rFonts w:ascii="Calibri" w:cs="Calibri" w:eastAsia="Calibri" w:hAnsi="Calibri"/>
+              </w:rPr>
+              <w:t xml:space="preserve">Nazareth</w:t>
+            </w:r>
+          </w:p>
+        </w:tc>
+        <w:tc>
+          <w:tcPr>
+            <w:tcW w:type="dxa" w:w="1455"/>
+            <w:tcMar>
+              <w:top w:type="dxa" w:w="40"/>
+              <w:left w:type="dxa" w:w="80"/>
+              <w:bottom w:type="dxa" w:w="40"/>
+              <w:right w:type="dxa" w:w="80"/>
+            </w:tcMar>
+          </w:tcPr>
+          <w:p>
+            <w:pPr>
+              <w:spacing w:after="0"/>
+            </w:pPr>
+            <w:r>
+              <w:rPr>
+                <w:b w:val="false"/>
+                <w:bCs w:val="false"/>
+                <w:sz w:val="17"/>
+                <w:szCs w:val="17"/>
+                <w:rFonts w:ascii="Calibri" w:cs="Calibri" w:eastAsia="Calibri" w:hAnsi="Calibri"/>
+              </w:rPr>
+              <w:t xml:space="preserve">38 (0)</w:t>
+            </w:r>
+          </w:p>
+        </w:tc>
+        <w:tc>
+          <w:tcPr>
+            <w:tcW w:type="dxa" w:w="818"/>
+            <w:tcMar>
+              <w:top w:type="dxa" w:w="40"/>
+              <w:left w:type="dxa" w:w="80"/>
+              <w:bottom w:type="dxa" w:w="40"/>
+              <w:right w:type="dxa" w:w="80"/>
+            </w:tcMar>
+          </w:tcPr>
+          <w:p>
+            <w:pPr>
+              <w:spacing w:after="0"/>
+            </w:pPr>
+            <w:r>
+              <w:rPr>
+                <w:b w:val="false"/>
+                <w:bCs w:val="false"/>
+                <w:sz w:val="17"/>
+                <w:szCs w:val="17"/>
+                <w:rFonts w:ascii="Calibri" w:cs="Calibri" w:eastAsia="Calibri" w:hAnsi="Calibri"/>
+              </w:rPr>
+              <w:t xml:space="preserve">48</w:t>
+            </w:r>
+          </w:p>
+        </w:tc>
+        <w:tc>
+          <w:tcPr>
+            <w:tcW w:type="dxa" w:w="1545"/>
+            <w:tcMar>
+              <w:top w:type="dxa" w:w="40"/>
+              <w:left w:type="dxa" w:w="80"/>
+              <w:bottom w:type="dxa" w:w="40"/>
+              <w:right w:type="dxa" w:w="80"/>
+            </w:tcMar>
+          </w:tcPr>
+          <w:p>
+            <w:pPr>
+              <w:spacing w:after="0"/>
+            </w:pPr>
+            <w:r>
+              <w:rPr>
+                <w:b w:val="false"/>
+                <w:bCs w:val="false"/>
+                <w:sz w:val="17"/>
+                <w:szCs w:val="17"/>
+                <w:rFonts w:ascii="Calibri" w:cs="Calibri" w:eastAsia="Calibri" w:hAnsi="Calibri"/>
+              </w:rPr>
+              <w:t xml:space="preserve">12</w:t>
+            </w:r>
+          </w:p>
+        </w:tc>
+        <w:tc>
+          <w:tcPr>
+            <w:tcW w:type="dxa" w:w="1727"/>
+            <w:tcMar>
+              <w:top w:type="dxa" w:w="40"/>
+              <w:left w:type="dxa" w:w="80"/>
+              <w:bottom w:type="dxa" w:w="40"/>
+              <w:right w:type="dxa" w:w="80"/>
+            </w:tcMar>
+          </w:tcPr>
+          <w:p>
+            <w:pPr>
+              <w:spacing w:after="0"/>
+            </w:pPr>
+            <w:r>
+              <w:rPr>
+                <w:b w:val="false"/>
+                <w:bCs w:val="false"/>
+                <w:sz w:val="17"/>
+                <w:szCs w:val="17"/>
+                <w:rFonts w:ascii="Calibri" w:cs="Calibri" w:eastAsia="Calibri" w:hAnsi="Calibri"/>
+              </w:rPr>
+              <w:t xml:space="preserve">48</w:t>
+            </w:r>
+          </w:p>
+        </w:tc>
+        <w:tc>
+          <w:tcPr>
+            <w:tcW w:type="dxa" w:w="1455"/>
+            <w:tcMar>
+              <w:top w:type="dxa" w:w="40"/>
+              <w:left w:type="dxa" w:w="80"/>
+              <w:bottom w:type="dxa" w:w="40"/>
+              <w:right w:type="dxa" w:w="80"/>
+            </w:tcMar>
+          </w:tcPr>
+          <w:p>
+            <w:pPr>
+              <w:spacing w:after="0"/>
+            </w:pPr>
+            <w:r>
+              <w:rPr>
+                <w:b w:val="false"/>
+                <w:bCs w:val="false"/>
+                <w:sz w:val="17"/>
+                <w:szCs w:val="17"/>
+                <w:rFonts w:ascii="Calibri" w:cs="Calibri" w:eastAsia="Calibri" w:hAnsi="Calibri"/>
+              </w:rPr>
+              <w:t xml:space="preserve">0</w:t>
+            </w:r>
+          </w:p>
+        </w:tc>
+      </w:tr>
+    </w:tbl>
+    <w:p>
+      <w:pPr>
+        <w:spacing w:after="200"/>
+      </w:pPr>
+      <w:r>
+        <w:rPr>
+          <w:i/>
+          <w:iCs/>
+          <w:color w:val="52514E"/>
+          <w:sz w:val="18"/>
+          <w:szCs w:val="18"/>
+          <w:rFonts w:ascii="Calibri" w:cs="Calibri" w:eastAsia="Calibri" w:hAnsi="Calibri"/>
+        </w:rPr>
+        <w:t xml:space="preserve">A selection of the 25 areas; the full table is in the notebook. 719 of the 781 TAZs have a peak-hour departure; the 62 without are mostly zones with no stop at all (Bazan, the port, the Matam fringe, Kiryat Ata industry).</w:t>
+      </w:r>
+    </w:p>
+    <w:p>
+      <w:pPr>
+        <w:spacing w:after="120" w:before="0"/>
+      </w:pPr>
+      <w:r>
+        <w:rPr>
+          <w:sz w:val="22"/>
+          <w:szCs w:val="22"/>
+          <w:rFonts w:ascii="Calibri" w:cs="Calibri" w:eastAsia="Calibri" w:hAnsi="Calibri"/>
+        </w:rPr>
+        <w:t xml:space="preserve">The Haifa trunk is A to B on the best line and reaches 40 to 100 TAZs without a transfer within half an hour. The branches are weaker in kind: the Kiryat Ata branch has 18 to 20 minute best-line headways, five of its fourteen TAZs unserved in the peak hour and a direct reach of ten TAZs; Shefaram and Hamovil 20 and 30 minutes; Nazareth is dense (2,438 peak-hour departures across its 38 TAZs) but local. Sixty TAZs have a Metronit stop, 41 of them in twenty of the 25 V2 areas; Tirat Carmel, Shefaram, Hamovil, Nazareth and Kiryat Ata North-East have none.</w:t>
+      </w:r>
+    </w:p>
+    <w:p>
+      <w:pPr>
+        <w:spacing w:after="120" w:before="0"/>
+      </w:pPr>
+      <w:r>
+        <w:rPr>
+          <w:sz w:val="22"/>
+          <w:szCs w:val="22"/>
+          <w:rFonts w:ascii="Calibri" w:cs="Calibri" w:eastAsia="Calibri" w:hAnsi="Calibri"/>
+        </w:rPr>
+        <w:t xml:space="preserve">Between the 25 areas, 422 of the 600 ordered pairs have a direct bus service in the morning peak and 278 a direct Metronit service; on the trunk 82 of 90 pairs (72 by Metronit). The eight trunk pairs without one are Tirat Carmel to and from Bat Galim, Hamoshava, Lower City and Hamifrats, which need a change at Hof HaCarmel. The scheduled in-vehicle time of these direct services, their number in the peak hour and the implied headway are the bus skim of Part C.</w:t>
+      </w:r>
+    </w:p>
+    <w:p>
+      <w:pPr>
+        <w:spacing w:before="120" w:after="60"/>
+        <w:jc w:val="center"/>
+      </w:pPr>
+      <w:r>
+        <w:drawing>
+          <wp:inline distT="0" distB="0" distL="0" distR="0">
+            <wp:extent cx="5810250" cy="2686050"/>
+            <wp:effectExtent t="0" r="0" b="0" l="0"/>
+            <wp:docPr id="1" name="" descr="" title=""/>
+            <wp:cNvGraphicFramePr>
+              <a:graphicFrameLocks xmlns:a="http://schemas.openxmlformats.org/drawingml/2006/main" noChangeAspect="1"/>
+            </wp:cNvGraphicFramePr>
+            <a:graphic xmlns:a="http://schemas.openxmlformats.org/drawingml/2006/main">
+              <a:graphicData uri="http://schemas.openxmlformats.org/drawingml/2006/picture">
+                <pic:pic xmlns:pic="http://schemas.openxmlformats.org/drawingml/2006/picture">
+                  <pic:nvPicPr>
+                    <pic:cNvPr id="0" name="" descr=""/>
+                    <pic:cNvPicPr>
+                      <a:picLocks noChangeAspect="1" noChangeArrowheads="1"/>
+                    </pic:cNvPicPr>
+                  </pic:nvPicPr>
+                  <pic:blipFill>
+                    <a:blip r:embed="rId13" cstate="none"/>
+                    <a:srcRect/>
+                    <a:stretch>
+                      <a:fillRect/>
+                    </a:stretch>
+                  </pic:blipFill>
+                  <pic:spPr bwMode="auto">
+                    <a:xfrm>
+                      <a:off x="0" y="0"/>
+                      <a:ext cx="5810250" cy="2686050"/>
+                    </a:xfrm>
+                    <a:prstGeom prst="rect">
+                      <a:avLst/>
+                    </a:prstGeom>
+                  </pic:spPr>
+                </pic:pic>
+              </a:graphicData>
+            </a:graphic>
+          </wp:inline>
+        </w:drawing>
+      </w:r>
+    </w:p>
+    <w:p>
+      <w:pPr>
+        <w:spacing w:after="240"/>
+        <w:jc w:val="center"/>
+      </w:pPr>
+      <w:r>
+        <w:rPr>
+          <w:i/>
+          <w:iCs/>
+          <w:color w:val="52514E"/>
+          <w:sz w:val="18"/>
+          <w:szCs w:val="18"/>
+          <w:rFonts w:ascii="Calibri" w:cs="Calibri" w:eastAsia="Calibri" w:hAnsi="Calibri"/>
+        </w:rPr>
+        <w:t xml:space="preserve">Figure 7. Left: bus frequency grade per TAZ on the combined peak-hour headway (Tuesday 2 June 2026, 07:00–08:00). Right: the TAZs with a Metronit stop and the Metronit stops.</w:t>
+      </w:r>
+    </w:p>
+    <w:p>
+      <w:pPr>
+        <w:pStyle w:val="Heading1"/>
+        <w:spacing w:before="360" w:after="160"/>
+      </w:pPr>
+      <w:r>
+        <w:rPr>
+          <w:rFonts w:ascii="Calibri" w:cs="Calibri" w:eastAsia="Calibri" w:hAnsi="Calibri"/>
+        </w:rPr>
+        <w:t xml:space="preserve">7. Part E — what each matrix can be used for</w:t>
       </w:r>
     </w:p>
     <w:p>
@@ -9390,7 +13887,7 @@
                 <w:szCs w:val="16"/>
                 <w:rFonts w:ascii="Calibri" w:cs="Calibri" w:eastAsia="Calibri" w:hAnsi="Calibri"/>
               </w:rPr>
-              <w:t xml:space="preserve">lrt_v2/lrt_station_times_{all_underground, all_ground}.csv and …_section_form.csv</w:t>
+              <w:t xml:space="preserve">lrt_v2/lrt_station_times_{all_underground, all_ground}.csv (+ …_section_form, …_nominal500m_form)</w:t>
             </w:r>
           </w:p>
         </w:tc>
@@ -9416,7 +13913,7 @@
                 <w:szCs w:val="16"/>
                 <w:rFonts w:ascii="Calibri" w:cs="Calibri" w:eastAsia="Calibri" w:hAnsi="Calibri"/>
               </w:rPr>
-              <w:t xml:space="preserve">Station-to-station in-vehicle times, 24 stations, two scenarios, two forms</w:t>
+              <w:t xml:space="preserve">Station-to-station in-vehicle times, 24 stations, two scenarios; the decomposed form is the estimate, the other two are bounds</w:t>
             </w:r>
           </w:p>
         </w:tc>
@@ -9442,7 +13939,7 @@
                 <w:szCs w:val="16"/>
                 <w:rFonts w:ascii="Calibri" w:cs="Calibri" w:eastAsia="Calibri" w:hAnsi="Calibri"/>
               </w:rPr>
-              <w:t xml:space="preserve">LRT skims for the ten trunk areas as a bracket (distance form slow, section form fast); the 18 % underground saving</w:t>
+              <w:t xml:space="preserve">LRT skims for the ten trunk areas (40.7 / 65.8 min end to end); the 38 % underground saving</w:t>
             </w:r>
           </w:p>
         </w:tc>
@@ -9468,7 +13965,7 @@
                 <w:szCs w:val="16"/>
                 <w:rFonts w:ascii="Calibri" w:cs="Calibri" w:eastAsia="Calibri" w:hAnsi="Calibri"/>
               </w:rPr>
-              <w:t xml:space="preserve">A single point estimate; any area beyond Hamifrats or on the branches</w:t>
+              <w:t xml:space="preserve">The nominal 500 m form (revision 1, superseded); any area beyond Hamifrats or on the branches</w:t>
             </w:r>
           </w:p>
         </w:tc>
@@ -9496,7 +13993,7 @@
                 <w:szCs w:val="16"/>
                 <w:rFonts w:ascii="Calibri" w:cs="Calibri" w:eastAsia="Calibri" w:hAnsi="Calibri"/>
               </w:rPr>
-              <w:t xml:space="preserve">gc/gc_components_area_v2_long.csv, gc_area_v2_*.csv, gc_data_inventory.csv</w:t>
+              <w:t xml:space="preserve">gtfs/bus_los_taz.csv</w:t>
             </w:r>
           </w:p>
         </w:tc>
@@ -9522,7 +14019,7 @@
                 <w:szCs w:val="16"/>
                 <w:rFonts w:ascii="Calibri" w:cs="Calibri" w:eastAsia="Calibri" w:hAnsi="Calibri"/>
               </w:rPr>
-              <w:t xml:space="preserve">Every generalized-cost component per cell with its status; partial GC per mode; the gap table</w:t>
+              <w:t xml:space="preserve">Bus and Metronit level of service per TAZ from the timetable of 22 May 2026 (Tuesday 2 June)</w:t>
             </w:r>
           </w:p>
         </w:tc>
@@ -9548,7 +14045,7 @@
                 <w:szCs w:val="16"/>
                 <w:rFonts w:ascii="Calibri" w:cs="Calibri" w:eastAsia="Calibri" w:hAnsi="Calibri"/>
               </w:rPr>
-              <w:t xml:space="preserve">Seeing what exists and what is missing; the structure of the capture model; tracking the gaps as they close</w:t>
+              <w:t xml:space="preserve">Ranking TAZs and areas by service; the BRT-access flag; catchment and station-area work</w:t>
             </w:r>
           </w:p>
         </w:tc>
@@ -9574,7 +14071,219 @@
                 <w:szCs w:val="16"/>
                 <w:rFonts w:ascii="Calibri" w:cs="Calibri" w:eastAsia="Calibri" w:hAnsi="Calibri"/>
               </w:rPr>
-              <w:t xml:space="preserve">Running the capture model or calibrating its sensitivity; quoting a mode’s generalized cost as complete</w:t>
+              <w:t xml:space="preserve">Observed operations (it is the schedule); the combined-headway grade as a measure of service to one destination</w:t>
+            </w:r>
+          </w:p>
+        </w:tc>
+      </w:tr>
+      <w:tr>
+        <w:tc>
+          <w:tcPr>
+            <w:tcW w:type="dxa" w:w="2084"/>
+            <w:tcMar>
+              <w:top w:type="dxa" w:w="40"/>
+              <w:left w:type="dxa" w:w="80"/>
+              <w:bottom w:type="dxa" w:w="40"/>
+              <w:right w:type="dxa" w:w="80"/>
+            </w:tcMar>
+          </w:tcPr>
+          <w:p>
+            <w:pPr>
+              <w:spacing w:after="0"/>
+            </w:pPr>
+            <w:r>
+              <w:rPr>
+                <w:b w:val="false"/>
+                <w:bCs w:val="false"/>
+                <w:sz w:val="16"/>
+                <w:szCs w:val="16"/>
+                <w:rFonts w:ascii="Calibri" w:cs="Calibri" w:eastAsia="Calibri" w:hAnsi="Calibri"/>
+              </w:rPr>
+              <w:t xml:space="preserve">gtfs/bus_direct_skim_area_v2.csv</w:t>
+            </w:r>
+          </w:p>
+        </w:tc>
+        <w:tc>
+          <w:tcPr>
+            <w:tcW w:type="dxa" w:w="2274"/>
+            <w:tcMar>
+              <w:top w:type="dxa" w:w="40"/>
+              <w:left w:type="dxa" w:w="80"/>
+              <w:bottom w:type="dxa" w:w="40"/>
+              <w:right w:type="dxa" w:w="80"/>
+            </w:tcMar>
+          </w:tcPr>
+          <w:p>
+            <w:pPr>
+              <w:spacing w:after="0"/>
+            </w:pPr>
+            <w:r>
+              <w:rPr>
+                <w:b w:val="false"/>
+                <w:bCs w:val="false"/>
+                <w:sz w:val="16"/>
+                <w:szCs w:val="16"/>
+                <w:rFonts w:ascii="Calibri" w:cs="Calibri" w:eastAsia="Calibri" w:hAnsi="Calibri"/>
+              </w:rPr>
+              <w:t xml:space="preserve">Scheduled in-vehicle time, trips and headway of the direct services between the 25 areas, bus and Metronit</w:t>
+            </w:r>
+          </w:p>
+        </w:tc>
+        <w:tc>
+          <w:tcPr>
+            <w:tcW w:type="dxa" w:w="2368"/>
+            <w:tcMar>
+              <w:top w:type="dxa" w:w="40"/>
+              <w:left w:type="dxa" w:w="80"/>
+              <w:bottom w:type="dxa" w:w="40"/>
+              <w:right w:type="dxa" w:w="80"/>
+            </w:tcMar>
+          </w:tcPr>
+          <w:p>
+            <w:pPr>
+              <w:spacing w:after="0"/>
+            </w:pPr>
+            <w:r>
+              <w:rPr>
+                <w:b w:val="false"/>
+                <w:bCs w:val="false"/>
+                <w:sz w:val="16"/>
+                <w:szCs w:val="16"/>
+                <w:rFonts w:ascii="Calibri" w:cs="Calibri" w:eastAsia="Calibri" w:hAnsi="Calibri"/>
+              </w:rPr>
+              <w:t xml:space="preserve">The bus in-vehicle time, wait and transfer count of the generalized cost on the 422 pairs with a direct service</w:t>
+            </w:r>
+          </w:p>
+        </w:tc>
+        <w:tc>
+          <w:tcPr>
+            <w:tcW w:type="dxa" w:w="2274"/>
+            <w:tcMar>
+              <w:top w:type="dxa" w:w="40"/>
+              <w:left w:type="dxa" w:w="80"/>
+              <w:bottom w:type="dxa" w:w="40"/>
+              <w:right w:type="dxa" w:w="80"/>
+            </w:tcMar>
+          </w:tcPr>
+          <w:p>
+            <w:pPr>
+              <w:spacing w:after="0"/>
+            </w:pPr>
+            <w:r>
+              <w:rPr>
+                <w:b w:val="false"/>
+                <w:bCs w:val="false"/>
+                <w:sz w:val="16"/>
+                <w:szCs w:val="16"/>
+                <w:rFonts w:ascii="Calibri" w:cs="Calibri" w:eastAsia="Calibri" w:hAnsi="Calibri"/>
+              </w:rPr>
+              <w:t xml:space="preserve">Pairs without a direct service (transfer paths not built); door-to-door time without the nine-minute overhead of 5.3</w:t>
+            </w:r>
+          </w:p>
+        </w:tc>
+      </w:tr>
+      <w:tr>
+        <w:tc>
+          <w:tcPr>
+            <w:tcW w:type="dxa" w:w="2084"/>
+            <w:tcMar>
+              <w:top w:type="dxa" w:w="40"/>
+              <w:left w:type="dxa" w:w="80"/>
+              <w:bottom w:type="dxa" w:w="40"/>
+              <w:right w:type="dxa" w:w="80"/>
+            </w:tcMar>
+          </w:tcPr>
+          <w:p>
+            <w:pPr>
+              <w:spacing w:after="0"/>
+            </w:pPr>
+            <w:r>
+              <w:rPr>
+                <w:b w:val="false"/>
+                <w:bCs w:val="false"/>
+                <w:sz w:val="16"/>
+                <w:szCs w:val="16"/>
+                <w:rFonts w:ascii="Calibri" w:cs="Calibri" w:eastAsia="Calibri" w:hAnsi="Calibri"/>
+              </w:rPr>
+              <w:t xml:space="preserve">gc/gc_components_area_v2_long.csv, gc_area_v2_*.csv (car, bus, brt, lrt), gc_data_inventory.csv</w:t>
+            </w:r>
+          </w:p>
+        </w:tc>
+        <w:tc>
+          <w:tcPr>
+            <w:tcW w:type="dxa" w:w="2274"/>
+            <w:tcMar>
+              <w:top w:type="dxa" w:w="40"/>
+              <w:left w:type="dxa" w:w="80"/>
+              <w:bottom w:type="dxa" w:w="40"/>
+              <w:right w:type="dxa" w:w="80"/>
+            </w:tcMar>
+          </w:tcPr>
+          <w:p>
+            <w:pPr>
+              <w:spacing w:after="0"/>
+            </w:pPr>
+            <w:r>
+              <w:rPr>
+                <w:b w:val="false"/>
+                <w:bCs w:val="false"/>
+                <w:sz w:val="16"/>
+                <w:szCs w:val="16"/>
+                <w:rFonts w:ascii="Calibri" w:cs="Calibri" w:eastAsia="Calibri" w:hAnsi="Calibri"/>
+              </w:rPr>
+              <w:t xml:space="preserve">Every generalized-cost component per cell with its status; partial GC per mode including the Metronit; the gap table</w:t>
+            </w:r>
+          </w:p>
+        </w:tc>
+        <w:tc>
+          <w:tcPr>
+            <w:tcW w:type="dxa" w:w="2368"/>
+            <w:tcMar>
+              <w:top w:type="dxa" w:w="40"/>
+              <w:left w:type="dxa" w:w="80"/>
+              <w:bottom w:type="dxa" w:w="40"/>
+              <w:right w:type="dxa" w:w="80"/>
+            </w:tcMar>
+          </w:tcPr>
+          <w:p>
+            <w:pPr>
+              <w:spacing w:after="0"/>
+            </w:pPr>
+            <w:r>
+              <w:rPr>
+                <w:b w:val="false"/>
+                <w:bCs w:val="false"/>
+                <w:sz w:val="16"/>
+                <w:szCs w:val="16"/>
+                <w:rFonts w:ascii="Calibri" w:cs="Calibri" w:eastAsia="Calibri" w:hAnsi="Calibri"/>
+              </w:rPr>
+              <w:t xml:space="preserve">Seeing what exists and what is missing; the structure of the capture model; tracking the gaps as they close</w:t>
+            </w:r>
+          </w:p>
+        </w:tc>
+        <w:tc>
+          <w:tcPr>
+            <w:tcW w:type="dxa" w:w="2274"/>
+            <w:tcMar>
+              <w:top w:type="dxa" w:w="40"/>
+              <w:left w:type="dxa" w:w="80"/>
+              <w:bottom w:type="dxa" w:w="40"/>
+              <w:right w:type="dxa" w:w="80"/>
+            </w:tcMar>
+          </w:tcPr>
+          <w:p>
+            <w:pPr>
+              <w:spacing w:after="0"/>
+            </w:pPr>
+            <w:r>
+              <w:rPr>
+                <w:b w:val="false"/>
+                <w:bCs w:val="false"/>
+                <w:sz w:val="16"/>
+                <w:szCs w:val="16"/>
+                <w:rFonts w:ascii="Calibri" w:cs="Calibri" w:eastAsia="Calibri" w:hAnsi="Calibri"/>
+              </w:rPr>
+              <w:t xml:space="preserve">Running the capture model or calibrating its sensitivity; quoting a mode’s generalized cost as complete (money components missing; LRT access by straight-line walk)</w:t>
             </w:r>
           </w:p>
         </w:tc>
@@ -9896,7 +14605,7 @@
           <w:szCs w:val="22"/>
           <w:rFonts w:ascii="Calibri" w:cs="Calibri" w:eastAsia="Calibri" w:hAnsi="Calibri"/>
         </w:rPr>
-        <w:t xml:space="preserve">When a number from this report is quoted, its frame should go with it: three-hour or peak-hour; route or network; survey or ticketing; distance or section form.</w:t>
+        <w:t xml:space="preserve">When a number from this report is quoted, its frame should go with it: three-hour or peak-hour; route or network; survey or ticketing; for the LRT, the decomposed form unless a bound is meant.</w:t>
       </w:r>
     </w:p>
     <w:p>
@@ -9908,7 +14617,7 @@
         <w:rPr>
           <w:rFonts w:ascii="Calibri" w:cs="Calibri" w:eastAsia="Calibri" w:hAnsi="Calibri"/>
         </w:rPr>
-        <w:t xml:space="preserve">7. What to keep in mind</w:t>
+        <w:t xml:space="preserve">8. What to keep in mind</w:t>
       </w:r>
     </w:p>
     <w:p>
@@ -9980,7 +14689,7 @@
           <w:szCs w:val="22"/>
           <w:rFonts w:ascii="Calibri" w:cs="Calibri" w:eastAsia="Calibri" w:hAnsi="Calibri"/>
         </w:rPr>
-        <w:t xml:space="preserve">The LRT function was calibrated on another operator’s line at 500 m spacing; on 815 m spacing its two readings differ by 39 %. Neither is the answer; the pair is.</w:t>
+        <w:t xml:space="preserve">The LRT function was calibrated on the Red Line and transferred to Haifa’s spacing through the Red Line’s scheduled running time and stop penalty. The level is the calibration’s; the split between running and dwell is the schedule’s. A regime per section of the actual design would replace the two pure scenarios.</w:t>
       </w:r>
     </w:p>
     <w:p>
@@ -9998,7 +14707,25 @@
           <w:szCs w:val="22"/>
           <w:rFonts w:ascii="Calibri" w:cs="Calibri" w:eastAsia="Calibri" w:hAnsi="Calibri"/>
         </w:rPr>
-        <w:t xml:space="preserve">The bus generalized cost is a floor plus placeholders. Its walk, wait and transfer components need GTFS before the mode comparison means anything.</w:t>
+        <w:t xml:space="preserve">The bus generalized cost is the timetable’s best direct service. Bus users report nine minutes more door to door; the 178 area pairs without a direct service, eight of them on the trunk, have no transfer path yet.</w:t>
+      </w:r>
+    </w:p>
+    <w:p>
+      <w:pPr>
+        <w:pStyle w:val="ListParagraph"/>
+        <w:numPr>
+          <w:ilvl w:val="0"/>
+          <w:numId w:val="3"/>
+        </w:numPr>
+        <w:spacing w:after="80"/>
+      </w:pPr>
+      <w:r>
+        <w:rPr>
+          <w:sz w:val="22"/>
+          <w:szCs w:val="22"/>
+          <w:rFonts w:ascii="Calibri" w:cs="Calibri" w:eastAsia="Calibri" w:hAnsi="Calibri"/>
+        </w:rPr>
+        <w:t xml:space="preserve">The LRT’s access is a straight-line walk from TAZ centroids to 24 stations, the bus’s to the nearest of 12,845 stops. The comparison between them is dominated by that difference until feeder access is modelled.</w:t>
       </w:r>
     </w:p>
     <w:p>
@@ -10046,7 +14773,7 @@
         <w:rPr>
           <w:rFonts w:ascii="Calibri" w:cs="Calibri" w:eastAsia="Calibri" w:hAnsi="Calibri"/>
         </w:rPr>
-        <w:t xml:space="preserve">8. What is needed next</w:t>
+        <w:t xml:space="preserve">9. What is needed next</w:t>
       </w:r>
     </w:p>
     <w:p>
@@ -10060,34 +14787,6 @@
           <w:rFonts w:ascii="Calibri" w:cs="Calibri" w:eastAsia="Calibri" w:hAnsi="Calibri"/>
         </w:rPr>
         <w:t xml:space="preserve">In the order that changes the answer most (task list section E in the repository):</w:t>
-      </w:r>
-    </w:p>
-    <w:p>
-      <w:pPr>
-        <w:pStyle w:val="ListParagraph"/>
-        <w:numPr>
-          <w:ilvl w:val="0"/>
-          <w:numId w:val="3"/>
-        </w:numPr>
-        <w:spacing w:after="80"/>
-      </w:pPr>
-      <w:r>
-        <w:rPr>
-          <w:b/>
-          <w:bCs/>
-          <w:sz w:val="22"/>
-          <w:szCs w:val="22"/>
-          <w:rFonts w:ascii="Calibri" w:cs="Calibri" w:eastAsia="Calibri" w:hAnsi="Calibri"/>
-        </w:rPr>
-        <w:t xml:space="preserve">LRT speed on this spacing. </w:t>
-      </w:r>
-      <w:r>
-        <w:rPr>
-          <w:sz w:val="22"/>
-          <w:szCs w:val="22"/>
-          <w:rFonts w:ascii="Calibri" w:cs="Calibri" w:eastAsia="Calibri" w:hAnsi="Calibri"/>
-        </w:rPr>
-        <w:t xml:space="preserve">A running-time / dwell decomposition of the calibrated coefficients, or a regime (underground / ground) assignment per section of the actual design.</w:t>
       </w:r>
     </w:p>
     <w:p>
@@ -10135,7 +14834,7 @@
           <w:szCs w:val="22"/>
           <w:rFonts w:ascii="Calibri" w:cs="Calibri" w:eastAsia="Calibri" w:hAnsi="Calibri"/>
         </w:rPr>
-        <w:t xml:space="preserve">Bus level of service from GTFS. </w:t>
+        <w:t xml:space="preserve">LRT access. </w:t>
       </w:r>
       <w:r>
         <w:rPr>
@@ -10143,7 +14842,35 @@
           <w:szCs w:val="22"/>
           <w:rFonts w:ascii="Calibri" w:cs="Calibri" w:eastAsia="Calibri" w:hAnsi="Calibri"/>
         </w:rPr>
-        <w:t xml:space="preserve">Route paths, headways, transfers and stop locations per area pair; the speed network stays as the source of running speeds.</w:t>
+        <w:t xml:space="preserve">Feeder-bus access to the stations from the GTFS, a walking network instead of the straight-line detour factor, and park-and-ride where the station plan allows. This is what the generalized-cost comparison now turns on.</w:t>
+      </w:r>
+    </w:p>
+    <w:p>
+      <w:pPr>
+        <w:pStyle w:val="ListParagraph"/>
+        <w:numPr>
+          <w:ilvl w:val="0"/>
+          <w:numId w:val="3"/>
+        </w:numPr>
+        <w:spacing w:after="80"/>
+      </w:pPr>
+      <w:r>
+        <w:rPr>
+          <w:b/>
+          <w:bCs/>
+          <w:sz w:val="22"/>
+          <w:szCs w:val="22"/>
+          <w:rFonts w:ascii="Calibri" w:cs="Calibri" w:eastAsia="Calibri" w:hAnsi="Calibri"/>
+        </w:rPr>
+        <w:t xml:space="preserve">Bus transfer paths. </w:t>
+      </w:r>
+      <w:r>
+        <w:rPr>
+          <w:sz w:val="22"/>
+          <w:szCs w:val="22"/>
+          <w:rFonts w:ascii="Calibri" w:cs="Calibri" w:eastAsia="Calibri" w:hAnsi="Calibri"/>
+        </w:rPr>
+        <w:t xml:space="preserve">The 178 area pairs without a direct service, and the wait set to the headway of the route actually used; observed (AVL) running times in place of the timetable.</w:t>
       </w:r>
     </w:p>
     <w:p>
@@ -10227,7 +14954,7 @@
           <w:szCs w:val="22"/>
           <w:rFonts w:ascii="Calibri" w:cs="Calibri" w:eastAsia="Calibri" w:hAnsi="Calibri"/>
         </w:rPr>
-        <w:t xml:space="preserve">Add TAZ 1509 to the V2 aggregation; settle the Nazareth allocation (tasks A1, B1c, B2) so the branch market can be quoted as one number.</w:t>
+        <w:t xml:space="preserve">Add TAZ 1509 to the V2 aggregation; settle the Nazareth allocation (tasks A1, B1c, B2) so the branch market can be quoted as one number; a regime (underground / ground) per section of the actual LRT design.</w:t>
       </w:r>
     </w:p>
     <w:p>
@@ -10239,7 +14966,7 @@
         <w:rPr>
           <w:rFonts w:ascii="Calibri" w:cs="Calibri" w:eastAsia="Calibri" w:hAnsi="Calibri"/>
         </w:rPr>
-        <w:t xml:space="preserve">9. Files</w:t>
+        <w:t xml:space="preserve">10. Files</w:t>
       </w:r>
     </w:p>
     <w:tbl>
@@ -10420,7 +15147,7 @@
                 <w:szCs w:val="19"/>
                 <w:rFonts w:ascii="Calibri" w:cs="Calibri" w:eastAsia="Calibri" w:hAnsi="Calibri"/>
               </w:rPr>
-              <w:t xml:space="preserve">lrt_stations_hf_lrt_3.csv and .geojson; lrt_station_distances_km.csv; lrt_station_times_{all_underground, all_ground}.csv and _section_form.csv; lrt_line_profile.csv; lrt_area_representative_station.csv; lrt_area_ivt_*.csv</w:t>
+              <w:t xml:space="preserve">lrt_stations_hf_lrt_3.csv and .geojson; lrt_calibration_redline_spacing_check.csv; lrt_station_distances_km.csv; lrt_station_times_{all_underground, all_ground}.csv (decomposed form) with _section_form and _nominal500m_form; lrt_end_to_end_summary.csv; lrt_line_profile.csv; lrt_area_representative_station.csv; lrt_area_ivt_*.csv</w:t>
             </w:r>
           </w:p>
         </w:tc>
@@ -10448,7 +15175,7 @@
                 <w:szCs w:val="19"/>
                 <w:rFonts w:ascii="Calibri" w:cs="Calibri" w:eastAsia="Calibri" w:hAnsi="Calibri"/>
               </w:rPr>
-              <w:t xml:space="preserve">Output/gc/</w:t>
+              <w:t xml:space="preserve">Output/gtfs/</w:t>
             </w:r>
           </w:p>
         </w:tc>
@@ -10474,7 +15201,7 @@
                 <w:szCs w:val="19"/>
                 <w:rFonts w:ascii="Calibri" w:cs="Calibri" w:eastAsia="Calibri" w:hAnsi="Calibri"/>
               </w:rPr>
-              <w:t xml:space="preserve">car_ivt_survey_area_v2.csv (+ n_sampled, distances); bus_ivt_network_area_v2.csv; bus_path_km_area_v2.csv; bus_survey_vs_network_check.csv; lrt_access_taz_v2.csv, lrt_access_area_v2.csv; gc_components_area_v2_long.csv; gc_area_v2_{car, bus, lrt_all_underground, lrt_all_ground}.csv; gc_cell_status_area_v2.csv; gc_trunk_pairs_comparison.csv; gc_data_inventory.csv</w:t>
+              <w:t xml:space="preserve">bus_los_taz.csv (781 TAZs, bus and Metronit metrics, grades, BRT access); bus_direct_skim_area_v2.csv (422 area pairs); dry_run/ (the synthetic mechanics test)</w:t>
             </w:r>
           </w:p>
         </w:tc>
@@ -10502,7 +15229,7 @@
                 <w:szCs w:val="19"/>
                 <w:rFonts w:ascii="Calibri" w:cs="Calibri" w:eastAsia="Calibri" w:hAnsi="Calibri"/>
               </w:rPr>
-              <w:t xml:space="preserve">Output/ths2017/tests/</w:t>
+              <w:t xml:space="preserve">Output/gc/</w:t>
             </w:r>
           </w:p>
         </w:tc>
@@ -10528,7 +15255,7 @@
                 <w:szCs w:val="19"/>
                 <w:rFonts w:ascii="Calibri" w:cs="Calibri" w:eastAsia="Calibri" w:hAnsi="Calibri"/>
               </w:rPr>
-              <w:t xml:space="preserve">pca_car_vs_transit_levels.csv (V2 rows added); pca_car_vs_transit_by_area_v2.csv</w:t>
+              <w:t xml:space="preserve">car_ivt_survey_area_v2.csv (+ n_sampled, distances); bus_ivt_network_area_v2.csv; bus_path_km_area_v2.csv; bus_survey_vs_network_check.csv; bus_gtfs_vs_survey_summary.csv and _pairs.csv; lrt_access_taz_v2.csv, lrt_access_area_v2.csv; gc_components_area_v2_long.csv; gc_area_v2_{car, bus, brt, lrt_all_underground, lrt_all_ground}.csv; gc_cell_status_area_v2.csv; gc_trunk_pairs_comparison.csv; gc_data_inventory.csv</w:t>
             </w:r>
           </w:p>
         </w:tc>
@@ -10556,6 +15283,60 @@
                 <w:szCs w:val="19"/>
                 <w:rFonts w:ascii="Calibri" w:cs="Calibri" w:eastAsia="Calibri" w:hAnsi="Calibri"/>
               </w:rPr>
+              <w:t xml:space="preserve">Output/ths2017/tests/</w:t>
+            </w:r>
+          </w:p>
+        </w:tc>
+        <w:tc>
+          <w:tcPr>
+            <w:tcW w:type="dxa" w:w="7020"/>
+            <w:tcMar>
+              <w:top w:type="dxa" w:w="40"/>
+              <w:left w:type="dxa" w:w="80"/>
+              <w:bottom w:type="dxa" w:w="40"/>
+              <w:right w:type="dxa" w:w="80"/>
+            </w:tcMar>
+          </w:tcPr>
+          <w:p>
+            <w:pPr>
+              <w:spacing w:after="0"/>
+            </w:pPr>
+            <w:r>
+              <w:rPr>
+                <w:b w:val="false"/>
+                <w:bCs w:val="false"/>
+                <w:sz w:val="19"/>
+                <w:szCs w:val="19"/>
+                <w:rFonts w:ascii="Calibri" w:cs="Calibri" w:eastAsia="Calibri" w:hAnsi="Calibri"/>
+              </w:rPr>
+              <w:t xml:space="preserve">pca_car_vs_transit_levels.csv (V2 rows added); pca_car_vs_transit_by_area_v2.csv</w:t>
+            </w:r>
+          </w:p>
+        </w:tc>
+      </w:tr>
+      <w:tr>
+        <w:tc>
+          <w:tcPr>
+            <w:tcW w:type="dxa" w:w="1980"/>
+            <w:tcMar>
+              <w:top w:type="dxa" w:w="40"/>
+              <w:left w:type="dxa" w:w="80"/>
+              <w:bottom w:type="dxa" w:w="40"/>
+              <w:right w:type="dxa" w:w="80"/>
+            </w:tcMar>
+          </w:tcPr>
+          <w:p>
+            <w:pPr>
+              <w:spacing w:after="0"/>
+            </w:pPr>
+            <w:r>
+              <w:rPr>
+                <w:b w:val="false"/>
+                <w:bCs w:val="false"/>
+                <w:sz w:val="19"/>
+                <w:szCs w:val="19"/>
+                <w:rFonts w:ascii="Calibri" w:cs="Calibri" w:eastAsia="Calibri" w:hAnsi="Calibri"/>
+              </w:rPr>
               <w:t xml:space="preserve">Output/figures/</w:t>
             </w:r>
           </w:p>
@@ -10582,7 +15363,7 @@
                 <w:szCs w:val="19"/>
                 <w:rFonts w:ascii="Calibri" w:cs="Calibri" w:eastAsia="Calibri" w:hAnsi="Calibri"/>
               </w:rPr>
-              <w:t xml:space="preserve">corridor_v2_route_profiles_2022.png; corridor_v2_peak_hour_profiles.png; corridor_v2_survey_vs_ticketing.png; lrt_line_profile_hf_lrt_3.png; gc_first_fill_trunk_v2.png</w:t>
+              <w:t xml:space="preserve">corridor_v2_route_profiles_2022.png; corridor_v2_peak_hour_profiles.png; corridor_v2_survey_vs_ticketing.png; lrt_line_profile_hf_lrt_3.png; gc_first_fill_trunk_v2.png; gc_bus_gtfs_vs_survey.png; gtfs_bus_los_taz.png</w:t>
             </w:r>
           </w:p>
         </w:tc>
@@ -10670,7 +15451,7 @@
         <w:szCs w:val="16"/>
         <w:rFonts w:ascii="Calibri" w:cs="Calibri" w:eastAsia="Calibri" w:hAnsi="Calibri"/>
       </w:rPr>
-      <w:t xml:space="preserve">Nofit LRT Extension — V2 corridor, LRT travel times and generalized-cost inputs — 22 September 2026 — page </w:t>
+      <w:t xml:space="preserve">Nofit LRT Extension — V2 corridor, LRT travel times and generalized-cost inputs — revision 1.1, 22 September 2026 — page </w:t>
     </w:r>
     <w:r>
       <w:rPr>

--- a/reports/V2_Corridor_LRT_Times_and_GC_Inputs_Report.docx
+++ b/reports/V2_Corridor_LRT_Times_and_GC_Inputs_Report.docx
@@ -43,7 +43,7 @@
           <w:szCs w:val="26"/>
           <w:rFonts w:ascii="Calibri" w:cs="Calibri" w:eastAsia="Calibri" w:hAnsi="Calibri"/>
         </w:rPr>
-        <w:t xml:space="preserve">Findings, and what the matrices can and cannot be used for — revision 1.1</w:t>
+        <w:t xml:space="preserve">Findings, and what the matrices can and cannot be used for — revision 1.2</w:t>
       </w:r>
     </w:p>
     <w:p>
@@ -66,7 +66,7 @@
           <w:szCs w:val="22"/>
           <w:rFonts w:ascii="Calibri" w:cs="Calibri" w:eastAsia="Calibri" w:hAnsi="Calibri"/>
         </w:rPr>
-        <w:t xml:space="preserve">22 September 2026. Companion to the Survey Matrices report (revision 2.1, 21 September 2026), which remains the account of how the 2022 base was built and tested; this report covers the work done on the new inputs delivered on 22 September and states the usability of every matrix product now in the repository. Revision 1.1 (same day) corrects the LRT travel times — the calibration report’s 500 m section assumption was checked against the Red Line’s own timetable and found to halve the underground speed — and adds the bus level of service per TAZ from the national GTFS, the Metronit tagging, and the check of the bus timetable against what surveyed bus users report.</w:t>
+        <w:t xml:space="preserve">22 September 2026. Companion to the Survey Matrices report (revision 2.1, 21 September 2026), which remains the account of how the 2022 base was built and tested; this report covers the work done on the new inputs delivered on 22 September and states the usability of every matrix product now in the repository. Revision 1.1 (same day) corrects the LRT travel times — the calibration report’s 500 m section assumption was checked against the Red Line’s own timetable and found to halve the underground speed — and adds the bus level of service per TAZ from the national GTFS, the Metronit tagging, and the check of the bus timetable against what surveyed bus users report. Revision 1.2 adds the observed bus running times: every timetable trip routed over the measured May 2026 bus link speeds.</w:t>
       </w:r>
     </w:p>
     <w:p>
@@ -89,7 +89,7 @@
           <w:szCs w:val="22"/>
           <w:rFonts w:ascii="Calibri" w:cs="Calibri" w:eastAsia="Calibri" w:hAnsi="Calibri"/>
         </w:rPr>
-        <w:t xml:space="preserve">Corridor_peak_hour_V2_routes, Corridor_flow_profile_V2_routes, Corridor_profile_V2_survey_vs_ticketing, LRT_line_stations_travel_time, GTFS_bus_LOS_TAZ, GC_data_inventory_and_skims (all under notebooks/current/); THS_2017_PCA_car_vs_transit (diagnostics). Methodology sections 6s, 6v–6aa of METHODOLOGY.md.</w:t>
+        <w:t xml:space="preserve">Corridor_peak_hour_V2_routes, Corridor_flow_profile_V2_routes, Corridor_profile_V2_survey_vs_ticketing, LRT_line_stations_travel_time, GTFS_bus_LOS_TAZ, GTFS_bus_observed_times, GC_data_inventory_and_skims (all under notebooks/current/); THS_2017_PCA_car_vs_transit (diagnostics). Methodology sections 6s, 6v–6ab of METHODOLOGY.md.</w:t>
       </w:r>
     </w:p>
     <w:p>
@@ -262,7 +262,7 @@
           <w:szCs w:val="22"/>
           <w:rFonts w:ascii="Calibri" w:cs="Calibri" w:eastAsia="Calibri" w:hAnsi="Calibri"/>
         </w:rPr>
-        <w:t xml:space="preserve">A level of service for every TAZ from the national timetable — stops, lines, peak-hour departures, headway grade, direct reach — for all buses and for the Metronit lines separately, and a timetable-based in-vehicle time and headway between the 25 areas.</w:t>
+        <w:t xml:space="preserve">A level of service for every TAZ from the national timetable — stops, lines, peak-hour departures, headway grade, direct reach — for all buses and for the Metronit lines separately; a timetable-based in-vehicle time and headway between the 25 areas; and the same trips routed over the measured bus link speeds for an observed running time.</w:t>
       </w:r>
     </w:p>
     <w:p>
@@ -1025,7 +1025,7 @@
                 <w:szCs w:val="19"/>
                 <w:rFonts w:ascii="Calibri" w:cs="Calibri" w:eastAsia="Calibri" w:hAnsi="Calibri"/>
               </w:rPr>
-              <w:t xml:space="preserve">Generalized-cost first fill, trunk pairs, trip-weighted</w:t>
+              <w:t xml:space="preserve">Observed bus running time (trips routed over the measured link speeds) against the timetable</w:t>
             </w:r>
           </w:p>
         </w:tc>
@@ -1051,7 +1051,7 @@
                 <w:szCs w:val="19"/>
                 <w:rFonts w:ascii="Calibri" w:cs="Calibri" w:eastAsia="Calibri" w:hAnsi="Calibri"/>
               </w:rPr>
-              <w:t xml:space="preserve">Car door-to-door 14.5 min. Bus from the timetable: in-vehicle 12.3, walk 4.7, wait 1.6 min (partial cost 24.9). LRT: in-vehicle 11.7 (underground) / 18.9 (ground) min, walk 13.6, wait 2.5 at a 5-minute headway (partial cost 43.9 / 51.1)</w:t>
+              <w:t xml:space="preserve">Per trip 1.09 × (Metronit 0.87); hops under 500 m on schedule, hops over 2 km 1.4 × slower; trunk pairs 14.4 min observed against 10.4 scheduled, demand-weighted</w:t>
             </w:r>
           </w:p>
         </w:tc>
@@ -1079,7 +1079,7 @@
                 <w:szCs w:val="19"/>
                 <w:rFonts w:ascii="Calibri" w:cs="Calibri" w:eastAsia="Calibri" w:hAnsi="Calibri"/>
               </w:rPr>
-              <w:t xml:space="preserve">Bus timetable against the survey, same pairs</w:t>
+              <w:t xml:space="preserve">Generalized-cost first fill, trunk pairs, trip-weighted</w:t>
             </w:r>
           </w:p>
         </w:tc>
@@ -1105,7 +1105,61 @@
                 <w:szCs w:val="19"/>
                 <w:rFonts w:ascii="Calibri" w:cs="Calibri" w:eastAsia="Calibri" w:hAnsi="Calibri"/>
               </w:rPr>
-              <w:t xml:space="preserve">Timetable door-to-door 23.0 min against 31.8 reported (× 1.4): a fixed overhead of about 9 minutes, 1.9 × on pairs under 3 km, 1.3 × at 3–20 km, 0.9 × beyond</w:t>
+              <w:t xml:space="preserve">Car door-to-door 14.5 min. Bus, observed: in-vehicle 14.4, walk 4.7, wait 1.6 min (partial cost 27.0). LRT: in-vehicle 11.7 (underground) / 18.9 (ground) min, walk 13.6, wait 2.5 at a 5-minute headway (partial cost 43.9 / 51.1)</w:t>
+            </w:r>
+          </w:p>
+        </w:tc>
+      </w:tr>
+      <w:tr>
+        <w:tc>
+          <w:tcPr>
+            <w:tcW w:type="dxa" w:w="2880"/>
+            <w:tcMar>
+              <w:top w:type="dxa" w:w="40"/>
+              <w:left w:type="dxa" w:w="80"/>
+              <w:bottom w:type="dxa" w:w="40"/>
+              <w:right w:type="dxa" w:w="80"/>
+            </w:tcMar>
+          </w:tcPr>
+          <w:p>
+            <w:pPr>
+              <w:spacing w:after="0"/>
+            </w:pPr>
+            <w:r>
+              <w:rPr>
+                <w:b w:val="false"/>
+                <w:bCs w:val="false"/>
+                <w:sz w:val="19"/>
+                <w:szCs w:val="19"/>
+                <w:rFonts w:ascii="Calibri" w:cs="Calibri" w:eastAsia="Calibri" w:hAnsi="Calibri"/>
+              </w:rPr>
+              <w:t xml:space="preserve">GTFS-based bus door-to-door against the survey, same pairs</w:t>
+            </w:r>
+          </w:p>
+        </w:tc>
+        <w:tc>
+          <w:tcPr>
+            <w:tcW w:type="dxa" w:w="6120"/>
+            <w:tcMar>
+              <w:top w:type="dxa" w:w="40"/>
+              <w:left w:type="dxa" w:w="80"/>
+              <w:bottom w:type="dxa" w:w="40"/>
+              <w:right w:type="dxa" w:w="80"/>
+            </w:tcMar>
+          </w:tcPr>
+          <w:p>
+            <w:pPr>
+              <w:spacing w:after="0"/>
+            </w:pPr>
+            <w:r>
+              <w:rPr>
+                <w:b w:val="false"/>
+                <w:bCs w:val="false"/>
+                <w:sz w:val="19"/>
+                <w:szCs w:val="19"/>
+                <w:rFonts w:ascii="Calibri" w:cs="Calibri" w:eastAsia="Calibri" w:hAnsi="Calibri"/>
+              </w:rPr>
+              <w:t xml:space="preserve">24.3 min against 31.8 reported (× 1.3): a fixed overhead of about 7 minutes, 1.9 × on pairs under 3 km, 1.1–1.5 × at 3–20 km, parity beyond</w:t>
             </w:r>
           </w:p>
         </w:tc>
@@ -1285,7 +1339,7 @@
           <w:szCs w:val="22"/>
           <w:rFonts w:ascii="Calibri" w:cs="Calibri" w:eastAsia="Calibri" w:hAnsi="Calibri"/>
         </w:rPr>
-        <w:t xml:space="preserve">With the corrected function the LRT is as fast as the bus in the vehicle; what it loses on is station access. </w:t>
+        <w:t xml:space="preserve">The buses run slower than their timetable where the demand is, and the LRT would be faster in the vehicle. </w:t>
       </w:r>
       <w:r>
         <w:rPr>
@@ -1293,7 +1347,7 @@
           <w:szCs w:val="22"/>
           <w:rFonts w:ascii="Calibri" w:cs="Calibri" w:eastAsia="Calibri" w:hAnsi="Calibri"/>
         </w:rPr>
-        <w:t xml:space="preserve">On the trunk pairs the LRT in-vehicle time is 11.7 minutes underground against 12.3 for the timetable’s best direct bus. But 24 stations against 12,845 stops means 13.6 minutes of walking against 4.7, and with walking weighted twice the LRT’s partial generalized cost (43.9 underground, 51.1 at ground level, with a 5-minute headway) is above the bus’s 24.9 on every trunk pair. Door to door the underground LRT (28 min) equals what bus users report today (27 min). The open question on the LRT side is no longer its speed but its access: feeder buses, the walking network and park-and-ride.</w:t>
+        <w:t xml:space="preserve">Every morning-peak timetable trip was routed stop by stop over the measured bus link speeds. Short hops match the schedule to the minute, so the link speeds include the dwell at stops; hops over a kilometre — the arterial stretches — run 1.25 to 1.4 times slower than scheduled in the 07:00–08:00 hour, and the Metronit runs faster than its timetable (0.87). Demand-weighted on the trunk pairs the observed bus in-vehicle time is 14.4 minutes against 10.4 scheduled, and the underground LRT’s 11.7 minutes is now three minutes below it.</w:t>
       </w:r>
     </w:p>
     <w:p>
@@ -1313,7 +1367,7 @@
           <w:szCs w:val="22"/>
           <w:rFonts w:ascii="Calibri" w:cs="Calibri" w:eastAsia="Calibri" w:hAnsi="Calibri"/>
         </w:rPr>
-        <w:t xml:space="preserve">The bus timetable promises less time than bus users report, by a fixed nine minutes. </w:t>
+        <w:t xml:space="preserve">What the LRT loses on is station access. </w:t>
       </w:r>
       <w:r>
         <w:rPr>
@@ -1321,7 +1375,35 @@
           <w:szCs w:val="22"/>
           <w:rFonts w:ascii="Calibri" w:cs="Calibri" w:eastAsia="Calibri" w:hAnsi="Calibri"/>
         </w:rPr>
-        <w:t xml:space="preserve">On the same area pairs the timetable’s best direct service — in-vehicle plus walk to the nearest stop plus half the pooled headway — gives 23 minutes door to door; surveyed bus users report 32. The ratio is 1.9 on pairs under 3 km and shrinks to 1.3 at 3–20 km and to parity beyond, so it is an overhead (the transfer, the wait for the line actually needed, delay), not a speed error. It is the calibration margin for the bus generalized cost.</w:t>
+        <w:t xml:space="preserve">24 stations against 12,845 stops means 13.6 minutes of walking against 4.7, and with walking weighted twice the LRT’s partial generalized cost (43.9 underground, 51.1 at ground level, with a 5-minute headway) is above the bus’s 27.0 on every trunk pair. Door to door the underground LRT (28 min) equals what bus users report today (27 min). The open question on the LRT side is no longer its speed but its access: feeder buses, the walking network and park-and-ride.</w:t>
+      </w:r>
+    </w:p>
+    <w:p>
+      <w:pPr>
+        <w:pStyle w:val="ListParagraph"/>
+        <w:numPr>
+          <w:ilvl w:val="0"/>
+          <w:numId w:val="2"/>
+        </w:numPr>
+        <w:spacing w:after="80"/>
+      </w:pPr>
+      <w:r>
+        <w:rPr>
+          <w:b/>
+          <w:bCs/>
+          <w:sz w:val="22"/>
+          <w:szCs w:val="22"/>
+          <w:rFonts w:ascii="Calibri" w:cs="Calibri" w:eastAsia="Calibri" w:hAnsi="Calibri"/>
+        </w:rPr>
+        <w:t xml:space="preserve">The GTFS-based door-to-door time is below what bus users report, by a fixed seven minutes. </w:t>
+      </w:r>
+      <w:r>
+        <w:rPr>
+          <w:sz w:val="22"/>
+          <w:szCs w:val="22"/>
+          <w:rFonts w:ascii="Calibri" w:cs="Calibri" w:eastAsia="Calibri" w:hAnsi="Calibri"/>
+        </w:rPr>
+        <w:t xml:space="preserve">On the same area pairs the best direct service — observed in-vehicle time plus walk to the nearest stop plus half the pooled headway — gives 24 minutes door to door; surveyed bus users report 32. The ratio is 1.9 on pairs under 3 km and shrinks towards parity beyond 20 km, so it is an overhead (the transfer, the wait for the line actually needed), not a speed error: the running time itself is now observed. It is the calibration margin for the bus generalized cost.</w:t>
       </w:r>
     </w:p>
     <w:p>
@@ -7761,7 +7843,7 @@
                 <w:szCs w:val="17"/>
                 <w:rFonts w:ascii="Calibri" w:cs="Calibri" w:eastAsia="Calibri" w:hAnsi="Calibri"/>
               </w:rPr>
-              <w:t xml:space="preserve">Derived: scheduled time of the direct services in the GTFS on the 422 of 600 pairs that have one (82 of 90 trunk pairs); elsewhere the fastest path on the May 2026 speed network scaled by 1.12, the median timetable-to-floor ratio</w:t>
+              <w:t xml:space="preserve">Derived: observed running time of the direct GTFS services routed over the measured link speeds, on the 422 of 600 pairs that have one (82 of 90 trunk pairs); the scheduled time kept alongside; elsewhere the fastest path on the speed network scaled by 1.12</w:t>
             </w:r>
           </w:p>
         </w:tc>
@@ -8825,7 +8907,7 @@
                 <w:szCs w:val="17"/>
                 <w:rFonts w:ascii="Calibri" w:cs="Calibri" w:eastAsia="Calibri" w:hAnsi="Calibri"/>
               </w:rPr>
-              <w:t xml:space="preserve">Bus (timetable)</w:t>
+              <w:t xml:space="preserve">Bus (observed running time)</w:t>
             </w:r>
           </w:p>
         </w:tc>
@@ -8851,7 +8933,7 @@
                 <w:szCs w:val="17"/>
                 <w:rFonts w:ascii="Calibri" w:cs="Calibri" w:eastAsia="Calibri" w:hAnsi="Calibri"/>
               </w:rPr>
-              <w:t xml:space="preserve">12.3 min (direct services; the speed-network floor was 12.5)</w:t>
+              <w:t xml:space="preserve">14.4 min (direct services over the measured link speeds; the timetable says 10.4, the speed-network floor 12.5)</w:t>
             </w:r>
           </w:p>
         </w:tc>
@@ -8929,7 +9011,7 @@
                 <w:szCs w:val="17"/>
                 <w:rFonts w:ascii="Calibri" w:cs="Calibri" w:eastAsia="Calibri" w:hAnsi="Calibri"/>
               </w:rPr>
-              <w:t xml:space="preserve">24.9</w:t>
+              <w:t xml:space="preserve">27.0</w:t>
             </w:r>
           </w:p>
         </w:tc>
@@ -9009,7 +9091,7 @@
                 <w:szCs w:val="17"/>
                 <w:rFonts w:ascii="Calibri" w:cs="Calibri" w:eastAsia="Calibri" w:hAnsi="Calibri"/>
               </w:rPr>
-              <w:t xml:space="preserve">7.8 min</w:t>
+              <w:t xml:space="preserve">8.6 min (scheduled 7.8)</w:t>
             </w:r>
           </w:p>
         </w:tc>
@@ -9087,7 +9169,7 @@
                 <w:szCs w:val="17"/>
                 <w:rFonts w:ascii="Calibri" w:cs="Calibri" w:eastAsia="Calibri" w:hAnsi="Calibri"/>
               </w:rPr>
-              <w:t xml:space="preserve">21.2</w:t>
+              <w:t xml:space="preserve">22.1</w:t>
             </w:r>
           </w:p>
         </w:tc>
@@ -9113,7 +9195,7 @@
                 <w:szCs w:val="17"/>
                 <w:rFonts w:ascii="Calibri" w:cs="Calibri" w:eastAsia="Calibri" w:hAnsi="Calibri"/>
               </w:rPr>
-              <w:t xml:space="preserve">Level with all-bus on the same pairs (20.0), which already includes it</w:t>
+              <w:t xml:space="preserve">Level with all-bus on the same pairs (20.2), which already includes it</w:t>
             </w:r>
           </w:p>
         </w:tc>
@@ -9271,7 +9353,7 @@
                 <w:szCs w:val="17"/>
                 <w:rFonts w:ascii="Calibri" w:cs="Calibri" w:eastAsia="Calibri" w:hAnsi="Calibri"/>
               </w:rPr>
-              <w:t xml:space="preserve">Dearer than the bus on every trunk pair, by 7–31 (median 17)</w:t>
+              <w:t xml:space="preserve">Dearer than the bus on every trunk pair, by 4–31 (median 17)</w:t>
             </w:r>
           </w:p>
         </w:tc>
@@ -9535,7 +9617,7 @@
         <w:rPr>
           <w:rFonts w:ascii="Calibri" w:cs="Calibri" w:eastAsia="Calibri" w:hAnsi="Calibri"/>
         </w:rPr>
-        <w:t xml:space="preserve">5.3 The bus timetable against what bus users report</w:t>
+        <w:t xml:space="preserve">5.3 Observed running times, and the bus against what bus users report</w:t>
       </w:r>
     </w:p>
     <w:p>
@@ -9548,7 +9630,83 @@
           <w:szCs w:val="22"/>
           <w:rFonts w:ascii="Calibri" w:cs="Calibri" w:eastAsia="Calibri" w:hAnsi="Calibri"/>
         </w:rPr>
-        <w:t xml:space="preserve">The surveyed bus trips of 2b were compared, pair by pair, with the timetable’s door-to-door time for their area pair: direct in-vehicle time plus walking to the nearest served stop plus half the pooled headway. On the pairs with a direct service, which carry 97 % of the surveyed bus trips, the timetable gives 23.0 minutes (in-vehicle 15.8, walk 5.3, wait 1.9) against 31.8 reported. The ratio is not constant:</w:t>
+        <w:t xml:space="preserve">Every morning-peak timetable trip was routed, stop by stop, over the street network with the measured May 2026 bus link speeds (weekday 3, 07:00–08:00): 7,324 trips, 15,929 distinct stop-to-stop segments routed once each by shortest path, 94 % of the routed length on links with a measured speed, 2 % of segments falling back to the schedule. Per trip the observed in-vehicle time is 1.09 times the scheduled one (Metronit 0.87, ordinary buses 1.10). The pattern by hop length says what the speeds contain: hops under 500 m, two thirds of all hops, take exactly the scheduled time, so the link speeds include the dwell at stops; hops of 1–2 km run 1.25 times slower than scheduled and hops over 2 km 1.4 times, which is the peak-hour congestion on the arterials that the timetable pads only partly. Demand-weighted on the trunk pairs the observed in-vehicle time is 14.4 minutes against 10.4 scheduled. The long interurban timetables are padded (observed 0.88 of schedule on pairs over 30 scheduled minutes), except from Nazareth, where the observed times to the Haifa trunk run 8–9 minutes above the schedule.</w:t>
+      </w:r>
+    </w:p>
+    <w:p>
+      <w:pPr>
+        <w:spacing w:before="120" w:after="60"/>
+        <w:jc w:val="center"/>
+      </w:pPr>
+      <w:r>
+        <w:drawing>
+          <wp:inline distT="0" distB="0" distL="0" distR="0">
+            <wp:extent cx="5810250" cy="2714625"/>
+            <wp:effectExtent t="0" r="0" b="0" l="0"/>
+            <wp:docPr id="1" name="" descr="" title=""/>
+            <wp:cNvGraphicFramePr>
+              <a:graphicFrameLocks xmlns:a="http://schemas.openxmlformats.org/drawingml/2006/main" noChangeAspect="1"/>
+            </wp:cNvGraphicFramePr>
+            <a:graphic xmlns:a="http://schemas.openxmlformats.org/drawingml/2006/main">
+              <a:graphicData uri="http://schemas.openxmlformats.org/drawingml/2006/picture">
+                <pic:pic xmlns:pic="http://schemas.openxmlformats.org/drawingml/2006/picture">
+                  <pic:nvPicPr>
+                    <pic:cNvPr id="0" name="" descr=""/>
+                    <pic:cNvPicPr>
+                      <a:picLocks noChangeAspect="1" noChangeArrowheads="1"/>
+                    </pic:cNvPicPr>
+                  </pic:nvPicPr>
+                  <pic:blipFill>
+                    <a:blip r:embed="rId12" cstate="none"/>
+                    <a:srcRect/>
+                    <a:stretch>
+                      <a:fillRect/>
+                    </a:stretch>
+                  </pic:blipFill>
+                  <pic:spPr bwMode="auto">
+                    <a:xfrm>
+                      <a:off x="0" y="0"/>
+                      <a:ext cx="5810250" cy="2714625"/>
+                    </a:xfrm>
+                    <a:prstGeom prst="rect">
+                      <a:avLst/>
+                    </a:prstGeom>
+                  </pic:spPr>
+                </pic:pic>
+              </a:graphicData>
+            </a:graphic>
+          </wp:inline>
+        </w:drawing>
+      </w:r>
+    </w:p>
+    <w:p>
+      <w:pPr>
+        <w:spacing w:after="240"/>
+        <w:jc w:val="center"/>
+      </w:pPr>
+      <w:r>
+        <w:rPr>
+          <w:i/>
+          <w:iCs/>
+          <w:color w:val="52514E"/>
+          <w:sz w:val="18"/>
+          <w:szCs w:val="18"/>
+          <w:rFonts w:ascii="Calibri" w:cs="Calibri" w:eastAsia="Calibri" w:hAnsi="Calibri"/>
+        </w:rPr>
+        <w:t xml:space="preserve">Figure 6. Observed against scheduled bus in-vehicle time per area pair (left) and the observed-to-scheduled ratio by hop length with the measured-link coverage (right).</w:t>
+      </w:r>
+    </w:p>
+    <w:p>
+      <w:pPr>
+        <w:spacing w:after="120" w:before="0"/>
+      </w:pPr>
+      <w:r>
+        <w:rPr>
+          <w:sz w:val="22"/>
+          <w:szCs w:val="22"/>
+          <w:rFonts w:ascii="Calibri" w:cs="Calibri" w:eastAsia="Calibri" w:hAnsi="Calibri"/>
+        </w:rPr>
+        <w:t xml:space="preserve">The surveyed bus trips of 2b were then compared, pair by pair, with the GTFS-based door-to-door time for their area pair: observed in-vehicle time plus walking to the nearest served stop plus half the pooled headway. On the pairs with a direct service, which carry 97 % of the surveyed bus trips, this gives 24.3 minutes (in-vehicle 17.1, walk 5.3, wait 1.9) against 31.8 reported. The ratio is not constant:</w:t>
       </w:r>
     </w:p>
     <w:tbl>
@@ -9679,7 +9837,7 @@
                 <w:szCs w:val="18"/>
                 <w:rFonts w:ascii="Calibri" w:cs="Calibri" w:eastAsia="Calibri" w:hAnsi="Calibri"/>
               </w:rPr>
-              <w:t xml:space="preserve">Timetable in-vehicle (min)</w:t>
+              <w:t xml:space="preserve">GTFS observed in-vehicle (min)</w:t>
             </w:r>
           </w:p>
         </w:tc>
@@ -9706,7 +9864,7 @@
                 <w:szCs w:val="18"/>
                 <w:rFonts w:ascii="Calibri" w:cs="Calibri" w:eastAsia="Calibri" w:hAnsi="Calibri"/>
               </w:rPr>
-              <w:t xml:space="preserve">Timetable door-to-door (min)</w:t>
+              <w:t xml:space="preserve">GTFS door-to-door (min)</w:t>
             </w:r>
           </w:p>
         </w:tc>
@@ -9733,7 +9891,7 @@
                 <w:szCs w:val="18"/>
                 <w:rFonts w:ascii="Calibri" w:cs="Calibri" w:eastAsia="Calibri" w:hAnsi="Calibri"/>
               </w:rPr>
-              <w:t xml:space="preserve">Survey ÷ timetable</w:t>
+              <w:t xml:space="preserve">Survey ÷ GTFS</w:t>
             </w:r>
           </w:p>
         </w:tc>
@@ -9839,7 +9997,7 @@
                 <w:szCs w:val="18"/>
                 <w:rFonts w:ascii="Calibri" w:cs="Calibri" w:eastAsia="Calibri" w:hAnsi="Calibri"/>
               </w:rPr>
-              <w:t xml:space="preserve">15.8</w:t>
+              <w:t xml:space="preserve">17.1</w:t>
             </w:r>
           </w:p>
         </w:tc>
@@ -9865,7 +10023,7 @@
                 <w:szCs w:val="18"/>
                 <w:rFonts w:ascii="Calibri" w:cs="Calibri" w:eastAsia="Calibri" w:hAnsi="Calibri"/>
               </w:rPr>
-              <w:t xml:space="preserve">23.0</w:t>
+              <w:t xml:space="preserve">24.3</w:t>
             </w:r>
           </w:p>
         </w:tc>
@@ -9891,7 +10049,7 @@
                 <w:szCs w:val="18"/>
                 <w:rFonts w:ascii="Calibri" w:cs="Calibri" w:eastAsia="Calibri" w:hAnsi="Calibri"/>
               </w:rPr>
-              <w:t xml:space="preserve">1.4</w:t>
+              <w:t xml:space="preserve">1.3</w:t>
             </w:r>
           </w:p>
         </w:tc>
@@ -9997,7 +10155,7 @@
                 <w:szCs w:val="18"/>
                 <w:rFonts w:ascii="Calibri" w:cs="Calibri" w:eastAsia="Calibri" w:hAnsi="Calibri"/>
               </w:rPr>
-              <w:t xml:space="preserve">11.5</w:t>
+              <w:t xml:space="preserve">14.1</w:t>
             </w:r>
           </w:p>
         </w:tc>
@@ -10023,7 +10181,7 @@
                 <w:szCs w:val="18"/>
                 <w:rFonts w:ascii="Calibri" w:cs="Calibri" w:eastAsia="Calibri" w:hAnsi="Calibri"/>
               </w:rPr>
-              <w:t xml:space="preserve">17.4</w:t>
+              <w:t xml:space="preserve">20.0</w:t>
             </w:r>
           </w:p>
         </w:tc>
@@ -10049,7 +10207,7 @@
                 <w:szCs w:val="18"/>
                 <w:rFonts w:ascii="Calibri" w:cs="Calibri" w:eastAsia="Calibri" w:hAnsi="Calibri"/>
               </w:rPr>
-              <w:t xml:space="preserve">1.5</w:t>
+              <w:t xml:space="preserve">1.3</w:t>
             </w:r>
           </w:p>
         </w:tc>
@@ -10155,7 +10313,7 @@
                 <w:szCs w:val="18"/>
                 <w:rFonts w:ascii="Calibri" w:cs="Calibri" w:eastAsia="Calibri" w:hAnsi="Calibri"/>
               </w:rPr>
-              <w:t xml:space="preserve">7.7</w:t>
+              <w:t xml:space="preserve">7.8</w:t>
             </w:r>
           </w:p>
         </w:tc>
@@ -10181,7 +10339,7 @@
                 <w:szCs w:val="18"/>
                 <w:rFonts w:ascii="Calibri" w:cs="Calibri" w:eastAsia="Calibri" w:hAnsi="Calibri"/>
               </w:rPr>
-              <w:t xml:space="preserve">13.5</w:t>
+              <w:t xml:space="preserve">13.7</w:t>
             </w:r>
           </w:p>
         </w:tc>
@@ -10313,7 +10471,7 @@
                 <w:szCs w:val="18"/>
                 <w:rFonts w:ascii="Calibri" w:cs="Calibri" w:eastAsia="Calibri" w:hAnsi="Calibri"/>
               </w:rPr>
-              <w:t xml:space="preserve">15.6</w:t>
+              <w:t xml:space="preserve">18.7</w:t>
             </w:r>
           </w:p>
         </w:tc>
@@ -10339,7 +10497,7 @@
                 <w:szCs w:val="18"/>
                 <w:rFonts w:ascii="Calibri" w:cs="Calibri" w:eastAsia="Calibri" w:hAnsi="Calibri"/>
               </w:rPr>
-              <w:t xml:space="preserve">22.5</w:t>
+              <w:t xml:space="preserve">25.6</w:t>
             </w:r>
           </w:p>
         </w:tc>
@@ -10365,7 +10523,7 @@
                 <w:szCs w:val="18"/>
                 <w:rFonts w:ascii="Calibri" w:cs="Calibri" w:eastAsia="Calibri" w:hAnsi="Calibri"/>
               </w:rPr>
-              <w:t xml:space="preserve">1.3</w:t>
+              <w:t xml:space="preserve">1.1</w:t>
             </w:r>
           </w:p>
         </w:tc>
@@ -10471,7 +10629,7 @@
                 <w:szCs w:val="18"/>
                 <w:rFonts w:ascii="Calibri" w:cs="Calibri" w:eastAsia="Calibri" w:hAnsi="Calibri"/>
               </w:rPr>
-              <w:t xml:space="preserve">29.0</w:t>
+              <w:t xml:space="preserve">27.3</w:t>
             </w:r>
           </w:p>
         </w:tc>
@@ -10497,7 +10655,7 @@
                 <w:szCs w:val="18"/>
                 <w:rFonts w:ascii="Calibri" w:cs="Calibri" w:eastAsia="Calibri" w:hAnsi="Calibri"/>
               </w:rPr>
-              <w:t xml:space="preserve">38.5</w:t>
+              <w:t xml:space="preserve">36.9</w:t>
             </w:r>
           </w:p>
         </w:tc>
@@ -10523,7 +10681,7 @@
                 <w:szCs w:val="18"/>
                 <w:rFonts w:ascii="Calibri" w:cs="Calibri" w:eastAsia="Calibri" w:hAnsi="Calibri"/>
               </w:rPr>
-              <w:t xml:space="preserve">1.3</w:t>
+              <w:t xml:space="preserve">1.4</w:t>
             </w:r>
           </w:p>
         </w:tc>
@@ -10629,7 +10787,7 @@
                 <w:szCs w:val="18"/>
                 <w:rFonts w:ascii="Calibri" w:cs="Calibri" w:eastAsia="Calibri" w:hAnsi="Calibri"/>
               </w:rPr>
-              <w:t xml:space="preserve">48.4</w:t>
+              <w:t xml:space="preserve">55.9</w:t>
             </w:r>
           </w:p>
         </w:tc>
@@ -10655,7 +10813,7 @@
                 <w:szCs w:val="18"/>
                 <w:rFonts w:ascii="Calibri" w:cs="Calibri" w:eastAsia="Calibri" w:hAnsi="Calibri"/>
               </w:rPr>
-              <w:t xml:space="preserve">62.9</w:t>
+              <w:t xml:space="preserve">70.4</w:t>
             </w:r>
           </w:p>
         </w:tc>
@@ -10681,7 +10839,7 @@
                 <w:szCs w:val="18"/>
                 <w:rFonts w:ascii="Calibri" w:cs="Calibri" w:eastAsia="Calibri" w:hAnsi="Calibri"/>
               </w:rPr>
-              <w:t xml:space="preserve">0.9</w:t>
+              <w:t xml:space="preserve">0.8</w:t>
             </w:r>
           </w:p>
         </w:tc>
@@ -10702,7 +10860,7 @@
           <w:szCs w:val="22"/>
           <w:rFonts w:ascii="Calibri" w:cs="Calibri" w:eastAsia="Calibri" w:hAnsi="Calibri"/>
         </w:rPr>
-        <w:t xml:space="preserve">The gap is an overhead of about nine minutes rather than a proportional error: large on short pairs, gone on the longest. It is what the timetable’s best direct service does not carry — the transfer that a share of bus journeys involve, the wait for the line actually needed rather than the pooled headway of everything that passes, and delay. Only three pairs hold three or more sampled trips, so this is a trip-level comparison by distance band, not a pair-level fit. For the capture model it is the calibration margin for the bus generalized cost: either add the overhead, or replace the pooled wait by the headway of the route actually used.</w:t>
+        <w:t xml:space="preserve">The gap is an overhead of about seven minutes rather than a proportional error: large on short pairs, gone on the longest. With the running time now observed, it is what a best direct service does not carry — the transfer that a share of bus journeys involve and the wait for the line actually needed rather than the pooled headway of everything that passes. Only three pairs hold three or more sampled trips, so this is a trip-level comparison by distance band, not a pair-level fit. For the capture model it is the calibration margin for the bus generalized cost: either add the overhead, or replace the pooled wait by the headway of the route actually used.</w:t>
       </w:r>
     </w:p>
     <w:p>
@@ -10729,7 +10887,7 @@
                     </pic:cNvPicPr>
                   </pic:nvPicPr>
                   <pic:blipFill>
-                    <a:blip r:embed="rId12" cstate="none"/>
+                    <a:blip r:embed="rId13" cstate="none"/>
                     <a:srcRect/>
                     <a:stretch>
                       <a:fillRect/>
@@ -10765,7 +10923,7 @@
           <w:szCs w:val="18"/>
           <w:rFonts w:ascii="Calibri" w:cs="Calibri" w:eastAsia="Calibri" w:hAnsi="Calibri"/>
         </w:rPr>
-        <w:t xml:space="preserve">Figure 6. Bus: the timetable (direct in-vehicle time, walk and wait) against what surveyed bus users report door to door — by area pair (left, indicative) and by distance band (right).</w:t>
+        <w:t xml:space="preserve">Figure 7. Bus: the GTFS-based door-to-door time (observed in-vehicle time, walk and wait) against what surveyed bus users report — by area pair (left, indicative) and by distance band (right).</w:t>
       </w:r>
     </w:p>
     <w:p>
@@ -10790,7 +10948,7 @@
           <w:szCs w:val="22"/>
           <w:rFonts w:ascii="Calibri" w:cs="Calibri" w:eastAsia="Calibri" w:hAnsi="Calibri"/>
         </w:rPr>
-        <w:t xml:space="preserve">Revision 1 said the LRT speed was the decisive input. With the function transferred through the Red Line’s actual spacing it no longer is: the LRT’s in-vehicle time on the trunk pairs is level with the bus timetable underground and seven minutes slower at ground level. What separates the LRT from the bus in this first fill is station access, and that is a matter of the access model — feeder buses to the stations, the walking network instead of a straight-line detour factor, park-and-ride where the station plan allows — and of the station plan itself, not of the travel-time function. The two inputs to obtain first are therefore the alignment and stations beyond Hamifrats and on the three branches, without which 15 of the 25 areas have no LRT time at all, and an access treatment for the LRT. The money components (fares, parking, the value of time), missing for every mode, follow: at any plausible value of time they move the comparison by a few generalized minutes.</w:t>
+        <w:t xml:space="preserve">Revision 1 said the LRT speed was the decisive input. With the function transferred through the Red Line’s actual spacing and the bus running times observed rather than scheduled, it no longer is: the LRT’s in-vehicle time on the trunk pairs is three minutes below the buses’ observed running time underground and four minutes above it at ground level. What separates the LRT from the bus in this first fill is station access, and that is a matter of the access model — feeder buses to the stations, the walking network instead of a straight-line detour factor, park-and-ride where the station plan allows — and of the station plan itself, not of the travel-time function. The two inputs to obtain first are therefore the alignment and stations beyond Hamifrats and on the three branches, without which 15 of the 25 areas have no LRT time at all, and an access treatment for the LRT. The money components (fares, parking, the value of time), missing for every mode, follow: at any plausible value of time they move the comparison by a few generalized minutes.</w:t>
       </w:r>
     </w:p>
     <w:p>
@@ -13139,7 +13297,7 @@
                     </pic:cNvPicPr>
                   </pic:nvPicPr>
                   <pic:blipFill>
-                    <a:blip r:embed="rId13" cstate="none"/>
+                    <a:blip r:embed="rId14" cstate="none"/>
                     <a:srcRect/>
                     <a:stretch>
                       <a:fillRect/>
@@ -13175,7 +13333,7 @@
           <w:szCs w:val="18"/>
           <w:rFonts w:ascii="Calibri" w:cs="Calibri" w:eastAsia="Calibri" w:hAnsi="Calibri"/>
         </w:rPr>
-        <w:t xml:space="preserve">Figure 7. Left: bus frequency grade per TAZ on the combined peak-hour headway (Tuesday 2 June 2026, 07:00–08:00). Right: the TAZs with a Metronit stop and the Metronit stops.</w:t>
+        <w:t xml:space="preserve">Figure 8. Left: bus frequency grade per TAZ on the combined peak-hour headway (Tuesday 2 June 2026, 07:00–08:00). Right: the TAZs with a Metronit stop and the Metronit stops.</w:t>
       </w:r>
     </w:p>
     <w:p>
@@ -14099,7 +14257,7 @@
                 <w:szCs w:val="16"/>
                 <w:rFonts w:ascii="Calibri" w:cs="Calibri" w:eastAsia="Calibri" w:hAnsi="Calibri"/>
               </w:rPr>
-              <w:t xml:space="preserve">gtfs/bus_direct_skim_area_v2.csv</w:t>
+              <w:t xml:space="preserve">gtfs/bus_direct_skim_area_v2.csv, gtfs/bus_observed_skim_area_v2.csv</w:t>
             </w:r>
           </w:p>
         </w:tc>
@@ -14125,7 +14283,7 @@
                 <w:szCs w:val="16"/>
                 <w:rFonts w:ascii="Calibri" w:cs="Calibri" w:eastAsia="Calibri" w:hAnsi="Calibri"/>
               </w:rPr>
-              <w:t xml:space="preserve">Scheduled in-vehicle time, trips and headway of the direct services between the 25 areas, bus and Metronit</w:t>
+              <w:t xml:space="preserve">Scheduled and observed in-vehicle time, trips and headway of the direct services between the 25 areas, bus and Metronit</w:t>
             </w:r>
           </w:p>
         </w:tc>
@@ -14151,7 +14309,7 @@
                 <w:szCs w:val="16"/>
                 <w:rFonts w:ascii="Calibri" w:cs="Calibri" w:eastAsia="Calibri" w:hAnsi="Calibri"/>
               </w:rPr>
-              <w:t xml:space="preserve">The bus in-vehicle time, wait and transfer count of the generalized cost on the 422 pairs with a direct service</w:t>
+              <w:t xml:space="preserve">The bus in-vehicle time (observed), wait and transfer count of the generalized cost on the 422 pairs with a direct service</w:t>
             </w:r>
           </w:p>
         </w:tc>
@@ -14177,7 +14335,7 @@
                 <w:szCs w:val="16"/>
                 <w:rFonts w:ascii="Calibri" w:cs="Calibri" w:eastAsia="Calibri" w:hAnsi="Calibri"/>
               </w:rPr>
-              <w:t xml:space="preserve">Pairs without a direct service (transfer paths not built); door-to-door time without the nine-minute overhead of 5.3</w:t>
+              <w:t xml:space="preserve">Pairs without a direct service (transfer paths not built); door-to-door time without the seven-minute overhead of 5.3</w:t>
             </w:r>
           </w:p>
         </w:tc>
@@ -14707,7 +14865,7 @@
           <w:szCs w:val="22"/>
           <w:rFonts w:ascii="Calibri" w:cs="Calibri" w:eastAsia="Calibri" w:hAnsi="Calibri"/>
         </w:rPr>
-        <w:t xml:space="preserve">The bus generalized cost is the timetable’s best direct service. Bus users report nine minutes more door to door; the 178 area pairs without a direct service, eight of them on the trunk, have no transfer path yet.</w:t>
+        <w:t xml:space="preserve">The bus generalized cost is the best direct service at its observed running time. Bus users report seven minutes more door to door; the 178 area pairs without a direct service, eight of them on the trunk, have no transfer path yet. The observed times route each trip by shortest path between its stops, and 13.5 % of the hops needed link direction ignored to route plausibly.</w:t>
       </w:r>
     </w:p>
     <w:p>
@@ -14870,7 +15028,7 @@
           <w:szCs w:val="22"/>
           <w:rFonts w:ascii="Calibri" w:cs="Calibri" w:eastAsia="Calibri" w:hAnsi="Calibri"/>
         </w:rPr>
-        <w:t xml:space="preserve">The 178 area pairs without a direct service, and the wait set to the headway of the route actually used; observed (AVL) running times in place of the timetable.</w:t>
+        <w:t xml:space="preserve">The 178 area pairs without a direct service, and the wait set to the headway of the route actually used.</w:t>
       </w:r>
     </w:p>
     <w:p>
@@ -15201,7 +15359,7 @@
                 <w:szCs w:val="19"/>
                 <w:rFonts w:ascii="Calibri" w:cs="Calibri" w:eastAsia="Calibri" w:hAnsi="Calibri"/>
               </w:rPr>
-              <w:t xml:space="preserve">bus_los_taz.csv (781 TAZs, bus and Metronit metrics, grades, BRT access); bus_direct_skim_area_v2.csv (422 area pairs); dry_run/ (the synthetic mechanics test)</w:t>
+              <w:t xml:space="preserve">bus_los_taz.csv (781 TAZs, bus and Metronit metrics, grades, BRT access); bus_direct_skim_area_v2.csv (422 area pairs, scheduled); bus_observed_skim_area_v2.csv (observed), bus_segments_observed.csv, bus_trips_observed.csv.gz; the stop and stop-time intermediates; dry_run/ (the synthetic mechanics test)</w:t>
             </w:r>
           </w:p>
         </w:tc>
@@ -15363,7 +15521,7 @@
                 <w:szCs w:val="19"/>
                 <w:rFonts w:ascii="Calibri" w:cs="Calibri" w:eastAsia="Calibri" w:hAnsi="Calibri"/>
               </w:rPr>
-              <w:t xml:space="preserve">corridor_v2_route_profiles_2022.png; corridor_v2_peak_hour_profiles.png; corridor_v2_survey_vs_ticketing.png; lrt_line_profile_hf_lrt_3.png; gc_first_fill_trunk_v2.png; gc_bus_gtfs_vs_survey.png; gtfs_bus_los_taz.png</w:t>
+              <w:t xml:space="preserve">corridor_v2_route_profiles_2022.png; corridor_v2_peak_hour_profiles.png; corridor_v2_survey_vs_ticketing.png; lrt_line_profile_hf_lrt_3.png; gc_first_fill_trunk_v2.png; gtfs_bus_observed_vs_scheduled.png; gc_bus_gtfs_vs_survey.png; gtfs_bus_los_taz.png</w:t>
             </w:r>
           </w:p>
         </w:tc>
@@ -15451,7 +15609,7 @@
         <w:szCs w:val="16"/>
         <w:rFonts w:ascii="Calibri" w:cs="Calibri" w:eastAsia="Calibri" w:hAnsi="Calibri"/>
       </w:rPr>
-      <w:t xml:space="preserve">Nofit LRT Extension — V2 corridor, LRT travel times and generalized-cost inputs — revision 1.1, 22 September 2026 — page </w:t>
+      <w:t xml:space="preserve">Nofit LRT Extension — V2 corridor, LRT travel times and generalized-cost inputs — revision 1.2, 22 September 2026 — page </w:t>
     </w:r>
     <w:r>
       <w:rPr>

--- a/reports/V2_Corridor_LRT_Times_and_GC_Inputs_Report.docx
+++ b/reports/V2_Corridor_LRT_Times_and_GC_Inputs_Report.docx
@@ -43,7 +43,7 @@
           <w:szCs w:val="26"/>
           <w:rFonts w:ascii="Calibri" w:cs="Calibri" w:eastAsia="Calibri" w:hAnsi="Calibri"/>
         </w:rPr>
-        <w:t xml:space="preserve">Findings, and what the matrices can and cannot be used for — revision 1.2</w:t>
+        <w:t xml:space="preserve">Findings, and what the matrices can and cannot be used for — revision 1.3</w:t>
       </w:r>
     </w:p>
     <w:p>
@@ -66,7 +66,7 @@
           <w:szCs w:val="22"/>
           <w:rFonts w:ascii="Calibri" w:cs="Calibri" w:eastAsia="Calibri" w:hAnsi="Calibri"/>
         </w:rPr>
-        <w:t xml:space="preserve">22 September 2026. Companion to the Survey Matrices report (revision 2.1, 21 September 2026), which remains the account of how the 2022 base was built and tested; this report covers the work done on the new inputs delivered on 22 September and states the usability of every matrix product now in the repository. Revision 1.1 (same day) corrects the LRT travel times — the calibration report’s 500 m section assumption was checked against the Red Line’s own timetable and found to halve the underground speed — and adds the bus level of service per TAZ from the national GTFS, the Metronit tagging, and the check of the bus timetable against what surveyed bus users report. Revision 1.2 adds the observed bus running times: every timetable trip routed over the measured May 2026 bus link speeds.</w:t>
+        <w:t xml:space="preserve">22 September 2026. Companion to the Survey Matrices report (revision 2.1, 21 September 2026), which remains the account of how the 2022 base was built and tested; this report covers the work done on the new inputs delivered on 22 September and states the usability of every matrix product now in the repository. Revision 1.1 (same day) corrects the LRT travel times — the calibration report’s 500 m section assumption was checked against the Red Line’s own timetable and found to halve the underground speed — and adds the bus level of service per TAZ from the national GTFS, the Metronit tagging, and the check of the bus timetable against what surveyed bus users report. Revision 1.2 adds the observed bus running times: every timetable trip routed over the measured May 2026 bus link speeds. Revision 1.3 (same day) records three decisions of the study team — money out of the comparison (a flat, integrated fare with a daily cap), the LRT valued as a premium mode (five generalized minutes), and free LRT–Metronit transfers — and adds the complete skim set per mode and the first flow comparison (Part E).</w:t>
       </w:r>
     </w:p>
     <w:p>
@@ -89,7 +89,7 @@
           <w:szCs w:val="22"/>
           <w:rFonts w:ascii="Calibri" w:cs="Calibri" w:eastAsia="Calibri" w:hAnsi="Calibri"/>
         </w:rPr>
-        <w:t xml:space="preserve">Corridor_peak_hour_V2_routes, Corridor_flow_profile_V2_routes, Corridor_profile_V2_survey_vs_ticketing, LRT_line_stations_travel_time, GTFS_bus_LOS_TAZ, GTFS_bus_observed_times, GC_data_inventory_and_skims (all under notebooks/current/); THS_2017_PCA_car_vs_transit (diagnostics). Methodology sections 6s, 6v–6ab of METHODOLOGY.md.</w:t>
+        <w:t xml:space="preserve">Corridor_peak_hour_V2_routes, Corridor_flow_profile_V2_routes, Corridor_profile_V2_survey_vs_ticketing, LRT_line_stations_travel_time, GTFS_bus_LOS_TAZ, GTFS_bus_observed_times, GC_data_inventory_and_skims, Mode_skims_and_flow_comparison (all under notebooks/current/); THS_2017_PCA_car_vs_transit (diagnostics). Methodology sections 6s, 6v–6ac of METHODOLOGY.md.</w:t>
       </w:r>
     </w:p>
     <w:p>
@@ -112,7 +112,7 @@
           <w:szCs w:val="22"/>
           <w:rFonts w:ascii="Calibri" w:cs="Calibri" w:eastAsia="Calibri" w:hAnsi="Calibri"/>
         </w:rPr>
-        <w:t xml:space="preserve">Output/corridor_v2/, Output/lrt_v2/, Output/gtfs/, Output/gc/, Output/figures/.</w:t>
+        <w:t xml:space="preserve">Output/corridor_v2/, Output/lrt_v2/, Output/gtfs/, Output/gc/, Output/skims/, Output/figures/.</w:t>
       </w:r>
     </w:p>
     <w:p>
@@ -1492,6 +1492,29 @@
     </w:p>
     <w:p>
       <w:pPr>
+        <w:spacing w:after="120" w:before="0"/>
+      </w:pPr>
+      <w:r>
+        <w:rPr>
+          <w:b/>
+          <w:bCs/>
+          <w:sz w:val="22"/>
+          <w:szCs w:val="22"/>
+          <w:rFonts w:ascii="Calibri" w:cs="Calibri" w:eastAsia="Calibri" w:hAnsi="Calibri"/>
+        </w:rPr>
+        <w:t xml:space="preserve">Revision 1.3 — the skims and the first flow comparison. </w:t>
+      </w:r>
+      <w:r>
+        <w:rPr>
+          <w:sz w:val="22"/>
+          <w:szCs w:val="22"/>
+          <w:rFonts w:ascii="Calibri" w:cs="Calibri" w:eastAsia="Calibri" w:hAnsi="Calibri"/>
+        </w:rPr>
+        <w:t xml:space="preserve">Each mode now has a complete 25 × 25 skim (car, bus, Metronit, LRT underground and LRT ground); the LRT reaches the fifteen areas off the drawn line through a feeder leg to the cheapest gateway station — the Metronit, with a free transfer, on 378 of those 510 pairs. Set against the observed 2022 flows the skims cannot calibrate the cost sensitivity: the transit share is highest exactly where the bus is worst placed, which is car availability, not cost. With the sensitivity assumed (0.03 per generalized minute), the LRT valued five minutes above the bus and money out of the comparison, the underground line would take 3,332 of the 11,664 transit trips made between the 25 areas in the three morning hours of 2022 (2,544 at ground level), a third to 45 % of today’s bus movements on the trunk links, most of it boarding at Hamifrats and Namal-Giborim where the Krayot feeders arrive. Across the ranges of the three assumptions the figure moves between 2,357 and 4,855 — wider than the difference between the two alignments.</w:t>
+      </w:r>
+    </w:p>
+    <w:p>
+      <w:pPr>
         <w:pStyle w:val="Heading1"/>
         <w:spacing w:before="360" w:after="160"/>
       </w:pPr>
@@ -7634,7 +7657,7 @@
           <w:szCs w:val="22"/>
           <w:rFonts w:ascii="Calibri" w:cs="Calibri" w:eastAsia="Calibri" w:hAnsi="Calibri"/>
         </w:rPr>
-        <w:t xml:space="preserve">The capture model planned for the study compares modes on generalized cost in minutes: in-vehicle time, plus twice the walking time, plus twice the waiting time, plus eight minutes per transfer, plus fares and parking converted through a value of time. Every component was inventoried for car, bus and LRT on the 25 V2 areas and given one of four statuses: measured (observed for that cell), derived (computed from data by a stated rule), assumed (a stated default to be replaced), or missing (a placeholder written so that the matrix is complete, and flagged).</w:t>
+        <w:t xml:space="preserve">The capture model planned for the study compares modes on generalized cost in minutes: in-vehicle time, plus twice the walking time, plus twice the waiting time, plus eight minutes per transfer. Fares and parking were in the formula until revision 1.3; they are now out of the comparison by decision (Part E). Every component was inventoried for car, bus and LRT on the 25 V2 areas and given one of four statuses: measured (observed for that cell), derived (computed from data by a stated rule), assumed (a stated default to be replaced), or missing (a placeholder written so that the matrix is complete, and flagged).</w:t>
       </w:r>
     </w:p>
     <w:tbl>
@@ -8241,7 +8264,7 @@
                 <w:szCs w:val="17"/>
                 <w:rFonts w:ascii="Calibri" w:cs="Calibri" w:eastAsia="Calibri" w:hAnsi="Calibri"/>
               </w:rPr>
-              <w:t xml:space="preserve">Missing (per-km cost; the distance skim exists)</w:t>
+              <w:t xml:space="preserve">Constant by decision (out of the comparison)</w:t>
             </w:r>
           </w:p>
         </w:tc>
@@ -8267,7 +8290,7 @@
                 <w:szCs w:val="17"/>
                 <w:rFonts w:ascii="Calibri" w:cs="Calibri" w:eastAsia="Calibri" w:hAnsi="Calibri"/>
               </w:rPr>
-              <w:t xml:space="preserve">Missing (fare tables)</w:t>
+              <w:t xml:space="preserve">Constant by decision (flat integrated fare with a daily cap)</w:t>
             </w:r>
           </w:p>
         </w:tc>
@@ -8293,7 +8316,7 @@
                 <w:szCs w:val="17"/>
                 <w:rFonts w:ascii="Calibri" w:cs="Calibri" w:eastAsia="Calibri" w:hAnsi="Calibri"/>
               </w:rPr>
-              <w:t xml:space="preserve">Missing (fare policy)</w:t>
+              <w:t xml:space="preserve">Constant by decision (the same fare as the bus)</w:t>
             </w:r>
           </w:p>
         </w:tc>
@@ -8347,7 +8370,7 @@
                 <w:szCs w:val="17"/>
                 <w:rFonts w:ascii="Calibri" w:cs="Calibri" w:eastAsia="Calibri" w:hAnsi="Calibri"/>
               </w:rPr>
-              <w:t xml:space="preserve">Missing (the survey gives the paid-parking share by destination as a proxy)</w:t>
+              <w:t xml:space="preserve">Excluded by the same decision</w:t>
             </w:r>
           </w:p>
         </w:tc>
@@ -9529,7 +9552,7 @@
           <w:szCs w:val="18"/>
           <w:rFonts w:ascii="Calibri" w:cs="Calibri" w:eastAsia="Calibri" w:hAnsi="Calibri"/>
         </w:rPr>
-        <w:t xml:space="preserve">Money components enter at zero everywhere and are flagged missing. Bus values on the eight trunk pairs without a direct service are placeholders.</w:t>
+        <w:t xml:space="preserve">Money components are constant by decision and enter at zero. Bus values on the eight trunk pairs without a direct service are placeholders.</w:t>
       </w:r>
     </w:p>
     <w:p>
@@ -10948,7 +10971,7 @@
           <w:szCs w:val="22"/>
           <w:rFonts w:ascii="Calibri" w:cs="Calibri" w:eastAsia="Calibri" w:hAnsi="Calibri"/>
         </w:rPr>
-        <w:t xml:space="preserve">Revision 1 said the LRT speed was the decisive input. With the function transferred through the Red Line’s actual spacing and the bus running times observed rather than scheduled, it no longer is: the LRT’s in-vehicle time on the trunk pairs is three minutes below the buses’ observed running time underground and four minutes above it at ground level. What separates the LRT from the bus in this first fill is station access, and that is a matter of the access model — feeder buses to the stations, the walking network instead of a straight-line detour factor, park-and-ride where the station plan allows — and of the station plan itself, not of the travel-time function. The two inputs to obtain first are therefore the alignment and stations beyond Hamifrats and on the three branches, without which 15 of the 25 areas have no LRT time at all, and an access treatment for the LRT. The money components (fares, parking, the value of time), missing for every mode, follow: at any plausible value of time they move the comparison by a few generalized minutes.</w:t>
+        <w:t xml:space="preserve">Revision 1 said the LRT speed was the decisive input. With the function transferred through the Red Line’s actual spacing and the bus running times observed rather than scheduled, it no longer is: the LRT’s in-vehicle time on the trunk pairs is three minutes below the buses’ observed running time underground and four minutes above it at ground level. What separates the LRT from the bus in this first fill is station access, and that is a matter of the access model — feeder buses to the stations, the walking network instead of a straight-line detour factor, park-and-ride where the station plan allows — and of the station plan itself, not of the travel-time function. The two inputs to obtain first are therefore the alignment and stations beyond Hamifrats and on the three branches, without which 15 of the 25 areas have no LRT time at all, and an access treatment for the LRT. The money components are out of the comparison by decision: the flat, integrated fare with a daily cap is the same for every transit mode and every pair, and against the car it is a constant per trip that the pivot on the observed shares absorbs.</w:t>
       </w:r>
     </w:p>
     <w:p>
@@ -13345,7 +13368,2539 @@
         <w:rPr>
           <w:rFonts w:ascii="Calibri" w:cs="Calibri" w:eastAsia="Calibri" w:hAnsi="Calibri"/>
         </w:rPr>
-        <w:t xml:space="preserve">7. Part E — what each matrix can be used for</w:t>
+        <w:t xml:space="preserve">7. Part E — the complete skims and the first flow comparison</w:t>
+      </w:r>
+    </w:p>
+    <w:p>
+      <w:pPr>
+        <w:pStyle w:val="Heading2"/>
+        <w:spacing w:before="280" w:after="120"/>
+      </w:pPr>
+      <w:r>
+        <w:rPr>
+          <w:rFonts w:ascii="Calibri" w:cs="Calibri" w:eastAsia="Calibri" w:hAnsi="Calibri"/>
+        </w:rPr>
+        <w:t xml:space="preserve">7.1 One skim set per mode</w:t>
+      </w:r>
+    </w:p>
+    <w:p>
+      <w:pPr>
+        <w:spacing w:after="120" w:before="0"/>
+      </w:pPr>
+      <w:r>
+        <w:rPr>
+          <w:sz w:val="22"/>
+          <w:szCs w:val="22"/>
+          <w:rFonts w:ascii="Calibri" w:cs="Calibri" w:eastAsia="Calibri" w:hAnsi="Calibri"/>
+        </w:rPr>
+        <w:t xml:space="preserve">The components of Part C were assembled into one complete 25 × 25 skim per mode — in-vehicle time, walk, wait, transfers, partial generalized cost and a status for every cell — for car, bus, Metronit, LRT all underground and LRT all ground (Output/skims/skims_area_v2.xlsx, one sheet per mode and component, and the same as CSV). Car is full from the survey; bus is the observed running time of the direct services on 422 pairs and a scaled fastest-path floor with one transfer on the other 178; the Metronit is a direct-service skim on 278 pairs and not available elsewhere. The LRT, which the drawn line serves on ten areas only, is extended to all 25 through a feeder leg: from an area off the line the traveller rides to the cheapest gateway station and transfers. The feeder is the bus, with the eight-minute transfer penalty, or — where a direct Metronit service reaches the gateway — the Metronit, with the LRT–Metronit transfer free by decision; both ends off the line combine two such legs. The gateway and the feeder modes are recorded per pair. Money is out of the comparison by decision: the transit fare in the area is flat and integrated with a daily cap, the same for bus, Metronit and LRT and for every pair, and against the car a constant per trip.</w:t>
+      </w:r>
+    </w:p>
+    <w:tbl>
+      <w:tblPr>
+        <w:tblW w:type="dxa" w:w="9000"/>
+        <w:tblBorders>
+          <w:top w:val="single" w:color="auto" w:sz="4"/>
+          <w:left w:val="single" w:color="auto" w:sz="4"/>
+          <w:bottom w:val="single" w:color="auto" w:sz="4"/>
+          <w:right w:val="single" w:color="auto" w:sz="4"/>
+          <w:insideH w:val="single" w:color="auto" w:sz="4"/>
+          <w:insideV w:val="single" w:color="auto" w:sz="4"/>
+        </w:tblBorders>
+      </w:tblPr>
+      <w:tblGrid>
+        <w:gridCol w:w="2020"/>
+        <w:gridCol w:w="1194"/>
+        <w:gridCol w:w="1378"/>
+        <w:gridCol w:w="918"/>
+        <w:gridCol w:w="918"/>
+        <w:gridCol w:w="1102"/>
+        <w:gridCol w:w="1469"/>
+      </w:tblGrid>
+      <w:tr>
+        <w:trPr>
+          <w:tblHeader/>
+        </w:trPr>
+        <w:tc>
+          <w:tcPr>
+            <w:tcW w:type="dxa" w:w="2020"/>
+            <w:shd w:fill="E7EEF7" w:color="auto" w:val="clear"/>
+            <w:tcMar>
+              <w:top w:type="dxa" w:w="40"/>
+              <w:left w:type="dxa" w:w="80"/>
+              <w:bottom w:type="dxa" w:w="40"/>
+              <w:right w:type="dxa" w:w="80"/>
+            </w:tcMar>
+          </w:tcPr>
+          <w:p>
+            <w:pPr>
+              <w:spacing w:after="0"/>
+            </w:pPr>
+            <w:r>
+              <w:rPr>
+                <w:b/>
+                <w:bCs/>
+                <w:sz w:val="17"/>
+                <w:szCs w:val="17"/>
+                <w:rFonts w:ascii="Calibri" w:cs="Calibri" w:eastAsia="Calibri" w:hAnsi="Calibri"/>
+              </w:rPr>
+              <w:t xml:space="preserve">Mode</w:t>
+            </w:r>
+          </w:p>
+        </w:tc>
+        <w:tc>
+          <w:tcPr>
+            <w:tcW w:type="dxa" w:w="1194"/>
+            <w:shd w:fill="E7EEF7" w:color="auto" w:val="clear"/>
+            <w:tcMar>
+              <w:top w:type="dxa" w:w="40"/>
+              <w:left w:type="dxa" w:w="80"/>
+              <w:bottom w:type="dxa" w:w="40"/>
+              <w:right w:type="dxa" w:w="80"/>
+            </w:tcMar>
+          </w:tcPr>
+          <w:p>
+            <w:pPr>
+              <w:spacing w:after="0"/>
+            </w:pPr>
+            <w:r>
+              <w:rPr>
+                <w:b/>
+                <w:bCs/>
+                <w:sz w:val="17"/>
+                <w:szCs w:val="17"/>
+                <w:rFonts w:ascii="Calibri" w:cs="Calibri" w:eastAsia="Calibri" w:hAnsi="Calibri"/>
+              </w:rPr>
+              <w:t xml:space="preserve">Pairs skimmed</w:t>
+            </w:r>
+          </w:p>
+        </w:tc>
+        <w:tc>
+          <w:tcPr>
+            <w:tcW w:type="dxa" w:w="1378"/>
+            <w:shd w:fill="E7EEF7" w:color="auto" w:val="clear"/>
+            <w:tcMar>
+              <w:top w:type="dxa" w:w="40"/>
+              <w:left w:type="dxa" w:w="80"/>
+              <w:bottom w:type="dxa" w:w="40"/>
+              <w:right w:type="dxa" w:w="80"/>
+            </w:tcMar>
+          </w:tcPr>
+          <w:p>
+            <w:pPr>
+              <w:spacing w:after="0"/>
+            </w:pPr>
+            <w:r>
+              <w:rPr>
+                <w:b/>
+                <w:bCs/>
+                <w:sz w:val="17"/>
+                <w:szCs w:val="17"/>
+                <w:rFonts w:ascii="Calibri" w:cs="Calibri" w:eastAsia="Calibri" w:hAnsi="Calibri"/>
+              </w:rPr>
+              <w:t xml:space="preserve">Trunk pairs: IVT</w:t>
+            </w:r>
+          </w:p>
+        </w:tc>
+        <w:tc>
+          <w:tcPr>
+            <w:tcW w:type="dxa" w:w="918"/>
+            <w:shd w:fill="E7EEF7" w:color="auto" w:val="clear"/>
+            <w:tcMar>
+              <w:top w:type="dxa" w:w="40"/>
+              <w:left w:type="dxa" w:w="80"/>
+              <w:bottom w:type="dxa" w:w="40"/>
+              <w:right w:type="dxa" w:w="80"/>
+            </w:tcMar>
+          </w:tcPr>
+          <w:p>
+            <w:pPr>
+              <w:spacing w:after="0"/>
+            </w:pPr>
+            <w:r>
+              <w:rPr>
+                <w:b/>
+                <w:bCs/>
+                <w:sz w:val="17"/>
+                <w:szCs w:val="17"/>
+                <w:rFonts w:ascii="Calibri" w:cs="Calibri" w:eastAsia="Calibri" w:hAnsi="Calibri"/>
+              </w:rPr>
+              <w:t xml:space="preserve">walk</w:t>
+            </w:r>
+          </w:p>
+        </w:tc>
+        <w:tc>
+          <w:tcPr>
+            <w:tcW w:type="dxa" w:w="918"/>
+            <w:shd w:fill="E7EEF7" w:color="auto" w:val="clear"/>
+            <w:tcMar>
+              <w:top w:type="dxa" w:w="40"/>
+              <w:left w:type="dxa" w:w="80"/>
+              <w:bottom w:type="dxa" w:w="40"/>
+              <w:right w:type="dxa" w:w="80"/>
+            </w:tcMar>
+          </w:tcPr>
+          <w:p>
+            <w:pPr>
+              <w:spacing w:after="0"/>
+            </w:pPr>
+            <w:r>
+              <w:rPr>
+                <w:b/>
+                <w:bCs/>
+                <w:sz w:val="17"/>
+                <w:szCs w:val="17"/>
+                <w:rFonts w:ascii="Calibri" w:cs="Calibri" w:eastAsia="Calibri" w:hAnsi="Calibri"/>
+              </w:rPr>
+              <w:t xml:space="preserve">wait</w:t>
+            </w:r>
+          </w:p>
+        </w:tc>
+        <w:tc>
+          <w:tcPr>
+            <w:tcW w:type="dxa" w:w="1102"/>
+            <w:shd w:fill="E7EEF7" w:color="auto" w:val="clear"/>
+            <w:tcMar>
+              <w:top w:type="dxa" w:w="40"/>
+              <w:left w:type="dxa" w:w="80"/>
+              <w:bottom w:type="dxa" w:w="40"/>
+              <w:right w:type="dxa" w:w="80"/>
+            </w:tcMar>
+          </w:tcPr>
+          <w:p>
+            <w:pPr>
+              <w:spacing w:after="0"/>
+            </w:pPr>
+            <w:r>
+              <w:rPr>
+                <w:b/>
+                <w:bCs/>
+                <w:sz w:val="17"/>
+                <w:szCs w:val="17"/>
+                <w:rFonts w:ascii="Calibri" w:cs="Calibri" w:eastAsia="Calibri" w:hAnsi="Calibri"/>
+              </w:rPr>
+              <w:t xml:space="preserve">GC</w:t>
+            </w:r>
+          </w:p>
+        </w:tc>
+        <w:tc>
+          <w:tcPr>
+            <w:tcW w:type="dxa" w:w="1469"/>
+            <w:shd w:fill="E7EEF7" w:color="auto" w:val="clear"/>
+            <w:tcMar>
+              <w:top w:type="dxa" w:w="40"/>
+              <w:left w:type="dxa" w:w="80"/>
+              <w:bottom w:type="dxa" w:w="40"/>
+              <w:right w:type="dxa" w:w="80"/>
+            </w:tcMar>
+          </w:tcPr>
+          <w:p>
+            <w:pPr>
+              <w:spacing w:after="0"/>
+            </w:pPr>
+            <w:r>
+              <w:rPr>
+                <w:b/>
+                <w:bCs/>
+                <w:sz w:val="17"/>
+                <w:szCs w:val="17"/>
+                <w:rFonts w:ascii="Calibri" w:cs="Calibri" w:eastAsia="Calibri" w:hAnsi="Calibri"/>
+              </w:rPr>
+              <w:t xml:space="preserve">All pairs: GC</w:t>
+            </w:r>
+          </w:p>
+        </w:tc>
+      </w:tr>
+      <w:tr>
+        <w:tc>
+          <w:tcPr>
+            <w:tcW w:type="dxa" w:w="2020"/>
+            <w:tcMar>
+              <w:top w:type="dxa" w:w="40"/>
+              <w:left w:type="dxa" w:w="80"/>
+              <w:bottom w:type="dxa" w:w="40"/>
+              <w:right w:type="dxa" w:w="80"/>
+            </w:tcMar>
+          </w:tcPr>
+          <w:p>
+            <w:pPr>
+              <w:spacing w:after="0"/>
+            </w:pPr>
+            <w:r>
+              <w:rPr>
+                <w:b w:val="false"/>
+                <w:bCs w:val="false"/>
+                <w:sz w:val="17"/>
+                <w:szCs w:val="17"/>
+                <w:rFonts w:ascii="Calibri" w:cs="Calibri" w:eastAsia="Calibri" w:hAnsi="Calibri"/>
+              </w:rPr>
+              <w:t xml:space="preserve">Car</w:t>
+            </w:r>
+          </w:p>
+        </w:tc>
+        <w:tc>
+          <w:tcPr>
+            <w:tcW w:type="dxa" w:w="1194"/>
+            <w:tcMar>
+              <w:top w:type="dxa" w:w="40"/>
+              <w:left w:type="dxa" w:w="80"/>
+              <w:bottom w:type="dxa" w:w="40"/>
+              <w:right w:type="dxa" w:w="80"/>
+            </w:tcMar>
+          </w:tcPr>
+          <w:p>
+            <w:pPr>
+              <w:spacing w:after="0"/>
+            </w:pPr>
+            <w:r>
+              <w:rPr>
+                <w:b w:val="false"/>
+                <w:bCs w:val="false"/>
+                <w:sz w:val="17"/>
+                <w:szCs w:val="17"/>
+                <w:rFonts w:ascii="Calibri" w:cs="Calibri" w:eastAsia="Calibri" w:hAnsi="Calibri"/>
+              </w:rPr>
+              <w:t xml:space="preserve">600</w:t>
+            </w:r>
+          </w:p>
+        </w:tc>
+        <w:tc>
+          <w:tcPr>
+            <w:tcW w:type="dxa" w:w="1378"/>
+            <w:tcMar>
+              <w:top w:type="dxa" w:w="40"/>
+              <w:left w:type="dxa" w:w="80"/>
+              <w:bottom w:type="dxa" w:w="40"/>
+              <w:right w:type="dxa" w:w="80"/>
+            </w:tcMar>
+          </w:tcPr>
+          <w:p>
+            <w:pPr>
+              <w:spacing w:after="0"/>
+            </w:pPr>
+            <w:r>
+              <w:rPr>
+                <w:b w:val="false"/>
+                <w:bCs w:val="false"/>
+                <w:sz w:val="17"/>
+                <w:szCs w:val="17"/>
+                <w:rFonts w:ascii="Calibri" w:cs="Calibri" w:eastAsia="Calibri" w:hAnsi="Calibri"/>
+              </w:rPr>
+              <w:t xml:space="preserve">14.7</w:t>
+            </w:r>
+          </w:p>
+        </w:tc>
+        <w:tc>
+          <w:tcPr>
+            <w:tcW w:type="dxa" w:w="918"/>
+            <w:tcMar>
+              <w:top w:type="dxa" w:w="40"/>
+              <w:left w:type="dxa" w:w="80"/>
+              <w:bottom w:type="dxa" w:w="40"/>
+              <w:right w:type="dxa" w:w="80"/>
+            </w:tcMar>
+          </w:tcPr>
+          <w:p>
+            <w:pPr>
+              <w:spacing w:after="0"/>
+            </w:pPr>
+            <w:r>
+              <w:rPr>
+                <w:b w:val="false"/>
+                <w:bCs w:val="false"/>
+                <w:sz w:val="17"/>
+                <w:szCs w:val="17"/>
+                <w:rFonts w:ascii="Calibri" w:cs="Calibri" w:eastAsia="Calibri" w:hAnsi="Calibri"/>
+              </w:rPr>
+              <w:t xml:space="preserve">—</w:t>
+            </w:r>
+          </w:p>
+        </w:tc>
+        <w:tc>
+          <w:tcPr>
+            <w:tcW w:type="dxa" w:w="918"/>
+            <w:tcMar>
+              <w:top w:type="dxa" w:w="40"/>
+              <w:left w:type="dxa" w:w="80"/>
+              <w:bottom w:type="dxa" w:w="40"/>
+              <w:right w:type="dxa" w:w="80"/>
+            </w:tcMar>
+          </w:tcPr>
+          <w:p>
+            <w:pPr>
+              <w:spacing w:after="0"/>
+            </w:pPr>
+            <w:r>
+              <w:rPr>
+                <w:b w:val="false"/>
+                <w:bCs w:val="false"/>
+                <w:sz w:val="17"/>
+                <w:szCs w:val="17"/>
+                <w:rFonts w:ascii="Calibri" w:cs="Calibri" w:eastAsia="Calibri" w:hAnsi="Calibri"/>
+              </w:rPr>
+              <w:t xml:space="preserve">—</w:t>
+            </w:r>
+          </w:p>
+        </w:tc>
+        <w:tc>
+          <w:tcPr>
+            <w:tcW w:type="dxa" w:w="1102"/>
+            <w:tcMar>
+              <w:top w:type="dxa" w:w="40"/>
+              <w:left w:type="dxa" w:w="80"/>
+              <w:bottom w:type="dxa" w:w="40"/>
+              <w:right w:type="dxa" w:w="80"/>
+            </w:tcMar>
+          </w:tcPr>
+          <w:p>
+            <w:pPr>
+              <w:spacing w:after="0"/>
+            </w:pPr>
+            <w:r>
+              <w:rPr>
+                <w:b w:val="false"/>
+                <w:bCs w:val="false"/>
+                <w:sz w:val="17"/>
+                <w:szCs w:val="17"/>
+                <w:rFonts w:ascii="Calibri" w:cs="Calibri" w:eastAsia="Calibri" w:hAnsi="Calibri"/>
+              </w:rPr>
+              <w:t xml:space="preserve">14.7</w:t>
+            </w:r>
+          </w:p>
+        </w:tc>
+        <w:tc>
+          <w:tcPr>
+            <w:tcW w:type="dxa" w:w="1469"/>
+            <w:tcMar>
+              <w:top w:type="dxa" w:w="40"/>
+              <w:left w:type="dxa" w:w="80"/>
+              <w:bottom w:type="dxa" w:w="40"/>
+              <w:right w:type="dxa" w:w="80"/>
+            </w:tcMar>
+          </w:tcPr>
+          <w:p>
+            <w:pPr>
+              <w:spacing w:after="0"/>
+            </w:pPr>
+            <w:r>
+              <w:rPr>
+                <w:b w:val="false"/>
+                <w:bCs w:val="false"/>
+                <w:sz w:val="17"/>
+                <w:szCs w:val="17"/>
+                <w:rFonts w:ascii="Calibri" w:cs="Calibri" w:eastAsia="Calibri" w:hAnsi="Calibri"/>
+              </w:rPr>
+              <w:t xml:space="preserve">20.2</w:t>
+            </w:r>
+          </w:p>
+        </w:tc>
+      </w:tr>
+      <w:tr>
+        <w:tc>
+          <w:tcPr>
+            <w:tcW w:type="dxa" w:w="2020"/>
+            <w:tcMar>
+              <w:top w:type="dxa" w:w="40"/>
+              <w:left w:type="dxa" w:w="80"/>
+              <w:bottom w:type="dxa" w:w="40"/>
+              <w:right w:type="dxa" w:w="80"/>
+            </w:tcMar>
+          </w:tcPr>
+          <w:p>
+            <w:pPr>
+              <w:spacing w:after="0"/>
+            </w:pPr>
+            <w:r>
+              <w:rPr>
+                <w:b w:val="false"/>
+                <w:bCs w:val="false"/>
+                <w:sz w:val="17"/>
+                <w:szCs w:val="17"/>
+                <w:rFonts w:ascii="Calibri" w:cs="Calibri" w:eastAsia="Calibri" w:hAnsi="Calibri"/>
+              </w:rPr>
+              <w:t xml:space="preserve">Bus</w:t>
+            </w:r>
+          </w:p>
+        </w:tc>
+        <w:tc>
+          <w:tcPr>
+            <w:tcW w:type="dxa" w:w="1194"/>
+            <w:tcMar>
+              <w:top w:type="dxa" w:w="40"/>
+              <w:left w:type="dxa" w:w="80"/>
+              <w:bottom w:type="dxa" w:w="40"/>
+              <w:right w:type="dxa" w:w="80"/>
+            </w:tcMar>
+          </w:tcPr>
+          <w:p>
+            <w:pPr>
+              <w:spacing w:after="0"/>
+            </w:pPr>
+            <w:r>
+              <w:rPr>
+                <w:b w:val="false"/>
+                <w:bCs w:val="false"/>
+                <w:sz w:val="17"/>
+                <w:szCs w:val="17"/>
+                <w:rFonts w:ascii="Calibri" w:cs="Calibri" w:eastAsia="Calibri" w:hAnsi="Calibri"/>
+              </w:rPr>
+              <w:t xml:space="preserve">598</w:t>
+            </w:r>
+          </w:p>
+        </w:tc>
+        <w:tc>
+          <w:tcPr>
+            <w:tcW w:type="dxa" w:w="1378"/>
+            <w:tcMar>
+              <w:top w:type="dxa" w:w="40"/>
+              <w:left w:type="dxa" w:w="80"/>
+              <w:bottom w:type="dxa" w:w="40"/>
+              <w:right w:type="dxa" w:w="80"/>
+            </w:tcMar>
+          </w:tcPr>
+          <w:p>
+            <w:pPr>
+              <w:spacing w:after="0"/>
+            </w:pPr>
+            <w:r>
+              <w:rPr>
+                <w:b w:val="false"/>
+                <w:bCs w:val="false"/>
+                <w:sz w:val="17"/>
+                <w:szCs w:val="17"/>
+                <w:rFonts w:ascii="Calibri" w:cs="Calibri" w:eastAsia="Calibri" w:hAnsi="Calibri"/>
+              </w:rPr>
+              <w:t xml:space="preserve">14.9</w:t>
+            </w:r>
+          </w:p>
+        </w:tc>
+        <w:tc>
+          <w:tcPr>
+            <w:tcW w:type="dxa" w:w="918"/>
+            <w:tcMar>
+              <w:top w:type="dxa" w:w="40"/>
+              <w:left w:type="dxa" w:w="80"/>
+              <w:bottom w:type="dxa" w:w="40"/>
+              <w:right w:type="dxa" w:w="80"/>
+            </w:tcMar>
+          </w:tcPr>
+          <w:p>
+            <w:pPr>
+              <w:spacing w:after="0"/>
+            </w:pPr>
+            <w:r>
+              <w:rPr>
+                <w:b w:val="false"/>
+                <w:bCs w:val="false"/>
+                <w:sz w:val="17"/>
+                <w:szCs w:val="17"/>
+                <w:rFonts w:ascii="Calibri" w:cs="Calibri" w:eastAsia="Calibri" w:hAnsi="Calibri"/>
+              </w:rPr>
+              <w:t xml:space="preserve">4.8</w:t>
+            </w:r>
+          </w:p>
+        </w:tc>
+        <w:tc>
+          <w:tcPr>
+            <w:tcW w:type="dxa" w:w="918"/>
+            <w:tcMar>
+              <w:top w:type="dxa" w:w="40"/>
+              <w:left w:type="dxa" w:w="80"/>
+              <w:bottom w:type="dxa" w:w="40"/>
+              <w:right w:type="dxa" w:w="80"/>
+            </w:tcMar>
+          </w:tcPr>
+          <w:p>
+            <w:pPr>
+              <w:spacing w:after="0"/>
+            </w:pPr>
+            <w:r>
+              <w:rPr>
+                <w:b w:val="false"/>
+                <w:bCs w:val="false"/>
+                <w:sz w:val="17"/>
+                <w:szCs w:val="17"/>
+                <w:rFonts w:ascii="Calibri" w:cs="Calibri" w:eastAsia="Calibri" w:hAnsi="Calibri"/>
+              </w:rPr>
+              <w:t xml:space="preserve">1.4</w:t>
+            </w:r>
+          </w:p>
+        </w:tc>
+        <w:tc>
+          <w:tcPr>
+            <w:tcW w:type="dxa" w:w="1102"/>
+            <w:tcMar>
+              <w:top w:type="dxa" w:w="40"/>
+              <w:left w:type="dxa" w:w="80"/>
+              <w:bottom w:type="dxa" w:w="40"/>
+              <w:right w:type="dxa" w:w="80"/>
+            </w:tcMar>
+          </w:tcPr>
+          <w:p>
+            <w:pPr>
+              <w:spacing w:after="0"/>
+            </w:pPr>
+            <w:r>
+              <w:rPr>
+                <w:b w:val="false"/>
+                <w:bCs w:val="false"/>
+                <w:sz w:val="17"/>
+                <w:szCs w:val="17"/>
+                <w:rFonts w:ascii="Calibri" w:cs="Calibri" w:eastAsia="Calibri" w:hAnsi="Calibri"/>
+              </w:rPr>
+              <w:t xml:space="preserve">27.8</w:t>
+            </w:r>
+          </w:p>
+        </w:tc>
+        <w:tc>
+          <w:tcPr>
+            <w:tcW w:type="dxa" w:w="1469"/>
+            <w:tcMar>
+              <w:top w:type="dxa" w:w="40"/>
+              <w:left w:type="dxa" w:w="80"/>
+              <w:bottom w:type="dxa" w:w="40"/>
+              <w:right w:type="dxa" w:w="80"/>
+            </w:tcMar>
+          </w:tcPr>
+          <w:p>
+            <w:pPr>
+              <w:spacing w:after="0"/>
+            </w:pPr>
+            <w:r>
+              <w:rPr>
+                <w:b w:val="false"/>
+                <w:bCs w:val="false"/>
+                <w:sz w:val="17"/>
+                <w:szCs w:val="17"/>
+                <w:rFonts w:ascii="Calibri" w:cs="Calibri" w:eastAsia="Calibri" w:hAnsi="Calibri"/>
+              </w:rPr>
+              <w:t xml:space="preserve">38.5</w:t>
+            </w:r>
+          </w:p>
+        </w:tc>
+      </w:tr>
+      <w:tr>
+        <w:tc>
+          <w:tcPr>
+            <w:tcW w:type="dxa" w:w="2020"/>
+            <w:tcMar>
+              <w:top w:type="dxa" w:w="40"/>
+              <w:left w:type="dxa" w:w="80"/>
+              <w:bottom w:type="dxa" w:w="40"/>
+              <w:right w:type="dxa" w:w="80"/>
+            </w:tcMar>
+          </w:tcPr>
+          <w:p>
+            <w:pPr>
+              <w:spacing w:after="0"/>
+            </w:pPr>
+            <w:r>
+              <w:rPr>
+                <w:b w:val="false"/>
+                <w:bCs w:val="false"/>
+                <w:sz w:val="17"/>
+                <w:szCs w:val="17"/>
+                <w:rFonts w:ascii="Calibri" w:cs="Calibri" w:eastAsia="Calibri" w:hAnsi="Calibri"/>
+              </w:rPr>
+              <w:t xml:space="preserve">Metronit</w:t>
+            </w:r>
+          </w:p>
+        </w:tc>
+        <w:tc>
+          <w:tcPr>
+            <w:tcW w:type="dxa" w:w="1194"/>
+            <w:tcMar>
+              <w:top w:type="dxa" w:w="40"/>
+              <w:left w:type="dxa" w:w="80"/>
+              <w:bottom w:type="dxa" w:w="40"/>
+              <w:right w:type="dxa" w:w="80"/>
+            </w:tcMar>
+          </w:tcPr>
+          <w:p>
+            <w:pPr>
+              <w:spacing w:after="0"/>
+            </w:pPr>
+            <w:r>
+              <w:rPr>
+                <w:b w:val="false"/>
+                <w:bCs w:val="false"/>
+                <w:sz w:val="17"/>
+                <w:szCs w:val="17"/>
+                <w:rFonts w:ascii="Calibri" w:cs="Calibri" w:eastAsia="Calibri" w:hAnsi="Calibri"/>
+              </w:rPr>
+              <w:t xml:space="preserve">278</w:t>
+            </w:r>
+          </w:p>
+        </w:tc>
+        <w:tc>
+          <w:tcPr>
+            <w:tcW w:type="dxa" w:w="1378"/>
+            <w:tcMar>
+              <w:top w:type="dxa" w:w="40"/>
+              <w:left w:type="dxa" w:w="80"/>
+              <w:bottom w:type="dxa" w:w="40"/>
+              <w:right w:type="dxa" w:w="80"/>
+            </w:tcMar>
+          </w:tcPr>
+          <w:p>
+            <w:pPr>
+              <w:spacing w:after="0"/>
+            </w:pPr>
+            <w:r>
+              <w:rPr>
+                <w:b w:val="false"/>
+                <w:bCs w:val="false"/>
+                <w:sz w:val="17"/>
+                <w:szCs w:val="17"/>
+                <w:rFonts w:ascii="Calibri" w:cs="Calibri" w:eastAsia="Calibri" w:hAnsi="Calibri"/>
+              </w:rPr>
+              <w:t xml:space="preserve">11.2</w:t>
+            </w:r>
+          </w:p>
+        </w:tc>
+        <w:tc>
+          <w:tcPr>
+            <w:tcW w:type="dxa" w:w="918"/>
+            <w:tcMar>
+              <w:top w:type="dxa" w:w="40"/>
+              <w:left w:type="dxa" w:w="80"/>
+              <w:bottom w:type="dxa" w:w="40"/>
+              <w:right w:type="dxa" w:w="80"/>
+            </w:tcMar>
+          </w:tcPr>
+          <w:p>
+            <w:pPr>
+              <w:spacing w:after="0"/>
+            </w:pPr>
+            <w:r>
+              <w:rPr>
+                <w:b w:val="false"/>
+                <w:bCs w:val="false"/>
+                <w:sz w:val="17"/>
+                <w:szCs w:val="17"/>
+                <w:rFonts w:ascii="Calibri" w:cs="Calibri" w:eastAsia="Calibri" w:hAnsi="Calibri"/>
+              </w:rPr>
+              <w:t xml:space="preserve">4.7</w:t>
+            </w:r>
+          </w:p>
+        </w:tc>
+        <w:tc>
+          <w:tcPr>
+            <w:tcW w:type="dxa" w:w="918"/>
+            <w:tcMar>
+              <w:top w:type="dxa" w:w="40"/>
+              <w:left w:type="dxa" w:w="80"/>
+              <w:bottom w:type="dxa" w:w="40"/>
+              <w:right w:type="dxa" w:w="80"/>
+            </w:tcMar>
+          </w:tcPr>
+          <w:p>
+            <w:pPr>
+              <w:spacing w:after="0"/>
+            </w:pPr>
+            <w:r>
+              <w:rPr>
+                <w:b w:val="false"/>
+                <w:bCs w:val="false"/>
+                <w:sz w:val="17"/>
+                <w:szCs w:val="17"/>
+                <w:rFonts w:ascii="Calibri" w:cs="Calibri" w:eastAsia="Calibri" w:hAnsi="Calibri"/>
+              </w:rPr>
+              <w:t xml:space="preserve">2.5</w:t>
+            </w:r>
+          </w:p>
+        </w:tc>
+        <w:tc>
+          <w:tcPr>
+            <w:tcW w:type="dxa" w:w="1102"/>
+            <w:tcMar>
+              <w:top w:type="dxa" w:w="40"/>
+              <w:left w:type="dxa" w:w="80"/>
+              <w:bottom w:type="dxa" w:w="40"/>
+              <w:right w:type="dxa" w:w="80"/>
+            </w:tcMar>
+          </w:tcPr>
+          <w:p>
+            <w:pPr>
+              <w:spacing w:after="0"/>
+            </w:pPr>
+            <w:r>
+              <w:rPr>
+                <w:b w:val="false"/>
+                <w:bCs w:val="false"/>
+                <w:sz w:val="17"/>
+                <w:szCs w:val="17"/>
+                <w:rFonts w:ascii="Calibri" w:cs="Calibri" w:eastAsia="Calibri" w:hAnsi="Calibri"/>
+              </w:rPr>
+              <w:t xml:space="preserve">25.6</w:t>
+            </w:r>
+          </w:p>
+        </w:tc>
+        <w:tc>
+          <w:tcPr>
+            <w:tcW w:type="dxa" w:w="1469"/>
+            <w:tcMar>
+              <w:top w:type="dxa" w:w="40"/>
+              <w:left w:type="dxa" w:w="80"/>
+              <w:bottom w:type="dxa" w:w="40"/>
+              <w:right w:type="dxa" w:w="80"/>
+            </w:tcMar>
+          </w:tcPr>
+          <w:p>
+            <w:pPr>
+              <w:spacing w:after="0"/>
+            </w:pPr>
+            <w:r>
+              <w:rPr>
+                <w:b w:val="false"/>
+                <w:bCs w:val="false"/>
+                <w:sz w:val="17"/>
+                <w:szCs w:val="17"/>
+                <w:rFonts w:ascii="Calibri" w:cs="Calibri" w:eastAsia="Calibri" w:hAnsi="Calibri"/>
+              </w:rPr>
+              <w:t xml:space="preserve">31.0 (its pairs)</w:t>
+            </w:r>
+          </w:p>
+        </w:tc>
+      </w:tr>
+      <w:tr>
+        <w:tc>
+          <w:tcPr>
+            <w:tcW w:type="dxa" w:w="2020"/>
+            <w:tcMar>
+              <w:top w:type="dxa" w:w="40"/>
+              <w:left w:type="dxa" w:w="80"/>
+              <w:bottom w:type="dxa" w:w="40"/>
+              <w:right w:type="dxa" w:w="80"/>
+            </w:tcMar>
+          </w:tcPr>
+          <w:p>
+            <w:pPr>
+              <w:spacing w:after="0"/>
+            </w:pPr>
+            <w:r>
+              <w:rPr>
+                <w:b w:val="false"/>
+                <w:bCs w:val="false"/>
+                <w:sz w:val="17"/>
+                <w:szCs w:val="17"/>
+                <w:rFonts w:ascii="Calibri" w:cs="Calibri" w:eastAsia="Calibri" w:hAnsi="Calibri"/>
+              </w:rPr>
+              <w:t xml:space="preserve">LRT all underground</w:t>
+            </w:r>
+          </w:p>
+        </w:tc>
+        <w:tc>
+          <w:tcPr>
+            <w:tcW w:type="dxa" w:w="1194"/>
+            <w:tcMar>
+              <w:top w:type="dxa" w:w="40"/>
+              <w:left w:type="dxa" w:w="80"/>
+              <w:bottom w:type="dxa" w:w="40"/>
+              <w:right w:type="dxa" w:w="80"/>
+            </w:tcMar>
+          </w:tcPr>
+          <w:p>
+            <w:pPr>
+              <w:spacing w:after="0"/>
+            </w:pPr>
+            <w:r>
+              <w:rPr>
+                <w:b w:val="false"/>
+                <w:bCs w:val="false"/>
+                <w:sz w:val="17"/>
+                <w:szCs w:val="17"/>
+                <w:rFonts w:ascii="Calibri" w:cs="Calibri" w:eastAsia="Calibri" w:hAnsi="Calibri"/>
+              </w:rPr>
+              <w:t xml:space="preserve">600</w:t>
+            </w:r>
+          </w:p>
+        </w:tc>
+        <w:tc>
+          <w:tcPr>
+            <w:tcW w:type="dxa" w:w="1378"/>
+            <w:tcMar>
+              <w:top w:type="dxa" w:w="40"/>
+              <w:left w:type="dxa" w:w="80"/>
+              <w:bottom w:type="dxa" w:w="40"/>
+              <w:right w:type="dxa" w:w="80"/>
+            </w:tcMar>
+          </w:tcPr>
+          <w:p>
+            <w:pPr>
+              <w:spacing w:after="0"/>
+            </w:pPr>
+            <w:r>
+              <w:rPr>
+                <w:b w:val="false"/>
+                <w:bCs w:val="false"/>
+                <w:sz w:val="17"/>
+                <w:szCs w:val="17"/>
+                <w:rFonts w:ascii="Calibri" w:cs="Calibri" w:eastAsia="Calibri" w:hAnsi="Calibri"/>
+              </w:rPr>
+              <w:t xml:space="preserve">12.6</w:t>
+            </w:r>
+          </w:p>
+        </w:tc>
+        <w:tc>
+          <w:tcPr>
+            <w:tcW w:type="dxa" w:w="918"/>
+            <w:tcMar>
+              <w:top w:type="dxa" w:w="40"/>
+              <w:left w:type="dxa" w:w="80"/>
+              <w:bottom w:type="dxa" w:w="40"/>
+              <w:right w:type="dxa" w:w="80"/>
+            </w:tcMar>
+          </w:tcPr>
+          <w:p>
+            <w:pPr>
+              <w:spacing w:after="0"/>
+            </w:pPr>
+            <w:r>
+              <w:rPr>
+                <w:b w:val="false"/>
+                <w:bCs w:val="false"/>
+                <w:sz w:val="17"/>
+                <w:szCs w:val="17"/>
+                <w:rFonts w:ascii="Calibri" w:cs="Calibri" w:eastAsia="Calibri" w:hAnsi="Calibri"/>
+              </w:rPr>
+              <w:t xml:space="preserve">13.2</w:t>
+            </w:r>
+          </w:p>
+        </w:tc>
+        <w:tc>
+          <w:tcPr>
+            <w:tcW w:type="dxa" w:w="918"/>
+            <w:tcMar>
+              <w:top w:type="dxa" w:w="40"/>
+              <w:left w:type="dxa" w:w="80"/>
+              <w:bottom w:type="dxa" w:w="40"/>
+              <w:right w:type="dxa" w:w="80"/>
+            </w:tcMar>
+          </w:tcPr>
+          <w:p>
+            <w:pPr>
+              <w:spacing w:after="0"/>
+            </w:pPr>
+            <w:r>
+              <w:rPr>
+                <w:b w:val="false"/>
+                <w:bCs w:val="false"/>
+                <w:sz w:val="17"/>
+                <w:szCs w:val="17"/>
+                <w:rFonts w:ascii="Calibri" w:cs="Calibri" w:eastAsia="Calibri" w:hAnsi="Calibri"/>
+              </w:rPr>
+              <w:t xml:space="preserve">2.5</w:t>
+            </w:r>
+          </w:p>
+        </w:tc>
+        <w:tc>
+          <w:tcPr>
+            <w:tcW w:type="dxa" w:w="1102"/>
+            <w:tcMar>
+              <w:top w:type="dxa" w:w="40"/>
+              <w:left w:type="dxa" w:w="80"/>
+              <w:bottom w:type="dxa" w:w="40"/>
+              <w:right w:type="dxa" w:w="80"/>
+            </w:tcMar>
+          </w:tcPr>
+          <w:p>
+            <w:pPr>
+              <w:spacing w:after="0"/>
+            </w:pPr>
+            <w:r>
+              <w:rPr>
+                <w:b w:val="false"/>
+                <w:bCs w:val="false"/>
+                <w:sz w:val="17"/>
+                <w:szCs w:val="17"/>
+                <w:rFonts w:ascii="Calibri" w:cs="Calibri" w:eastAsia="Calibri" w:hAnsi="Calibri"/>
+              </w:rPr>
+              <w:t xml:space="preserve">44.0</w:t>
+            </w:r>
+          </w:p>
+        </w:tc>
+        <w:tc>
+          <w:tcPr>
+            <w:tcW w:type="dxa" w:w="1469"/>
+            <w:tcMar>
+              <w:top w:type="dxa" w:w="40"/>
+              <w:left w:type="dxa" w:w="80"/>
+              <w:bottom w:type="dxa" w:w="40"/>
+              <w:right w:type="dxa" w:w="80"/>
+            </w:tcMar>
+          </w:tcPr>
+          <w:p>
+            <w:pPr>
+              <w:spacing w:after="0"/>
+            </w:pPr>
+            <w:r>
+              <w:rPr>
+                <w:b w:val="false"/>
+                <w:bCs w:val="false"/>
+                <w:sz w:val="17"/>
+                <w:szCs w:val="17"/>
+                <w:rFonts w:ascii="Calibri" w:cs="Calibri" w:eastAsia="Calibri" w:hAnsi="Calibri"/>
+              </w:rPr>
+              <w:t xml:space="preserve">64.6</w:t>
+            </w:r>
+          </w:p>
+        </w:tc>
+      </w:tr>
+      <w:tr>
+        <w:tc>
+          <w:tcPr>
+            <w:tcW w:type="dxa" w:w="2020"/>
+            <w:tcMar>
+              <w:top w:type="dxa" w:w="40"/>
+              <w:left w:type="dxa" w:w="80"/>
+              <w:bottom w:type="dxa" w:w="40"/>
+              <w:right w:type="dxa" w:w="80"/>
+            </w:tcMar>
+          </w:tcPr>
+          <w:p>
+            <w:pPr>
+              <w:spacing w:after="0"/>
+            </w:pPr>
+            <w:r>
+              <w:rPr>
+                <w:b w:val="false"/>
+                <w:bCs w:val="false"/>
+                <w:sz w:val="17"/>
+                <w:szCs w:val="17"/>
+                <w:rFonts w:ascii="Calibri" w:cs="Calibri" w:eastAsia="Calibri" w:hAnsi="Calibri"/>
+              </w:rPr>
+              <w:t xml:space="preserve">LRT all ground</w:t>
+            </w:r>
+          </w:p>
+        </w:tc>
+        <w:tc>
+          <w:tcPr>
+            <w:tcW w:type="dxa" w:w="1194"/>
+            <w:tcMar>
+              <w:top w:type="dxa" w:w="40"/>
+              <w:left w:type="dxa" w:w="80"/>
+              <w:bottom w:type="dxa" w:w="40"/>
+              <w:right w:type="dxa" w:w="80"/>
+            </w:tcMar>
+          </w:tcPr>
+          <w:p>
+            <w:pPr>
+              <w:spacing w:after="0"/>
+            </w:pPr>
+            <w:r>
+              <w:rPr>
+                <w:b w:val="false"/>
+                <w:bCs w:val="false"/>
+                <w:sz w:val="17"/>
+                <w:szCs w:val="17"/>
+                <w:rFonts w:ascii="Calibri" w:cs="Calibri" w:eastAsia="Calibri" w:hAnsi="Calibri"/>
+              </w:rPr>
+              <w:t xml:space="preserve">600</w:t>
+            </w:r>
+          </w:p>
+        </w:tc>
+        <w:tc>
+          <w:tcPr>
+            <w:tcW w:type="dxa" w:w="1378"/>
+            <w:tcMar>
+              <w:top w:type="dxa" w:w="40"/>
+              <w:left w:type="dxa" w:w="80"/>
+              <w:bottom w:type="dxa" w:w="40"/>
+              <w:right w:type="dxa" w:w="80"/>
+            </w:tcMar>
+          </w:tcPr>
+          <w:p>
+            <w:pPr>
+              <w:spacing w:after="0"/>
+            </w:pPr>
+            <w:r>
+              <w:rPr>
+                <w:b w:val="false"/>
+                <w:bCs w:val="false"/>
+                <w:sz w:val="17"/>
+                <w:szCs w:val="17"/>
+                <w:rFonts w:ascii="Calibri" w:cs="Calibri" w:eastAsia="Calibri" w:hAnsi="Calibri"/>
+              </w:rPr>
+              <w:t xml:space="preserve">20.4</w:t>
+            </w:r>
+          </w:p>
+        </w:tc>
+        <w:tc>
+          <w:tcPr>
+            <w:tcW w:type="dxa" w:w="918"/>
+            <w:tcMar>
+              <w:top w:type="dxa" w:w="40"/>
+              <w:left w:type="dxa" w:w="80"/>
+              <w:bottom w:type="dxa" w:w="40"/>
+              <w:right w:type="dxa" w:w="80"/>
+            </w:tcMar>
+          </w:tcPr>
+          <w:p>
+            <w:pPr>
+              <w:spacing w:after="0"/>
+            </w:pPr>
+            <w:r>
+              <w:rPr>
+                <w:b w:val="false"/>
+                <w:bCs w:val="false"/>
+                <w:sz w:val="17"/>
+                <w:szCs w:val="17"/>
+                <w:rFonts w:ascii="Calibri" w:cs="Calibri" w:eastAsia="Calibri" w:hAnsi="Calibri"/>
+              </w:rPr>
+              <w:t xml:space="preserve">13.2</w:t>
+            </w:r>
+          </w:p>
+        </w:tc>
+        <w:tc>
+          <w:tcPr>
+            <w:tcW w:type="dxa" w:w="918"/>
+            <w:tcMar>
+              <w:top w:type="dxa" w:w="40"/>
+              <w:left w:type="dxa" w:w="80"/>
+              <w:bottom w:type="dxa" w:w="40"/>
+              <w:right w:type="dxa" w:w="80"/>
+            </w:tcMar>
+          </w:tcPr>
+          <w:p>
+            <w:pPr>
+              <w:spacing w:after="0"/>
+            </w:pPr>
+            <w:r>
+              <w:rPr>
+                <w:b w:val="false"/>
+                <w:bCs w:val="false"/>
+                <w:sz w:val="17"/>
+                <w:szCs w:val="17"/>
+                <w:rFonts w:ascii="Calibri" w:cs="Calibri" w:eastAsia="Calibri" w:hAnsi="Calibri"/>
+              </w:rPr>
+              <w:t xml:space="preserve">2.5</w:t>
+            </w:r>
+          </w:p>
+        </w:tc>
+        <w:tc>
+          <w:tcPr>
+            <w:tcW w:type="dxa" w:w="1102"/>
+            <w:tcMar>
+              <w:top w:type="dxa" w:w="40"/>
+              <w:left w:type="dxa" w:w="80"/>
+              <w:bottom w:type="dxa" w:w="40"/>
+              <w:right w:type="dxa" w:w="80"/>
+            </w:tcMar>
+          </w:tcPr>
+          <w:p>
+            <w:pPr>
+              <w:spacing w:after="0"/>
+            </w:pPr>
+            <w:r>
+              <w:rPr>
+                <w:b w:val="false"/>
+                <w:bCs w:val="false"/>
+                <w:sz w:val="17"/>
+                <w:szCs w:val="17"/>
+                <w:rFonts w:ascii="Calibri" w:cs="Calibri" w:eastAsia="Calibri" w:hAnsi="Calibri"/>
+              </w:rPr>
+              <w:t xml:space="preserve">51.8</w:t>
+            </w:r>
+          </w:p>
+        </w:tc>
+        <w:tc>
+          <w:tcPr>
+            <w:tcW w:type="dxa" w:w="1469"/>
+            <w:tcMar>
+              <w:top w:type="dxa" w:w="40"/>
+              <w:left w:type="dxa" w:w="80"/>
+              <w:bottom w:type="dxa" w:w="40"/>
+              <w:right w:type="dxa" w:w="80"/>
+            </w:tcMar>
+          </w:tcPr>
+          <w:p>
+            <w:pPr>
+              <w:spacing w:after="0"/>
+            </w:pPr>
+            <w:r>
+              <w:rPr>
+                <w:b w:val="false"/>
+                <w:bCs w:val="false"/>
+                <w:sz w:val="17"/>
+                <w:szCs w:val="17"/>
+                <w:rFonts w:ascii="Calibri" w:cs="Calibri" w:eastAsia="Calibri" w:hAnsi="Calibri"/>
+              </w:rPr>
+              <w:t xml:space="preserve">70.0</w:t>
+            </w:r>
+          </w:p>
+        </w:tc>
+      </w:tr>
+    </w:tbl>
+    <w:p>
+      <w:pPr>
+        <w:spacing w:after="200"/>
+      </w:pPr>
+      <w:r>
+        <w:rPr>
+          <w:i/>
+          <w:iCs/>
+          <w:color w:val="52514E"/>
+          <w:sz w:val="18"/>
+          <w:szCs w:val="18"/>
+          <w:rFonts w:ascii="Calibri" w:cs="Calibri" w:eastAsia="Calibri" w:hAnsi="Calibri"/>
+        </w:rPr>
+        <w:t xml:space="preserve">Minutes, weighted by the 2022 transit trips of each pair; the trunk pairs are the 90 pairs among the ten station areas. GC = IVT + 2 × walk + 2 × wait + 8 × penalised transfers, in generalized minutes; the LRT premium is not in the skim.</w:t>
+      </w:r>
+    </w:p>
+    <w:p>
+      <w:pPr>
+        <w:spacing w:after="120" w:before="0"/>
+      </w:pPr>
+      <w:r>
+        <w:rPr>
+          <w:sz w:val="22"/>
+          <w:szCs w:val="22"/>
+          <w:rFonts w:ascii="Calibri" w:cs="Calibri" w:eastAsia="Calibri" w:hAnsi="Calibri"/>
+        </w:rPr>
+        <w:t xml:space="preserve">On physical cost the LRT is dearer than the bus on 560 of the 598 pairs — on the trunk by 4 to 28 generalized minutes, median 15 — and what makes it dearer on the trunk is station access: 13.2 minutes of walking against 4.8 to the nearest bus stop, weighted twice. Off the line it is the feeder ride. With the five-minute premium the LRT is the cheaper transit mode on 96 pairs carrying 441 of the transit trips.</w:t>
+      </w:r>
+    </w:p>
+    <w:p>
+      <w:pPr>
+        <w:pStyle w:val="Heading2"/>
+        <w:spacing w:before="280" w:after="120"/>
+      </w:pPr>
+      <w:r>
+        <w:rPr>
+          <w:rFonts w:ascii="Calibri" w:cs="Calibri" w:eastAsia="Calibri" w:hAnsi="Calibri"/>
+        </w:rPr>
+        <w:t xml:space="preserve">7.2 The 2022 flows do not calibrate the cost sensitivity</w:t>
+      </w:r>
+    </w:p>
+    <w:p>
+      <w:pPr>
+        <w:spacing w:after="120" w:before="0"/>
+      </w:pPr>
+      <w:r>
+        <w:rPr>
+          <w:sz w:val="22"/>
+          <w:szCs w:val="22"/>
+          <w:rFonts w:ascii="Calibri" w:cs="Calibri" w:eastAsia="Calibri" w:hAnsi="Calibri"/>
+        </w:rPr>
+        <w:t xml:space="preserve">The plan was to read the cost sensitivity off revealed behaviour: the observed 2022 transit share of each pair against the bus’s cost handicap over the car. On 573 pairs and 67,700 car and transit trips the fit returns the wrong sign, and no sensitivity at all once a constant per distance band is allowed. The transit share is 0.11 under three kilometres, 0.25 at three to six, 0.16 to 0.17 at six to twenty and 0.41 beyond twenty (Nazareth, Shefaram), while the bus’s handicap grows steadily from 11 to 28 generalized minutes over the same bands: the pairs where the bus is worst placed are those whose travellers are least car-available, and car availability is not in the skims. The cross-section identifies car availability, not cost. The sensitivity is therefore assumed — 0.03 per generalized minute, a range of 0.02 to 0.05, twice that within the transit nest — with the observed shares entering only as the pivot; fitting it properly needs a segmented estimation on the survey’s person records.</w:t>
+      </w:r>
+    </w:p>
+    <w:p>
+      <w:pPr>
+        <w:spacing w:before="120" w:after="60"/>
+        <w:jc w:val="center"/>
+      </w:pPr>
+      <w:r>
+        <w:drawing>
+          <wp:inline distT="0" distB="0" distL="0" distR="0">
+            <wp:extent cx="5810250" cy="3343275"/>
+            <wp:effectExtent t="0" r="0" b="0" l="0"/>
+            <wp:docPr id="1" name="" descr="" title=""/>
+            <wp:cNvGraphicFramePr>
+              <a:graphicFrameLocks xmlns:a="http://schemas.openxmlformats.org/drawingml/2006/main" noChangeAspect="1"/>
+            </wp:cNvGraphicFramePr>
+            <a:graphic xmlns:a="http://schemas.openxmlformats.org/drawingml/2006/main">
+              <a:graphicData uri="http://schemas.openxmlformats.org/drawingml/2006/picture">
+                <pic:pic xmlns:pic="http://schemas.openxmlformats.org/drawingml/2006/picture">
+                  <pic:nvPicPr>
+                    <pic:cNvPr id="0" name="" descr=""/>
+                    <pic:cNvPicPr>
+                      <a:picLocks noChangeAspect="1" noChangeArrowheads="1"/>
+                    </pic:cNvPicPr>
+                  </pic:nvPicPr>
+                  <pic:blipFill>
+                    <a:blip r:embed="rId15" cstate="none"/>
+                    <a:srcRect/>
+                    <a:stretch>
+                      <a:fillRect/>
+                    </a:stretch>
+                  </pic:blipFill>
+                  <pic:spPr bwMode="auto">
+                    <a:xfrm>
+                      <a:off x="0" y="0"/>
+                      <a:ext cx="5810250" cy="3343275"/>
+                    </a:xfrm>
+                    <a:prstGeom prst="rect">
+                      <a:avLst/>
+                    </a:prstGeom>
+                  </pic:spPr>
+                </pic:pic>
+              </a:graphicData>
+            </a:graphic>
+          </wp:inline>
+        </w:drawing>
+      </w:r>
+    </w:p>
+    <w:p>
+      <w:pPr>
+        <w:spacing w:after="240"/>
+        <w:jc w:val="center"/>
+      </w:pPr>
+      <w:r>
+        <w:rPr>
+          <w:i/>
+          <w:iCs/>
+          <w:color w:val="52514E"/>
+          <w:sz w:val="18"/>
+          <w:szCs w:val="18"/>
+          <w:rFonts w:ascii="Calibri" w:cs="Calibri" w:eastAsia="Calibri" w:hAnsi="Calibri"/>
+        </w:rPr>
+        <w:t xml:space="preserve">Figure 9. The observed 2022 transit share of each pair against the skim cost difference (bus minus car); the orange line is the trip-weighted share by band, the black line the fitted logit, whose slope has the wrong sign.</w:t>
+      </w:r>
+    </w:p>
+    <w:p>
+      <w:pPr>
+        <w:pStyle w:val="Heading2"/>
+        <w:spacing w:before="280" w:after="120"/>
+      </w:pPr>
+      <w:r>
+        <w:rPr>
+          <w:rFonts w:ascii="Calibri" w:cs="Calibri" w:eastAsia="Calibri" w:hAnsi="Calibri"/>
+        </w:rPr>
+        <w:t xml:space="preserve">7.3 What the LRT would take, on the 2022 market between the 25 areas</w:t>
+      </w:r>
+    </w:p>
+    <w:p>
+      <w:pPr>
+        <w:spacing w:after="120" w:before="0"/>
+      </w:pPr>
+      <w:r>
+        <w:rPr>
+          <w:sz w:val="22"/>
+          <w:szCs w:val="22"/>
+          <w:rFonts w:ascii="Calibri" w:cs="Calibri" w:eastAsia="Calibri" w:hAnsi="Calibri"/>
+        </w:rPr>
+        <w:t xml:space="preserve">A nested incremental logit pivoted on the observed trips of each pair — with the LRT removed it returns 2022 exactly — splits the transit trips between bus and LRT on the cost difference less the premium, and lets the improved transit nest draw a little from the car. The market is the 11,664 bus and rail trips and 56,445 car trips made between the 25 areas in the three morning hours of 2022; nothing from outside the areas, no growth to 2040, no capacity, no route choice against the buses that remain.</w:t>
+      </w:r>
+    </w:p>
+    <w:tbl>
+      <w:tblPr>
+        <w:tblW w:type="dxa" w:w="9000"/>
+        <w:tblBorders>
+          <w:top w:val="single" w:color="auto" w:sz="4"/>
+          <w:left w:val="single" w:color="auto" w:sz="4"/>
+          <w:bottom w:val="single" w:color="auto" w:sz="4"/>
+          <w:right w:val="single" w:color="auto" w:sz="4"/>
+          <w:insideH w:val="single" w:color="auto" w:sz="4"/>
+          <w:insideV w:val="single" w:color="auto" w:sz="4"/>
+        </w:tblBorders>
+      </w:tblPr>
+      <w:tblGrid>
+        <w:gridCol w:w="3122"/>
+        <w:gridCol w:w="1469"/>
+        <w:gridCol w:w="918"/>
+        <w:gridCol w:w="918"/>
+        <w:gridCol w:w="1194"/>
+        <w:gridCol w:w="1378"/>
+      </w:tblGrid>
+      <w:tr>
+        <w:trPr>
+          <w:tblHeader/>
+        </w:trPr>
+        <w:tc>
+          <w:tcPr>
+            <w:tcW w:type="dxa" w:w="3122"/>
+            <w:shd w:fill="E7EEF7" w:color="auto" w:val="clear"/>
+            <w:tcMar>
+              <w:top w:type="dxa" w:w="40"/>
+              <w:left w:type="dxa" w:w="80"/>
+              <w:bottom w:type="dxa" w:w="40"/>
+              <w:right w:type="dxa" w:w="80"/>
+            </w:tcMar>
+          </w:tcPr>
+          <w:p>
+            <w:pPr>
+              <w:spacing w:after="0"/>
+            </w:pPr>
+            <w:r>
+              <w:rPr>
+                <w:b/>
+                <w:bCs/>
+                <w:sz w:val="17"/>
+                <w:szCs w:val="17"/>
+                <w:rFonts w:ascii="Calibri" w:cs="Calibri" w:eastAsia="Calibri" w:hAnsi="Calibri"/>
+              </w:rPr>
+              <w:t xml:space="preserve">Scenario and case</w:t>
+            </w:r>
+          </w:p>
+        </w:tc>
+        <w:tc>
+          <w:tcPr>
+            <w:tcW w:type="dxa" w:w="1469"/>
+            <w:shd w:fill="E7EEF7" w:color="auto" w:val="clear"/>
+            <w:tcMar>
+              <w:top w:type="dxa" w:w="40"/>
+              <w:left w:type="dxa" w:w="80"/>
+              <w:bottom w:type="dxa" w:w="40"/>
+              <w:right w:type="dxa" w:w="80"/>
+            </w:tcMar>
+          </w:tcPr>
+          <w:p>
+            <w:pPr>
+              <w:spacing w:after="0"/>
+            </w:pPr>
+            <w:r>
+              <w:rPr>
+                <w:b/>
+                <w:bCs/>
+                <w:sz w:val="17"/>
+                <w:szCs w:val="17"/>
+                <w:rFonts w:ascii="Calibri" w:cs="Calibri" w:eastAsia="Calibri" w:hAnsi="Calibri"/>
+              </w:rPr>
+              <w:t xml:space="preserve">LRT trips 06:00–09:00</w:t>
+            </w:r>
+          </w:p>
+        </w:tc>
+        <w:tc>
+          <w:tcPr>
+            <w:tcW w:type="dxa" w:w="918"/>
+            <w:shd w:fill="E7EEF7" w:color="auto" w:val="clear"/>
+            <w:tcMar>
+              <w:top w:type="dxa" w:w="40"/>
+              <w:left w:type="dxa" w:w="80"/>
+              <w:bottom w:type="dxa" w:w="40"/>
+              <w:right w:type="dxa" w:w="80"/>
+            </w:tcMar>
+          </w:tcPr>
+          <w:p>
+            <w:pPr>
+              <w:spacing w:after="0"/>
+            </w:pPr>
+            <w:r>
+              <w:rPr>
+                <w:b/>
+                <w:bCs/>
+                <w:sz w:val="17"/>
+                <w:szCs w:val="17"/>
+                <w:rFonts w:ascii="Calibri" w:cs="Calibri" w:eastAsia="Calibri" w:hAnsi="Calibri"/>
+              </w:rPr>
+              <w:t xml:space="preserve">from bus</w:t>
+            </w:r>
+          </w:p>
+        </w:tc>
+        <w:tc>
+          <w:tcPr>
+            <w:tcW w:type="dxa" w:w="918"/>
+            <w:shd w:fill="E7EEF7" w:color="auto" w:val="clear"/>
+            <w:tcMar>
+              <w:top w:type="dxa" w:w="40"/>
+              <w:left w:type="dxa" w:w="80"/>
+              <w:bottom w:type="dxa" w:w="40"/>
+              <w:right w:type="dxa" w:w="80"/>
+            </w:tcMar>
+          </w:tcPr>
+          <w:p>
+            <w:pPr>
+              <w:spacing w:after="0"/>
+            </w:pPr>
+            <w:r>
+              <w:rPr>
+                <w:b/>
+                <w:bCs/>
+                <w:sz w:val="17"/>
+                <w:szCs w:val="17"/>
+                <w:rFonts w:ascii="Calibri" w:cs="Calibri" w:eastAsia="Calibri" w:hAnsi="Calibri"/>
+              </w:rPr>
+              <w:t xml:space="preserve">from car</w:t>
+            </w:r>
+          </w:p>
+        </w:tc>
+        <w:tc>
+          <w:tcPr>
+            <w:tcW w:type="dxa" w:w="1194"/>
+            <w:shd w:fill="E7EEF7" w:color="auto" w:val="clear"/>
+            <w:tcMar>
+              <w:top w:type="dxa" w:w="40"/>
+              <w:left w:type="dxa" w:w="80"/>
+              <w:bottom w:type="dxa" w:w="40"/>
+              <w:right w:type="dxa" w:w="80"/>
+            </w:tcMar>
+          </w:tcPr>
+          <w:p>
+            <w:pPr>
+              <w:spacing w:after="0"/>
+            </w:pPr>
+            <w:r>
+              <w:rPr>
+                <w:b/>
+                <w:bCs/>
+                <w:sz w:val="17"/>
+                <w:szCs w:val="17"/>
+                <w:rFonts w:ascii="Calibri" w:cs="Calibri" w:eastAsia="Calibri" w:hAnsi="Calibri"/>
+              </w:rPr>
+              <w:t xml:space="preserve">share of transit</w:t>
+            </w:r>
+          </w:p>
+        </w:tc>
+        <w:tc>
+          <w:tcPr>
+            <w:tcW w:type="dxa" w:w="1378"/>
+            <w:shd w:fill="E7EEF7" w:color="auto" w:val="clear"/>
+            <w:tcMar>
+              <w:top w:type="dxa" w:w="40"/>
+              <w:left w:type="dxa" w:w="80"/>
+              <w:bottom w:type="dxa" w:w="40"/>
+              <w:right w:type="dxa" w:w="80"/>
+            </w:tcMar>
+          </w:tcPr>
+          <w:p>
+            <w:pPr>
+              <w:spacing w:after="0"/>
+            </w:pPr>
+            <w:r>
+              <w:rPr>
+                <w:b/>
+                <w:bCs/>
+                <w:sz w:val="17"/>
+                <w:szCs w:val="17"/>
+                <w:rFonts w:ascii="Calibri" w:cs="Calibri" w:eastAsia="Calibri" w:hAnsi="Calibri"/>
+              </w:rPr>
+              <w:t xml:space="preserve">trunk pairs: share of transit</w:t>
+            </w:r>
+          </w:p>
+        </w:tc>
+      </w:tr>
+      <w:tr>
+        <w:tc>
+          <w:tcPr>
+            <w:tcW w:type="dxa" w:w="3122"/>
+            <w:tcMar>
+              <w:top w:type="dxa" w:w="40"/>
+              <w:left w:type="dxa" w:w="80"/>
+              <w:bottom w:type="dxa" w:w="40"/>
+              <w:right w:type="dxa" w:w="80"/>
+            </w:tcMar>
+          </w:tcPr>
+          <w:p>
+            <w:pPr>
+              <w:spacing w:after="0"/>
+            </w:pPr>
+            <w:r>
+              <w:rPr>
+                <w:b w:val="false"/>
+                <w:bCs w:val="false"/>
+                <w:sz w:val="17"/>
+                <w:szCs w:val="17"/>
+                <w:rFonts w:ascii="Calibri" w:cs="Calibri" w:eastAsia="Calibri" w:hAnsi="Calibri"/>
+              </w:rPr>
+              <w:t xml:space="preserve">Underground, central (λ 0.03, premium 5, free LRT–Metronit transfer)</w:t>
+            </w:r>
+          </w:p>
+        </w:tc>
+        <w:tc>
+          <w:tcPr>
+            <w:tcW w:type="dxa" w:w="1469"/>
+            <w:tcMar>
+              <w:top w:type="dxa" w:w="40"/>
+              <w:left w:type="dxa" w:w="80"/>
+              <w:bottom w:type="dxa" w:w="40"/>
+              <w:right w:type="dxa" w:w="80"/>
+            </w:tcMar>
+          </w:tcPr>
+          <w:p>
+            <w:pPr>
+              <w:spacing w:after="0"/>
+            </w:pPr>
+            <w:r>
+              <w:rPr>
+                <w:b w:val="false"/>
+                <w:bCs w:val="false"/>
+                <w:sz w:val="17"/>
+                <w:szCs w:val="17"/>
+                <w:rFonts w:ascii="Calibri" w:cs="Calibri" w:eastAsia="Calibri" w:hAnsi="Calibri"/>
+              </w:rPr>
+              <w:t xml:space="preserve">3,332</w:t>
+            </w:r>
+          </w:p>
+        </w:tc>
+        <w:tc>
+          <w:tcPr>
+            <w:tcW w:type="dxa" w:w="918"/>
+            <w:tcMar>
+              <w:top w:type="dxa" w:w="40"/>
+              <w:left w:type="dxa" w:w="80"/>
+              <w:bottom w:type="dxa" w:w="40"/>
+              <w:right w:type="dxa" w:w="80"/>
+            </w:tcMar>
+          </w:tcPr>
+          <w:p>
+            <w:pPr>
+              <w:spacing w:after="0"/>
+            </w:pPr>
+            <w:r>
+              <w:rPr>
+                <w:b w:val="false"/>
+                <w:bCs w:val="false"/>
+                <w:sz w:val="17"/>
+                <w:szCs w:val="17"/>
+                <w:rFonts w:ascii="Calibri" w:cs="Calibri" w:eastAsia="Calibri" w:hAnsi="Calibri"/>
+              </w:rPr>
+              <w:t xml:space="preserve">3,037</w:t>
+            </w:r>
+          </w:p>
+        </w:tc>
+        <w:tc>
+          <w:tcPr>
+            <w:tcW w:type="dxa" w:w="918"/>
+            <w:tcMar>
+              <w:top w:type="dxa" w:w="40"/>
+              <w:left w:type="dxa" w:w="80"/>
+              <w:bottom w:type="dxa" w:w="40"/>
+              <w:right w:type="dxa" w:w="80"/>
+            </w:tcMar>
+          </w:tcPr>
+          <w:p>
+            <w:pPr>
+              <w:spacing w:after="0"/>
+            </w:pPr>
+            <w:r>
+              <w:rPr>
+                <w:b w:val="false"/>
+                <w:bCs w:val="false"/>
+                <w:sz w:val="17"/>
+                <w:szCs w:val="17"/>
+                <w:rFonts w:ascii="Calibri" w:cs="Calibri" w:eastAsia="Calibri" w:hAnsi="Calibri"/>
+              </w:rPr>
+              <w:t xml:space="preserve">295</w:t>
+            </w:r>
+          </w:p>
+        </w:tc>
+        <w:tc>
+          <w:tcPr>
+            <w:tcW w:type="dxa" w:w="1194"/>
+            <w:tcMar>
+              <w:top w:type="dxa" w:w="40"/>
+              <w:left w:type="dxa" w:w="80"/>
+              <w:bottom w:type="dxa" w:w="40"/>
+              <w:right w:type="dxa" w:w="80"/>
+            </w:tcMar>
+          </w:tcPr>
+          <w:p>
+            <w:pPr>
+              <w:spacing w:after="0"/>
+            </w:pPr>
+            <w:r>
+              <w:rPr>
+                <w:b w:val="false"/>
+                <w:bCs w:val="false"/>
+                <w:sz w:val="17"/>
+                <w:szCs w:val="17"/>
+                <w:rFonts w:ascii="Calibri" w:cs="Calibri" w:eastAsia="Calibri" w:hAnsi="Calibri"/>
+              </w:rPr>
+              <w:t xml:space="preserve">27 %</w:t>
+            </w:r>
+          </w:p>
+        </w:tc>
+        <w:tc>
+          <w:tcPr>
+            <w:tcW w:type="dxa" w:w="1378"/>
+            <w:tcMar>
+              <w:top w:type="dxa" w:w="40"/>
+              <w:left w:type="dxa" w:w="80"/>
+              <w:bottom w:type="dxa" w:w="40"/>
+              <w:right w:type="dxa" w:w="80"/>
+            </w:tcMar>
+          </w:tcPr>
+          <w:p>
+            <w:pPr>
+              <w:spacing w:after="0"/>
+            </w:pPr>
+            <w:r>
+              <w:rPr>
+                <w:b w:val="false"/>
+                <w:bCs w:val="false"/>
+                <w:sz w:val="17"/>
+                <w:szCs w:val="17"/>
+                <w:rFonts w:ascii="Calibri" w:cs="Calibri" w:eastAsia="Calibri" w:hAnsi="Calibri"/>
+              </w:rPr>
+              <w:t xml:space="preserve">34 %</w:t>
+            </w:r>
+          </w:p>
+        </w:tc>
+      </w:tr>
+      <w:tr>
+        <w:tc>
+          <w:tcPr>
+            <w:tcW w:type="dxa" w:w="3122"/>
+            <w:tcMar>
+              <w:top w:type="dxa" w:w="40"/>
+              <w:left w:type="dxa" w:w="80"/>
+              <w:bottom w:type="dxa" w:w="40"/>
+              <w:right w:type="dxa" w:w="80"/>
+            </w:tcMar>
+          </w:tcPr>
+          <w:p>
+            <w:pPr>
+              <w:spacing w:after="0"/>
+            </w:pPr>
+            <w:r>
+              <w:rPr>
+                <w:b w:val="false"/>
+                <w:bCs w:val="false"/>
+                <w:sz w:val="17"/>
+                <w:szCs w:val="17"/>
+                <w:rFonts w:ascii="Calibri" w:cs="Calibri" w:eastAsia="Calibri" w:hAnsi="Calibri"/>
+              </w:rPr>
+              <w:t xml:space="preserve">Underground, λ 0.02 / 0.05</w:t>
+            </w:r>
+          </w:p>
+        </w:tc>
+        <w:tc>
+          <w:tcPr>
+            <w:tcW w:type="dxa" w:w="1469"/>
+            <w:tcMar>
+              <w:top w:type="dxa" w:w="40"/>
+              <w:left w:type="dxa" w:w="80"/>
+              <w:bottom w:type="dxa" w:w="40"/>
+              <w:right w:type="dxa" w:w="80"/>
+            </w:tcMar>
+          </w:tcPr>
+          <w:p>
+            <w:pPr>
+              <w:spacing w:after="0"/>
+            </w:pPr>
+            <w:r>
+              <w:rPr>
+                <w:b w:val="false"/>
+                <w:bCs w:val="false"/>
+                <w:sz w:val="17"/>
+                <w:szCs w:val="17"/>
+                <w:rFonts w:ascii="Calibri" w:cs="Calibri" w:eastAsia="Calibri" w:hAnsi="Calibri"/>
+              </w:rPr>
+              <w:t xml:space="preserve">4,855 / 2,357</w:t>
+            </w:r>
+          </w:p>
+        </w:tc>
+        <w:tc>
+          <w:tcPr>
+            <w:tcW w:type="dxa" w:w="918"/>
+            <w:tcMar>
+              <w:top w:type="dxa" w:w="40"/>
+              <w:left w:type="dxa" w:w="80"/>
+              <w:bottom w:type="dxa" w:w="40"/>
+              <w:right w:type="dxa" w:w="80"/>
+            </w:tcMar>
+          </w:tcPr>
+          <w:p>
+            <w:pPr>
+              <w:spacing w:after="0"/>
+            </w:pPr>
+            <w:r>
+              <w:rPr>
+                <w:b w:val="false"/>
+                <w:bCs w:val="false"/>
+                <w:sz w:val="17"/>
+                <w:szCs w:val="17"/>
+                <w:rFonts w:ascii="Calibri" w:cs="Calibri" w:eastAsia="Calibri" w:hAnsi="Calibri"/>
+              </w:rPr>
+            </w:r>
+          </w:p>
+        </w:tc>
+        <w:tc>
+          <w:tcPr>
+            <w:tcW w:type="dxa" w:w="918"/>
+            <w:tcMar>
+              <w:top w:type="dxa" w:w="40"/>
+              <w:left w:type="dxa" w:w="80"/>
+              <w:bottom w:type="dxa" w:w="40"/>
+              <w:right w:type="dxa" w:w="80"/>
+            </w:tcMar>
+          </w:tcPr>
+          <w:p>
+            <w:pPr>
+              <w:spacing w:after="0"/>
+            </w:pPr>
+            <w:r>
+              <w:rPr>
+                <w:b w:val="false"/>
+                <w:bCs w:val="false"/>
+                <w:sz w:val="17"/>
+                <w:szCs w:val="17"/>
+                <w:rFonts w:ascii="Calibri" w:cs="Calibri" w:eastAsia="Calibri" w:hAnsi="Calibri"/>
+              </w:rPr>
+            </w:r>
+          </w:p>
+        </w:tc>
+        <w:tc>
+          <w:tcPr>
+            <w:tcW w:type="dxa" w:w="1194"/>
+            <w:tcMar>
+              <w:top w:type="dxa" w:w="40"/>
+              <w:left w:type="dxa" w:w="80"/>
+              <w:bottom w:type="dxa" w:w="40"/>
+              <w:right w:type="dxa" w:w="80"/>
+            </w:tcMar>
+          </w:tcPr>
+          <w:p>
+            <w:pPr>
+              <w:spacing w:after="0"/>
+            </w:pPr>
+            <w:r>
+              <w:rPr>
+                <w:b w:val="false"/>
+                <w:bCs w:val="false"/>
+                <w:sz w:val="17"/>
+                <w:szCs w:val="17"/>
+                <w:rFonts w:ascii="Calibri" w:cs="Calibri" w:eastAsia="Calibri" w:hAnsi="Calibri"/>
+              </w:rPr>
+              <w:t xml:space="preserve">36 % / 19 %</w:t>
+            </w:r>
+          </w:p>
+        </w:tc>
+        <w:tc>
+          <w:tcPr>
+            <w:tcW w:type="dxa" w:w="1378"/>
+            <w:tcMar>
+              <w:top w:type="dxa" w:w="40"/>
+              <w:left w:type="dxa" w:w="80"/>
+              <w:bottom w:type="dxa" w:w="40"/>
+              <w:right w:type="dxa" w:w="80"/>
+            </w:tcMar>
+          </w:tcPr>
+          <w:p>
+            <w:pPr>
+              <w:spacing w:after="0"/>
+            </w:pPr>
+            <w:r>
+              <w:rPr>
+                <w:b w:val="false"/>
+                <w:bCs w:val="false"/>
+                <w:sz w:val="17"/>
+                <w:szCs w:val="17"/>
+                <w:rFonts w:ascii="Calibri" w:cs="Calibri" w:eastAsia="Calibri" w:hAnsi="Calibri"/>
+              </w:rPr>
+              <w:t xml:space="preserve">42 % / 25 %</w:t>
+            </w:r>
+          </w:p>
+        </w:tc>
+      </w:tr>
+      <w:tr>
+        <w:tc>
+          <w:tcPr>
+            <w:tcW w:type="dxa" w:w="3122"/>
+            <w:tcMar>
+              <w:top w:type="dxa" w:w="40"/>
+              <w:left w:type="dxa" w:w="80"/>
+              <w:bottom w:type="dxa" w:w="40"/>
+              <w:right w:type="dxa" w:w="80"/>
+            </w:tcMar>
+          </w:tcPr>
+          <w:p>
+            <w:pPr>
+              <w:spacing w:after="0"/>
+            </w:pPr>
+            <w:r>
+              <w:rPr>
+                <w:b w:val="false"/>
+                <w:bCs w:val="false"/>
+                <w:sz w:val="17"/>
+                <w:szCs w:val="17"/>
+                <w:rFonts w:ascii="Calibri" w:cs="Calibri" w:eastAsia="Calibri" w:hAnsi="Calibri"/>
+              </w:rPr>
+              <w:t xml:space="preserve">Underground, premium 0 / 10</w:t>
+            </w:r>
+          </w:p>
+        </w:tc>
+        <w:tc>
+          <w:tcPr>
+            <w:tcW w:type="dxa" w:w="1469"/>
+            <w:tcMar>
+              <w:top w:type="dxa" w:w="40"/>
+              <w:left w:type="dxa" w:w="80"/>
+              <w:bottom w:type="dxa" w:w="40"/>
+              <w:right w:type="dxa" w:w="80"/>
+            </w:tcMar>
+          </w:tcPr>
+          <w:p>
+            <w:pPr>
+              <w:spacing w:after="0"/>
+            </w:pPr>
+            <w:r>
+              <w:rPr>
+                <w:b w:val="false"/>
+                <w:bCs w:val="false"/>
+                <w:sz w:val="17"/>
+                <w:szCs w:val="17"/>
+                <w:rFonts w:ascii="Calibri" w:cs="Calibri" w:eastAsia="Calibri" w:hAnsi="Calibri"/>
+              </w:rPr>
+              <w:t xml:space="preserve">2,658 / 4,122</w:t>
+            </w:r>
+          </w:p>
+        </w:tc>
+        <w:tc>
+          <w:tcPr>
+            <w:tcW w:type="dxa" w:w="918"/>
+            <w:tcMar>
+              <w:top w:type="dxa" w:w="40"/>
+              <w:left w:type="dxa" w:w="80"/>
+              <w:bottom w:type="dxa" w:w="40"/>
+              <w:right w:type="dxa" w:w="80"/>
+            </w:tcMar>
+          </w:tcPr>
+          <w:p>
+            <w:pPr>
+              <w:spacing w:after="0"/>
+            </w:pPr>
+            <w:r>
+              <w:rPr>
+                <w:b w:val="false"/>
+                <w:bCs w:val="false"/>
+                <w:sz w:val="17"/>
+                <w:szCs w:val="17"/>
+                <w:rFonts w:ascii="Calibri" w:cs="Calibri" w:eastAsia="Calibri" w:hAnsi="Calibri"/>
+              </w:rPr>
+            </w:r>
+          </w:p>
+        </w:tc>
+        <w:tc>
+          <w:tcPr>
+            <w:tcW w:type="dxa" w:w="918"/>
+            <w:tcMar>
+              <w:top w:type="dxa" w:w="40"/>
+              <w:left w:type="dxa" w:w="80"/>
+              <w:bottom w:type="dxa" w:w="40"/>
+              <w:right w:type="dxa" w:w="80"/>
+            </w:tcMar>
+          </w:tcPr>
+          <w:p>
+            <w:pPr>
+              <w:spacing w:after="0"/>
+            </w:pPr>
+            <w:r>
+              <w:rPr>
+                <w:b w:val="false"/>
+                <w:bCs w:val="false"/>
+                <w:sz w:val="17"/>
+                <w:szCs w:val="17"/>
+                <w:rFonts w:ascii="Calibri" w:cs="Calibri" w:eastAsia="Calibri" w:hAnsi="Calibri"/>
+              </w:rPr>
+            </w:r>
+          </w:p>
+        </w:tc>
+        <w:tc>
+          <w:tcPr>
+            <w:tcW w:type="dxa" w:w="1194"/>
+            <w:tcMar>
+              <w:top w:type="dxa" w:w="40"/>
+              <w:left w:type="dxa" w:w="80"/>
+              <w:bottom w:type="dxa" w:w="40"/>
+              <w:right w:type="dxa" w:w="80"/>
+            </w:tcMar>
+          </w:tcPr>
+          <w:p>
+            <w:pPr>
+              <w:spacing w:after="0"/>
+            </w:pPr>
+            <w:r>
+              <w:rPr>
+                <w:b w:val="false"/>
+                <w:bCs w:val="false"/>
+                <w:sz w:val="17"/>
+                <w:szCs w:val="17"/>
+                <w:rFonts w:ascii="Calibri" w:cs="Calibri" w:eastAsia="Calibri" w:hAnsi="Calibri"/>
+              </w:rPr>
+              <w:t xml:space="preserve">22 % / 32 %</w:t>
+            </w:r>
+          </w:p>
+        </w:tc>
+        <w:tc>
+          <w:tcPr>
+            <w:tcW w:type="dxa" w:w="1378"/>
+            <w:tcMar>
+              <w:top w:type="dxa" w:w="40"/>
+              <w:left w:type="dxa" w:w="80"/>
+              <w:bottom w:type="dxa" w:w="40"/>
+              <w:right w:type="dxa" w:w="80"/>
+            </w:tcMar>
+          </w:tcPr>
+          <w:p>
+            <w:pPr>
+              <w:spacing w:after="0"/>
+            </w:pPr>
+            <w:r>
+              <w:rPr>
+                <w:b w:val="false"/>
+                <w:bCs w:val="false"/>
+                <w:sz w:val="17"/>
+                <w:szCs w:val="17"/>
+                <w:rFonts w:ascii="Calibri" w:cs="Calibri" w:eastAsia="Calibri" w:hAnsi="Calibri"/>
+              </w:rPr>
+              <w:t xml:space="preserve">28 % / 41 %</w:t>
+            </w:r>
+          </w:p>
+        </w:tc>
+      </w:tr>
+      <w:tr>
+        <w:tc>
+          <w:tcPr>
+            <w:tcW w:type="dxa" w:w="3122"/>
+            <w:tcMar>
+              <w:top w:type="dxa" w:w="40"/>
+              <w:left w:type="dxa" w:w="80"/>
+              <w:bottom w:type="dxa" w:w="40"/>
+              <w:right w:type="dxa" w:w="80"/>
+            </w:tcMar>
+          </w:tcPr>
+          <w:p>
+            <w:pPr>
+              <w:spacing w:after="0"/>
+            </w:pPr>
+            <w:r>
+              <w:rPr>
+                <w:b w:val="false"/>
+                <w:bCs w:val="false"/>
+                <w:sz w:val="17"/>
+                <w:szCs w:val="17"/>
+                <w:rFonts w:ascii="Calibri" w:cs="Calibri" w:eastAsia="Calibri" w:hAnsi="Calibri"/>
+              </w:rPr>
+              <w:t xml:space="preserve">Ground, central</w:t>
+            </w:r>
+          </w:p>
+        </w:tc>
+        <w:tc>
+          <w:tcPr>
+            <w:tcW w:type="dxa" w:w="1469"/>
+            <w:tcMar>
+              <w:top w:type="dxa" w:w="40"/>
+              <w:left w:type="dxa" w:w="80"/>
+              <w:bottom w:type="dxa" w:w="40"/>
+              <w:right w:type="dxa" w:w="80"/>
+            </w:tcMar>
+          </w:tcPr>
+          <w:p>
+            <w:pPr>
+              <w:spacing w:after="0"/>
+            </w:pPr>
+            <w:r>
+              <w:rPr>
+                <w:b w:val="false"/>
+                <w:bCs w:val="false"/>
+                <w:sz w:val="17"/>
+                <w:szCs w:val="17"/>
+                <w:rFonts w:ascii="Calibri" w:cs="Calibri" w:eastAsia="Calibri" w:hAnsi="Calibri"/>
+              </w:rPr>
+              <w:t xml:space="preserve">2,544</w:t>
+            </w:r>
+          </w:p>
+        </w:tc>
+        <w:tc>
+          <w:tcPr>
+            <w:tcW w:type="dxa" w:w="918"/>
+            <w:tcMar>
+              <w:top w:type="dxa" w:w="40"/>
+              <w:left w:type="dxa" w:w="80"/>
+              <w:bottom w:type="dxa" w:w="40"/>
+              <w:right w:type="dxa" w:w="80"/>
+            </w:tcMar>
+          </w:tcPr>
+          <w:p>
+            <w:pPr>
+              <w:spacing w:after="0"/>
+            </w:pPr>
+            <w:r>
+              <w:rPr>
+                <w:b w:val="false"/>
+                <w:bCs w:val="false"/>
+                <w:sz w:val="17"/>
+                <w:szCs w:val="17"/>
+                <w:rFonts w:ascii="Calibri" w:cs="Calibri" w:eastAsia="Calibri" w:hAnsi="Calibri"/>
+              </w:rPr>
+              <w:t xml:space="preserve">2,375</w:t>
+            </w:r>
+          </w:p>
+        </w:tc>
+        <w:tc>
+          <w:tcPr>
+            <w:tcW w:type="dxa" w:w="918"/>
+            <w:tcMar>
+              <w:top w:type="dxa" w:w="40"/>
+              <w:left w:type="dxa" w:w="80"/>
+              <w:bottom w:type="dxa" w:w="40"/>
+              <w:right w:type="dxa" w:w="80"/>
+            </w:tcMar>
+          </w:tcPr>
+          <w:p>
+            <w:pPr>
+              <w:spacing w:after="0"/>
+            </w:pPr>
+            <w:r>
+              <w:rPr>
+                <w:b w:val="false"/>
+                <w:bCs w:val="false"/>
+                <w:sz w:val="17"/>
+                <w:szCs w:val="17"/>
+                <w:rFonts w:ascii="Calibri" w:cs="Calibri" w:eastAsia="Calibri" w:hAnsi="Calibri"/>
+              </w:rPr>
+              <w:t xml:space="preserve">169</w:t>
+            </w:r>
+          </w:p>
+        </w:tc>
+        <w:tc>
+          <w:tcPr>
+            <w:tcW w:type="dxa" w:w="1194"/>
+            <w:tcMar>
+              <w:top w:type="dxa" w:w="40"/>
+              <w:left w:type="dxa" w:w="80"/>
+              <w:bottom w:type="dxa" w:w="40"/>
+              <w:right w:type="dxa" w:w="80"/>
+            </w:tcMar>
+          </w:tcPr>
+          <w:p>
+            <w:pPr>
+              <w:spacing w:after="0"/>
+            </w:pPr>
+            <w:r>
+              <w:rPr>
+                <w:b w:val="false"/>
+                <w:bCs w:val="false"/>
+                <w:sz w:val="17"/>
+                <w:szCs w:val="17"/>
+                <w:rFonts w:ascii="Calibri" w:cs="Calibri" w:eastAsia="Calibri" w:hAnsi="Calibri"/>
+              </w:rPr>
+              <w:t xml:space="preserve">21 %</w:t>
+            </w:r>
+          </w:p>
+        </w:tc>
+        <w:tc>
+          <w:tcPr>
+            <w:tcW w:type="dxa" w:w="1378"/>
+            <w:tcMar>
+              <w:top w:type="dxa" w:w="40"/>
+              <w:left w:type="dxa" w:w="80"/>
+              <w:bottom w:type="dxa" w:w="40"/>
+              <w:right w:type="dxa" w:w="80"/>
+            </w:tcMar>
+          </w:tcPr>
+          <w:p>
+            <w:pPr>
+              <w:spacing w:after="0"/>
+            </w:pPr>
+            <w:r>
+              <w:rPr>
+                <w:b w:val="false"/>
+                <w:bCs w:val="false"/>
+                <w:sz w:val="17"/>
+                <w:szCs w:val="17"/>
+                <w:rFonts w:ascii="Calibri" w:cs="Calibri" w:eastAsia="Calibri" w:hAnsi="Calibri"/>
+              </w:rPr>
+              <w:t xml:space="preserve">25 %</w:t>
+            </w:r>
+          </w:p>
+        </w:tc>
+      </w:tr>
+      <w:tr>
+        <w:tc>
+          <w:tcPr>
+            <w:tcW w:type="dxa" w:w="3122"/>
+            <w:tcMar>
+              <w:top w:type="dxa" w:w="40"/>
+              <w:left w:type="dxa" w:w="80"/>
+              <w:bottom w:type="dxa" w:w="40"/>
+              <w:right w:type="dxa" w:w="80"/>
+            </w:tcMar>
+          </w:tcPr>
+          <w:p>
+            <w:pPr>
+              <w:spacing w:after="0"/>
+            </w:pPr>
+            <w:r>
+              <w:rPr>
+                <w:b w:val="false"/>
+                <w:bCs w:val="false"/>
+                <w:sz w:val="17"/>
+                <w:szCs w:val="17"/>
+                <w:rFonts w:ascii="Calibri" w:cs="Calibri" w:eastAsia="Calibri" w:hAnsi="Calibri"/>
+              </w:rPr>
+              <w:t xml:space="preserve">Ground, λ 0.02 / 0.05</w:t>
+            </w:r>
+          </w:p>
+        </w:tc>
+        <w:tc>
+          <w:tcPr>
+            <w:tcW w:type="dxa" w:w="1469"/>
+            <w:tcMar>
+              <w:top w:type="dxa" w:w="40"/>
+              <w:left w:type="dxa" w:w="80"/>
+              <w:bottom w:type="dxa" w:w="40"/>
+              <w:right w:type="dxa" w:w="80"/>
+            </w:tcMar>
+          </w:tcPr>
+          <w:p>
+            <w:pPr>
+              <w:spacing w:after="0"/>
+            </w:pPr>
+            <w:r>
+              <w:rPr>
+                <w:b w:val="false"/>
+                <w:bCs w:val="false"/>
+                <w:sz w:val="17"/>
+                <w:szCs w:val="17"/>
+                <w:rFonts w:ascii="Calibri" w:cs="Calibri" w:eastAsia="Calibri" w:hAnsi="Calibri"/>
+              </w:rPr>
+              <w:t xml:space="preserve">4,277 / 1,472</w:t>
+            </w:r>
+          </w:p>
+        </w:tc>
+        <w:tc>
+          <w:tcPr>
+            <w:tcW w:type="dxa" w:w="918"/>
+            <w:tcMar>
+              <w:top w:type="dxa" w:w="40"/>
+              <w:left w:type="dxa" w:w="80"/>
+              <w:bottom w:type="dxa" w:w="40"/>
+              <w:right w:type="dxa" w:w="80"/>
+            </w:tcMar>
+          </w:tcPr>
+          <w:p>
+            <w:pPr>
+              <w:spacing w:after="0"/>
+            </w:pPr>
+            <w:r>
+              <w:rPr>
+                <w:b w:val="false"/>
+                <w:bCs w:val="false"/>
+                <w:sz w:val="17"/>
+                <w:szCs w:val="17"/>
+                <w:rFonts w:ascii="Calibri" w:cs="Calibri" w:eastAsia="Calibri" w:hAnsi="Calibri"/>
+              </w:rPr>
+            </w:r>
+          </w:p>
+        </w:tc>
+        <w:tc>
+          <w:tcPr>
+            <w:tcW w:type="dxa" w:w="918"/>
+            <w:tcMar>
+              <w:top w:type="dxa" w:w="40"/>
+              <w:left w:type="dxa" w:w="80"/>
+              <w:bottom w:type="dxa" w:w="40"/>
+              <w:right w:type="dxa" w:w="80"/>
+            </w:tcMar>
+          </w:tcPr>
+          <w:p>
+            <w:pPr>
+              <w:spacing w:after="0"/>
+            </w:pPr>
+            <w:r>
+              <w:rPr>
+                <w:b w:val="false"/>
+                <w:bCs w:val="false"/>
+                <w:sz w:val="17"/>
+                <w:szCs w:val="17"/>
+                <w:rFonts w:ascii="Calibri" w:cs="Calibri" w:eastAsia="Calibri" w:hAnsi="Calibri"/>
+              </w:rPr>
+            </w:r>
+          </w:p>
+        </w:tc>
+        <w:tc>
+          <w:tcPr>
+            <w:tcW w:type="dxa" w:w="1194"/>
+            <w:tcMar>
+              <w:top w:type="dxa" w:w="40"/>
+              <w:left w:type="dxa" w:w="80"/>
+              <w:bottom w:type="dxa" w:w="40"/>
+              <w:right w:type="dxa" w:w="80"/>
+            </w:tcMar>
+          </w:tcPr>
+          <w:p>
+            <w:pPr>
+              <w:spacing w:after="0"/>
+            </w:pPr>
+            <w:r>
+              <w:rPr>
+                <w:b w:val="false"/>
+                <w:bCs w:val="false"/>
+                <w:sz w:val="17"/>
+                <w:szCs w:val="17"/>
+                <w:rFonts w:ascii="Calibri" w:cs="Calibri" w:eastAsia="Calibri" w:hAnsi="Calibri"/>
+              </w:rPr>
+              <w:t xml:space="preserve">32 % / 12 %</w:t>
+            </w:r>
+          </w:p>
+        </w:tc>
+        <w:tc>
+          <w:tcPr>
+            <w:tcW w:type="dxa" w:w="1378"/>
+            <w:tcMar>
+              <w:top w:type="dxa" w:w="40"/>
+              <w:left w:type="dxa" w:w="80"/>
+              <w:bottom w:type="dxa" w:w="40"/>
+              <w:right w:type="dxa" w:w="80"/>
+            </w:tcMar>
+          </w:tcPr>
+          <w:p>
+            <w:pPr>
+              <w:spacing w:after="0"/>
+            </w:pPr>
+            <w:r>
+              <w:rPr>
+                <w:b w:val="false"/>
+                <w:bCs w:val="false"/>
+                <w:sz w:val="17"/>
+                <w:szCs w:val="17"/>
+                <w:rFonts w:ascii="Calibri" w:cs="Calibri" w:eastAsia="Calibri" w:hAnsi="Calibri"/>
+              </w:rPr>
+              <w:t xml:space="preserve">36 % / 14 %</w:t>
+            </w:r>
+          </w:p>
+        </w:tc>
+      </w:tr>
+      <w:tr>
+        <w:tc>
+          <w:tcPr>
+            <w:tcW w:type="dxa" w:w="3122"/>
+            <w:tcMar>
+              <w:top w:type="dxa" w:w="40"/>
+              <w:left w:type="dxa" w:w="80"/>
+              <w:bottom w:type="dxa" w:w="40"/>
+              <w:right w:type="dxa" w:w="80"/>
+            </w:tcMar>
+          </w:tcPr>
+          <w:p>
+            <w:pPr>
+              <w:spacing w:after="0"/>
+            </w:pPr>
+            <w:r>
+              <w:rPr>
+                <w:b w:val="false"/>
+                <w:bCs w:val="false"/>
+                <w:sz w:val="17"/>
+                <w:szCs w:val="17"/>
+                <w:rFonts w:ascii="Calibri" w:cs="Calibri" w:eastAsia="Calibri" w:hAnsi="Calibri"/>
+              </w:rPr>
+              <w:t xml:space="preserve">Ground, premium 0 / 10</w:t>
+            </w:r>
+          </w:p>
+        </w:tc>
+        <w:tc>
+          <w:tcPr>
+            <w:tcW w:type="dxa" w:w="1469"/>
+            <w:tcMar>
+              <w:top w:type="dxa" w:w="40"/>
+              <w:left w:type="dxa" w:w="80"/>
+              <w:bottom w:type="dxa" w:w="40"/>
+              <w:right w:type="dxa" w:w="80"/>
+            </w:tcMar>
+          </w:tcPr>
+          <w:p>
+            <w:pPr>
+              <w:spacing w:after="0"/>
+            </w:pPr>
+            <w:r>
+              <w:rPr>
+                <w:b w:val="false"/>
+                <w:bCs w:val="false"/>
+                <w:sz w:val="17"/>
+                <w:szCs w:val="17"/>
+                <w:rFonts w:ascii="Calibri" w:cs="Calibri" w:eastAsia="Calibri" w:hAnsi="Calibri"/>
+              </w:rPr>
+              <w:t xml:space="preserve">1,999 / 3,200</w:t>
+            </w:r>
+          </w:p>
+        </w:tc>
+        <w:tc>
+          <w:tcPr>
+            <w:tcW w:type="dxa" w:w="918"/>
+            <w:tcMar>
+              <w:top w:type="dxa" w:w="40"/>
+              <w:left w:type="dxa" w:w="80"/>
+              <w:bottom w:type="dxa" w:w="40"/>
+              <w:right w:type="dxa" w:w="80"/>
+            </w:tcMar>
+          </w:tcPr>
+          <w:p>
+            <w:pPr>
+              <w:spacing w:after="0"/>
+            </w:pPr>
+            <w:r>
+              <w:rPr>
+                <w:b w:val="false"/>
+                <w:bCs w:val="false"/>
+                <w:sz w:val="17"/>
+                <w:szCs w:val="17"/>
+                <w:rFonts w:ascii="Calibri" w:cs="Calibri" w:eastAsia="Calibri" w:hAnsi="Calibri"/>
+              </w:rPr>
+            </w:r>
+          </w:p>
+        </w:tc>
+        <w:tc>
+          <w:tcPr>
+            <w:tcW w:type="dxa" w:w="918"/>
+            <w:tcMar>
+              <w:top w:type="dxa" w:w="40"/>
+              <w:left w:type="dxa" w:w="80"/>
+              <w:bottom w:type="dxa" w:w="40"/>
+              <w:right w:type="dxa" w:w="80"/>
+            </w:tcMar>
+          </w:tcPr>
+          <w:p>
+            <w:pPr>
+              <w:spacing w:after="0"/>
+            </w:pPr>
+            <w:r>
+              <w:rPr>
+                <w:b w:val="false"/>
+                <w:bCs w:val="false"/>
+                <w:sz w:val="17"/>
+                <w:szCs w:val="17"/>
+                <w:rFonts w:ascii="Calibri" w:cs="Calibri" w:eastAsia="Calibri" w:hAnsi="Calibri"/>
+              </w:rPr>
+            </w:r>
+          </w:p>
+        </w:tc>
+        <w:tc>
+          <w:tcPr>
+            <w:tcW w:type="dxa" w:w="1194"/>
+            <w:tcMar>
+              <w:top w:type="dxa" w:w="40"/>
+              <w:left w:type="dxa" w:w="80"/>
+              <w:bottom w:type="dxa" w:w="40"/>
+              <w:right w:type="dxa" w:w="80"/>
+            </w:tcMar>
+          </w:tcPr>
+          <w:p>
+            <w:pPr>
+              <w:spacing w:after="0"/>
+            </w:pPr>
+            <w:r>
+              <w:rPr>
+                <w:b w:val="false"/>
+                <w:bCs w:val="false"/>
+                <w:sz w:val="17"/>
+                <w:szCs w:val="17"/>
+                <w:rFonts w:ascii="Calibri" w:cs="Calibri" w:eastAsia="Calibri" w:hAnsi="Calibri"/>
+              </w:rPr>
+              <w:t xml:space="preserve">16 % / 26 %</w:t>
+            </w:r>
+          </w:p>
+        </w:tc>
+        <w:tc>
+          <w:tcPr>
+            <w:tcW w:type="dxa" w:w="1378"/>
+            <w:tcMar>
+              <w:top w:type="dxa" w:w="40"/>
+              <w:left w:type="dxa" w:w="80"/>
+              <w:bottom w:type="dxa" w:w="40"/>
+              <w:right w:type="dxa" w:w="80"/>
+            </w:tcMar>
+          </w:tcPr>
+          <w:p>
+            <w:pPr>
+              <w:spacing w:after="0"/>
+            </w:pPr>
+            <w:r>
+              <w:rPr>
+                <w:b w:val="false"/>
+                <w:bCs w:val="false"/>
+                <w:sz w:val="17"/>
+                <w:szCs w:val="17"/>
+                <w:rFonts w:ascii="Calibri" w:cs="Calibri" w:eastAsia="Calibri" w:hAnsi="Calibri"/>
+              </w:rPr>
+              <w:t xml:space="preserve">20 % / 31 %</w:t>
+            </w:r>
+          </w:p>
+        </w:tc>
+      </w:tr>
+    </w:tbl>
+    <w:p>
+      <w:pPr>
+        <w:spacing w:after="120" w:before="0"/>
+      </w:pPr>
+      <w:r>
+        <w:rPr>
+          <w:sz w:val="22"/>
+          <w:szCs w:val="22"/>
+          <w:rFonts w:ascii="Calibri" w:cs="Calibri" w:eastAsia="Calibri" w:hAnsi="Calibri"/>
+        </w:rPr>
+        <w:t xml:space="preserve">Two of the three assumptions each add about a fifth to the central figure: without the premium the underground line takes 2,658 trips, some 400 of which the free Metronit transfer brings in from the Krayot; with a ten-minute premium 4,122. The range across the cost sensitivity, 2,357 to 4,855, is wider than the difference between the two alignments. The trips board mostly at the two Krayot-facing ends — Hamifrats 995 and Namal-Giborim 747, where the Metronit feeders arrive — then Hecht-Shprintzak 391 and Bat Galim 353; the largest single flows run to the Matam employment end from Bat Galim (122), Hecht-Shprintzak (116) and Tirat Carmel (104), then Nazareth to the Lower City (75) by feeder bus.</w:t>
+      </w:r>
+    </w:p>
+    <w:p>
+      <w:pPr>
+        <w:spacing w:before="120" w:after="60"/>
+        <w:jc w:val="center"/>
+      </w:pPr>
+      <w:r>
+        <w:drawing>
+          <wp:inline distT="0" distB="0" distL="0" distR="0">
+            <wp:extent cx="5810250" cy="4514850"/>
+            <wp:effectExtent t="0" r="0" b="0" l="0"/>
+            <wp:docPr id="1" name="" descr="" title=""/>
+            <wp:cNvGraphicFramePr>
+              <a:graphicFrameLocks xmlns:a="http://schemas.openxmlformats.org/drawingml/2006/main" noChangeAspect="1"/>
+            </wp:cNvGraphicFramePr>
+            <a:graphic xmlns:a="http://schemas.openxmlformats.org/drawingml/2006/main">
+              <a:graphicData uri="http://schemas.openxmlformats.org/drawingml/2006/picture">
+                <pic:pic xmlns:pic="http://schemas.openxmlformats.org/drawingml/2006/picture">
+                  <pic:nvPicPr>
+                    <pic:cNvPr id="0" name="" descr=""/>
+                    <pic:cNvPicPr>
+                      <a:picLocks noChangeAspect="1" noChangeArrowheads="1"/>
+                    </pic:cNvPicPr>
+                  </pic:nvPicPr>
+                  <pic:blipFill>
+                    <a:blip r:embed="rId16" cstate="none"/>
+                    <a:srcRect/>
+                    <a:stretch>
+                      <a:fillRect/>
+                    </a:stretch>
+                  </pic:blipFill>
+                  <pic:spPr bwMode="auto">
+                    <a:xfrm>
+                      <a:off x="0" y="0"/>
+                      <a:ext cx="5810250" cy="4514850"/>
+                    </a:xfrm>
+                    <a:prstGeom prst="rect">
+                      <a:avLst/>
+                    </a:prstGeom>
+                  </pic:spPr>
+                </pic:pic>
+              </a:graphicData>
+            </a:graphic>
+          </wp:inline>
+        </w:drawing>
+      </w:r>
+    </w:p>
+    <w:p>
+      <w:pPr>
+        <w:spacing w:after="240"/>
+        <w:jc w:val="center"/>
+      </w:pPr>
+      <w:r>
+        <w:rPr>
+          <w:i/>
+          <w:iCs/>
+          <w:color w:val="52514E"/>
+          <w:sz w:val="18"/>
+          <w:szCs w:val="18"/>
+          <w:rFonts w:ascii="Calibri" w:cs="Calibri" w:eastAsia="Calibri" w:hAnsi="Calibri"/>
+        </w:rPr>
+        <w:t xml:space="preserve">Figure 10. The nine trunk links, both directions: today’s bus movements (grey) against the LRT loads of the central case, underground (blue) and ground (orange); the whiskers span the cost-sensitivity range.</w:t>
+      </w:r>
+    </w:p>
+    <w:p>
+      <w:pPr>
+        <w:spacing w:after="120" w:before="0"/>
+      </w:pPr>
+      <w:r>
+        <w:rPr>
+          <w:sz w:val="22"/>
+          <w:szCs w:val="22"/>
+          <w:rFonts w:ascii="Calibri" w:cs="Calibri" w:eastAsia="Calibri" w:hAnsi="Calibri"/>
+        </w:rPr>
+        <w:t xml:space="preserve">On the trunk links the underground line carries 79 to 995 trips per link and direction over the three hours (47 to 588 in the peak hour), a third to 45 % of the bus movements on the same links today and 84 % on Namal-Giborim to Hamifrats towards the Krayot, where the feeder trips concentrate; the ground scenario carries 44 to 595. These are the loads of the corridor-internal 2022 market only; the forecast-year matrices and the external trips would add to them, the buses that keep running in parallel would take from them.</w:t>
+      </w:r>
+    </w:p>
+    <w:p>
+      <w:pPr>
+        <w:pStyle w:val="Heading1"/>
+        <w:spacing w:before="360" w:after="160"/>
+      </w:pPr>
+      <w:r>
+        <w:rPr>
+          <w:rFonts w:ascii="Calibri" w:cs="Calibri" w:eastAsia="Calibri" w:hAnsi="Calibri"/>
+        </w:rPr>
+        <w:t xml:space="preserve">8. Part F — what each matrix can be used for</w:t>
       </w:r>
     </w:p>
     <w:p>
@@ -14441,7 +16996,219 @@
                 <w:szCs w:val="16"/>
                 <w:rFonts w:ascii="Calibri" w:cs="Calibri" w:eastAsia="Calibri" w:hAnsi="Calibri"/>
               </w:rPr>
-              <w:t xml:space="preserve">Running the capture model or calibrating its sensitivity; quoting a mode’s generalized cost as complete (money components missing; LRT access by straight-line walk)</w:t>
+              <w:t xml:space="preserve">Running the capture model or calibrating its sensitivity; quoting a mode’s generalized cost as complete (LRT access by straight-line walk; the LRT off the line only through a feeder)</w:t>
+            </w:r>
+          </w:p>
+        </w:tc>
+      </w:tr>
+      <w:tr>
+        <w:tc>
+          <w:tcPr>
+            <w:tcW w:type="dxa" w:w="2084"/>
+            <w:tcMar>
+              <w:top w:type="dxa" w:w="40"/>
+              <w:left w:type="dxa" w:w="80"/>
+              <w:bottom w:type="dxa" w:w="40"/>
+              <w:right w:type="dxa" w:w="80"/>
+            </w:tcMar>
+          </w:tcPr>
+          <w:p>
+            <w:pPr>
+              <w:spacing w:after="0"/>
+            </w:pPr>
+            <w:r>
+              <w:rPr>
+                <w:b w:val="false"/>
+                <w:bCs w:val="false"/>
+                <w:sz w:val="16"/>
+                <w:szCs w:val="16"/>
+                <w:rFonts w:ascii="Calibri" w:cs="Calibri" w:eastAsia="Calibri" w:hAnsi="Calibri"/>
+              </w:rPr>
+              <w:t xml:space="preserve">skims/skims_area_v2.xlsx, skim_{mode}_{component}.csv, skims_area_v2_long.csv</w:t>
+            </w:r>
+          </w:p>
+        </w:tc>
+        <w:tc>
+          <w:tcPr>
+            <w:tcW w:type="dxa" w:w="2274"/>
+            <w:tcMar>
+              <w:top w:type="dxa" w:w="40"/>
+              <w:left w:type="dxa" w:w="80"/>
+              <w:bottom w:type="dxa" w:w="40"/>
+              <w:right w:type="dxa" w:w="80"/>
+            </w:tcMar>
+          </w:tcPr>
+          <w:p>
+            <w:pPr>
+              <w:spacing w:after="0"/>
+            </w:pPr>
+            <w:r>
+              <w:rPr>
+                <w:b w:val="false"/>
+                <w:bCs w:val="false"/>
+                <w:sz w:val="16"/>
+                <w:szCs w:val="16"/>
+                <w:rFonts w:ascii="Calibri" w:cs="Calibri" w:eastAsia="Calibri" w:hAnsi="Calibri"/>
+              </w:rPr>
+              <w:t xml:space="preserve">One complete 25 × 25 skim set per mode — car, bus, Metronit, LRT underground, LRT ground — with in-vehicle time, walk, wait, transfers, partial generalized cost and a status per cell; the LRT off the line through a feeder (bus, or Metronit with a free transfer) to the cheapest gateway station, recorded per pair</w:t>
+            </w:r>
+          </w:p>
+        </w:tc>
+        <w:tc>
+          <w:tcPr>
+            <w:tcW w:type="dxa" w:w="2368"/>
+            <w:tcMar>
+              <w:top w:type="dxa" w:w="40"/>
+              <w:left w:type="dxa" w:w="80"/>
+              <w:bottom w:type="dxa" w:w="40"/>
+              <w:right w:type="dxa" w:w="80"/>
+            </w:tcMar>
+          </w:tcPr>
+          <w:p>
+            <w:pPr>
+              <w:spacing w:after="0"/>
+            </w:pPr>
+            <w:r>
+              <w:rPr>
+                <w:b w:val="false"/>
+                <w:bCs w:val="false"/>
+                <w:sz w:val="16"/>
+                <w:szCs w:val="16"/>
+                <w:rFonts w:ascii="Calibri" w:cs="Calibri" w:eastAsia="Calibri" w:hAnsi="Calibri"/>
+              </w:rPr>
+              <w:t xml:space="preserve">Running the capture model; comparing modes pair by pair; feeding any assignment or appraisal that works on the 25 areas</w:t>
+            </w:r>
+          </w:p>
+        </w:tc>
+        <w:tc>
+          <w:tcPr>
+            <w:tcW w:type="dxa" w:w="2274"/>
+            <w:tcMar>
+              <w:top w:type="dxa" w:w="40"/>
+              <w:left w:type="dxa" w:w="80"/>
+              <w:bottom w:type="dxa" w:w="40"/>
+              <w:right w:type="dxa" w:w="80"/>
+            </w:tcMar>
+          </w:tcPr>
+          <w:p>
+            <w:pPr>
+              <w:spacing w:after="0"/>
+            </w:pPr>
+            <w:r>
+              <w:rPr>
+                <w:b w:val="false"/>
+                <w:bCs w:val="false"/>
+                <w:sz w:val="16"/>
+                <w:szCs w:val="16"/>
+                <w:rFonts w:ascii="Calibri" w:cs="Calibri" w:eastAsia="Calibri" w:hAnsi="Calibri"/>
+              </w:rPr>
+              <w:t xml:space="preserve">Intra-area cells (not skimmed); TAZ-level questions; the 178 bus pairs without a direct service (a scaled floor with one transfer assumed)</w:t>
+            </w:r>
+          </w:p>
+        </w:tc>
+      </w:tr>
+      <w:tr>
+        <w:tc>
+          <w:tcPr>
+            <w:tcW w:type="dxa" w:w="2084"/>
+            <w:tcMar>
+              <w:top w:type="dxa" w:w="40"/>
+              <w:left w:type="dxa" w:w="80"/>
+              <w:bottom w:type="dxa" w:w="40"/>
+              <w:right w:type="dxa" w:w="80"/>
+            </w:tcMar>
+          </w:tcPr>
+          <w:p>
+            <w:pPr>
+              <w:spacing w:after="0"/>
+            </w:pPr>
+            <w:r>
+              <w:rPr>
+                <w:b w:val="false"/>
+                <w:bCs w:val="false"/>
+                <w:sz w:val="16"/>
+                <w:szCs w:val="16"/>
+                <w:rFonts w:ascii="Calibri" w:cs="Calibri" w:eastAsia="Calibri" w:hAnsi="Calibri"/>
+              </w:rPr>
+              <w:t xml:space="preserve">skims/lrt_capture_scenarios.csv, lrt_trips_2022_*_central.csv, trunk_link_flows_bus_vs_lrt.csv, lrt_boardings_by_station_area_central.csv</w:t>
+            </w:r>
+          </w:p>
+        </w:tc>
+        <w:tc>
+          <w:tcPr>
+            <w:tcW w:type="dxa" w:w="2274"/>
+            <w:tcMar>
+              <w:top w:type="dxa" w:w="40"/>
+              <w:left w:type="dxa" w:w="80"/>
+              <w:bottom w:type="dxa" w:w="40"/>
+              <w:right w:type="dxa" w:w="80"/>
+            </w:tcMar>
+          </w:tcPr>
+          <w:p>
+            <w:pPr>
+              <w:spacing w:after="0"/>
+            </w:pPr>
+            <w:r>
+              <w:rPr>
+                <w:b w:val="false"/>
+                <w:bCs w:val="false"/>
+                <w:sz w:val="16"/>
+                <w:szCs w:val="16"/>
+                <w:rFonts w:ascii="Calibri" w:cs="Calibri" w:eastAsia="Calibri" w:hAnsi="Calibri"/>
+              </w:rPr>
+              <w:t xml:space="preserve">The LRT trips per pair, by scenario and case, and their loads on the nine trunk links against today’s bus movements; boardings by station area</w:t>
+            </w:r>
+          </w:p>
+        </w:tc>
+        <w:tc>
+          <w:tcPr>
+            <w:tcW w:type="dxa" w:w="2368"/>
+            <w:tcMar>
+              <w:top w:type="dxa" w:w="40"/>
+              <w:left w:type="dxa" w:w="80"/>
+              <w:bottom w:type="dxa" w:w="40"/>
+              <w:right w:type="dxa" w:w="80"/>
+            </w:tcMar>
+          </w:tcPr>
+          <w:p>
+            <w:pPr>
+              <w:spacing w:after="0"/>
+            </w:pPr>
+            <w:r>
+              <w:rPr>
+                <w:b w:val="false"/>
+                <w:bCs w:val="false"/>
+                <w:sz w:val="16"/>
+                <w:szCs w:val="16"/>
+                <w:rFonts w:ascii="Calibri" w:cs="Calibri" w:eastAsia="Calibri" w:hAnsi="Calibri"/>
+              </w:rPr>
+              <w:t xml:space="preserve">The order of magnitude of the corridor-internal market the LRT would take in 2022 conditions and where it loads; sensitivity to the three assumptions</w:t>
+            </w:r>
+          </w:p>
+        </w:tc>
+        <w:tc>
+          <w:tcPr>
+            <w:tcW w:type="dxa" w:w="2274"/>
+            <w:tcMar>
+              <w:top w:type="dxa" w:w="40"/>
+              <w:left w:type="dxa" w:w="80"/>
+              <w:bottom w:type="dxa" w:w="40"/>
+              <w:right w:type="dxa" w:w="80"/>
+            </w:tcMar>
+          </w:tcPr>
+          <w:p>
+            <w:pPr>
+              <w:spacing w:after="0"/>
+            </w:pPr>
+            <w:r>
+              <w:rPr>
+                <w:b w:val="false"/>
+                <w:bCs w:val="false"/>
+                <w:sz w:val="16"/>
+                <w:szCs w:val="16"/>
+                <w:rFonts w:ascii="Calibri" w:cs="Calibri" w:eastAsia="Calibri" w:hAnsi="Calibri"/>
+              </w:rPr>
+              <w:t xml:space="preserve">A ridership forecast: no external trips, no forecast-year growth, no capacity, no route choice against the buses that remain; the sensitivity is assumed, not estimated</w:t>
             </w:r>
           </w:p>
         </w:tc>
@@ -14775,7 +17542,7 @@
         <w:rPr>
           <w:rFonts w:ascii="Calibri" w:cs="Calibri" w:eastAsia="Calibri" w:hAnsi="Calibri"/>
         </w:rPr>
-        <w:t xml:space="preserve">8. What to keep in mind</w:t>
+        <w:t xml:space="preserve">9. What to keep in mind</w:t>
       </w:r>
     </w:p>
     <w:p>
@@ -14901,7 +17668,7 @@
           <w:szCs w:val="22"/>
           <w:rFonts w:ascii="Calibri" w:cs="Calibri" w:eastAsia="Calibri" w:hAnsi="Calibri"/>
         </w:rPr>
-        <w:t xml:space="preserve">The money components are missing for every mode. They matter less than the LRT speed for the comparison, but an appraisal cannot be run without them.</w:t>
+        <w:t xml:space="preserve">Money is out of the comparison by decision (the flat, integrated fare with a daily cap). The cost sensitivity, the LRT premium and the free LRT–Metronit transfer are assumptions, not estimates; the capture numbers move by a third across their ranges.</w:t>
       </w:r>
     </w:p>
     <w:p>
@@ -14931,7 +17698,7 @@
         <w:rPr>
           <w:rFonts w:ascii="Calibri" w:cs="Calibri" w:eastAsia="Calibri" w:hAnsi="Calibri"/>
         </w:rPr>
-        <w:t xml:space="preserve">9. What is needed next</w:t>
+        <w:t xml:space="preserve">10. What is needed next</w:t>
       </w:r>
     </w:p>
     <w:p>
@@ -15048,7 +17815,7 @@
           <w:szCs w:val="22"/>
           <w:rFonts w:ascii="Calibri" w:cs="Calibri" w:eastAsia="Calibri" w:hAnsi="Calibri"/>
         </w:rPr>
-        <w:t xml:space="preserve">Money components. </w:t>
+        <w:t xml:space="preserve">The cost sensitivity. </w:t>
       </w:r>
       <w:r>
         <w:rPr>
@@ -15056,7 +17823,7 @@
           <w:szCs w:val="22"/>
           <w:rFonts w:ascii="Calibri" w:cs="Calibri" w:eastAsia="Calibri" w:hAnsi="Calibri"/>
         </w:rPr>
-        <w:t xml:space="preserve">Fare tables (bus, LRT, integration), parking tariffs by destination area, car operating cost, and the value of time by purpose from נוהל פר"ת; confirm the walk / wait / transfer weights against the same source.</w:t>
+        <w:t xml:space="preserve">A segmented mode-choice estimation on the survey’s person records (car availability, purpose), or a value transferred from the national model with its source; confirm the walk / wait / transfer weights, the LRT premium and the free LRT–Metronit transfer against נוהל פר"ת.</w:t>
       </w:r>
     </w:p>
     <w:p>
@@ -15124,7 +17891,7 @@
         <w:rPr>
           <w:rFonts w:ascii="Calibri" w:cs="Calibri" w:eastAsia="Calibri" w:hAnsi="Calibri"/>
         </w:rPr>
-        <w:t xml:space="preserve">10. Files</w:t>
+        <w:t xml:space="preserve">11. Files</w:t>
       </w:r>
     </w:p>
     <w:tbl>

--- a/reports/V2_Corridor_LRT_Times_and_GC_Inputs_Report.docx
+++ b/reports/V2_Corridor_LRT_Times_and_GC_Inputs_Report.docx
@@ -66,7 +66,7 @@
           <w:szCs w:val="22"/>
           <w:rFonts w:ascii="Calibri" w:cs="Calibri" w:eastAsia="Calibri" w:hAnsi="Calibri"/>
         </w:rPr>
-        <w:t xml:space="preserve">22 September 2026. Companion to the Survey Matrices report (revision 2.1, 21 September 2026), which remains the account of how the 2022 base was built and tested; this report covers the work done on the new inputs delivered on 22 September and states the usability of every matrix product now in the repository. Revision 1.1 (same day) corrects the LRT travel times — the calibration report’s 500 m section assumption was checked against the Red Line’s own timetable and found to halve the underground speed — and adds the bus level of service per TAZ from the national GTFS, the Metronit tagging, and the check of the bus timetable against what surveyed bus users report. Revision 1.2 adds the observed bus running times: every timetable trip routed over the measured May 2026 bus link speeds. Revision 1.3 (same day) records three decisions of the study team — money out of the comparison (a flat, integrated fare with a daily cap), the LRT valued as a premium mode (five generalized minutes), and free LRT–Metronit transfers — and adds the complete skim set per mode and the first flow comparison (Part E).</w:t>
+        <w:t xml:space="preserve">22 September 2026. Companion to the Survey Matrices report (revision 2.1, 21 September 2026), which remains the account of how the 2022 base was built and tested; this report covers the work done on the new inputs delivered on 22 September and states the usability of every matrix product now in the repository. Revision 1.1 (same day) corrects the LRT travel times — the calibration report’s 500 m section assumption was checked against the Red Line’s own timetable and found to halve the underground speed — and adds the bus level of service per TAZ from the national GTFS, the Metronit tagging, and the check of the bus timetable against what surveyed bus users report. Revision 1.2 adds the observed bus running times: every timetable trip routed over the measured May 2026 bus link speeds. Revision 1.3 (same day) records three decisions of the study team — money out of the comparison (a flat, integrated fare with a daily cap), the LRT valued as a premium mode (five generalized minutes), and free LRT–Metronit transfers — and adds the complete skim set per mode, the first flow comparison, and — with the zonal forecast files now pulled and the four 2040 / 2050 sets produced — the same capture on the forecast matrices (Part E).</w:t>
       </w:r>
     </w:p>
     <w:p>
@@ -9576,7 +9576,7 @@
       <w:r>
         <w:drawing>
           <wp:inline distT="0" distB="0" distL="0" distR="0">
-            <wp:extent cx="5810250" cy="2333625"/>
+            <wp:extent cx="5810250" cy="1809750"/>
             <wp:effectExtent t="0" r="0" b="0" l="0"/>
             <wp:docPr id="1" name="" descr="" title=""/>
             <wp:cNvGraphicFramePr>
@@ -9601,7 +9601,7 @@
                   <pic:spPr bwMode="auto">
                     <a:xfrm>
                       <a:off x="0" y="0"/>
-                      <a:ext cx="5810250" cy="2333625"/>
+                      <a:ext cx="5810250" cy="1809750"/>
                     </a:xfrm>
                     <a:prstGeom prst="rect">
                       <a:avLst/>
@@ -15888,7 +15888,32 @@
           <w:szCs w:val="22"/>
           <w:rFonts w:ascii="Calibri" w:cs="Calibri" w:eastAsia="Calibri" w:hAnsi="Calibri"/>
         </w:rPr>
-        <w:t xml:space="preserve">On the trunk links the underground line carries 79 to 995 trips per link and direction over the three hours (47 to 588 in the peak hour), a third to 45 % of the bus movements on the same links today and 84 % on Namal-Giborim to Hamifrats towards the Krayot, where the feeder trips concentrate; the ground scenario carries 44 to 595. These are the loads of the corridor-internal 2022 market only; the forecast-year matrices and the external trips would add to them, the buses that keep running in parallel would take from them.</w:t>
+        <w:t xml:space="preserve">On the trunk links the underground line carries 79 to 995 trips per link and direction over the three hours (47 to 588 in the peak hour), a third to 45 % of the bus movements on the same links today and 84 % on Namal-Giborim to Hamifrats towards the Krayot, where the feeder trips concentrate; the ground scenario carries 44 to 595. These are the loads of the corridor-internal 2022 market only; the external trips would add to them, the buses that keep running in parallel would take from them.</w:t>
+      </w:r>
+    </w:p>
+    <w:p>
+      <w:pPr>
+        <w:pStyle w:val="Heading2"/>
+        <w:spacing w:before="280" w:after="120"/>
+      </w:pPr>
+      <w:r>
+        <w:rPr>
+          <w:rFonts w:ascii="Calibri" w:cs="Calibri" w:eastAsia="Calibri" w:hAnsi="Calibri"/>
+        </w:rPr>
+        <w:t xml:space="preserve">7.4 The same capture on the 2040 / 2050 matrices</w:t>
+      </w:r>
+    </w:p>
+    <w:p>
+      <w:pPr>
+        <w:spacing w:after="120" w:before="0"/>
+      </w:pPr>
+      <w:r>
+        <w:rPr>
+          <w:sz w:val="22"/>
+          <w:szCs w:val="22"/>
+          <w:rFonts w:ascii="Calibri" w:cs="Calibri" w:eastAsia="Calibri" w:hAnsi="Calibri"/>
+        </w:rPr>
+        <w:t xml:space="preserve">With the zonal forecast files pulled, the four demographic-reference sets of the forecast step (BU and HS, 2040 and 2050) were produced at TAZ level and aggregated to the 25 areas: transit trips between the areas grow from 11,664 to 14,836 and 16,369 under BU and to 16,076 and 18,291 under HS, car trips a little faster, so the no-build transit share stays at 0.16–0.17 by construction. The capture applied to them, with the skims held at today’s conditions, gives 4,114 and 4,498 LRT trips underground under BU and 4,520 and 5,354 under HS (ground level 3,105 / 3,386 and 3,430 / 4,047): the capture rate is the same as in 2022 — 28 to 29 % of the transit trips underground — because nothing in the skims changes with the year; what changes is the market and where it grows. BU grows Tirat Carmel and the Krayot branch, HS the Carmel coast (Matam, Hof Carmel, Bat Galim) and the western Krayot, and the boardings follow: Hamifrats stays the largest station area in every scenario (995 today, 1,717 by HS 2050), Tirat Carmel more than doubles under BU, Bat Galim and Matam under HS. The busiest trunk link, Namal-Giborim to Hamifrats towards the Krayot, goes from 995 trips in the three hours today to 1,367 (BU 2050) and 1,717 (HS 2050) — about 1,000 in the peak hour by HS 2050.</w:t>
       </w:r>
     </w:p>
     <w:p>
@@ -17236,7 +17261,7 @@
                 <w:szCs w:val="16"/>
                 <w:rFonts w:ascii="Calibri" w:cs="Calibri" w:eastAsia="Calibri" w:hAnsi="Calibri"/>
               </w:rPr>
-              <w:t xml:space="preserve">forecast_taz/dry_run/</w:t>
+              <w:t xml:space="preserve">forecast_taz/{BU_2040, BU_2050, HS_2040, HS_2050}/</w:t>
             </w:r>
           </w:p>
         </w:tc>
@@ -17262,7 +17287,7 @@
                 <w:szCs w:val="16"/>
                 <w:rFonts w:ascii="Calibri" w:cs="Calibri" w:eastAsia="Calibri" w:hAnsi="Calibri"/>
               </w:rPr>
-              <w:t xml:space="preserve">A mechanics test of the 2040 / 2050 growth method on a synthetic case</w:t>
+              <w:t xml:space="preserve">The four demographic-reference matrix sets at TAZ level (car, transit, taxi-type, total), grown from the final 2022 layers on the zonal forecasts; dry_run/ keeps the mechanics test</w:t>
             </w:r>
           </w:p>
         </w:tc>
@@ -17288,7 +17313,7 @@
                 <w:szCs w:val="16"/>
                 <w:rFonts w:ascii="Calibri" w:cs="Calibri" w:eastAsia="Calibri" w:hAnsi="Calibri"/>
               </w:rPr>
-              <w:t xml:space="preserve">Checking the method</w:t>
+              <w:t xml:space="preserve">Market growth by scenario and where it falls; the no-build input to the capture</w:t>
             </w:r>
           </w:p>
         </w:tc>
@@ -17314,7 +17339,113 @@
                 <w:szCs w:val="16"/>
                 <w:rFonts w:ascii="Calibri" w:cs="Calibri" w:eastAsia="Calibri" w:hAnsi="Calibri"/>
               </w:rPr>
-              <w:t xml:space="preserve">Any 2040 / 2050 number — the scenario runs need the zonal forecast files, which are held in Git LFS</w:t>
+              <w:t xml:space="preserve">A forecast of mode choice or destination choice (both held at 2022); taxi-type row margins (unconverged to 10–15 %)</w:t>
+            </w:r>
+          </w:p>
+        </w:tc>
+      </w:tr>
+      <w:tr>
+        <w:tc>
+          <w:tcPr>
+            <w:tcW w:type="dxa" w:w="2084"/>
+            <w:tcMar>
+              <w:top w:type="dxa" w:w="40"/>
+              <w:left w:type="dxa" w:w="80"/>
+              <w:bottom w:type="dxa" w:w="40"/>
+              <w:right w:type="dxa" w:w="80"/>
+            </w:tcMar>
+          </w:tcPr>
+          <w:p>
+            <w:pPr>
+              <w:spacing w:after="0"/>
+            </w:pPr>
+            <w:r>
+              <w:rPr>
+                <w:b w:val="false"/>
+                <w:bCs w:val="false"/>
+                <w:sz w:val="16"/>
+                <w:szCs w:val="16"/>
+                <w:rFonts w:ascii="Calibri" w:cs="Calibri" w:eastAsia="Calibri" w:hAnsi="Calibri"/>
+              </w:rPr>
+              <w:t xml:space="preserve">skims/forecast/</w:t>
+            </w:r>
+          </w:p>
+        </w:tc>
+        <w:tc>
+          <w:tcPr>
+            <w:tcW w:type="dxa" w:w="2274"/>
+            <w:tcMar>
+              <w:top w:type="dxa" w:w="40"/>
+              <w:left w:type="dxa" w:w="80"/>
+              <w:bottom w:type="dxa" w:w="40"/>
+              <w:right w:type="dxa" w:w="80"/>
+            </w:tcMar>
+          </w:tcPr>
+          <w:p>
+            <w:pPr>
+              <w:spacing w:after="0"/>
+            </w:pPr>
+            <w:r>
+              <w:rPr>
+                <w:b w:val="false"/>
+                <w:bCs w:val="false"/>
+                <w:sz w:val="16"/>
+                <w:szCs w:val="16"/>
+                <w:rFonts w:ascii="Calibri" w:cs="Calibri" w:eastAsia="Calibri" w:hAnsi="Calibri"/>
+              </w:rPr>
+              <w:t xml:space="preserve">The forecast sets on the 25 areas and the step 31 capture run on each: LRT trips per pair, boardings, trunk-link loads by scenario-year</w:t>
+            </w:r>
+          </w:p>
+        </w:tc>
+        <w:tc>
+          <w:tcPr>
+            <w:tcW w:type="dxa" w:w="2368"/>
+            <w:tcMar>
+              <w:top w:type="dxa" w:w="40"/>
+              <w:left w:type="dxa" w:w="80"/>
+              <w:bottom w:type="dxa" w:w="40"/>
+              <w:right w:type="dxa" w:w="80"/>
+            </w:tcMar>
+          </w:tcPr>
+          <w:p>
+            <w:pPr>
+              <w:spacing w:after="0"/>
+            </w:pPr>
+            <w:r>
+              <w:rPr>
+                <w:b w:val="false"/>
+                <w:bCs w:val="false"/>
+                <w:sz w:val="16"/>
+                <w:szCs w:val="16"/>
+                <w:rFonts w:ascii="Calibri" w:cs="Calibri" w:eastAsia="Calibri" w:hAnsi="Calibri"/>
+              </w:rPr>
+              <w:t xml:space="preserve">The order of magnitude and growth of the LRT’s corridor-internal market to 2040 / 2050; the tilt of the trunk loads by reference</w:t>
+            </w:r>
+          </w:p>
+        </w:tc>
+        <w:tc>
+          <w:tcPr>
+            <w:tcW w:type="dxa" w:w="2274"/>
+            <w:tcMar>
+              <w:top w:type="dxa" w:w="40"/>
+              <w:left w:type="dxa" w:w="80"/>
+              <w:bottom w:type="dxa" w:w="40"/>
+              <w:right w:type="dxa" w:w="80"/>
+            </w:tcMar>
+          </w:tcPr>
+          <w:p>
+            <w:pPr>
+              <w:spacing w:after="0"/>
+            </w:pPr>
+            <w:r>
+              <w:rPr>
+                <w:b w:val="false"/>
+                <w:bCs w:val="false"/>
+                <w:sz w:val="16"/>
+                <w:szCs w:val="16"/>
+                <w:rFonts w:ascii="Calibri" w:cs="Calibri" w:eastAsia="Calibri" w:hAnsi="Calibri"/>
+              </w:rPr>
+              <w:t xml:space="preserve">A ridership forecast: today’s skims, no external trips, no capacity, assumptions not estimates</w:t>
             </w:r>
           </w:p>
         </w:tc>
@@ -17686,7 +17817,7 @@
           <w:szCs w:val="22"/>
           <w:rFonts w:ascii="Calibri" w:cs="Calibri" w:eastAsia="Calibri" w:hAnsi="Calibri"/>
         </w:rPr>
-        <w:t xml:space="preserve">The 2040 / 2050 matrices exist as a method and a dry run only.</w:t>
+        <w:t xml:space="preserve">The 2040 / 2050 matrices are a demographic reference: margins grown from the zonal forecasts, destination choice and mode split at 2022. The capture on them (Part E) applies today’s skims unchanged.</w:t>
       </w:r>
     </w:p>
     <w:p>

--- a/reports/V2_Corridor_LRT_Times_and_GC_Inputs_Report.docx
+++ b/reports/V2_Corridor_LRT_Times_and_GC_Inputs_Report.docx
@@ -5593,6 +5593,19 @@
     </w:tbl>
     <w:p>
       <w:pPr>
+        <w:spacing w:after="120" w:before="0"/>
+      </w:pPr>
+      <w:r>
+        <w:rPr>
+          <w:sz w:val="22"/>
+          <w:szCs w:val="22"/>
+          <w:rFonts w:ascii="Calibri" w:cs="Calibri" w:eastAsia="Calibri" w:hAnsi="Calibri"/>
+        </w:rPr>
+        <w:t xml:space="preserve">A third scenario was added at the study team’s request: a specified design regime of 50 km/h between stops with 10 seconds per stop, at the same 5-minute headway. It runs end to end in 26.3 minutes (42.7 km/h), 35 % below the calibrated underground case, because the specification carries no acceleration or braking — the calibrated forms put 49 to 74 seconds per stop into the stop penalty, where dwell, acceleration and deceleration all sit. It should be read as the ceiling of the alignment, beside the two calibrated scenarios rather than as a third observed regime.</w:t>
+      </w:r>
+    </w:p>
+    <w:p>
+      <w:pPr>
         <w:spacing w:after="120"/>
       </w:pPr>
     </w:p>
@@ -5935,6 +5948,112 @@
                 <w:rFonts w:ascii="Calibri" w:cs="Calibri" w:eastAsia="Calibri" w:hAnsi="Calibri"/>
               </w:rPr>
               <w:t xml:space="preserve">89.7 min (12.5 km/h)</w:t>
+            </w:r>
+          </w:p>
+        </w:tc>
+      </w:tr>
+      <w:tr>
+        <w:tc>
+          <w:tcPr>
+            <w:tcW w:type="dxa" w:w="2160"/>
+            <w:tcMar>
+              <w:top w:type="dxa" w:w="40"/>
+              <w:left w:type="dxa" w:w="80"/>
+              <w:bottom w:type="dxa" w:w="40"/>
+              <w:right w:type="dxa" w:w="80"/>
+            </w:tcMar>
+          </w:tcPr>
+          <w:p>
+            <w:pPr>
+              <w:spacing w:after="0"/>
+            </w:pPr>
+            <w:r>
+              <w:rPr>
+                <w:b w:val="false"/>
+                <w:bCs w:val="false"/>
+                <w:sz w:val="19"/>
+                <w:szCs w:val="19"/>
+                <w:rFonts w:ascii="Calibri" w:cs="Calibri" w:eastAsia="Calibri" w:hAnsi="Calibri"/>
+              </w:rPr>
+              <w:t xml:space="preserve">Specified design regime: 50 km/h + 10 s per stop (third scenario)</w:t>
+            </w:r>
+          </w:p>
+        </w:tc>
+        <w:tc>
+          <w:tcPr>
+            <w:tcW w:type="dxa" w:w="2700"/>
+            <w:tcMar>
+              <w:top w:type="dxa" w:w="40"/>
+              <w:left w:type="dxa" w:w="80"/>
+              <w:bottom w:type="dxa" w:w="40"/>
+              <w:right w:type="dxa" w:w="80"/>
+            </w:tcMar>
+          </w:tcPr>
+          <w:p>
+            <w:pPr>
+              <w:spacing w:after="0"/>
+            </w:pPr>
+            <w:r>
+              <w:rPr>
+                <w:b w:val="false"/>
+                <w:bCs w:val="false"/>
+                <w:sz w:val="19"/>
+                <w:szCs w:val="19"/>
+                <w:rFonts w:ascii="Calibri" w:cs="Calibri" w:eastAsia="Calibri" w:hAnsi="Calibri"/>
+              </w:rPr>
+              <w:t xml:space="preserve">26.3 min (42.7 km/h)</w:t>
+            </w:r>
+          </w:p>
+        </w:tc>
+        <w:tc>
+          <w:tcPr>
+            <w:tcW w:type="dxa" w:w="2160"/>
+            <w:tcMar>
+              <w:top w:type="dxa" w:w="40"/>
+              <w:left w:type="dxa" w:w="80"/>
+              <w:bottom w:type="dxa" w:w="40"/>
+              <w:right w:type="dxa" w:w="80"/>
+            </w:tcMar>
+          </w:tcPr>
+          <w:p>
+            <w:pPr>
+              <w:spacing w:after="0"/>
+            </w:pPr>
+            <w:r>
+              <w:rPr>
+                <w:b w:val="false"/>
+                <w:bCs w:val="false"/>
+                <w:sz w:val="19"/>
+                <w:szCs w:val="19"/>
+                <w:rFonts w:ascii="Calibri" w:cs="Calibri" w:eastAsia="Calibri" w:hAnsi="Calibri"/>
+              </w:rPr>
+              <w:t xml:space="preserve">—</w:t>
+            </w:r>
+          </w:p>
+        </w:tc>
+        <w:tc>
+          <w:tcPr>
+            <w:tcW w:type="dxa" w:w="1980"/>
+            <w:tcMar>
+              <w:top w:type="dxa" w:w="40"/>
+              <w:left w:type="dxa" w:w="80"/>
+              <w:bottom w:type="dxa" w:w="40"/>
+              <w:right w:type="dxa" w:w="80"/>
+            </w:tcMar>
+          </w:tcPr>
+          <w:p>
+            <w:pPr>
+              <w:spacing w:after="0"/>
+            </w:pPr>
+            <w:r>
+              <w:rPr>
+                <w:b w:val="false"/>
+                <w:bCs w:val="false"/>
+                <w:sz w:val="19"/>
+                <w:szCs w:val="19"/>
+                <w:rFonts w:ascii="Calibri" w:cs="Calibri" w:eastAsia="Calibri" w:hAnsi="Calibri"/>
+              </w:rPr>
+              <w:t xml:space="preserve">—</w:t>
             </w:r>
           </w:p>
         </w:tc>
@@ -6072,7 +6191,7 @@
       <w:r>
         <w:drawing>
           <wp:inline distT="0" distB="0" distL="0" distR="0">
-            <wp:extent cx="5810250" cy="2457450"/>
+            <wp:extent cx="5810250" cy="2438400"/>
             <wp:effectExtent t="0" r="0" b="0" l="0"/>
             <wp:docPr id="1" name="" descr="" title=""/>
             <wp:cNvGraphicFramePr>
@@ -6097,7 +6216,7 @@
                   <pic:spPr bwMode="auto">
                     <a:xfrm>
                       <a:off x="0" y="0"/>
-                      <a:ext cx="5810250" cy="2457450"/>
+                      <a:ext cx="5810250" cy="2438400"/>
                     </a:xfrm>
                     <a:prstGeom prst="rect">
                       <a:avLst/>
@@ -14531,6 +14650,190 @@
           </w:p>
         </w:tc>
       </w:tr>
+      <w:tr>
+        <w:tc>
+          <w:tcPr>
+            <w:tcW w:type="dxa" w:w="2020"/>
+            <w:tcMar>
+              <w:top w:type="dxa" w:w="40"/>
+              <w:left w:type="dxa" w:w="80"/>
+              <w:bottom w:type="dxa" w:w="40"/>
+              <w:right w:type="dxa" w:w="80"/>
+            </w:tcMar>
+          </w:tcPr>
+          <w:p>
+            <w:pPr>
+              <w:spacing w:after="0"/>
+            </w:pPr>
+            <w:r>
+              <w:rPr>
+                <w:b w:val="false"/>
+                <w:bCs w:val="false"/>
+                <w:sz w:val="17"/>
+                <w:szCs w:val="17"/>
+                <w:rFonts w:ascii="Calibri" w:cs="Calibri" w:eastAsia="Calibri" w:hAnsi="Calibri"/>
+              </w:rPr>
+              <w:t xml:space="preserve">LRT design 50 km/h + 10 s (specified)</w:t>
+            </w:r>
+          </w:p>
+        </w:tc>
+        <w:tc>
+          <w:tcPr>
+            <w:tcW w:type="dxa" w:w="1194"/>
+            <w:tcMar>
+              <w:top w:type="dxa" w:w="40"/>
+              <w:left w:type="dxa" w:w="80"/>
+              <w:bottom w:type="dxa" w:w="40"/>
+              <w:right w:type="dxa" w:w="80"/>
+            </w:tcMar>
+          </w:tcPr>
+          <w:p>
+            <w:pPr>
+              <w:spacing w:after="0"/>
+            </w:pPr>
+            <w:r>
+              <w:rPr>
+                <w:b w:val="false"/>
+                <w:bCs w:val="false"/>
+                <w:sz w:val="17"/>
+                <w:szCs w:val="17"/>
+                <w:rFonts w:ascii="Calibri" w:cs="Calibri" w:eastAsia="Calibri" w:hAnsi="Calibri"/>
+              </w:rPr>
+              <w:t xml:space="preserve">600</w:t>
+            </w:r>
+          </w:p>
+        </w:tc>
+        <w:tc>
+          <w:tcPr>
+            <w:tcW w:type="dxa" w:w="1378"/>
+            <w:tcMar>
+              <w:top w:type="dxa" w:w="40"/>
+              <w:left w:type="dxa" w:w="80"/>
+              <w:bottom w:type="dxa" w:w="40"/>
+              <w:right w:type="dxa" w:w="80"/>
+            </w:tcMar>
+          </w:tcPr>
+          <w:p>
+            <w:pPr>
+              <w:spacing w:after="0"/>
+            </w:pPr>
+            <w:r>
+              <w:rPr>
+                <w:b w:val="false"/>
+                <w:bCs w:val="false"/>
+                <w:sz w:val="17"/>
+                <w:szCs w:val="17"/>
+                <w:rFonts w:ascii="Calibri" w:cs="Calibri" w:eastAsia="Calibri" w:hAnsi="Calibri"/>
+              </w:rPr>
+              <w:t xml:space="preserve">8.0</w:t>
+            </w:r>
+          </w:p>
+        </w:tc>
+        <w:tc>
+          <w:tcPr>
+            <w:tcW w:type="dxa" w:w="918"/>
+            <w:tcMar>
+              <w:top w:type="dxa" w:w="40"/>
+              <w:left w:type="dxa" w:w="80"/>
+              <w:bottom w:type="dxa" w:w="40"/>
+              <w:right w:type="dxa" w:w="80"/>
+            </w:tcMar>
+          </w:tcPr>
+          <w:p>
+            <w:pPr>
+              <w:spacing w:after="0"/>
+            </w:pPr>
+            <w:r>
+              <w:rPr>
+                <w:b w:val="false"/>
+                <w:bCs w:val="false"/>
+                <w:sz w:val="17"/>
+                <w:szCs w:val="17"/>
+                <w:rFonts w:ascii="Calibri" w:cs="Calibri" w:eastAsia="Calibri" w:hAnsi="Calibri"/>
+              </w:rPr>
+              <w:t xml:space="preserve">13.2</w:t>
+            </w:r>
+          </w:p>
+        </w:tc>
+        <w:tc>
+          <w:tcPr>
+            <w:tcW w:type="dxa" w:w="918"/>
+            <w:tcMar>
+              <w:top w:type="dxa" w:w="40"/>
+              <w:left w:type="dxa" w:w="80"/>
+              <w:bottom w:type="dxa" w:w="40"/>
+              <w:right w:type="dxa" w:w="80"/>
+            </w:tcMar>
+          </w:tcPr>
+          <w:p>
+            <w:pPr>
+              <w:spacing w:after="0"/>
+            </w:pPr>
+            <w:r>
+              <w:rPr>
+                <w:b w:val="false"/>
+                <w:bCs w:val="false"/>
+                <w:sz w:val="17"/>
+                <w:szCs w:val="17"/>
+                <w:rFonts w:ascii="Calibri" w:cs="Calibri" w:eastAsia="Calibri" w:hAnsi="Calibri"/>
+              </w:rPr>
+              <w:t xml:space="preserve">2.5</w:t>
+            </w:r>
+          </w:p>
+        </w:tc>
+        <w:tc>
+          <w:tcPr>
+            <w:tcW w:type="dxa" w:w="1102"/>
+            <w:tcMar>
+              <w:top w:type="dxa" w:w="40"/>
+              <w:left w:type="dxa" w:w="80"/>
+              <w:bottom w:type="dxa" w:w="40"/>
+              <w:right w:type="dxa" w:w="80"/>
+            </w:tcMar>
+          </w:tcPr>
+          <w:p>
+            <w:pPr>
+              <w:spacing w:after="0"/>
+            </w:pPr>
+            <w:r>
+              <w:rPr>
+                <w:b w:val="false"/>
+                <w:bCs w:val="false"/>
+                <w:sz w:val="17"/>
+                <w:szCs w:val="17"/>
+                <w:rFonts w:ascii="Calibri" w:cs="Calibri" w:eastAsia="Calibri" w:hAnsi="Calibri"/>
+              </w:rPr>
+              <w:t xml:space="preserve">39.4</w:t>
+            </w:r>
+          </w:p>
+        </w:tc>
+        <w:tc>
+          <w:tcPr>
+            <w:tcW w:type="dxa" w:w="1469"/>
+            <w:tcMar>
+              <w:top w:type="dxa" w:w="40"/>
+              <w:left w:type="dxa" w:w="80"/>
+              <w:bottom w:type="dxa" w:w="40"/>
+              <w:right w:type="dxa" w:w="80"/>
+            </w:tcMar>
+          </w:tcPr>
+          <w:p>
+            <w:pPr>
+              <w:spacing w:after="0"/>
+            </w:pPr>
+            <w:r>
+              <w:rPr>
+                <w:b w:val="false"/>
+                <w:bCs w:val="false"/>
+                <w:sz w:val="17"/>
+                <w:szCs w:val="17"/>
+                <w:rFonts w:ascii="Calibri" w:cs="Calibri" w:eastAsia="Calibri" w:hAnsi="Calibri"/>
+              </w:rPr>
+              <w:t xml:space="preserve">61.1</w:t>
+            </w:r>
+          </w:p>
+        </w:tc>
+      </w:tr>
     </w:tbl>
     <w:p>
       <w:pPr>
@@ -15801,6 +16104,320 @@
           </w:p>
         </w:tc>
       </w:tr>
+      <w:tr>
+        <w:tc>
+          <w:tcPr>
+            <w:tcW w:type="dxa" w:w="3122"/>
+            <w:tcMar>
+              <w:top w:type="dxa" w:w="40"/>
+              <w:left w:type="dxa" w:w="80"/>
+              <w:bottom w:type="dxa" w:w="40"/>
+              <w:right w:type="dxa" w:w="80"/>
+            </w:tcMar>
+          </w:tcPr>
+          <w:p>
+            <w:pPr>
+              <w:spacing w:after="0"/>
+            </w:pPr>
+            <w:r>
+              <w:rPr>
+                <w:b w:val="false"/>
+                <w:bCs w:val="false"/>
+                <w:sz w:val="17"/>
+                <w:szCs w:val="17"/>
+                <w:rFonts w:ascii="Calibri" w:cs="Calibri" w:eastAsia="Calibri" w:hAnsi="Calibri"/>
+              </w:rPr>
+              <w:t xml:space="preserve">Design 50 km/h + 10 s, central</w:t>
+            </w:r>
+          </w:p>
+        </w:tc>
+        <w:tc>
+          <w:tcPr>
+            <w:tcW w:type="dxa" w:w="1469"/>
+            <w:tcMar>
+              <w:top w:type="dxa" w:w="40"/>
+              <w:left w:type="dxa" w:w="80"/>
+              <w:bottom w:type="dxa" w:w="40"/>
+              <w:right w:type="dxa" w:w="80"/>
+            </w:tcMar>
+          </w:tcPr>
+          <w:p>
+            <w:pPr>
+              <w:spacing w:after="0"/>
+            </w:pPr>
+            <w:r>
+              <w:rPr>
+                <w:b w:val="false"/>
+                <w:bCs w:val="false"/>
+                <w:sz w:val="17"/>
+                <w:szCs w:val="17"/>
+                <w:rFonts w:ascii="Calibri" w:cs="Calibri" w:eastAsia="Calibri" w:hAnsi="Calibri"/>
+              </w:rPr>
+              <w:t xml:space="preserve">3,970</w:t>
+            </w:r>
+          </w:p>
+        </w:tc>
+        <w:tc>
+          <w:tcPr>
+            <w:tcW w:type="dxa" w:w="918"/>
+            <w:tcMar>
+              <w:top w:type="dxa" w:w="40"/>
+              <w:left w:type="dxa" w:w="80"/>
+              <w:bottom w:type="dxa" w:w="40"/>
+              <w:right w:type="dxa" w:w="80"/>
+            </w:tcMar>
+          </w:tcPr>
+          <w:p>
+            <w:pPr>
+              <w:spacing w:after="0"/>
+            </w:pPr>
+            <w:r>
+              <w:rPr>
+                <w:b w:val="false"/>
+                <w:bCs w:val="false"/>
+                <w:sz w:val="17"/>
+                <w:szCs w:val="17"/>
+                <w:rFonts w:ascii="Calibri" w:cs="Calibri" w:eastAsia="Calibri" w:hAnsi="Calibri"/>
+              </w:rPr>
+              <w:t xml:space="preserve">3,534</w:t>
+            </w:r>
+          </w:p>
+        </w:tc>
+        <w:tc>
+          <w:tcPr>
+            <w:tcW w:type="dxa" w:w="918"/>
+            <w:tcMar>
+              <w:top w:type="dxa" w:w="40"/>
+              <w:left w:type="dxa" w:w="80"/>
+              <w:bottom w:type="dxa" w:w="40"/>
+              <w:right w:type="dxa" w:w="80"/>
+            </w:tcMar>
+          </w:tcPr>
+          <w:p>
+            <w:pPr>
+              <w:spacing w:after="0"/>
+            </w:pPr>
+            <w:r>
+              <w:rPr>
+                <w:b w:val="false"/>
+                <w:bCs w:val="false"/>
+                <w:sz w:val="17"/>
+                <w:szCs w:val="17"/>
+                <w:rFonts w:ascii="Calibri" w:cs="Calibri" w:eastAsia="Calibri" w:hAnsi="Calibri"/>
+              </w:rPr>
+              <w:t xml:space="preserve">437</w:t>
+            </w:r>
+          </w:p>
+        </w:tc>
+        <w:tc>
+          <w:tcPr>
+            <w:tcW w:type="dxa" w:w="1194"/>
+            <w:tcMar>
+              <w:top w:type="dxa" w:w="40"/>
+              <w:left w:type="dxa" w:w="80"/>
+              <w:bottom w:type="dxa" w:w="40"/>
+              <w:right w:type="dxa" w:w="80"/>
+            </w:tcMar>
+          </w:tcPr>
+          <w:p>
+            <w:pPr>
+              <w:spacing w:after="0"/>
+            </w:pPr>
+            <w:r>
+              <w:rPr>
+                <w:b w:val="false"/>
+                <w:bCs w:val="false"/>
+                <w:sz w:val="17"/>
+                <w:szCs w:val="17"/>
+                <w:rFonts w:ascii="Calibri" w:cs="Calibri" w:eastAsia="Calibri" w:hAnsi="Calibri"/>
+              </w:rPr>
+              <w:t xml:space="preserve">31 %</w:t>
+            </w:r>
+          </w:p>
+        </w:tc>
+        <w:tc>
+          <w:tcPr>
+            <w:tcW w:type="dxa" w:w="1378"/>
+            <w:tcMar>
+              <w:top w:type="dxa" w:w="40"/>
+              <w:left w:type="dxa" w:w="80"/>
+              <w:bottom w:type="dxa" w:w="40"/>
+              <w:right w:type="dxa" w:w="80"/>
+            </w:tcMar>
+          </w:tcPr>
+          <w:p>
+            <w:pPr>
+              <w:spacing w:after="0"/>
+            </w:pPr>
+            <w:r>
+              <w:rPr>
+                <w:b w:val="false"/>
+                <w:bCs w:val="false"/>
+                <w:sz w:val="17"/>
+                <w:szCs w:val="17"/>
+                <w:rFonts w:ascii="Calibri" w:cs="Calibri" w:eastAsia="Calibri" w:hAnsi="Calibri"/>
+              </w:rPr>
+              <w:t xml:space="preserve">40 %</w:t>
+            </w:r>
+          </w:p>
+        </w:tc>
+      </w:tr>
+      <w:tr>
+        <w:tc>
+          <w:tcPr>
+            <w:tcW w:type="dxa" w:w="3122"/>
+            <w:tcMar>
+              <w:top w:type="dxa" w:w="40"/>
+              <w:left w:type="dxa" w:w="80"/>
+              <w:bottom w:type="dxa" w:w="40"/>
+              <w:right w:type="dxa" w:w="80"/>
+            </w:tcMar>
+          </w:tcPr>
+          <w:p>
+            <w:pPr>
+              <w:spacing w:after="0"/>
+            </w:pPr>
+            <w:r>
+              <w:rPr>
+                <w:b w:val="false"/>
+                <w:bCs w:val="false"/>
+                <w:sz w:val="17"/>
+                <w:szCs w:val="17"/>
+                <w:rFonts w:ascii="Calibri" w:cs="Calibri" w:eastAsia="Calibri" w:hAnsi="Calibri"/>
+              </w:rPr>
+              <w:t xml:space="preserve">Design 50 km/h + 10 s, λ 0.02 / 0.05</w:t>
+            </w:r>
+          </w:p>
+        </w:tc>
+        <w:tc>
+          <w:tcPr>
+            <w:tcW w:type="dxa" w:w="1469"/>
+            <w:tcMar>
+              <w:top w:type="dxa" w:w="40"/>
+              <w:left w:type="dxa" w:w="80"/>
+              <w:bottom w:type="dxa" w:w="40"/>
+              <w:right w:type="dxa" w:w="80"/>
+            </w:tcMar>
+          </w:tcPr>
+          <w:p>
+            <w:pPr>
+              <w:spacing w:after="0"/>
+            </w:pPr>
+            <w:r>
+              <w:rPr>
+                <w:b w:val="false"/>
+                <w:bCs w:val="false"/>
+                <w:sz w:val="17"/>
+                <w:szCs w:val="17"/>
+                <w:rFonts w:ascii="Calibri" w:cs="Calibri" w:eastAsia="Calibri" w:hAnsi="Calibri"/>
+              </w:rPr>
+              <w:t xml:space="preserve">5,272 / 3,227</w:t>
+            </w:r>
+          </w:p>
+        </w:tc>
+        <w:tc>
+          <w:tcPr>
+            <w:tcW w:type="dxa" w:w="918"/>
+            <w:tcMar>
+              <w:top w:type="dxa" w:w="40"/>
+              <w:left w:type="dxa" w:w="80"/>
+              <w:bottom w:type="dxa" w:w="40"/>
+              <w:right w:type="dxa" w:w="80"/>
+            </w:tcMar>
+          </w:tcPr>
+          <w:p>
+            <w:pPr>
+              <w:spacing w:after="0"/>
+            </w:pPr>
+            <w:r>
+              <w:rPr>
+                <w:b w:val="false"/>
+                <w:bCs w:val="false"/>
+                <w:sz w:val="17"/>
+                <w:szCs w:val="17"/>
+                <w:rFonts w:ascii="Calibri" w:cs="Calibri" w:eastAsia="Calibri" w:hAnsi="Calibri"/>
+              </w:rPr>
+            </w:r>
+          </w:p>
+        </w:tc>
+        <w:tc>
+          <w:tcPr>
+            <w:tcW w:type="dxa" w:w="918"/>
+            <w:tcMar>
+              <w:top w:type="dxa" w:w="40"/>
+              <w:left w:type="dxa" w:w="80"/>
+              <w:bottom w:type="dxa" w:w="40"/>
+              <w:right w:type="dxa" w:w="80"/>
+            </w:tcMar>
+          </w:tcPr>
+          <w:p>
+            <w:pPr>
+              <w:spacing w:after="0"/>
+            </w:pPr>
+            <w:r>
+              <w:rPr>
+                <w:b w:val="false"/>
+                <w:bCs w:val="false"/>
+                <w:sz w:val="17"/>
+                <w:szCs w:val="17"/>
+                <w:rFonts w:ascii="Calibri" w:cs="Calibri" w:eastAsia="Calibri" w:hAnsi="Calibri"/>
+              </w:rPr>
+            </w:r>
+          </w:p>
+        </w:tc>
+        <w:tc>
+          <w:tcPr>
+            <w:tcW w:type="dxa" w:w="1194"/>
+            <w:tcMar>
+              <w:top w:type="dxa" w:w="40"/>
+              <w:left w:type="dxa" w:w="80"/>
+              <w:bottom w:type="dxa" w:w="40"/>
+              <w:right w:type="dxa" w:w="80"/>
+            </w:tcMar>
+          </w:tcPr>
+          <w:p>
+            <w:pPr>
+              <w:spacing w:after="0"/>
+            </w:pPr>
+            <w:r>
+              <w:rPr>
+                <w:b w:val="false"/>
+                <w:bCs w:val="false"/>
+                <w:sz w:val="17"/>
+                <w:szCs w:val="17"/>
+                <w:rFonts w:ascii="Calibri" w:cs="Calibri" w:eastAsia="Calibri" w:hAnsi="Calibri"/>
+              </w:rPr>
+              <w:t xml:space="preserve">38 % / 26 %</w:t>
+            </w:r>
+          </w:p>
+        </w:tc>
+        <w:tc>
+          <w:tcPr>
+            <w:tcW w:type="dxa" w:w="1378"/>
+            <w:tcMar>
+              <w:top w:type="dxa" w:w="40"/>
+              <w:left w:type="dxa" w:w="80"/>
+              <w:bottom w:type="dxa" w:w="40"/>
+              <w:right w:type="dxa" w:w="80"/>
+            </w:tcMar>
+          </w:tcPr>
+          <w:p>
+            <w:pPr>
+              <w:spacing w:after="0"/>
+            </w:pPr>
+            <w:r>
+              <w:rPr>
+                <w:b w:val="false"/>
+                <w:bCs w:val="false"/>
+                <w:sz w:val="17"/>
+                <w:szCs w:val="17"/>
+                <w:rFonts w:ascii="Calibri" w:cs="Calibri" w:eastAsia="Calibri" w:hAnsi="Calibri"/>
+              </w:rPr>
+              <w:t xml:space="preserve">45 % / 35 %</w:t>
+            </w:r>
+          </w:p>
+        </w:tc>
+      </w:tr>
     </w:tbl>
     <w:p>
       <w:pPr>
@@ -15812,7 +16429,7 @@
           <w:szCs w:val="22"/>
           <w:rFonts w:ascii="Calibri" w:cs="Calibri" w:eastAsia="Calibri" w:hAnsi="Calibri"/>
         </w:rPr>
-        <w:t xml:space="preserve">Two of the three assumptions each add about a fifth to the central figure: without the premium the underground line takes 2,658 trips, some 400 of which the free Metronit transfer brings in from the Krayot; with a ten-minute premium 4,122. The range across the cost sensitivity, 2,357 to 4,855, is wider than the difference between the two alignments. The trips board mostly at the two Krayot-facing ends — Hamifrats 995 and Namal-Giborim 747, where the Metronit feeders arrive — then Hecht-Shprintzak 391 and Bat Galim 353; the largest single flows run to the Matam employment end from Bat Galim (122), Hecht-Shprintzak (116) and Tirat Carmel (104), then Nazareth to the Lower City (75) by feeder bus.</w:t>
+        <w:t xml:space="preserve">Two of the three assumptions each add about a fifth to the central figure: without the premium the underground line takes 2,658 trips, some 400 of which the free Metronit transfer brings in from the Krayot; with a ten-minute premium 4,122. The range across the cost sensitivity, 2,357 to 4,855, is wider than the difference between the two alignments. In the specified design regime the line draws 3,970 trips, a fifth more than underground — what the ceiling of the alignment is worth, and less than the range across λ. The trips board mostly at the two Krayot-facing ends — Hamifrats 995 and Namal-Giborim 747, where the Metronit feeders arrive — then Hecht-Shprintzak 391 and Bat Galim 353; the largest single flows run to the Matam employment end from Bat Galim (122), Hecht-Shprintzak (116) and Tirat Carmel (104), then Nazareth to the Lower City (75) by feeder bus.</w:t>
       </w:r>
     </w:p>
     <w:p>
@@ -15913,7 +16530,7 @@
           <w:szCs w:val="22"/>
           <w:rFonts w:ascii="Calibri" w:cs="Calibri" w:eastAsia="Calibri" w:hAnsi="Calibri"/>
         </w:rPr>
-        <w:t xml:space="preserve">With the zonal forecast files pulled, the four demographic-reference sets of the forecast step (BU and HS, 2040 and 2050) were produced at TAZ level and aggregated to the 25 areas: transit trips between the areas grow from 11,664 to 14,836 and 16,369 under BU and to 16,076 and 18,291 under HS, car trips a little faster, so the no-build transit share stays at 0.16–0.17 by construction. The capture applied to them, with the skims held at today’s conditions, gives 4,114 and 4,498 LRT trips underground under BU and 4,520 and 5,354 under HS (ground level 3,105 / 3,386 and 3,430 / 4,047): the capture rate is the same as in 2022 — 28 to 29 % of the transit trips underground — because nothing in the skims changes with the year; what changes is the market and where it grows. BU grows Tirat Carmel and the Krayot branch, HS the Carmel coast (Matam, Hof Carmel, Bat Galim) and the western Krayot, and the boardings follow: Hamifrats stays the largest station area in every scenario (995 today, 1,717 by HS 2050), Tirat Carmel more than doubles under BU, Bat Galim and Matam under HS. The busiest trunk link, Namal-Giborim to Hamifrats towards the Krayot, goes from 995 trips in the three hours today to 1,367 (BU 2050) and 1,717 (HS 2050) — about 1,000 in the peak hour by HS 2050.</w:t>
+        <w:t xml:space="preserve">With the zonal forecast files pulled, the four demographic-reference sets of the forecast step (BU and HS, 2040 and 2050) were produced at TAZ level and aggregated to the 25 areas: transit trips between the areas grow from 11,664 to 14,836 and 16,369 under BU and to 16,076 and 18,291 under HS, car trips a little faster, so the no-build transit share stays at 0.16–0.17 by construction. The capture applied to them, with the skims held at today’s conditions, gives 4,114 and 4,498 LRT trips underground under BU and 4,520 and 5,354 under HS (ground level 3,105 / 3,386 and 3,430 / 4,047): the capture rate is the same as in 2022 — 28 to 29 % of the transit trips underground — because nothing in the skims changes with the year; what changes is the market and where it grows. BU grows Tirat Carmel and the Krayot branch, HS the Carmel coast (Matam, Hof Carmel, Bat Galim) and the western Krayot, and the boardings follow: Hamifrats stays the largest station area in every scenario (995 today, 1,717 by HS 2050), Tirat Carmel more than doubles under BU, Bat Galim and Matam under HS. The busiest trunk link, Namal-Giborim to Hamifrats towards the Krayot, goes from 995 trips in the three hours today to 1,367 (BU 2050) and 1,717 (HS 2050) — about 1,000 in the peak hour by HS 2050; in the design regime 6,432 trips by HS 2050 and 2,104 on that link, about 1,250 in the peak hour.</w:t>
       </w:r>
     </w:p>
     <w:p>
@@ -16625,7 +17242,7 @@
                 <w:szCs w:val="16"/>
                 <w:rFonts w:ascii="Calibri" w:cs="Calibri" w:eastAsia="Calibri" w:hAnsi="Calibri"/>
               </w:rPr>
-              <w:t xml:space="preserve">lrt_v2/lrt_station_times_{all_underground, all_ground}.csv (+ …_section_form, …_nominal500m_form)</w:t>
+              <w:t xml:space="preserve">lrt_v2/lrt_station_times_{all_underground, all_ground, design_50kmh}.csv (+ …_section_form, …_nominal500m_form)</w:t>
             </w:r>
           </w:p>
         </w:tc>

--- a/reports/V2_Corridor_LRT_Times_and_GC_Inputs_Report.docx
+++ b/reports/V2_Corridor_LRT_Times_and_GC_Inputs_Report.docx
@@ -43,7 +43,7 @@
           <w:szCs w:val="26"/>
           <w:rFonts w:ascii="Calibri" w:cs="Calibri" w:eastAsia="Calibri" w:hAnsi="Calibri"/>
         </w:rPr>
-        <w:t xml:space="preserve">Findings, and what the matrices can and cannot be used for — revision 1.3</w:t>
+        <w:t>Findings, and what the matrices can and cannot be used for — revision 1.4</w:t>
       </w:r>
     </w:p>
     <w:p>
@@ -67,6 +67,9 @@
           <w:rFonts w:ascii="Calibri" w:cs="Calibri" w:eastAsia="Calibri" w:hAnsi="Calibri"/>
         </w:rPr>
         <w:t xml:space="preserve">22 September 2026. Companion to the Survey Matrices report (revision 2.1, 21 September 2026), which remains the account of how the 2022 base was built and tested; this report covers the work done on the new inputs delivered on 22 September and states the usability of every matrix product now in the repository. Revision 1.1 (same day) corrects the LRT travel times — the calibration report’s 500 m section assumption was checked against the Red Line’s own timetable and found to halve the underground speed — and adds the bus level of service per TAZ from the national GTFS, the Metronit tagging, and the check of the bus timetable against what surveyed bus users report. Revision 1.2 adds the observed bus running times: every timetable trip routed over the measured May 2026 bus link speeds. Revision 1.3 (same day) records three decisions of the study team — money out of the comparison (a flat, integrated fare with a daily cap), the LRT valued as a premium mode (five generalized minutes), and free LRT–Metronit transfers — and adds the complete skim set per mode, the first flow comparison, and — with the zonal forecast files now pulled and the four 2040 / 2050 sets produced — the same capture on the forecast matrices (Part E).</w:t>
+      </w:r>
+      <w:r>
+        <w:t xml:space="preserve"> Revision 1.4 (23 September 2026) adds the revision note below: the mode-code correction, the person-level estimate of the cost sensitivity, and the rebuild of the bus calibration on RavKav’s own alightings; the body of the report reads at the 22 September state.</w:t>
       </w:r>
     </w:p>
     <w:p>
@@ -115,6 +118,636 @@
         <w:t xml:space="preserve">Output/corridor_v2/, Output/lrt_v2/, Output/gtfs/, Output/gc/, Output/skims/, Output/figures/.</w:t>
       </w:r>
     </w:p>
+    <w:p>
+      <w:pPr>
+        <w:spacing w:after="240" w:before="0"/>
+      </w:pPr>
+      <w:r>
+        <w:rPr>
+          <w:b/>
+        </w:rPr>
+        <w:t>What changed in revision 1.4.</w:t>
+      </w:r>
+      <w:r>
+        <w:t xml:space="preserve"> Three things changed on 23 September 2026 and every product this report draws on was rebuilt; the body of the report still reads at the 22 September state, and this note carries the current values. (1) The survey’s mode codes 4 (group taxi) and 5 (Matronit) were swapped in the chain, so the Metronit riders had been left out of the transit nest of the capture model of Part E; corrected. (2) The cost sensitivity λ, which section 7.2 could not identify from the 2022 cross-section, was estimated from the survey’s person records with car availability held constant: 0.035 per generalized minute (0.002–0.068), supporting the assumed 0.03; for licence holders in car-owning households it is not identified (0.008 ± 0.017). (3) New 2025 smart-card data and a rerun of the matrix tests showed that the ticketing matrix the bus calibration had used — RavKav volumes spread on the on-board survey’s alighting pattern — shares no destination structure with the survey, while the raw RavKav journeys on their own alightings match it as well as the survey matches itself; the calibration was rebuilt on the latter. The survey-versus-ticketing disagreement of section 3.4 (down direction, Nazareth branch) was the on-board pattern and is gone; the corridor transit market grew with the Metronit riders; the LRT capture rate did not change. Full account: METHODOLOGY.md §0 (“Rerun”, “Rebuild”), §6ae, §6af, §6ag, §6z, §6ac–§6ad, and docs/PLAIN_ENGLISH_METHODOLOGY.md Part 5.</w:t>
+      </w:r>
+    </w:p>
+    <w:tbl>
+      <w:tblPr>
+        <w:tblW w:type="auto" w:w="0"/>
+        <w:tblLook w:firstColumn="1" w:firstRow="1" w:lastColumn="0" w:lastRow="0" w:noHBand="0" w:noVBand="1" w:val="04A0"/>
+      </w:tblPr>
+      <w:tblGrid>
+        <w:gridCol w:w="2256"/>
+        <w:gridCol w:w="2256"/>
+        <w:gridCol w:w="2256"/>
+        <w:gridCol w:w="2256"/>
+      </w:tblGrid>
+      <w:tr>
+        <w:tc>
+          <w:tcPr>
+            <w:tcW w:type="dxa" w:w="2256"/>
+          </w:tcPr>
+          <w:p>
+            <w:r/>
+            <w:r>
+              <w:rPr>
+                <w:b/>
+              </w:rPr>
+              <w:t>Quantity</w:t>
+            </w:r>
+          </w:p>
+        </w:tc>
+        <w:tc>
+          <w:tcPr>
+            <w:tcW w:type="dxa" w:w="2256"/>
+          </w:tcPr>
+          <w:p>
+            <w:r/>
+            <w:r>
+              <w:rPr>
+                <w:b/>
+              </w:rPr>
+              <w:t>Revision 1.3 (22 Sep)</w:t>
+            </w:r>
+          </w:p>
+        </w:tc>
+        <w:tc>
+          <w:tcPr>
+            <w:tcW w:type="dxa" w:w="2256"/>
+          </w:tcPr>
+          <w:p>
+            <w:r/>
+            <w:r>
+              <w:rPr>
+                <w:b/>
+              </w:rPr>
+              <w:t>Corrected codes, on-board prior (23 Sep, morning)</w:t>
+            </w:r>
+          </w:p>
+        </w:tc>
+        <w:tc>
+          <w:tcPr>
+            <w:tcW w:type="dxa" w:w="2256"/>
+          </w:tcPr>
+          <w:p>
+            <w:r/>
+            <w:r>
+              <w:rPr>
+                <w:b/>
+              </w:rPr>
+              <w:t>Revision 1.4: corrected codes, RavKav’s own alightings (23 Sep)</w:t>
+            </w:r>
+          </w:p>
+        </w:tc>
+      </w:tr>
+      <w:tr>
+        <w:tc>
+          <w:tcPr>
+            <w:tcW w:type="dxa" w:w="2256"/>
+          </w:tcPr>
+          <w:p>
+            <w:r>
+              <w:t>Trips with both ends in the 25 V2 areas: car / bus / taxi-type / rail</w:t>
+            </w:r>
+          </w:p>
+        </w:tc>
+        <w:tc>
+          <w:tcPr>
+            <w:tcW w:type="dxa" w:w="2256"/>
+          </w:tcPr>
+          <w:p>
+            <w:r>
+              <w:t>156,944 / 18,788 / 8,323 / 51</w:t>
+            </w:r>
+          </w:p>
+        </w:tc>
+        <w:tc>
+          <w:tcPr>
+            <w:tcW w:type="dxa" w:w="2256"/>
+          </w:tcPr>
+          <w:p>
+            <w:r>
+              <w:t>156,944 / 20,902 / 2,170 / 51</w:t>
+            </w:r>
+          </w:p>
+        </w:tc>
+        <w:tc>
+          <w:tcPr>
+            <w:tcW w:type="dxa" w:w="2256"/>
+          </w:tcPr>
+          <w:p>
+            <w:r>
+              <w:t>156,944 / 22,735 / 2,170 / 51</w:t>
+            </w:r>
+          </w:p>
+        </w:tc>
+      </w:tr>
+      <w:tr>
+        <w:tc>
+          <w:tcPr>
+            <w:tcW w:type="dxa" w:w="2256"/>
+          </w:tcPr>
+          <w:p>
+            <w:r>
+              <w:t>Corridor-internal market, off-diagonal: car / transit / taxi</w:t>
+            </w:r>
+          </w:p>
+        </w:tc>
+        <w:tc>
+          <w:tcPr>
+            <w:tcW w:type="dxa" w:w="2256"/>
+          </w:tcPr>
+          <w:p>
+            <w:r>
+              <w:t>56,445 / 11,664 / 6,982</w:t>
+            </w:r>
+          </w:p>
+        </w:tc>
+        <w:tc>
+          <w:tcPr>
+            <w:tcW w:type="dxa" w:w="2256"/>
+          </w:tcPr>
+          <w:p>
+            <w:r>
+              <w:t>56,445 / 13,778 / 720</w:t>
+            </w:r>
+          </w:p>
+        </w:tc>
+        <w:tc>
+          <w:tcPr>
+            <w:tcW w:type="dxa" w:w="2256"/>
+          </w:tcPr>
+          <w:p>
+            <w:r>
+              <w:t>56,445 / 14,133 / 720</w:t>
+            </w:r>
+          </w:p>
+        </w:tc>
+      </w:tr>
+      <w:tr>
+        <w:tc>
+          <w:tcPr>
+            <w:tcW w:type="dxa" w:w="2256"/>
+          </w:tcPr>
+          <w:p>
+            <w:r>
+              <w:t>Survey ÷ ticketing, Haifa segment, up: T1 / T2 / T3 / network</w:t>
+            </w:r>
+          </w:p>
+        </w:tc>
+        <w:tc>
+          <w:tcPr>
+            <w:tcW w:type="dxa" w:w="2256"/>
+          </w:tcPr>
+          <w:p>
+            <w:r>
+              <w:t>0.78–0.83</w:t>
+            </w:r>
+          </w:p>
+        </w:tc>
+        <w:tc>
+          <w:tcPr>
+            <w:tcW w:type="dxa" w:w="2256"/>
+          </w:tcPr>
+          <w:p>
+            <w:r>
+              <w:t>0.97–1.06 / 1.07</w:t>
+            </w:r>
+          </w:p>
+        </w:tc>
+        <w:tc>
+          <w:tcPr>
+            <w:tcW w:type="dxa" w:w="2256"/>
+          </w:tcPr>
+          <w:p>
+            <w:r>
+              <w:t>1.01–1.02 / 1.04</w:t>
+            </w:r>
+          </w:p>
+        </w:tc>
+      </w:tr>
+      <w:tr>
+        <w:tc>
+          <w:tcPr>
+            <w:tcW w:type="dxa" w:w="2256"/>
+          </w:tcPr>
+          <w:p>
+            <w:r>
+              <w:t>Survey ÷ ticketing, Haifa segment, down: T1 / T2 / T3 / network</w:t>
+            </w:r>
+          </w:p>
+        </w:tc>
+        <w:tc>
+          <w:tcPr>
+            <w:tcW w:type="dxa" w:w="2256"/>
+          </w:tcPr>
+          <w:p>
+            <w:r>
+              <w:t>0.66 / 0.92 / — / —</w:t>
+            </w:r>
+          </w:p>
+        </w:tc>
+        <w:tc>
+          <w:tcPr>
+            <w:tcW w:type="dxa" w:w="2256"/>
+          </w:tcPr>
+          <w:p>
+            <w:r>
+              <w:t>0.51 / 0.92 / 0.58 / 0.62</w:t>
+            </w:r>
+          </w:p>
+        </w:tc>
+        <w:tc>
+          <w:tcPr>
+            <w:tcW w:type="dxa" w:w="2256"/>
+          </w:tcPr>
+          <w:p>
+            <w:r>
+              <w:t>1.04 / 1.12 / 0.86 / 0.98</w:t>
+            </w:r>
+          </w:p>
+        </w:tc>
+      </w:tr>
+      <w:tr>
+        <w:tc>
+          <w:tcPr>
+            <w:tcW w:type="dxa" w:w="2256"/>
+          </w:tcPr>
+          <w:p>
+            <w:r>
+              <w:t>Nazareth as origin: survey vs ticketed corridor-bound transit trips</w:t>
+            </w:r>
+          </w:p>
+        </w:tc>
+        <w:tc>
+          <w:tcPr>
+            <w:tcW w:type="dxa" w:w="2256"/>
+          </w:tcPr>
+          <w:p>
+            <w:r>
+              <w:t>—</w:t>
+            </w:r>
+          </w:p>
+        </w:tc>
+        <w:tc>
+          <w:tcPr>
+            <w:tcW w:type="dxa" w:w="2256"/>
+          </w:tcPr>
+          <w:p>
+            <w:r>
+              <w:t>962 vs 2,402</w:t>
+            </w:r>
+          </w:p>
+        </w:tc>
+        <w:tc>
+          <w:tcPr>
+            <w:tcW w:type="dxa" w:w="2256"/>
+          </w:tcPr>
+          <w:p>
+            <w:r>
+              <w:t>517 vs 185 (the two alighting inferences bracket the survey)</w:t>
+            </w:r>
+          </w:p>
+        </w:tc>
+      </w:tr>
+      <w:tr>
+        <w:tc>
+          <w:tcPr>
+            <w:tcW w:type="dxa" w:w="2256"/>
+          </w:tcPr>
+          <w:p>
+            <w:r>
+              <w:t>Tree network, Bazan-Hutsot → Tsomet Kiryat Ata towards Haifa: all layers / transit, 3 h</w:t>
+            </w:r>
+          </w:p>
+        </w:tc>
+        <w:tc>
+          <w:tcPr>
+            <w:tcW w:type="dxa" w:w="2256"/>
+          </w:tcPr>
+          <w:p>
+            <w:r>
+              <w:t>16,231 / 2,898</w:t>
+            </w:r>
+          </w:p>
+        </w:tc>
+        <w:tc>
+          <w:tcPr>
+            <w:tcW w:type="dxa" w:w="2256"/>
+          </w:tcPr>
+          <w:p>
+            <w:r>
+              <w:t>15,628 / 3,886</w:t>
+            </w:r>
+          </w:p>
+        </w:tc>
+        <w:tc>
+          <w:tcPr>
+            <w:tcW w:type="dxa" w:w="2256"/>
+          </w:tcPr>
+          <w:p>
+            <w:r>
+              <w:t>16,161 / 4,420</w:t>
+            </w:r>
+          </w:p>
+        </w:tc>
+      </w:tr>
+      <w:tr>
+        <w:tc>
+          <w:tcPr>
+            <w:tcW w:type="dxa" w:w="2256"/>
+          </w:tcPr>
+          <w:p>
+            <w:r>
+              <w:t>Bus peak-hour factor on the V2 network, up / down</w:t>
+            </w:r>
+          </w:p>
+        </w:tc>
+        <w:tc>
+          <w:tcPr>
+            <w:tcW w:type="dxa" w:w="2256"/>
+          </w:tcPr>
+          <w:p>
+            <w:r>
+              <w:t>0.590 (study area)</w:t>
+            </w:r>
+          </w:p>
+        </w:tc>
+        <w:tc>
+          <w:tcPr>
+            <w:tcW w:type="dxa" w:w="2256"/>
+          </w:tcPr>
+          <w:p>
+            <w:r>
+              <w:t>0.549 / 0.457</w:t>
+            </w:r>
+          </w:p>
+        </w:tc>
+        <w:tc>
+          <w:tcPr>
+            <w:tcW w:type="dxa" w:w="2256"/>
+          </w:tcPr>
+          <w:p>
+            <w:r>
+              <w:t>0.549 / 0.457</w:t>
+            </w:r>
+          </w:p>
+        </w:tc>
+      </w:tr>
+      <w:tr>
+        <w:tc>
+          <w:tcPr>
+            <w:tcW w:type="dxa" w:w="2256"/>
+          </w:tcPr>
+          <w:p>
+            <w:r>
+              <w:t>Cost sensitivity λ</w:t>
+            </w:r>
+          </w:p>
+        </w:tc>
+        <w:tc>
+          <w:tcPr>
+            <w:tcW w:type="dxa" w:w="2256"/>
+          </w:tcPr>
+          <w:p>
+            <w:r>
+              <w:t>assumed 0.03</w:t>
+            </w:r>
+          </w:p>
+        </w:tc>
+        <w:tc>
+          <w:tcPr>
+            <w:tcW w:type="dxa" w:w="2256"/>
+          </w:tcPr>
+          <w:p>
+            <w:r>
+              <w:t>assumed 0.03; person-level 0.035 (0.002–0.068)</w:t>
+            </w:r>
+          </w:p>
+        </w:tc>
+        <w:tc>
+          <w:tcPr>
+            <w:tcW w:type="dxa" w:w="2256"/>
+          </w:tcPr>
+          <w:p>
+            <w:r>
+              <w:t>same</w:t>
+            </w:r>
+          </w:p>
+        </w:tc>
+      </w:tr>
+      <w:tr>
+        <w:tc>
+          <w:tcPr>
+            <w:tcW w:type="dxa" w:w="2256"/>
+          </w:tcPr>
+          <w:p>
+            <w:r>
+              <w:t>LRT trips 06:00–09:00, central case: underground / ground / design regime</w:t>
+            </w:r>
+          </w:p>
+        </w:tc>
+        <w:tc>
+          <w:tcPr>
+            <w:tcW w:type="dxa" w:w="2256"/>
+          </w:tcPr>
+          <w:p>
+            <w:r>
+              <w:t>3,332 / 2,544 / 3,970</w:t>
+            </w:r>
+          </w:p>
+        </w:tc>
+        <w:tc>
+          <w:tcPr>
+            <w:tcW w:type="dxa" w:w="2256"/>
+          </w:tcPr>
+          <w:p>
+            <w:r>
+              <w:t>4,114 / 3,201 / 4,814</w:t>
+            </w:r>
+          </w:p>
+        </w:tc>
+        <w:tc>
+          <w:tcPr>
+            <w:tcW w:type="dxa" w:w="2256"/>
+          </w:tcPr>
+          <w:p>
+            <w:r>
+              <w:t>4,250 / 3,207 / 5,095</w:t>
+            </w:r>
+          </w:p>
+        </w:tc>
+      </w:tr>
+      <w:tr>
+        <w:tc>
+          <w:tcPr>
+            <w:tcW w:type="dxa" w:w="2256"/>
+          </w:tcPr>
+          <w:p>
+            <w:r>
+              <w:t>λ range, underground</w:t>
+            </w:r>
+          </w:p>
+        </w:tc>
+        <w:tc>
+          <w:tcPr>
+            <w:tcW w:type="dxa" w:w="2256"/>
+          </w:tcPr>
+          <w:p>
+            <w:r>
+              <w:t>2,401–4,903</w:t>
+            </w:r>
+          </w:p>
+        </w:tc>
+        <w:tc>
+          <w:tcPr>
+            <w:tcW w:type="dxa" w:w="2256"/>
+          </w:tcPr>
+          <w:p>
+            <w:r>
+              <w:t>3,083–5,812</w:t>
+            </w:r>
+          </w:p>
+        </w:tc>
+        <w:tc>
+          <w:tcPr>
+            <w:tcW w:type="dxa" w:w="2256"/>
+          </w:tcPr>
+          <w:p>
+            <w:r>
+              <w:t>3,161–6,028</w:t>
+            </w:r>
+          </w:p>
+        </w:tc>
+      </w:tr>
+      <w:tr>
+        <w:tc>
+          <w:tcPr>
+            <w:tcW w:type="dxa" w:w="2256"/>
+          </w:tcPr>
+          <w:p>
+            <w:r>
+              <w:t>LRT share of no-build transit, underground</w:t>
+            </w:r>
+          </w:p>
+        </w:tc>
+        <w:tc>
+          <w:tcPr>
+            <w:tcW w:type="dxa" w:w="2256"/>
+          </w:tcPr>
+          <w:p>
+            <w:r>
+              <w:t>0.265</w:t>
+            </w:r>
+          </w:p>
+        </w:tc>
+        <w:tc>
+          <w:tcPr>
+            <w:tcW w:type="dxa" w:w="2256"/>
+          </w:tcPr>
+          <w:p>
+            <w:r>
+              <w:t>0.277</w:t>
+            </w:r>
+          </w:p>
+        </w:tc>
+        <w:tc>
+          <w:tcPr>
+            <w:tcW w:type="dxa" w:w="2256"/>
+          </w:tcPr>
+          <w:p>
+            <w:r>
+              <w:t>0.277</w:t>
+            </w:r>
+          </w:p>
+        </w:tc>
+      </w:tr>
+      <w:tr>
+        <w:tc>
+          <w:tcPr>
+            <w:tcW w:type="dxa" w:w="2256"/>
+          </w:tcPr>
+          <w:p>
+            <w:r>
+              <w:t>Busiest LRT trunk link (Namal-Giborim → Hamifrats down), 3 h / peak hour</w:t>
+            </w:r>
+          </w:p>
+        </w:tc>
+        <w:tc>
+          <w:tcPr>
+            <w:tcW w:type="dxa" w:w="2256"/>
+          </w:tcPr>
+          <w:p>
+            <w:r>
+              <w:t>995 / 588</w:t>
+            </w:r>
+          </w:p>
+        </w:tc>
+        <w:tc>
+          <w:tcPr>
+            <w:tcW w:type="dxa" w:w="2256"/>
+          </w:tcPr>
+          <w:p>
+            <w:r>
+              <w:t>1,452 / 663</w:t>
+            </w:r>
+          </w:p>
+        </w:tc>
+        <w:tc>
+          <w:tcPr>
+            <w:tcW w:type="dxa" w:w="2256"/>
+          </w:tcPr>
+          <w:p>
+            <w:r>
+              <w:t>1,671 / 764</w:t>
+            </w:r>
+          </w:p>
+        </w:tc>
+      </w:tr>
+      <w:tr>
+        <w:tc>
+          <w:tcPr>
+            <w:tcW w:type="dxa" w:w="2256"/>
+          </w:tcPr>
+          <w:p>
+            <w:r>
+              <w:t>LRT trips 2040 / 2050, underground: BU 2040 / BU 2050 / HS 2040 / HS 2050</w:t>
+            </w:r>
+          </w:p>
+        </w:tc>
+        <w:tc>
+          <w:tcPr>
+            <w:tcW w:type="dxa" w:w="2256"/>
+          </w:tcPr>
+          <w:p>
+            <w:r>
+              <w:t>4,114 / 4,498 / 4,520 / 5,354</w:t>
+            </w:r>
+          </w:p>
+        </w:tc>
+        <w:tc>
+          <w:tcPr>
+            <w:tcW w:type="dxa" w:w="2256"/>
+          </w:tcPr>
+          <w:p>
+            <w:r>
+              <w:t>5,329 / 5,962 / 5,335 / 6,245</w:t>
+            </w:r>
+          </w:p>
+        </w:tc>
+        <w:tc>
+          <w:tcPr>
+            <w:tcW w:type="dxa" w:w="2256"/>
+          </w:tcPr>
+          <w:p>
+            <w:r>
+              <w:t>5,390 / 6,094 / 5,598 / 6,516</w:t>
+            </w:r>
+          </w:p>
+        </w:tc>
+      </w:tr>
+    </w:tbl>
     <w:p>
       <w:pPr>
         <w:pStyle w:val="Heading1"/>
